--- a/docs/Отчет_производственная_практика_2.docx
+++ b/docs/Отчет_производственная_практика_2.docx
@@ -4,7 +4,7 @@
   <w:body>
     <w:p>
       <w:pPr>
-        <w:jc w:val="both"/>
+        <w:jc w:val="center"/>
         <w:rPr>
           <w:b/>
           <w:bCs/>
@@ -2095,17 +2095,20 @@
         <w:spacing w:before="0" w:after="0"/>
         <w:rPr>
           <w:rFonts w:eastAsia="Times New Roman"/>
+          <w:szCs w:val="28"/>
         </w:rPr>
       </w:pPr>
       <w:r>
         <w:rPr>
           <w:rFonts w:eastAsia="Times New Roman"/>
+          <w:szCs w:val="28"/>
         </w:rPr>
         <w:br w:type="page"/>
       </w:r>
       <w:r>
         <w:rPr>
           <w:rFonts w:eastAsia="Times New Roman"/>
+          <w:szCs w:val="28"/>
         </w:rPr>
         <w:lastRenderedPageBreak/>
         <w:t>ВВЕДЕНИЕ</w:t>
@@ -2115,6 +2118,8 @@
       <w:pPr>
         <w:rPr>
           <w:rFonts w:eastAsia="Times New Roman"/>
+          <w:sz w:val="28"/>
+          <w:szCs w:val="28"/>
         </w:rPr>
       </w:pPr>
     </w:p>
@@ -2134,23 +2139,7 @@
           <w:sz w:val="28"/>
           <w:szCs w:val="28"/>
         </w:rPr>
-        <w:t xml:space="preserve">Для компаний, работающих в сфере информационно-технологических услуг, качество учета клиентских обращений напрямую определяет качество обслуживания и конкурентоспособность бизнеса. Базой производственной практики является ТОО «Фирма ГЕМ СК» (г. Петропавловск) </w:t>
-      </w:r>
-      <w:r>
-        <w:rPr>
-          <w:rFonts w:eastAsia="Times New Roman"/>
-          <w:sz w:val="28"/>
-          <w:szCs w:val="28"/>
-        </w:rPr>
-        <w:t>-</w:t>
-      </w:r>
-      <w:r>
-        <w:rPr>
-          <w:rFonts w:eastAsia="Times New Roman"/>
-          <w:sz w:val="28"/>
-          <w:szCs w:val="28"/>
-        </w:rPr>
-        <w:t xml:space="preserve"> официальный партнер-франчайзи фирмы «1С», специализирующийся на автоматизации и комплексном сопровождении программных продуктов «1</w:t>
+        <w:t>Для компаний, работающих в сфере информационно-технологических услуг, качество учета клиентских обращений напрямую определяет качество обслуживания и конкурентоспособность бизнеса. Базой производственной практики является ТОО «Фирма ГЕМ СК» (г. Петропавловск) - официальный партнер-франчайзи фирмы «1С», специализирующийся на автоматизации и комплексном сопровождении программных продуктов «1</w:t>
       </w:r>
       <w:proofErr w:type="gramStart"/>
       <w:r>
@@ -2206,39 +2195,7 @@
           <w:sz w:val="28"/>
           <w:szCs w:val="28"/>
         </w:rPr>
-        <w:t xml:space="preserve">Объект исследования </w:t>
-      </w:r>
-      <w:r>
-        <w:rPr>
-          <w:rFonts w:eastAsia="Times New Roman"/>
-          <w:sz w:val="28"/>
-          <w:szCs w:val="28"/>
-        </w:rPr>
-        <w:t>-</w:t>
-      </w:r>
-      <w:r>
-        <w:rPr>
-          <w:rFonts w:eastAsia="Times New Roman"/>
-          <w:sz w:val="28"/>
-          <w:szCs w:val="28"/>
-        </w:rPr>
-        <w:t xml:space="preserve"> деятельность ТОО «Фирма ГЕМ СК» по сопровождению клиентов; предмет </w:t>
-      </w:r>
-      <w:r>
-        <w:rPr>
-          <w:rFonts w:eastAsia="Times New Roman"/>
-          <w:sz w:val="28"/>
-          <w:szCs w:val="28"/>
-        </w:rPr>
-        <w:t>-</w:t>
-      </w:r>
-      <w:r>
-        <w:rPr>
-          <w:rFonts w:eastAsia="Times New Roman"/>
-          <w:sz w:val="28"/>
-          <w:szCs w:val="28"/>
-        </w:rPr>
-        <w:t xml:space="preserve"> процессы учета клиентских обращений и их информационное обеспечение. Макет реализован на современном стеке: </w:t>
+        <w:t xml:space="preserve">Объект исследования - деятельность ТОО «Фирма ГЕМ СК» по сопровождению клиентов; предмет - процессы учета клиентских обращений и их информационное обеспечение. Макет реализован на современном стеке: </w:t>
       </w:r>
       <w:proofErr w:type="spellStart"/>
       <w:r>
@@ -2333,12 +2290,14 @@
         <w:jc w:val="both"/>
         <w:rPr>
           <w:rFonts w:eastAsia="Times New Roman"/>
+          <w:szCs w:val="28"/>
         </w:rPr>
       </w:pPr>
       <w:bookmarkStart w:id="0" w:name="_Toc232089386"/>
       <w:r>
         <w:rPr>
           <w:rFonts w:eastAsia="Times New Roman"/>
+          <w:szCs w:val="28"/>
         </w:rPr>
         <w:t>1 Аналитическая часть</w:t>
       </w:r>
@@ -2347,6 +2306,8 @@
       <w:pPr>
         <w:rPr>
           <w:rFonts w:eastAsia="Times New Roman"/>
+          <w:sz w:val="28"/>
+          <w:szCs w:val="28"/>
         </w:rPr>
       </w:pPr>
     </w:p>
@@ -2358,11 +2319,13 @@
         <w:jc w:val="both"/>
         <w:rPr>
           <w:rFonts w:eastAsia="Times New Roman"/>
+          <w:szCs w:val="28"/>
         </w:rPr>
       </w:pPr>
       <w:r>
         <w:rPr>
           <w:rFonts w:eastAsia="Times New Roman"/>
+          <w:szCs w:val="28"/>
         </w:rPr>
         <w:t>1.1 Технико-экономическая характеристика предметной области</w:t>
       </w:r>
@@ -2479,7 +2442,7 @@
           <w:sz w:val="28"/>
           <w:szCs w:val="28"/>
         </w:rPr>
-        <w:t xml:space="preserve">На предприятии решаются следующие задачи обработки информации: регистрация и обработка обращений клиентов; постановка задач исполнителям и контроль сроков их выполнения; учет затраченного рабочего </w:t>
+        <w:t xml:space="preserve">На предприятии решаются следующие задачи обработки информации: регистрация и обработка обращений клиентов; постановка задач </w:t>
       </w:r>
       <w:r>
         <w:rPr>
@@ -2487,7 +2450,7 @@
           <w:szCs w:val="28"/>
         </w:rPr>
         <w:lastRenderedPageBreak/>
-        <w:t xml:space="preserve">времени специалистов; ведение клиентской базы и договоров обслуживания; бухгалтерский, налоговый и управленческий учет; формирование и отправка документов </w:t>
+        <w:t xml:space="preserve">исполнителям и контроль сроков их выполнения; учет затраченного рабочего времени специалистов; ведение клиентской базы и договоров обслуживания; бухгалтерский, налоговый и управленческий учет; формирование и отправка документов </w:t>
       </w:r>
       <w:r>
         <w:rPr>
@@ -2649,7 +2612,7 @@
           <w:sz w:val="28"/>
           <w:szCs w:val="28"/>
         </w:rPr>
-        <w:t xml:space="preserve">Структура применяемой информационной системы следующая: информационные базы «1С» размещены на внутреннем сервере компании и используют файловый вариант хранения со встроенной СУБД платформы «1С:Предприятие»; сервисы 1С-Коннект и Битрикс24 являются облачными и доступны через Интернет; рабочая документация хранится на файловом </w:t>
+        <w:t xml:space="preserve">Структура применяемой информационной системы следующая: информационные базы «1С» размещены на внутреннем сервере компании и используют файловый вариант хранения со встроенной СУБД платформы «1С:Предприятие»; сервисы 1С-Коннект и Битрикс24 являются облачными и </w:t>
       </w:r>
       <w:r>
         <w:rPr>
@@ -2657,7 +2620,7 @@
           <w:szCs w:val="28"/>
         </w:rPr>
         <w:lastRenderedPageBreak/>
-        <w:t>сервере с тематической структурой каталогов, клиентской сегментацией, едиными правилами именования файлов, разграничением доступа по должностным обязанностям и регулярным резервным копированием.</w:t>
+        <w:t>доступны через Интернет; рабочая документация хранится на файловом сервере с тематической структурой каталогов, клиентской сегментацией, едиными правилами именования файлов, разграничением доступа по должностным обязанностям и регулярным резервным копированием.</w:t>
       </w:r>
     </w:p>
     <w:p>
@@ -2761,7 +2724,15 @@
           <w:sz w:val="28"/>
           <w:szCs w:val="28"/>
         </w:rPr>
-        <w:t xml:space="preserve">Анализ деятельности предприятия показывает, что процесс учета обращений клиентов, являясь автоматизированным, фрагментирован между четырьмя независимыми системами: регистрация обращения и переписка ведутся в 1С-Коннект, задача со сроком и исполнителем </w:t>
+        <w:t xml:space="preserve">Анализ деятельности предприятия показывает, что процесс учета обращений клиентов, являясь автоматизированным, фрагментирован между четырьмя независимыми системами: регистрация обращения и переписка </w:t>
+      </w:r>
+      <w:r>
+        <w:rPr>
+          <w:sz w:val="28"/>
+          <w:szCs w:val="28"/>
+        </w:rPr>
+        <w:lastRenderedPageBreak/>
+        <w:t xml:space="preserve">ведутся в 1С-Коннект, задача со сроком и исполнителем </w:t>
       </w:r>
       <w:r>
         <w:rPr>
@@ -2775,15 +2746,7 @@
           <w:sz w:val="28"/>
           <w:szCs w:val="28"/>
         </w:rPr>
-        <w:t xml:space="preserve"> в Битрикс24, </w:t>
-      </w:r>
-      <w:r>
-        <w:rPr>
-          <w:sz w:val="28"/>
-          <w:szCs w:val="28"/>
-        </w:rPr>
-        <w:lastRenderedPageBreak/>
-        <w:t xml:space="preserve">затраченное время </w:t>
+        <w:t xml:space="preserve"> в Битрикс24, затраченное время </w:t>
       </w:r>
       <w:r>
         <w:rPr>
@@ -2850,6 +2813,8 @@
       <w:pPr>
         <w:rPr>
           <w:rFonts w:eastAsia="Times New Roman"/>
+          <w:sz w:val="28"/>
+          <w:szCs w:val="28"/>
         </w:rPr>
       </w:pPr>
     </w:p>
@@ -2857,6 +2822,8 @@
       <w:pPr>
         <w:rPr>
           <w:rFonts w:eastAsia="Times New Roman"/>
+          <w:sz w:val="28"/>
+          <w:szCs w:val="28"/>
         </w:rPr>
       </w:pPr>
     </w:p>
@@ -2868,11 +2835,13 @@
         <w:jc w:val="both"/>
         <w:rPr>
           <w:rFonts w:eastAsia="Times New Roman"/>
+          <w:szCs w:val="28"/>
         </w:rPr>
       </w:pPr>
       <w:r>
         <w:rPr>
           <w:rFonts w:eastAsia="Times New Roman"/>
+          <w:szCs w:val="28"/>
         </w:rPr>
         <w:t>1.2 Постановка задачи</w:t>
       </w:r>
@@ -2951,7 +2920,15 @@
           <w:sz w:val="28"/>
           <w:szCs w:val="28"/>
         </w:rPr>
-        <w:t xml:space="preserve">, адрес); сведения о договорах (клиент, номер, даты начала и окончания, тип сопровождения, тариф); сведения о сотрудниках (ФИО, должность, телефон, </w:t>
+        <w:t xml:space="preserve">, адрес); сведения о договорах (клиент, номер, даты начала и окончания, тип сопровождения, тариф); сведения о сотрудниках (ФИО, должность, </w:t>
+      </w:r>
+      <w:r>
+        <w:rPr>
+          <w:sz w:val="28"/>
+          <w:szCs w:val="28"/>
+        </w:rPr>
+        <w:lastRenderedPageBreak/>
+        <w:t xml:space="preserve">телефон, </w:t>
       </w:r>
       <w:proofErr w:type="spellStart"/>
       <w:r>
@@ -2967,15 +2944,7 @@
           <w:sz w:val="28"/>
           <w:szCs w:val="28"/>
         </w:rPr>
-        <w:t xml:space="preserve">); данные заявок (договор, категория, статус, ответственный сотрудник, тема, описание, приоритет, дедлайн); записи о выполненных </w:t>
-      </w:r>
-      <w:r>
-        <w:rPr>
-          <w:sz w:val="28"/>
-          <w:szCs w:val="28"/>
-        </w:rPr>
-        <w:lastRenderedPageBreak/>
-        <w:t>работах (заявка, исполнитель, дата, описание, затраченные часы). Выбор входной информации обусловлен составом сведений, реально циркулирующих в процессе сопровождения клиентов: реквизиты заявки повторяют регламент регистрации обращения, а запись о работе соответствует строке табеля учета рабочего времени.</w:t>
+        <w:t>); данные заявок (договор, категория, статус, ответственный сотрудник, тема, описание, приоритет, дедлайн); записи о выполненных работах (заявка, исполнитель, дата, описание, затраченные часы). Выбор входной информации обусловлен составом сведений, реально циркулирующих в процессе сопровождения клиентов: реквизиты заявки повторяют регламент регистрации обращения, а запись о работе соответствует строке табеля учета рабочего времени.</w:t>
       </w:r>
     </w:p>
     <w:p>
@@ -3040,6 +3009,7 @@
         <w:rPr>
           <w:sz w:val="28"/>
           <w:szCs w:val="28"/>
+          <w:lang w:val="en-US"/>
         </w:rPr>
       </w:pPr>
       <w:r>
@@ -3137,22 +3107,8 @@
           <w:sz w:val="28"/>
           <w:szCs w:val="28"/>
         </w:rPr>
-        <w:t xml:space="preserve"> с принудительно включенным контролем внешних ключей. Подробное обоснование выбора программных средств приведено в разделе 1.3.</w:t>
-      </w:r>
-    </w:p>
-    <w:p>
-      <w:pPr>
-        <w:rPr>
-          <w:rFonts w:eastAsia="Times New Roman"/>
-        </w:rPr>
-      </w:pPr>
-    </w:p>
-    <w:p>
-      <w:pPr>
-        <w:rPr>
-          <w:rFonts w:eastAsia="Times New Roman"/>
-        </w:rPr>
-      </w:pPr>
+        <w:t>.</w:t>
+      </w:r>
     </w:p>
     <w:p>
       <w:pPr>
@@ -3162,12 +3118,15 @@
         <w:jc w:val="both"/>
         <w:rPr>
           <w:rFonts w:eastAsia="Times New Roman"/>
+          <w:szCs w:val="28"/>
         </w:rPr>
       </w:pPr>
       <w:r>
         <w:rPr>
           <w:rFonts w:eastAsia="Times New Roman"/>
-        </w:rPr>
+          <w:szCs w:val="28"/>
+        </w:rPr>
+        <w:lastRenderedPageBreak/>
         <w:t>1.3 Обоснование проектных решений по видам обеспечения</w:t>
       </w:r>
     </w:p>
@@ -3175,6 +3134,8 @@
       <w:pPr>
         <w:rPr>
           <w:rFonts w:eastAsia="Times New Roman"/>
+          <w:sz w:val="28"/>
+          <w:szCs w:val="28"/>
         </w:rPr>
       </w:pPr>
     </w:p>
@@ -3214,23 +3175,31 @@
         <w:rPr>
           <w:sz w:val="28"/>
           <w:szCs w:val="28"/>
+          <w:lang w:val="en-US"/>
         </w:rPr>
       </w:pPr>
-      <w:proofErr w:type="spellStart"/>
-      <w:r>
-        <w:rPr>
-          <w:sz w:val="28"/>
-          <w:szCs w:val="28"/>
-        </w:rPr>
-        <w:t>Внемашинное</w:t>
-      </w:r>
-      <w:proofErr w:type="spellEnd"/>
-      <w:r>
-        <w:rPr>
-          <w:sz w:val="28"/>
-          <w:szCs w:val="28"/>
-        </w:rPr>
-        <w:t xml:space="preserve"> информационное обеспечение задачи составляют сведения, поступающие от клиентов и циркулирующие в действующих системах предприятия: тексты обращений из 1С-Коннект и телефонных разговоров, договоры обслуживания, контактные данные организаций, табели учета рабочего времени. Унифицированные формы документов для единого учета заявок на предприятии отсутствуют, поэтому состав реквизитов входных экранных форм спроектирован самостоятельно </w:t>
+      <w:proofErr w:type="gramStart"/>
+      <w:r>
+        <w:rPr>
+          <w:sz w:val="28"/>
+          <w:szCs w:val="28"/>
+        </w:rPr>
+        <w:t>Вне машинное</w:t>
+      </w:r>
+      <w:r>
+        <w:rPr>
+          <w:sz w:val="28"/>
+          <w:szCs w:val="28"/>
+        </w:rPr>
+        <w:t xml:space="preserve"> информационное обеспечение</w:t>
+      </w:r>
+      <w:proofErr w:type="gramEnd"/>
+      <w:r>
+        <w:rPr>
+          <w:sz w:val="28"/>
+          <w:szCs w:val="28"/>
+        </w:rPr>
+        <w:t xml:space="preserve"> задачи составляют сведения, поступающие от клиентов и циркулирующие в действующих системах предприятия: тексты обращений из 1С-Коннект и телефонных разговоров, договоры обслуживания, контактные данные организаций, табели учета рабочего времени. Унифицированные формы документов для единого учета заявок на предприятии отсутствуют, поэтому состав реквизитов входных экранных форм спроектирован самостоятельно </w:t>
       </w:r>
       <w:r>
         <w:rPr>
@@ -3246,12 +3215,23 @@
         </w:rPr>
         <w:t xml:space="preserve"> на основе анализа действующего регламента обработки обращений и структуры табелей. Состав экранных форм системы приведен в таблице 1.</w:t>
       </w:r>
+    </w:p>
+    <w:p>
+      <w:pPr>
+        <w:pStyle w:val="a3"/>
+        <w:spacing w:after="0"/>
+        <w:jc w:val="both"/>
+        <w:rPr>
+          <w:sz w:val="28"/>
+          <w:szCs w:val="28"/>
+          <w:lang w:val="en-US"/>
+        </w:rPr>
+      </w:pPr>
     </w:p>
     <w:p>
       <w:pPr>
         <w:pStyle w:val="table-caption"/>
         <w:spacing w:before="0" w:after="0"/>
-        <w:jc w:val="both"/>
         <w:rPr>
           <w:sz w:val="28"/>
           <w:szCs w:val="28"/>
@@ -3291,9 +3271,9 @@
         <w:tblLook w:val="04A0" w:firstRow="1" w:lastRow="0" w:firstColumn="1" w:lastColumn="0" w:noHBand="0" w:noVBand="1"/>
       </w:tblPr>
       <w:tblGrid>
-        <w:gridCol w:w="2857"/>
-        <w:gridCol w:w="1747"/>
-        <w:gridCol w:w="4735"/>
+        <w:gridCol w:w="3293"/>
+        <w:gridCol w:w="1867"/>
+        <w:gridCol w:w="4179"/>
       </w:tblGrid>
       <w:tr>
         <w:trPr>
@@ -3324,6 +3304,8 @@
                 <w:rFonts w:eastAsia="Times New Roman"/>
                 <w:b/>
                 <w:bCs/>
+                <w:sz w:val="28"/>
+                <w:szCs w:val="28"/>
               </w:rPr>
             </w:pPr>
             <w:r>
@@ -3331,6 +3313,8 @@
                 <w:rFonts w:eastAsia="Times New Roman"/>
                 <w:b/>
                 <w:bCs/>
+                <w:sz w:val="28"/>
+                <w:szCs w:val="28"/>
               </w:rPr>
               <w:t>Экранная форма</w:t>
             </w:r>
@@ -3361,6 +3345,8 @@
                 <w:rFonts w:eastAsia="Times New Roman"/>
                 <w:b/>
                 <w:bCs/>
+                <w:sz w:val="28"/>
+                <w:szCs w:val="28"/>
               </w:rPr>
             </w:pPr>
             <w:r>
@@ -3368,6 +3354,8 @@
                 <w:rFonts w:eastAsia="Times New Roman"/>
                 <w:b/>
                 <w:bCs/>
+                <w:sz w:val="28"/>
+                <w:szCs w:val="28"/>
               </w:rPr>
               <w:t>Тип информации</w:t>
             </w:r>
@@ -3398,6 +3386,8 @@
                 <w:rFonts w:eastAsia="Times New Roman"/>
                 <w:b/>
                 <w:bCs/>
+                <w:sz w:val="28"/>
+                <w:szCs w:val="28"/>
               </w:rPr>
             </w:pPr>
             <w:r>
@@ -3405,6 +3395,8 @@
                 <w:rFonts w:eastAsia="Times New Roman"/>
                 <w:b/>
                 <w:bCs/>
+                <w:sz w:val="28"/>
+                <w:szCs w:val="28"/>
               </w:rPr>
               <w:t>Назначение</w:t>
             </w:r>
@@ -3437,11 +3429,15 @@
               <w:jc w:val="both"/>
               <w:rPr>
                 <w:rFonts w:eastAsia="Times New Roman"/>
-              </w:rPr>
-            </w:pPr>
-            <w:r>
-              <w:rPr>
-                <w:rFonts w:eastAsia="Times New Roman"/>
+                <w:sz w:val="28"/>
+                <w:szCs w:val="28"/>
+              </w:rPr>
+            </w:pPr>
+            <w:r>
+              <w:rPr>
+                <w:rFonts w:eastAsia="Times New Roman"/>
+                <w:sz w:val="28"/>
+                <w:szCs w:val="28"/>
               </w:rPr>
               <w:t>Форма создания/редактирования заявки</w:t>
             </w:r>
@@ -3469,11 +3465,15 @@
               <w:jc w:val="both"/>
               <w:rPr>
                 <w:rFonts w:eastAsia="Times New Roman"/>
-              </w:rPr>
-            </w:pPr>
-            <w:r>
-              <w:rPr>
-                <w:rFonts w:eastAsia="Times New Roman"/>
+                <w:sz w:val="28"/>
+                <w:szCs w:val="28"/>
+              </w:rPr>
+            </w:pPr>
+            <w:r>
+              <w:rPr>
+                <w:rFonts w:eastAsia="Times New Roman"/>
+                <w:sz w:val="28"/>
+                <w:szCs w:val="28"/>
               </w:rPr>
               <w:t>Ввод оперативной</w:t>
             </w:r>
@@ -3501,11 +3501,15 @@
               <w:jc w:val="both"/>
               <w:rPr>
                 <w:rFonts w:eastAsia="Times New Roman"/>
-              </w:rPr>
-            </w:pPr>
-            <w:r>
-              <w:rPr>
-                <w:rFonts w:eastAsia="Times New Roman"/>
+                <w:sz w:val="28"/>
+                <w:szCs w:val="28"/>
+              </w:rPr>
+            </w:pPr>
+            <w:r>
+              <w:rPr>
+                <w:rFonts w:eastAsia="Times New Roman"/>
+                <w:sz w:val="28"/>
+                <w:szCs w:val="28"/>
               </w:rPr>
               <w:t>Регистрация обращения: договор (с выбором клиента), категория, статус, ответственный сотрудник, тема, описание, приоритет, дедлайн</w:t>
             </w:r>
@@ -3538,11 +3542,15 @@
               <w:jc w:val="both"/>
               <w:rPr>
                 <w:rFonts w:eastAsia="Times New Roman"/>
-              </w:rPr>
-            </w:pPr>
-            <w:r>
-              <w:rPr>
-                <w:rFonts w:eastAsia="Times New Roman"/>
+                <w:sz w:val="28"/>
+                <w:szCs w:val="28"/>
+              </w:rPr>
+            </w:pPr>
+            <w:r>
+              <w:rPr>
+                <w:rFonts w:eastAsia="Times New Roman"/>
+                <w:sz w:val="28"/>
+                <w:szCs w:val="28"/>
               </w:rPr>
               <w:t>Форма записи о работе</w:t>
             </w:r>
@@ -3570,11 +3578,15 @@
               <w:jc w:val="both"/>
               <w:rPr>
                 <w:rFonts w:eastAsia="Times New Roman"/>
-              </w:rPr>
-            </w:pPr>
-            <w:r>
-              <w:rPr>
-                <w:rFonts w:eastAsia="Times New Roman"/>
+                <w:sz w:val="28"/>
+                <w:szCs w:val="28"/>
+              </w:rPr>
+            </w:pPr>
+            <w:r>
+              <w:rPr>
+                <w:rFonts w:eastAsia="Times New Roman"/>
+                <w:sz w:val="28"/>
+                <w:szCs w:val="28"/>
               </w:rPr>
               <w:t>Ввод оперативной</w:t>
             </w:r>
@@ -3602,11 +3614,15 @@
               <w:jc w:val="both"/>
               <w:rPr>
                 <w:rFonts w:eastAsia="Times New Roman"/>
-              </w:rPr>
-            </w:pPr>
-            <w:r>
-              <w:rPr>
-                <w:rFonts w:eastAsia="Times New Roman"/>
+                <w:sz w:val="28"/>
+                <w:szCs w:val="28"/>
+              </w:rPr>
+            </w:pPr>
+            <w:r>
+              <w:rPr>
+                <w:rFonts w:eastAsia="Times New Roman"/>
+                <w:sz w:val="28"/>
+                <w:szCs w:val="28"/>
               </w:rPr>
               <w:t>Фиксация выполненной работы по заявке: исполнитель, дата, описание, затраченные часы</w:t>
             </w:r>
@@ -3639,11 +3655,15 @@
               <w:jc w:val="both"/>
               <w:rPr>
                 <w:rFonts w:eastAsia="Times New Roman"/>
-              </w:rPr>
-            </w:pPr>
-            <w:r>
-              <w:rPr>
-                <w:rFonts w:eastAsia="Times New Roman"/>
+                <w:sz w:val="28"/>
+                <w:szCs w:val="28"/>
+              </w:rPr>
+            </w:pPr>
+            <w:r>
+              <w:rPr>
+                <w:rFonts w:eastAsia="Times New Roman"/>
+                <w:sz w:val="28"/>
+                <w:szCs w:val="28"/>
               </w:rPr>
               <w:t>Формы справочников «Клиенты», «Договоры», «Сотрудники»</w:t>
             </w:r>
@@ -3671,11 +3691,15 @@
               <w:jc w:val="both"/>
               <w:rPr>
                 <w:rFonts w:eastAsia="Times New Roman"/>
-              </w:rPr>
-            </w:pPr>
-            <w:r>
-              <w:rPr>
-                <w:rFonts w:eastAsia="Times New Roman"/>
+                <w:sz w:val="28"/>
+                <w:szCs w:val="28"/>
+              </w:rPr>
+            </w:pPr>
+            <w:r>
+              <w:rPr>
+                <w:rFonts w:eastAsia="Times New Roman"/>
+                <w:sz w:val="28"/>
+                <w:szCs w:val="28"/>
               </w:rPr>
               <w:t>Ввод условно-постоянной</w:t>
             </w:r>
@@ -3703,11 +3727,15 @@
               <w:jc w:val="both"/>
               <w:rPr>
                 <w:rFonts w:eastAsia="Times New Roman"/>
-              </w:rPr>
-            </w:pPr>
-            <w:r>
-              <w:rPr>
-                <w:rFonts w:eastAsia="Times New Roman"/>
+                <w:sz w:val="28"/>
+                <w:szCs w:val="28"/>
+              </w:rPr>
+            </w:pPr>
+            <w:r>
+              <w:rPr>
+                <w:rFonts w:eastAsia="Times New Roman"/>
+                <w:sz w:val="28"/>
+                <w:szCs w:val="28"/>
               </w:rPr>
               <w:t>Ведение нормативно-справочной информации</w:t>
             </w:r>
@@ -3740,11 +3768,15 @@
               <w:jc w:val="both"/>
               <w:rPr>
                 <w:rFonts w:eastAsia="Times New Roman"/>
-              </w:rPr>
-            </w:pPr>
-            <w:r>
-              <w:rPr>
-                <w:rFonts w:eastAsia="Times New Roman"/>
+                <w:sz w:val="28"/>
+                <w:szCs w:val="28"/>
+              </w:rPr>
+            </w:pPr>
+            <w:r>
+              <w:rPr>
+                <w:rFonts w:eastAsia="Times New Roman"/>
+                <w:sz w:val="28"/>
+                <w:szCs w:val="28"/>
               </w:rPr>
               <w:t>Дашборд</w:t>
             </w:r>
@@ -3772,11 +3804,15 @@
               <w:jc w:val="both"/>
               <w:rPr>
                 <w:rFonts w:eastAsia="Times New Roman"/>
-              </w:rPr>
-            </w:pPr>
-            <w:r>
-              <w:rPr>
-                <w:rFonts w:eastAsia="Times New Roman"/>
+                <w:sz w:val="28"/>
+                <w:szCs w:val="28"/>
+              </w:rPr>
+            </w:pPr>
+            <w:r>
+              <w:rPr>
+                <w:rFonts w:eastAsia="Times New Roman"/>
+                <w:sz w:val="28"/>
+                <w:szCs w:val="28"/>
               </w:rPr>
               <w:t>Вывод результатной</w:t>
             </w:r>
@@ -3804,11 +3840,15 @@
               <w:jc w:val="both"/>
               <w:rPr>
                 <w:rFonts w:eastAsia="Times New Roman"/>
-              </w:rPr>
-            </w:pPr>
-            <w:r>
-              <w:rPr>
-                <w:rFonts w:eastAsia="Times New Roman"/>
+                <w:sz w:val="28"/>
+                <w:szCs w:val="28"/>
+              </w:rPr>
+            </w:pPr>
+            <w:r>
+              <w:rPr>
+                <w:rFonts w:eastAsia="Times New Roman"/>
+                <w:sz w:val="28"/>
+                <w:szCs w:val="28"/>
               </w:rPr>
               <w:t>Счетчики, диаграммы по статусам и категориям, последние заявки</w:t>
             </w:r>
@@ -3841,11 +3881,15 @@
               <w:jc w:val="both"/>
               <w:rPr>
                 <w:rFonts w:eastAsia="Times New Roman"/>
-              </w:rPr>
-            </w:pPr>
-            <w:r>
-              <w:rPr>
-                <w:rFonts w:eastAsia="Times New Roman"/>
+                <w:sz w:val="28"/>
+                <w:szCs w:val="28"/>
+              </w:rPr>
+            </w:pPr>
+            <w:r>
+              <w:rPr>
+                <w:rFonts w:eastAsia="Times New Roman"/>
+                <w:sz w:val="28"/>
+                <w:szCs w:val="28"/>
               </w:rPr>
               <w:t>Список заявок</w:t>
             </w:r>
@@ -3873,11 +3917,15 @@
               <w:jc w:val="both"/>
               <w:rPr>
                 <w:rFonts w:eastAsia="Times New Roman"/>
-              </w:rPr>
-            </w:pPr>
-            <w:r>
-              <w:rPr>
-                <w:rFonts w:eastAsia="Times New Roman"/>
+                <w:sz w:val="28"/>
+                <w:szCs w:val="28"/>
+              </w:rPr>
+            </w:pPr>
+            <w:r>
+              <w:rPr>
+                <w:rFonts w:eastAsia="Times New Roman"/>
+                <w:sz w:val="28"/>
+                <w:szCs w:val="28"/>
               </w:rPr>
               <w:t>Вывод результатной</w:t>
             </w:r>
@@ -3905,11 +3953,15 @@
               <w:jc w:val="both"/>
               <w:rPr>
                 <w:rFonts w:eastAsia="Times New Roman"/>
-              </w:rPr>
-            </w:pPr>
-            <w:r>
-              <w:rPr>
-                <w:rFonts w:eastAsia="Times New Roman"/>
+                <w:sz w:val="28"/>
+                <w:szCs w:val="28"/>
+              </w:rPr>
+            </w:pPr>
+            <w:r>
+              <w:rPr>
+                <w:rFonts w:eastAsia="Times New Roman"/>
+                <w:sz w:val="28"/>
+                <w:szCs w:val="28"/>
               </w:rPr>
               <w:t>Табличный список с поиском, фильтром и подсветкой просроченных</w:t>
             </w:r>
@@ -3942,11 +3994,15 @@
               <w:jc w:val="both"/>
               <w:rPr>
                 <w:rFonts w:eastAsia="Times New Roman"/>
-              </w:rPr>
-            </w:pPr>
-            <w:r>
-              <w:rPr>
-                <w:rFonts w:eastAsia="Times New Roman"/>
+                <w:sz w:val="28"/>
+                <w:szCs w:val="28"/>
+              </w:rPr>
+            </w:pPr>
+            <w:r>
+              <w:rPr>
+                <w:rFonts w:eastAsia="Times New Roman"/>
+                <w:sz w:val="28"/>
+                <w:szCs w:val="28"/>
               </w:rPr>
               <w:t>Карточка заявки</w:t>
             </w:r>
@@ -3974,11 +4030,15 @@
               <w:jc w:val="both"/>
               <w:rPr>
                 <w:rFonts w:eastAsia="Times New Roman"/>
-              </w:rPr>
-            </w:pPr>
-            <w:r>
-              <w:rPr>
-                <w:rFonts w:eastAsia="Times New Roman"/>
+                <w:sz w:val="28"/>
+                <w:szCs w:val="28"/>
+              </w:rPr>
+            </w:pPr>
+            <w:r>
+              <w:rPr>
+                <w:rFonts w:eastAsia="Times New Roman"/>
+                <w:sz w:val="28"/>
+                <w:szCs w:val="28"/>
               </w:rPr>
               <w:t>Вывод результатной</w:t>
             </w:r>
@@ -4006,11 +4066,15 @@
               <w:jc w:val="both"/>
               <w:rPr>
                 <w:rFonts w:eastAsia="Times New Roman"/>
-              </w:rPr>
-            </w:pPr>
-            <w:r>
-              <w:rPr>
-                <w:rFonts w:eastAsia="Times New Roman"/>
+                <w:sz w:val="28"/>
+                <w:szCs w:val="28"/>
+              </w:rPr>
+            </w:pPr>
+            <w:r>
+              <w:rPr>
+                <w:rFonts w:eastAsia="Times New Roman"/>
+                <w:sz w:val="28"/>
+                <w:szCs w:val="28"/>
               </w:rPr>
               <w:t>Полные данные заявки и история работ</w:t>
             </w:r>
@@ -4043,11 +4107,15 @@
               <w:jc w:val="both"/>
               <w:rPr>
                 <w:rFonts w:eastAsia="Times New Roman"/>
-              </w:rPr>
-            </w:pPr>
-            <w:r>
-              <w:rPr>
-                <w:rFonts w:eastAsia="Times New Roman"/>
+                <w:sz w:val="28"/>
+                <w:szCs w:val="28"/>
+              </w:rPr>
+            </w:pPr>
+            <w:r>
+              <w:rPr>
+                <w:rFonts w:eastAsia="Times New Roman"/>
+                <w:sz w:val="28"/>
+                <w:szCs w:val="28"/>
               </w:rPr>
               <w:t>Экран «Отчеты»</w:t>
             </w:r>
@@ -4075,11 +4143,15 @@
               <w:jc w:val="both"/>
               <w:rPr>
                 <w:rFonts w:eastAsia="Times New Roman"/>
-              </w:rPr>
-            </w:pPr>
-            <w:r>
-              <w:rPr>
-                <w:rFonts w:eastAsia="Times New Roman"/>
+                <w:sz w:val="28"/>
+                <w:szCs w:val="28"/>
+              </w:rPr>
+            </w:pPr>
+            <w:r>
+              <w:rPr>
+                <w:rFonts w:eastAsia="Times New Roman"/>
+                <w:sz w:val="28"/>
+                <w:szCs w:val="28"/>
               </w:rPr>
               <w:t>Вывод результатной</w:t>
             </w:r>
@@ -4107,11 +4179,15 @@
               <w:jc w:val="both"/>
               <w:rPr>
                 <w:rFonts w:eastAsia="Times New Roman"/>
-              </w:rPr>
-            </w:pPr>
-            <w:r>
-              <w:rPr>
-                <w:rFonts w:eastAsia="Times New Roman"/>
+                <w:sz w:val="28"/>
+                <w:szCs w:val="28"/>
+              </w:rPr>
+            </w:pPr>
+            <w:r>
+              <w:rPr>
+                <w:rFonts w:eastAsia="Times New Roman"/>
+                <w:sz w:val="28"/>
+                <w:szCs w:val="28"/>
               </w:rPr>
               <w:t>Отчеты «Заявки за период» и «Часы по сотрудникам», экспорт CSV</w:t>
             </w:r>
@@ -4134,15 +4210,8 @@
           <w:sz w:val="28"/>
           <w:szCs w:val="28"/>
         </w:rPr>
-        <w:t xml:space="preserve">Международные и общегосударственные классификаторы для данной задачи не требуются, поэтому спроектированы локальные классификаторы: классификатор статусов заявки (пять значений: «Новая», «В работе», «Ожидает клиента», «Выполнена», «Закрыта»), классификатор категорий заявки (шесть значений: «Консультация», «Доработка», «Ошибка», «Обновление», «Интеграция», «Администрирование») и классификатор приоритетов (четыре значения: низкий, обычный, высокий, срочный). Состав </w:t>
-      </w:r>
-      <w:r>
-        <w:rPr>
-          <w:sz w:val="28"/>
-          <w:szCs w:val="28"/>
-        </w:rPr>
         <w:lastRenderedPageBreak/>
-        <w:t>категорий соответствует фактической номенклатуре услуг Центра сопровождения. Статусы и категории реализованы как отдельные таблицы-справочники с кодом, наименованием и порядком сортировки; их значения фиксированы и не редактируются пользователем через интерфейс, что исключает искажение классификации. Приоритет реализован декларативным ограничением-перечислением на уровне поля таблицы заявок.</w:t>
+        <w:t>Международные и общегосударственные классификаторы для данной задачи не требуются, поэтому спроектированы локальные классификаторы: классификатор статусов заявки (пять значений: «Новая», «В работе», «Ожидает клиента», «Выполнена», «Закрыта»), классификатор категорий заявки (шесть значений: «Консультация», «Доработка», «Ошибка», «Обновление», «Интеграция», «Администрирование») и классификатор приоритетов (четыре значения: низкий, обычный, высокий, срочный). Состав категорий соответствует фактической номенклатуре услуг Центра сопровождения. Статусы и категории реализованы как отдельные таблицы-справочники с кодом, наименованием и порядком сортировки; их значения фиксированы и не редактируются пользователем через интерфейс, что исключает искажение классификации. Приоритет реализован декларативным ограничением-перечислением на уровне поля таблицы заявок.</w:t>
       </w:r>
     </w:p>
     <w:p>
@@ -4183,6 +4252,8 @@
       <w:pPr>
         <w:rPr>
           <w:rFonts w:eastAsia="Times New Roman"/>
+          <w:sz w:val="28"/>
+          <w:szCs w:val="28"/>
         </w:rPr>
       </w:pPr>
     </w:p>
@@ -4190,6 +4261,8 @@
       <w:pPr>
         <w:rPr>
           <w:rFonts w:eastAsia="Times New Roman"/>
+          <w:sz w:val="28"/>
+          <w:szCs w:val="28"/>
         </w:rPr>
       </w:pPr>
     </w:p>
@@ -4272,7 +4345,15 @@
           <w:sz w:val="28"/>
           <w:szCs w:val="28"/>
         </w:rPr>
-        <w:t>Передача информации между клиентской и серверной частями выполняется по протоколу HTTP в формате JSON через REST API. Такой метод передачи является стандартом для веб-приложений, не требует установки клиентского программного обеспечения (достаточно браузера) и позволяет в перспективе подключить к тому же API дополнительные клиенты.</w:t>
+        <w:t xml:space="preserve">Передача информации между клиентской и серверной частями выполняется по протоколу HTTP в формате JSON через REST API. Такой </w:t>
+      </w:r>
+      <w:r>
+        <w:rPr>
+          <w:sz w:val="28"/>
+          <w:szCs w:val="28"/>
+        </w:rPr>
+        <w:lastRenderedPageBreak/>
+        <w:t>метод передачи является стандартом для веб-приложений, не требует установки клиентского программного обеспечения (достаточно браузера) и позволяет в перспективе подключить к тому же API дополнительные клиенты.</w:t>
       </w:r>
     </w:p>
     <w:p>
@@ -4312,7 +4393,6 @@
           <w:sz w:val="28"/>
           <w:szCs w:val="28"/>
         </w:rPr>
-        <w:lastRenderedPageBreak/>
         <w:t>foreign_keys</w:t>
       </w:r>
       <w:proofErr w:type="spellEnd"/>
@@ -4420,6 +4500,8 @@
       <w:pPr>
         <w:rPr>
           <w:rFonts w:eastAsia="Times New Roman"/>
+          <w:sz w:val="28"/>
+          <w:szCs w:val="28"/>
         </w:rPr>
       </w:pPr>
     </w:p>
@@ -4427,6 +4509,8 @@
       <w:pPr>
         <w:rPr>
           <w:rFonts w:eastAsia="Times New Roman"/>
+          <w:sz w:val="28"/>
+          <w:szCs w:val="28"/>
         </w:rPr>
       </w:pPr>
     </w:p>
@@ -4487,7 +4571,15 @@
           <w:sz w:val="28"/>
           <w:szCs w:val="28"/>
         </w:rPr>
-        <w:t xml:space="preserve"> она уже используется на рабочих станциях предприятия, привычна персоналу и поддерживает весь выбранный инструментарий. Серверная часть приложения выполняется в среде Node.js версии 24 и может быть запущена как на рабочей станции менеджера, так и на имеющемся сервере под управлением Windows Server 2019 Standard без приобретения дополнительных лицензий.</w:t>
+        <w:t xml:space="preserve"> она уже используется на рабочих станциях предприятия, привычна персоналу и поддерживает весь выбранный инструментарий. Серверная часть приложения выполняется в среде Node.js версии 24 и может быть запущена как на рабочей станции менеджера, так и на имеющемся </w:t>
+      </w:r>
+      <w:r>
+        <w:rPr>
+          <w:sz w:val="28"/>
+          <w:szCs w:val="28"/>
+        </w:rPr>
+        <w:lastRenderedPageBreak/>
+        <w:t>сервере под управлением Windows Server 2019 Standard без приобретения дополнительных лицензий.</w:t>
       </w:r>
     </w:p>
     <w:p>
@@ -4513,15 +4605,9 @@
         <w:rPr>
           <w:sz w:val="28"/>
           <w:szCs w:val="28"/>
+          <w:lang w:val="en-US"/>
         </w:rPr>
       </w:pPr>
-      <w:r>
-        <w:rPr>
-          <w:sz w:val="28"/>
-          <w:szCs w:val="28"/>
-        </w:rPr>
-        <w:br w:type="page"/>
-      </w:r>
     </w:p>
     <w:p>
       <w:pPr>
@@ -4538,7 +4624,6 @@
           <w:sz w:val="28"/>
           <w:szCs w:val="28"/>
         </w:rPr>
-        <w:lastRenderedPageBreak/>
         <w:t xml:space="preserve">Таблица 2 </w:t>
       </w:r>
       <w:r>
@@ -4603,6 +4688,8 @@
                 <w:rFonts w:eastAsia="Times New Roman"/>
                 <w:b/>
                 <w:bCs/>
+                <w:sz w:val="28"/>
+                <w:szCs w:val="28"/>
               </w:rPr>
             </w:pPr>
             <w:r>
@@ -4610,6 +4697,8 @@
                 <w:rFonts w:eastAsia="Times New Roman"/>
                 <w:b/>
                 <w:bCs/>
+                <w:sz w:val="28"/>
+                <w:szCs w:val="28"/>
               </w:rPr>
               <w:t>Критерий</w:t>
             </w:r>
@@ -4640,6 +4729,8 @@
                 <w:rFonts w:eastAsia="Times New Roman"/>
                 <w:b/>
                 <w:bCs/>
+                <w:sz w:val="28"/>
+                <w:szCs w:val="28"/>
               </w:rPr>
             </w:pPr>
             <w:proofErr w:type="spellStart"/>
@@ -4648,6 +4739,8 @@
                 <w:rFonts w:eastAsia="Times New Roman"/>
                 <w:b/>
                 <w:bCs/>
+                <w:sz w:val="28"/>
+                <w:szCs w:val="28"/>
               </w:rPr>
               <w:t>SQLite</w:t>
             </w:r>
@@ -4679,6 +4772,8 @@
                 <w:rFonts w:eastAsia="Times New Roman"/>
                 <w:b/>
                 <w:bCs/>
+                <w:sz w:val="28"/>
+                <w:szCs w:val="28"/>
               </w:rPr>
             </w:pPr>
             <w:r>
@@ -4686,6 +4781,8 @@
                 <w:rFonts w:eastAsia="Times New Roman"/>
                 <w:b/>
                 <w:bCs/>
+                <w:sz w:val="28"/>
+                <w:szCs w:val="28"/>
               </w:rPr>
               <w:t>MySQL</w:t>
             </w:r>
@@ -4716,6 +4813,8 @@
                 <w:rFonts w:eastAsia="Times New Roman"/>
                 <w:b/>
                 <w:bCs/>
+                <w:sz w:val="28"/>
+                <w:szCs w:val="28"/>
               </w:rPr>
             </w:pPr>
             <w:proofErr w:type="spellStart"/>
@@ -4724,6 +4823,8 @@
                 <w:rFonts w:eastAsia="Times New Roman"/>
                 <w:b/>
                 <w:bCs/>
+                <w:sz w:val="28"/>
+                <w:szCs w:val="28"/>
               </w:rPr>
               <w:t>PostgreSQL</w:t>
             </w:r>
@@ -4755,6 +4856,8 @@
                 <w:rFonts w:eastAsia="Times New Roman"/>
                 <w:b/>
                 <w:bCs/>
+                <w:sz w:val="28"/>
+                <w:szCs w:val="28"/>
               </w:rPr>
             </w:pPr>
             <w:r>
@@ -4762,6 +4865,8 @@
                 <w:rFonts w:eastAsia="Times New Roman"/>
                 <w:b/>
                 <w:bCs/>
+                <w:sz w:val="28"/>
+                <w:szCs w:val="28"/>
               </w:rPr>
               <w:t>MS SQL Server</w:t>
             </w:r>
@@ -4794,11 +4899,15 @@
               <w:jc w:val="both"/>
               <w:rPr>
                 <w:rFonts w:eastAsia="Times New Roman"/>
-              </w:rPr>
-            </w:pPr>
-            <w:r>
-              <w:rPr>
-                <w:rFonts w:eastAsia="Times New Roman"/>
+                <w:sz w:val="28"/>
+                <w:szCs w:val="28"/>
+              </w:rPr>
+            </w:pPr>
+            <w:r>
+              <w:rPr>
+                <w:rFonts w:eastAsia="Times New Roman"/>
+                <w:sz w:val="28"/>
+                <w:szCs w:val="28"/>
               </w:rPr>
               <w:t>Модель развертывания</w:t>
             </w:r>
@@ -4826,11 +4935,15 @@
               <w:jc w:val="both"/>
               <w:rPr>
                 <w:rFonts w:eastAsia="Times New Roman"/>
-              </w:rPr>
-            </w:pPr>
-            <w:r>
-              <w:rPr>
-                <w:rFonts w:eastAsia="Times New Roman"/>
+                <w:sz w:val="28"/>
+                <w:szCs w:val="28"/>
+              </w:rPr>
+            </w:pPr>
+            <w:r>
+              <w:rPr>
+                <w:rFonts w:eastAsia="Times New Roman"/>
+                <w:sz w:val="28"/>
+                <w:szCs w:val="28"/>
               </w:rPr>
               <w:t>Встраиваемая, один файл</w:t>
             </w:r>
@@ -4858,11 +4971,15 @@
               <w:jc w:val="both"/>
               <w:rPr>
                 <w:rFonts w:eastAsia="Times New Roman"/>
-              </w:rPr>
-            </w:pPr>
-            <w:r>
-              <w:rPr>
-                <w:rFonts w:eastAsia="Times New Roman"/>
+                <w:sz w:val="28"/>
+                <w:szCs w:val="28"/>
+              </w:rPr>
+            </w:pPr>
+            <w:r>
+              <w:rPr>
+                <w:rFonts w:eastAsia="Times New Roman"/>
+                <w:sz w:val="28"/>
+                <w:szCs w:val="28"/>
               </w:rPr>
               <w:t>Отдельный сервер</w:t>
             </w:r>
@@ -4890,11 +5007,15 @@
               <w:jc w:val="both"/>
               <w:rPr>
                 <w:rFonts w:eastAsia="Times New Roman"/>
-              </w:rPr>
-            </w:pPr>
-            <w:r>
-              <w:rPr>
-                <w:rFonts w:eastAsia="Times New Roman"/>
+                <w:sz w:val="28"/>
+                <w:szCs w:val="28"/>
+              </w:rPr>
+            </w:pPr>
+            <w:r>
+              <w:rPr>
+                <w:rFonts w:eastAsia="Times New Roman"/>
+                <w:sz w:val="28"/>
+                <w:szCs w:val="28"/>
               </w:rPr>
               <w:t>Отдельный сервер</w:t>
             </w:r>
@@ -4922,11 +5043,15 @@
               <w:jc w:val="both"/>
               <w:rPr>
                 <w:rFonts w:eastAsia="Times New Roman"/>
-              </w:rPr>
-            </w:pPr>
-            <w:r>
-              <w:rPr>
-                <w:rFonts w:eastAsia="Times New Roman"/>
+                <w:sz w:val="28"/>
+                <w:szCs w:val="28"/>
+              </w:rPr>
+            </w:pPr>
+            <w:r>
+              <w:rPr>
+                <w:rFonts w:eastAsia="Times New Roman"/>
+                <w:sz w:val="28"/>
+                <w:szCs w:val="28"/>
               </w:rPr>
               <w:t>Отдельный сервер</w:t>
             </w:r>
@@ -4959,11 +5084,15 @@
               <w:jc w:val="both"/>
               <w:rPr>
                 <w:rFonts w:eastAsia="Times New Roman"/>
-              </w:rPr>
-            </w:pPr>
-            <w:r>
-              <w:rPr>
-                <w:rFonts w:eastAsia="Times New Roman"/>
+                <w:sz w:val="28"/>
+                <w:szCs w:val="28"/>
+              </w:rPr>
+            </w:pPr>
+            <w:r>
+              <w:rPr>
+                <w:rFonts w:eastAsia="Times New Roman"/>
+                <w:sz w:val="28"/>
+                <w:szCs w:val="28"/>
               </w:rPr>
               <w:t>Администрирование</w:t>
             </w:r>
@@ -4991,11 +5120,15 @@
               <w:jc w:val="both"/>
               <w:rPr>
                 <w:rFonts w:eastAsia="Times New Roman"/>
-              </w:rPr>
-            </w:pPr>
-            <w:r>
-              <w:rPr>
-                <w:rFonts w:eastAsia="Times New Roman"/>
+                <w:sz w:val="28"/>
+                <w:szCs w:val="28"/>
+              </w:rPr>
+            </w:pPr>
+            <w:r>
+              <w:rPr>
+                <w:rFonts w:eastAsia="Times New Roman"/>
+                <w:sz w:val="28"/>
+                <w:szCs w:val="28"/>
               </w:rPr>
               <w:t>Не требуется</w:t>
             </w:r>
@@ -5023,11 +5156,15 @@
               <w:jc w:val="both"/>
               <w:rPr>
                 <w:rFonts w:eastAsia="Times New Roman"/>
-              </w:rPr>
-            </w:pPr>
-            <w:r>
-              <w:rPr>
-                <w:rFonts w:eastAsia="Times New Roman"/>
+                <w:sz w:val="28"/>
+                <w:szCs w:val="28"/>
+              </w:rPr>
+            </w:pPr>
+            <w:r>
+              <w:rPr>
+                <w:rFonts w:eastAsia="Times New Roman"/>
+                <w:sz w:val="28"/>
+                <w:szCs w:val="28"/>
               </w:rPr>
               <w:t>Требуется</w:t>
             </w:r>
@@ -5055,11 +5192,15 @@
               <w:jc w:val="both"/>
               <w:rPr>
                 <w:rFonts w:eastAsia="Times New Roman"/>
-              </w:rPr>
-            </w:pPr>
-            <w:r>
-              <w:rPr>
-                <w:rFonts w:eastAsia="Times New Roman"/>
+                <w:sz w:val="28"/>
+                <w:szCs w:val="28"/>
+              </w:rPr>
+            </w:pPr>
+            <w:r>
+              <w:rPr>
+                <w:rFonts w:eastAsia="Times New Roman"/>
+                <w:sz w:val="28"/>
+                <w:szCs w:val="28"/>
               </w:rPr>
               <w:t>Требуется</w:t>
             </w:r>
@@ -5087,11 +5228,15 @@
               <w:jc w:val="both"/>
               <w:rPr>
                 <w:rFonts w:eastAsia="Times New Roman"/>
-              </w:rPr>
-            </w:pPr>
-            <w:r>
-              <w:rPr>
-                <w:rFonts w:eastAsia="Times New Roman"/>
+                <w:sz w:val="28"/>
+                <w:szCs w:val="28"/>
+              </w:rPr>
+            </w:pPr>
+            <w:r>
+              <w:rPr>
+                <w:rFonts w:eastAsia="Times New Roman"/>
+                <w:sz w:val="28"/>
+                <w:szCs w:val="28"/>
               </w:rPr>
               <w:t>Требуется</w:t>
             </w:r>
@@ -5124,11 +5269,15 @@
               <w:jc w:val="both"/>
               <w:rPr>
                 <w:rFonts w:eastAsia="Times New Roman"/>
-              </w:rPr>
-            </w:pPr>
-            <w:r>
-              <w:rPr>
-                <w:rFonts w:eastAsia="Times New Roman"/>
+                <w:sz w:val="28"/>
+                <w:szCs w:val="28"/>
+              </w:rPr>
+            </w:pPr>
+            <w:r>
+              <w:rPr>
+                <w:rFonts w:eastAsia="Times New Roman"/>
+                <w:sz w:val="28"/>
+                <w:szCs w:val="28"/>
               </w:rPr>
               <w:t>Стоимость</w:t>
             </w:r>
@@ -5156,11 +5305,15 @@
               <w:jc w:val="both"/>
               <w:rPr>
                 <w:rFonts w:eastAsia="Times New Roman"/>
-              </w:rPr>
-            </w:pPr>
-            <w:r>
-              <w:rPr>
-                <w:rFonts w:eastAsia="Times New Roman"/>
+                <w:sz w:val="28"/>
+                <w:szCs w:val="28"/>
+              </w:rPr>
+            </w:pPr>
+            <w:r>
+              <w:rPr>
+                <w:rFonts w:eastAsia="Times New Roman"/>
+                <w:sz w:val="28"/>
+                <w:szCs w:val="28"/>
               </w:rPr>
               <w:t>Свободная</w:t>
             </w:r>
@@ -5188,11 +5341,15 @@
               <w:jc w:val="both"/>
               <w:rPr>
                 <w:rFonts w:eastAsia="Times New Roman"/>
-              </w:rPr>
-            </w:pPr>
-            <w:r>
-              <w:rPr>
-                <w:rFonts w:eastAsia="Times New Roman"/>
+                <w:sz w:val="28"/>
+                <w:szCs w:val="28"/>
+              </w:rPr>
+            </w:pPr>
+            <w:r>
+              <w:rPr>
+                <w:rFonts w:eastAsia="Times New Roman"/>
+                <w:sz w:val="28"/>
+                <w:szCs w:val="28"/>
               </w:rPr>
               <w:t>Свободная/платная</w:t>
             </w:r>
@@ -5220,11 +5377,15 @@
               <w:jc w:val="both"/>
               <w:rPr>
                 <w:rFonts w:eastAsia="Times New Roman"/>
-              </w:rPr>
-            </w:pPr>
-            <w:r>
-              <w:rPr>
-                <w:rFonts w:eastAsia="Times New Roman"/>
+                <w:sz w:val="28"/>
+                <w:szCs w:val="28"/>
+              </w:rPr>
+            </w:pPr>
+            <w:r>
+              <w:rPr>
+                <w:rFonts w:eastAsia="Times New Roman"/>
+                <w:sz w:val="28"/>
+                <w:szCs w:val="28"/>
               </w:rPr>
               <w:t>Свободная</w:t>
             </w:r>
@@ -5252,11 +5413,15 @@
               <w:jc w:val="both"/>
               <w:rPr>
                 <w:rFonts w:eastAsia="Times New Roman"/>
-              </w:rPr>
-            </w:pPr>
-            <w:r>
-              <w:rPr>
-                <w:rFonts w:eastAsia="Times New Roman"/>
+                <w:sz w:val="28"/>
+                <w:szCs w:val="28"/>
+              </w:rPr>
+            </w:pPr>
+            <w:r>
+              <w:rPr>
+                <w:rFonts w:eastAsia="Times New Roman"/>
+                <w:sz w:val="28"/>
+                <w:szCs w:val="28"/>
               </w:rPr>
               <w:t>Платная</w:t>
             </w:r>
@@ -5289,11 +5454,15 @@
               <w:jc w:val="both"/>
               <w:rPr>
                 <w:rFonts w:eastAsia="Times New Roman"/>
-              </w:rPr>
-            </w:pPr>
-            <w:r>
-              <w:rPr>
-                <w:rFonts w:eastAsia="Times New Roman"/>
+                <w:sz w:val="28"/>
+                <w:szCs w:val="28"/>
+              </w:rPr>
+            </w:pPr>
+            <w:r>
+              <w:rPr>
+                <w:rFonts w:eastAsia="Times New Roman"/>
+                <w:sz w:val="28"/>
+                <w:szCs w:val="28"/>
               </w:rPr>
               <w:t>Поддержка SQL, ключей, транзакций</w:t>
             </w:r>
@@ -5321,11 +5490,15 @@
               <w:jc w:val="both"/>
               <w:rPr>
                 <w:rFonts w:eastAsia="Times New Roman"/>
-              </w:rPr>
-            </w:pPr>
-            <w:r>
-              <w:rPr>
-                <w:rFonts w:eastAsia="Times New Roman"/>
+                <w:sz w:val="28"/>
+                <w:szCs w:val="28"/>
+              </w:rPr>
+            </w:pPr>
+            <w:r>
+              <w:rPr>
+                <w:rFonts w:eastAsia="Times New Roman"/>
+                <w:sz w:val="28"/>
+                <w:szCs w:val="28"/>
               </w:rPr>
               <w:t>Полная для задачи</w:t>
             </w:r>
@@ -5353,11 +5526,15 @@
               <w:jc w:val="both"/>
               <w:rPr>
                 <w:rFonts w:eastAsia="Times New Roman"/>
-              </w:rPr>
-            </w:pPr>
-            <w:r>
-              <w:rPr>
-                <w:rFonts w:eastAsia="Times New Roman"/>
+                <w:sz w:val="28"/>
+                <w:szCs w:val="28"/>
+              </w:rPr>
+            </w:pPr>
+            <w:r>
+              <w:rPr>
+                <w:rFonts w:eastAsia="Times New Roman"/>
+                <w:sz w:val="28"/>
+                <w:szCs w:val="28"/>
               </w:rPr>
               <w:t>Полная</w:t>
             </w:r>
@@ -5385,11 +5562,15 @@
               <w:jc w:val="both"/>
               <w:rPr>
                 <w:rFonts w:eastAsia="Times New Roman"/>
-              </w:rPr>
-            </w:pPr>
-            <w:r>
-              <w:rPr>
-                <w:rFonts w:eastAsia="Times New Roman"/>
+                <w:sz w:val="28"/>
+                <w:szCs w:val="28"/>
+              </w:rPr>
+            </w:pPr>
+            <w:r>
+              <w:rPr>
+                <w:rFonts w:eastAsia="Times New Roman"/>
+                <w:sz w:val="28"/>
+                <w:szCs w:val="28"/>
               </w:rPr>
               <w:t>Полная</w:t>
             </w:r>
@@ -5417,11 +5598,15 @@
               <w:jc w:val="both"/>
               <w:rPr>
                 <w:rFonts w:eastAsia="Times New Roman"/>
-              </w:rPr>
-            </w:pPr>
-            <w:r>
-              <w:rPr>
-                <w:rFonts w:eastAsia="Times New Roman"/>
+                <w:sz w:val="28"/>
+                <w:szCs w:val="28"/>
+              </w:rPr>
+            </w:pPr>
+            <w:r>
+              <w:rPr>
+                <w:rFonts w:eastAsia="Times New Roman"/>
+                <w:sz w:val="28"/>
+                <w:szCs w:val="28"/>
               </w:rPr>
               <w:t>Полная</w:t>
             </w:r>
@@ -5454,11 +5639,15 @@
               <w:jc w:val="both"/>
               <w:rPr>
                 <w:rFonts w:eastAsia="Times New Roman"/>
-              </w:rPr>
-            </w:pPr>
-            <w:r>
-              <w:rPr>
-                <w:rFonts w:eastAsia="Times New Roman"/>
+                <w:sz w:val="28"/>
+                <w:szCs w:val="28"/>
+              </w:rPr>
+            </w:pPr>
+            <w:r>
+              <w:rPr>
+                <w:rFonts w:eastAsia="Times New Roman"/>
+                <w:sz w:val="28"/>
+                <w:szCs w:val="28"/>
               </w:rPr>
               <w:t>Многопользовательская работа</w:t>
             </w:r>
@@ -5486,11 +5675,15 @@
               <w:jc w:val="both"/>
               <w:rPr>
                 <w:rFonts w:eastAsia="Times New Roman"/>
-              </w:rPr>
-            </w:pPr>
-            <w:r>
-              <w:rPr>
-                <w:rFonts w:eastAsia="Times New Roman"/>
+                <w:sz w:val="28"/>
+                <w:szCs w:val="28"/>
+              </w:rPr>
+            </w:pPr>
+            <w:r>
+              <w:rPr>
+                <w:rFonts w:eastAsia="Times New Roman"/>
+                <w:sz w:val="28"/>
+                <w:szCs w:val="28"/>
               </w:rPr>
               <w:t>Ограничена</w:t>
             </w:r>
@@ -5518,11 +5711,15 @@
               <w:jc w:val="both"/>
               <w:rPr>
                 <w:rFonts w:eastAsia="Times New Roman"/>
-              </w:rPr>
-            </w:pPr>
-            <w:r>
-              <w:rPr>
-                <w:rFonts w:eastAsia="Times New Roman"/>
+                <w:sz w:val="28"/>
+                <w:szCs w:val="28"/>
+              </w:rPr>
+            </w:pPr>
+            <w:r>
+              <w:rPr>
+                <w:rFonts w:eastAsia="Times New Roman"/>
+                <w:sz w:val="28"/>
+                <w:szCs w:val="28"/>
               </w:rPr>
               <w:t>Развитая</w:t>
             </w:r>
@@ -5550,11 +5747,15 @@
               <w:jc w:val="both"/>
               <w:rPr>
                 <w:rFonts w:eastAsia="Times New Roman"/>
-              </w:rPr>
-            </w:pPr>
-            <w:r>
-              <w:rPr>
-                <w:rFonts w:eastAsia="Times New Roman"/>
+                <w:sz w:val="28"/>
+                <w:szCs w:val="28"/>
+              </w:rPr>
+            </w:pPr>
+            <w:r>
+              <w:rPr>
+                <w:rFonts w:eastAsia="Times New Roman"/>
+                <w:sz w:val="28"/>
+                <w:szCs w:val="28"/>
               </w:rPr>
               <w:t>Развитая</w:t>
             </w:r>
@@ -5582,11 +5783,15 @@
               <w:jc w:val="both"/>
               <w:rPr>
                 <w:rFonts w:eastAsia="Times New Roman"/>
-              </w:rPr>
-            </w:pPr>
-            <w:r>
-              <w:rPr>
-                <w:rFonts w:eastAsia="Times New Roman"/>
+                <w:sz w:val="28"/>
+                <w:szCs w:val="28"/>
+              </w:rPr>
+            </w:pPr>
+            <w:r>
+              <w:rPr>
+                <w:rFonts w:eastAsia="Times New Roman"/>
+                <w:sz w:val="28"/>
+                <w:szCs w:val="28"/>
               </w:rPr>
               <w:t>Развитая</w:t>
             </w:r>
@@ -5619,11 +5824,15 @@
               <w:jc w:val="both"/>
               <w:rPr>
                 <w:rFonts w:eastAsia="Times New Roman"/>
-              </w:rPr>
-            </w:pPr>
-            <w:r>
-              <w:rPr>
-                <w:rFonts w:eastAsia="Times New Roman"/>
+                <w:sz w:val="28"/>
+                <w:szCs w:val="28"/>
+              </w:rPr>
+            </w:pPr>
+            <w:r>
+              <w:rPr>
+                <w:rFonts w:eastAsia="Times New Roman"/>
+                <w:sz w:val="28"/>
+                <w:szCs w:val="28"/>
               </w:rPr>
               <w:t>Резервное копирование</w:t>
             </w:r>
@@ -5651,11 +5860,15 @@
               <w:jc w:val="both"/>
               <w:rPr>
                 <w:rFonts w:eastAsia="Times New Roman"/>
-              </w:rPr>
-            </w:pPr>
-            <w:r>
-              <w:rPr>
-                <w:rFonts w:eastAsia="Times New Roman"/>
+                <w:sz w:val="28"/>
+                <w:szCs w:val="28"/>
+              </w:rPr>
+            </w:pPr>
+            <w:r>
+              <w:rPr>
+                <w:rFonts w:eastAsia="Times New Roman"/>
+                <w:sz w:val="28"/>
+                <w:szCs w:val="28"/>
               </w:rPr>
               <w:t>Копирование файла</w:t>
             </w:r>
@@ -5683,11 +5896,15 @@
               <w:jc w:val="both"/>
               <w:rPr>
                 <w:rFonts w:eastAsia="Times New Roman"/>
-              </w:rPr>
-            </w:pPr>
-            <w:r>
-              <w:rPr>
-                <w:rFonts w:eastAsia="Times New Roman"/>
+                <w:sz w:val="28"/>
+                <w:szCs w:val="28"/>
+              </w:rPr>
+            </w:pPr>
+            <w:r>
+              <w:rPr>
+                <w:rFonts w:eastAsia="Times New Roman"/>
+                <w:sz w:val="28"/>
+                <w:szCs w:val="28"/>
               </w:rPr>
               <w:t>Утилиты дампа</w:t>
             </w:r>
@@ -5715,11 +5932,15 @@
               <w:jc w:val="both"/>
               <w:rPr>
                 <w:rFonts w:eastAsia="Times New Roman"/>
-              </w:rPr>
-            </w:pPr>
-            <w:r>
-              <w:rPr>
-                <w:rFonts w:eastAsia="Times New Roman"/>
+                <w:sz w:val="28"/>
+                <w:szCs w:val="28"/>
+              </w:rPr>
+            </w:pPr>
+            <w:r>
+              <w:rPr>
+                <w:rFonts w:eastAsia="Times New Roman"/>
+                <w:sz w:val="28"/>
+                <w:szCs w:val="28"/>
               </w:rPr>
               <w:t>Утилиты дампа</w:t>
             </w:r>
@@ -5747,11 +5968,15 @@
               <w:jc w:val="both"/>
               <w:rPr>
                 <w:rFonts w:eastAsia="Times New Roman"/>
-              </w:rPr>
-            </w:pPr>
-            <w:r>
-              <w:rPr>
-                <w:rFonts w:eastAsia="Times New Roman"/>
+                <w:sz w:val="28"/>
+                <w:szCs w:val="28"/>
+              </w:rPr>
+            </w:pPr>
+            <w:r>
+              <w:rPr>
+                <w:rFonts w:eastAsia="Times New Roman"/>
+                <w:sz w:val="28"/>
+                <w:szCs w:val="28"/>
               </w:rPr>
               <w:t>Средства сервера</w:t>
             </w:r>
@@ -5870,6 +6095,21 @@
     </w:p>
     <w:p>
       <w:pPr>
+        <w:rPr>
+          <w:sz w:val="28"/>
+          <w:szCs w:val="28"/>
+        </w:rPr>
+      </w:pPr>
+      <w:r>
+        <w:rPr>
+          <w:sz w:val="28"/>
+          <w:szCs w:val="28"/>
+        </w:rPr>
+        <w:br w:type="page"/>
+      </w:r>
+    </w:p>
+    <w:p>
+      <w:pPr>
         <w:pStyle w:val="table-caption"/>
         <w:spacing w:before="0" w:after="0"/>
         <w:jc w:val="both"/>
@@ -5883,6 +6123,7 @@
           <w:sz w:val="28"/>
           <w:szCs w:val="28"/>
         </w:rPr>
+        <w:lastRenderedPageBreak/>
         <w:t xml:space="preserve">Таблица 3 </w:t>
       </w:r>
       <w:r>
@@ -5912,10 +6153,10 @@
         <w:tblLook w:val="04A0" w:firstRow="1" w:lastRow="0" w:firstColumn="1" w:lastColumn="0" w:noHBand="0" w:noVBand="1"/>
       </w:tblPr>
       <w:tblGrid>
-        <w:gridCol w:w="2334"/>
-        <w:gridCol w:w="2335"/>
-        <w:gridCol w:w="2335"/>
-        <w:gridCol w:w="2335"/>
+        <w:gridCol w:w="2266"/>
+        <w:gridCol w:w="2540"/>
+        <w:gridCol w:w="2266"/>
+        <w:gridCol w:w="2267"/>
       </w:tblGrid>
       <w:tr>
         <w:trPr>
@@ -5946,6 +6187,8 @@
                 <w:rFonts w:eastAsia="Times New Roman"/>
                 <w:b/>
                 <w:bCs/>
+                <w:sz w:val="28"/>
+                <w:szCs w:val="28"/>
               </w:rPr>
             </w:pPr>
             <w:r>
@@ -5953,6 +6196,8 @@
                 <w:rFonts w:eastAsia="Times New Roman"/>
                 <w:b/>
                 <w:bCs/>
+                <w:sz w:val="28"/>
+                <w:szCs w:val="28"/>
               </w:rPr>
               <w:t>Критерий</w:t>
             </w:r>
@@ -5983,6 +6228,8 @@
                 <w:rFonts w:eastAsia="Times New Roman"/>
                 <w:b/>
                 <w:bCs/>
+                <w:sz w:val="28"/>
+                <w:szCs w:val="28"/>
               </w:rPr>
             </w:pPr>
             <w:r>
@@ -5990,6 +6237,8 @@
                 <w:rFonts w:eastAsia="Times New Roman"/>
                 <w:b/>
                 <w:bCs/>
+                <w:sz w:val="28"/>
+                <w:szCs w:val="28"/>
               </w:rPr>
               <w:t>Node.js + Express</w:t>
             </w:r>
@@ -6020,6 +6269,8 @@
                 <w:rFonts w:eastAsia="Times New Roman"/>
                 <w:b/>
                 <w:bCs/>
+                <w:sz w:val="28"/>
+                <w:szCs w:val="28"/>
               </w:rPr>
             </w:pPr>
             <w:r>
@@ -6027,6 +6278,8 @@
                 <w:rFonts w:eastAsia="Times New Roman"/>
                 <w:b/>
                 <w:bCs/>
+                <w:sz w:val="28"/>
+                <w:szCs w:val="28"/>
               </w:rPr>
               <w:t>PHP (</w:t>
             </w:r>
@@ -6036,6 +6289,8 @@
                 <w:rFonts w:eastAsia="Times New Roman"/>
                 <w:b/>
                 <w:bCs/>
+                <w:sz w:val="28"/>
+                <w:szCs w:val="28"/>
               </w:rPr>
               <w:t>Laravel</w:t>
             </w:r>
@@ -6045,6 +6300,8 @@
                 <w:rFonts w:eastAsia="Times New Roman"/>
                 <w:b/>
                 <w:bCs/>
+                <w:sz w:val="28"/>
+                <w:szCs w:val="28"/>
               </w:rPr>
               <w:t>)</w:t>
             </w:r>
@@ -6075,6 +6332,8 @@
                 <w:rFonts w:eastAsia="Times New Roman"/>
                 <w:b/>
                 <w:bCs/>
+                <w:sz w:val="28"/>
+                <w:szCs w:val="28"/>
               </w:rPr>
             </w:pPr>
             <w:r>
@@ -6082,6 +6341,8 @@
                 <w:rFonts w:eastAsia="Times New Roman"/>
                 <w:b/>
                 <w:bCs/>
+                <w:sz w:val="28"/>
+                <w:szCs w:val="28"/>
               </w:rPr>
               <w:t>Python (</w:t>
             </w:r>
@@ -6091,6 +6352,8 @@
                 <w:rFonts w:eastAsia="Times New Roman"/>
                 <w:b/>
                 <w:bCs/>
+                <w:sz w:val="28"/>
+                <w:szCs w:val="28"/>
               </w:rPr>
               <w:t>Django</w:t>
             </w:r>
@@ -6100,6 +6363,8 @@
                 <w:rFonts w:eastAsia="Times New Roman"/>
                 <w:b/>
                 <w:bCs/>
+                <w:sz w:val="28"/>
+                <w:szCs w:val="28"/>
               </w:rPr>
               <w:t>)</w:t>
             </w:r>
@@ -6132,11 +6397,15 @@
               <w:jc w:val="both"/>
               <w:rPr>
                 <w:rFonts w:eastAsia="Times New Roman"/>
-              </w:rPr>
-            </w:pPr>
-            <w:r>
-              <w:rPr>
-                <w:rFonts w:eastAsia="Times New Roman"/>
+                <w:sz w:val="28"/>
+                <w:szCs w:val="28"/>
+              </w:rPr>
+            </w:pPr>
+            <w:r>
+              <w:rPr>
+                <w:rFonts w:eastAsia="Times New Roman"/>
+                <w:sz w:val="28"/>
+                <w:szCs w:val="28"/>
               </w:rPr>
               <w:t>Язык клиентской и серверной части</w:t>
             </w:r>
@@ -6164,11 +6433,15 @@
               <w:jc w:val="both"/>
               <w:rPr>
                 <w:rFonts w:eastAsia="Times New Roman"/>
-              </w:rPr>
-            </w:pPr>
-            <w:r>
-              <w:rPr>
-                <w:rFonts w:eastAsia="Times New Roman"/>
+                <w:sz w:val="28"/>
+                <w:szCs w:val="28"/>
+              </w:rPr>
+            </w:pPr>
+            <w:r>
+              <w:rPr>
+                <w:rFonts w:eastAsia="Times New Roman"/>
+                <w:sz w:val="28"/>
+                <w:szCs w:val="28"/>
               </w:rPr>
               <w:t>Единый (JavaScript)</w:t>
             </w:r>
@@ -6196,11 +6469,15 @@
               <w:jc w:val="both"/>
               <w:rPr>
                 <w:rFonts w:eastAsia="Times New Roman"/>
-              </w:rPr>
-            </w:pPr>
-            <w:r>
-              <w:rPr>
-                <w:rFonts w:eastAsia="Times New Roman"/>
+                <w:sz w:val="28"/>
+                <w:szCs w:val="28"/>
+              </w:rPr>
+            </w:pPr>
+            <w:r>
+              <w:rPr>
+                <w:rFonts w:eastAsia="Times New Roman"/>
+                <w:sz w:val="28"/>
+                <w:szCs w:val="28"/>
               </w:rPr>
               <w:t>Разные</w:t>
             </w:r>
@@ -6228,11 +6505,15 @@
               <w:jc w:val="both"/>
               <w:rPr>
                 <w:rFonts w:eastAsia="Times New Roman"/>
-              </w:rPr>
-            </w:pPr>
-            <w:r>
-              <w:rPr>
-                <w:rFonts w:eastAsia="Times New Roman"/>
+                <w:sz w:val="28"/>
+                <w:szCs w:val="28"/>
+              </w:rPr>
+            </w:pPr>
+            <w:r>
+              <w:rPr>
+                <w:rFonts w:eastAsia="Times New Roman"/>
+                <w:sz w:val="28"/>
+                <w:szCs w:val="28"/>
               </w:rPr>
               <w:t>Разные</w:t>
             </w:r>
@@ -6265,11 +6546,15 @@
               <w:jc w:val="both"/>
               <w:rPr>
                 <w:rFonts w:eastAsia="Times New Roman"/>
-              </w:rPr>
-            </w:pPr>
-            <w:r>
-              <w:rPr>
-                <w:rFonts w:eastAsia="Times New Roman"/>
+                <w:sz w:val="28"/>
+                <w:szCs w:val="28"/>
+              </w:rPr>
+            </w:pPr>
+            <w:r>
+              <w:rPr>
+                <w:rFonts w:eastAsia="Times New Roman"/>
+                <w:sz w:val="28"/>
+                <w:szCs w:val="28"/>
               </w:rPr>
               <w:t>Модель REST API</w:t>
             </w:r>
@@ -6297,11 +6582,15 @@
               <w:jc w:val="both"/>
               <w:rPr>
                 <w:rFonts w:eastAsia="Times New Roman"/>
-              </w:rPr>
-            </w:pPr>
-            <w:r>
-              <w:rPr>
-                <w:rFonts w:eastAsia="Times New Roman"/>
+                <w:sz w:val="28"/>
+                <w:szCs w:val="28"/>
+              </w:rPr>
+            </w:pPr>
+            <w:r>
+              <w:rPr>
+                <w:rFonts w:eastAsia="Times New Roman"/>
+                <w:sz w:val="28"/>
+                <w:szCs w:val="28"/>
               </w:rPr>
               <w:t>Минималистичная, гибкая</w:t>
             </w:r>
@@ -6329,11 +6618,15 @@
               <w:jc w:val="both"/>
               <w:rPr>
                 <w:rFonts w:eastAsia="Times New Roman"/>
-              </w:rPr>
-            </w:pPr>
-            <w:r>
-              <w:rPr>
-                <w:rFonts w:eastAsia="Times New Roman"/>
+                <w:sz w:val="28"/>
+                <w:szCs w:val="28"/>
+              </w:rPr>
+            </w:pPr>
+            <w:r>
+              <w:rPr>
+                <w:rFonts w:eastAsia="Times New Roman"/>
+                <w:sz w:val="28"/>
+                <w:szCs w:val="28"/>
               </w:rPr>
               <w:t>Развитая, тяжеловесная</w:t>
             </w:r>
@@ -6361,11 +6654,15 @@
               <w:jc w:val="both"/>
               <w:rPr>
                 <w:rFonts w:eastAsia="Times New Roman"/>
-              </w:rPr>
-            </w:pPr>
-            <w:r>
-              <w:rPr>
-                <w:rFonts w:eastAsia="Times New Roman"/>
+                <w:sz w:val="28"/>
+                <w:szCs w:val="28"/>
+              </w:rPr>
+            </w:pPr>
+            <w:r>
+              <w:rPr>
+                <w:rFonts w:eastAsia="Times New Roman"/>
+                <w:sz w:val="28"/>
+                <w:szCs w:val="28"/>
               </w:rPr>
               <w:t>Развитая, тяжеловесная</w:t>
             </w:r>
@@ -6398,11 +6695,15 @@
               <w:jc w:val="both"/>
               <w:rPr>
                 <w:rFonts w:eastAsia="Times New Roman"/>
-              </w:rPr>
-            </w:pPr>
-            <w:r>
-              <w:rPr>
-                <w:rFonts w:eastAsia="Times New Roman"/>
+                <w:sz w:val="28"/>
+                <w:szCs w:val="28"/>
+              </w:rPr>
+            </w:pPr>
+            <w:r>
+              <w:rPr>
+                <w:rFonts w:eastAsia="Times New Roman"/>
+                <w:sz w:val="28"/>
+                <w:szCs w:val="28"/>
               </w:rPr>
               <w:t>Работа с JSON</w:t>
             </w:r>
@@ -6430,11 +6731,15 @@
               <w:jc w:val="both"/>
               <w:rPr>
                 <w:rFonts w:eastAsia="Times New Roman"/>
-              </w:rPr>
-            </w:pPr>
-            <w:r>
-              <w:rPr>
-                <w:rFonts w:eastAsia="Times New Roman"/>
+                <w:sz w:val="28"/>
+                <w:szCs w:val="28"/>
+              </w:rPr>
+            </w:pPr>
+            <w:r>
+              <w:rPr>
+                <w:rFonts w:eastAsia="Times New Roman"/>
+                <w:sz w:val="28"/>
+                <w:szCs w:val="28"/>
               </w:rPr>
               <w:t>Нативная</w:t>
             </w:r>
@@ -6462,11 +6767,15 @@
               <w:jc w:val="both"/>
               <w:rPr>
                 <w:rFonts w:eastAsia="Times New Roman"/>
-              </w:rPr>
-            </w:pPr>
-            <w:r>
-              <w:rPr>
-                <w:rFonts w:eastAsia="Times New Roman"/>
+                <w:sz w:val="28"/>
+                <w:szCs w:val="28"/>
+              </w:rPr>
+            </w:pPr>
+            <w:r>
+              <w:rPr>
+                <w:rFonts w:eastAsia="Times New Roman"/>
+                <w:sz w:val="28"/>
+                <w:szCs w:val="28"/>
               </w:rPr>
               <w:t>Через функции</w:t>
             </w:r>
@@ -6494,11 +6803,15 @@
               <w:jc w:val="both"/>
               <w:rPr>
                 <w:rFonts w:eastAsia="Times New Roman"/>
-              </w:rPr>
-            </w:pPr>
-            <w:r>
-              <w:rPr>
-                <w:rFonts w:eastAsia="Times New Roman"/>
+                <w:sz w:val="28"/>
+                <w:szCs w:val="28"/>
+              </w:rPr>
+            </w:pPr>
+            <w:r>
+              <w:rPr>
+                <w:rFonts w:eastAsia="Times New Roman"/>
+                <w:sz w:val="28"/>
+                <w:szCs w:val="28"/>
               </w:rPr>
               <w:t>Через библиотеки</w:t>
             </w:r>
@@ -6531,11 +6844,15 @@
               <w:jc w:val="both"/>
               <w:rPr>
                 <w:rFonts w:eastAsia="Times New Roman"/>
-              </w:rPr>
-            </w:pPr>
-            <w:r>
-              <w:rPr>
-                <w:rFonts w:eastAsia="Times New Roman"/>
+                <w:sz w:val="28"/>
+                <w:szCs w:val="28"/>
+              </w:rPr>
+            </w:pPr>
+            <w:r>
+              <w:rPr>
+                <w:rFonts w:eastAsia="Times New Roman"/>
+                <w:sz w:val="28"/>
+                <w:szCs w:val="28"/>
               </w:rPr>
               <w:t>Развертывание на Windows</w:t>
             </w:r>
@@ -6563,11 +6880,15 @@
               <w:jc w:val="both"/>
               <w:rPr>
                 <w:rFonts w:eastAsia="Times New Roman"/>
-              </w:rPr>
-            </w:pPr>
-            <w:r>
-              <w:rPr>
-                <w:rFonts w:eastAsia="Times New Roman"/>
+                <w:sz w:val="28"/>
+                <w:szCs w:val="28"/>
+              </w:rPr>
+            </w:pPr>
+            <w:r>
+              <w:rPr>
+                <w:rFonts w:eastAsia="Times New Roman"/>
+                <w:sz w:val="28"/>
+                <w:szCs w:val="28"/>
               </w:rPr>
               <w:t>Простое</w:t>
             </w:r>
@@ -6595,11 +6916,15 @@
               <w:jc w:val="both"/>
               <w:rPr>
                 <w:rFonts w:eastAsia="Times New Roman"/>
-              </w:rPr>
-            </w:pPr>
-            <w:r>
-              <w:rPr>
-                <w:rFonts w:eastAsia="Times New Roman"/>
+                <w:sz w:val="28"/>
+                <w:szCs w:val="28"/>
+              </w:rPr>
+            </w:pPr>
+            <w:r>
+              <w:rPr>
+                <w:rFonts w:eastAsia="Times New Roman"/>
+                <w:sz w:val="28"/>
+                <w:szCs w:val="28"/>
               </w:rPr>
               <w:t>Требует веб-сервера</w:t>
             </w:r>
@@ -6627,11 +6952,15 @@
               <w:jc w:val="both"/>
               <w:rPr>
                 <w:rFonts w:eastAsia="Times New Roman"/>
-              </w:rPr>
-            </w:pPr>
-            <w:r>
-              <w:rPr>
-                <w:rFonts w:eastAsia="Times New Roman"/>
+                <w:sz w:val="28"/>
+                <w:szCs w:val="28"/>
+              </w:rPr>
+            </w:pPr>
+            <w:r>
+              <w:rPr>
+                <w:rFonts w:eastAsia="Times New Roman"/>
+                <w:sz w:val="28"/>
+                <w:szCs w:val="28"/>
               </w:rPr>
               <w:t>Простое</w:t>
             </w:r>
@@ -6664,11 +6993,15 @@
               <w:jc w:val="both"/>
               <w:rPr>
                 <w:rFonts w:eastAsia="Times New Roman"/>
-              </w:rPr>
-            </w:pPr>
-            <w:r>
-              <w:rPr>
-                <w:rFonts w:eastAsia="Times New Roman"/>
+                <w:sz w:val="28"/>
+                <w:szCs w:val="28"/>
+              </w:rPr>
+            </w:pPr>
+            <w:r>
+              <w:rPr>
+                <w:rFonts w:eastAsia="Times New Roman"/>
+                <w:sz w:val="28"/>
+                <w:szCs w:val="28"/>
               </w:rPr>
               <w:t>Порог входа и скорость разработки макета</w:t>
             </w:r>
@@ -6696,11 +7029,15 @@
               <w:jc w:val="both"/>
               <w:rPr>
                 <w:rFonts w:eastAsia="Times New Roman"/>
-              </w:rPr>
-            </w:pPr>
-            <w:r>
-              <w:rPr>
-                <w:rFonts w:eastAsia="Times New Roman"/>
+                <w:sz w:val="28"/>
+                <w:szCs w:val="28"/>
+              </w:rPr>
+            </w:pPr>
+            <w:r>
+              <w:rPr>
+                <w:rFonts w:eastAsia="Times New Roman"/>
+                <w:sz w:val="28"/>
+                <w:szCs w:val="28"/>
               </w:rPr>
               <w:t>Низкий, высокая</w:t>
             </w:r>
@@ -6728,11 +7065,15 @@
               <w:jc w:val="both"/>
               <w:rPr>
                 <w:rFonts w:eastAsia="Times New Roman"/>
-              </w:rPr>
-            </w:pPr>
-            <w:r>
-              <w:rPr>
-                <w:rFonts w:eastAsia="Times New Roman"/>
+                <w:sz w:val="28"/>
+                <w:szCs w:val="28"/>
+              </w:rPr>
+            </w:pPr>
+            <w:r>
+              <w:rPr>
+                <w:rFonts w:eastAsia="Times New Roman"/>
+                <w:sz w:val="28"/>
+                <w:szCs w:val="28"/>
               </w:rPr>
               <w:t>Средний</w:t>
             </w:r>
@@ -6760,11 +7101,15 @@
               <w:jc w:val="both"/>
               <w:rPr>
                 <w:rFonts w:eastAsia="Times New Roman"/>
-              </w:rPr>
-            </w:pPr>
-            <w:r>
-              <w:rPr>
-                <w:rFonts w:eastAsia="Times New Roman"/>
+                <w:sz w:val="28"/>
+                <w:szCs w:val="28"/>
+              </w:rPr>
+            </w:pPr>
+            <w:r>
+              <w:rPr>
+                <w:rFonts w:eastAsia="Times New Roman"/>
+                <w:sz w:val="28"/>
+                <w:szCs w:val="28"/>
               </w:rPr>
               <w:t>Средний</w:t>
             </w:r>
@@ -6780,16 +7125,39 @@
         <w:rPr>
           <w:sz w:val="28"/>
           <w:szCs w:val="28"/>
+          <w:lang w:val="en-US"/>
         </w:rPr>
       </w:pPr>
-      <w:r>
-        <w:rPr>
-          <w:sz w:val="28"/>
-          <w:szCs w:val="28"/>
-        </w:rPr>
-        <w:lastRenderedPageBreak/>
+    </w:p>
+    <w:p>
+      <w:pPr>
+        <w:pStyle w:val="a3"/>
+        <w:spacing w:after="0"/>
+        <w:jc w:val="both"/>
+        <w:rPr>
+          <w:sz w:val="28"/>
+          <w:szCs w:val="28"/>
+        </w:rPr>
+      </w:pPr>
+      <w:r>
+        <w:rPr>
+          <w:sz w:val="28"/>
+          <w:szCs w:val="28"/>
+        </w:rPr>
         <w:t>Выбрана связка Node.js + Express: единый язык JavaScript для клиентской и серверной частей сокращает трудоемкость разработки и сопровождения, формат JSON является для платформы родным, а минималистичный фреймворк Express позволяет реализовать REST API без избыточной инфраструктуры. Сравнение клиентских фреймворков приведено в таблице 4.</w:t>
       </w:r>
+    </w:p>
+    <w:p>
+      <w:pPr>
+        <w:pStyle w:val="table-caption"/>
+        <w:spacing w:before="0" w:after="0"/>
+        <w:jc w:val="both"/>
+        <w:rPr>
+          <w:sz w:val="28"/>
+          <w:szCs w:val="28"/>
+          <w:lang w:val="en-US"/>
+        </w:rPr>
+      </w:pPr>
     </w:p>
     <w:p>
       <w:pPr>
@@ -6851,10 +7219,10 @@
         <w:tblLook w:val="04A0" w:firstRow="1" w:lastRow="0" w:firstColumn="1" w:lastColumn="0" w:noHBand="0" w:noVBand="1"/>
       </w:tblPr>
       <w:tblGrid>
-        <w:gridCol w:w="2334"/>
-        <w:gridCol w:w="2335"/>
-        <w:gridCol w:w="2335"/>
-        <w:gridCol w:w="2335"/>
+        <w:gridCol w:w="2431"/>
+        <w:gridCol w:w="2302"/>
+        <w:gridCol w:w="2303"/>
+        <w:gridCol w:w="2303"/>
       </w:tblGrid>
       <w:tr>
         <w:trPr>
@@ -6885,6 +7253,8 @@
                 <w:rFonts w:eastAsia="Times New Roman"/>
                 <w:b/>
                 <w:bCs/>
+                <w:sz w:val="28"/>
+                <w:szCs w:val="28"/>
               </w:rPr>
             </w:pPr>
             <w:r>
@@ -6892,6 +7262,8 @@
                 <w:rFonts w:eastAsia="Times New Roman"/>
                 <w:b/>
                 <w:bCs/>
+                <w:sz w:val="28"/>
+                <w:szCs w:val="28"/>
               </w:rPr>
               <w:t>Критерий</w:t>
             </w:r>
@@ -6922,6 +7294,8 @@
                 <w:rFonts w:eastAsia="Times New Roman"/>
                 <w:b/>
                 <w:bCs/>
+                <w:sz w:val="28"/>
+                <w:szCs w:val="28"/>
               </w:rPr>
             </w:pPr>
             <w:proofErr w:type="spellStart"/>
@@ -6930,6 +7304,8 @@
                 <w:rFonts w:eastAsia="Times New Roman"/>
                 <w:b/>
                 <w:bCs/>
+                <w:sz w:val="28"/>
+                <w:szCs w:val="28"/>
               </w:rPr>
               <w:t>React</w:t>
             </w:r>
@@ -6961,6 +7337,8 @@
                 <w:rFonts w:eastAsia="Times New Roman"/>
                 <w:b/>
                 <w:bCs/>
+                <w:sz w:val="28"/>
+                <w:szCs w:val="28"/>
               </w:rPr>
             </w:pPr>
             <w:proofErr w:type="spellStart"/>
@@ -6969,6 +7347,8 @@
                 <w:rFonts w:eastAsia="Times New Roman"/>
                 <w:b/>
                 <w:bCs/>
+                <w:sz w:val="28"/>
+                <w:szCs w:val="28"/>
               </w:rPr>
               <w:t>Vue</w:t>
             </w:r>
@@ -7000,6 +7380,8 @@
                 <w:rFonts w:eastAsia="Times New Roman"/>
                 <w:b/>
                 <w:bCs/>
+                <w:sz w:val="28"/>
+                <w:szCs w:val="28"/>
               </w:rPr>
             </w:pPr>
             <w:proofErr w:type="spellStart"/>
@@ -7008,6 +7390,8 @@
                 <w:rFonts w:eastAsia="Times New Roman"/>
                 <w:b/>
                 <w:bCs/>
+                <w:sz w:val="28"/>
+                <w:szCs w:val="28"/>
               </w:rPr>
               <w:t>Angular</w:t>
             </w:r>
@@ -7041,11 +7425,15 @@
               <w:jc w:val="both"/>
               <w:rPr>
                 <w:rFonts w:eastAsia="Times New Roman"/>
-              </w:rPr>
-            </w:pPr>
-            <w:r>
-              <w:rPr>
-                <w:rFonts w:eastAsia="Times New Roman"/>
+                <w:sz w:val="28"/>
+                <w:szCs w:val="28"/>
+              </w:rPr>
+            </w:pPr>
+            <w:r>
+              <w:rPr>
+                <w:rFonts w:eastAsia="Times New Roman"/>
+                <w:sz w:val="28"/>
+                <w:szCs w:val="28"/>
               </w:rPr>
               <w:t>Подход</w:t>
             </w:r>
@@ -7073,11 +7461,15 @@
               <w:jc w:val="both"/>
               <w:rPr>
                 <w:rFonts w:eastAsia="Times New Roman"/>
-              </w:rPr>
-            </w:pPr>
-            <w:r>
-              <w:rPr>
-                <w:rFonts w:eastAsia="Times New Roman"/>
+                <w:sz w:val="28"/>
+                <w:szCs w:val="28"/>
+              </w:rPr>
+            </w:pPr>
+            <w:r>
+              <w:rPr>
+                <w:rFonts w:eastAsia="Times New Roman"/>
+                <w:sz w:val="28"/>
+                <w:szCs w:val="28"/>
               </w:rPr>
               <w:t>Библиотека компонентов</w:t>
             </w:r>
@@ -7105,11 +7497,15 @@
               <w:jc w:val="both"/>
               <w:rPr>
                 <w:rFonts w:eastAsia="Times New Roman"/>
-              </w:rPr>
-            </w:pPr>
-            <w:r>
-              <w:rPr>
-                <w:rFonts w:eastAsia="Times New Roman"/>
+                <w:sz w:val="28"/>
+                <w:szCs w:val="28"/>
+              </w:rPr>
+            </w:pPr>
+            <w:r>
+              <w:rPr>
+                <w:rFonts w:eastAsia="Times New Roman"/>
+                <w:sz w:val="28"/>
+                <w:szCs w:val="28"/>
               </w:rPr>
               <w:t>Прогрессивный фреймворк</w:t>
             </w:r>
@@ -7137,11 +7533,15 @@
               <w:jc w:val="both"/>
               <w:rPr>
                 <w:rFonts w:eastAsia="Times New Roman"/>
-              </w:rPr>
-            </w:pPr>
-            <w:r>
-              <w:rPr>
-                <w:rFonts w:eastAsia="Times New Roman"/>
+                <w:sz w:val="28"/>
+                <w:szCs w:val="28"/>
+              </w:rPr>
+            </w:pPr>
+            <w:r>
+              <w:rPr>
+                <w:rFonts w:eastAsia="Times New Roman"/>
+                <w:sz w:val="28"/>
+                <w:szCs w:val="28"/>
               </w:rPr>
               <w:t>Полный фреймворк</w:t>
             </w:r>
@@ -7174,11 +7574,15 @@
               <w:jc w:val="both"/>
               <w:rPr>
                 <w:rFonts w:eastAsia="Times New Roman"/>
-              </w:rPr>
-            </w:pPr>
-            <w:r>
-              <w:rPr>
-                <w:rFonts w:eastAsia="Times New Roman"/>
+                <w:sz w:val="28"/>
+                <w:szCs w:val="28"/>
+              </w:rPr>
+            </w:pPr>
+            <w:r>
+              <w:rPr>
+                <w:rFonts w:eastAsia="Times New Roman"/>
+                <w:sz w:val="28"/>
+                <w:szCs w:val="28"/>
               </w:rPr>
               <w:t>Размер и сложность</w:t>
             </w:r>
@@ -7206,11 +7610,15 @@
               <w:jc w:val="both"/>
               <w:rPr>
                 <w:rFonts w:eastAsia="Times New Roman"/>
-              </w:rPr>
-            </w:pPr>
-            <w:r>
-              <w:rPr>
-                <w:rFonts w:eastAsia="Times New Roman"/>
+                <w:sz w:val="28"/>
+                <w:szCs w:val="28"/>
+              </w:rPr>
+            </w:pPr>
+            <w:r>
+              <w:rPr>
+                <w:rFonts w:eastAsia="Times New Roman"/>
+                <w:sz w:val="28"/>
+                <w:szCs w:val="28"/>
               </w:rPr>
               <w:t>Средние</w:t>
             </w:r>
@@ -7238,11 +7646,15 @@
               <w:jc w:val="both"/>
               <w:rPr>
                 <w:rFonts w:eastAsia="Times New Roman"/>
-              </w:rPr>
-            </w:pPr>
-            <w:r>
-              <w:rPr>
-                <w:rFonts w:eastAsia="Times New Roman"/>
+                <w:sz w:val="28"/>
+                <w:szCs w:val="28"/>
+              </w:rPr>
+            </w:pPr>
+            <w:r>
+              <w:rPr>
+                <w:rFonts w:eastAsia="Times New Roman"/>
+                <w:sz w:val="28"/>
+                <w:szCs w:val="28"/>
               </w:rPr>
               <w:t>Малые</w:t>
             </w:r>
@@ -7270,11 +7682,15 @@
               <w:jc w:val="both"/>
               <w:rPr>
                 <w:rFonts w:eastAsia="Times New Roman"/>
-              </w:rPr>
-            </w:pPr>
-            <w:r>
-              <w:rPr>
-                <w:rFonts w:eastAsia="Times New Roman"/>
+                <w:sz w:val="28"/>
+                <w:szCs w:val="28"/>
+              </w:rPr>
+            </w:pPr>
+            <w:r>
+              <w:rPr>
+                <w:rFonts w:eastAsia="Times New Roman"/>
+                <w:sz w:val="28"/>
+                <w:szCs w:val="28"/>
               </w:rPr>
               <w:t>Большие</w:t>
             </w:r>
@@ -7307,11 +7723,15 @@
               <w:jc w:val="both"/>
               <w:rPr>
                 <w:rFonts w:eastAsia="Times New Roman"/>
-              </w:rPr>
-            </w:pPr>
-            <w:r>
-              <w:rPr>
-                <w:rFonts w:eastAsia="Times New Roman"/>
+                <w:sz w:val="28"/>
+                <w:szCs w:val="28"/>
+              </w:rPr>
+            </w:pPr>
+            <w:r>
+              <w:rPr>
+                <w:rFonts w:eastAsia="Times New Roman"/>
+                <w:sz w:val="28"/>
+                <w:szCs w:val="28"/>
               </w:rPr>
               <w:t>Экосистема и сообщество</w:t>
             </w:r>
@@ -7339,11 +7759,15 @@
               <w:jc w:val="both"/>
               <w:rPr>
                 <w:rFonts w:eastAsia="Times New Roman"/>
-              </w:rPr>
-            </w:pPr>
-            <w:r>
-              <w:rPr>
-                <w:rFonts w:eastAsia="Times New Roman"/>
+                <w:sz w:val="28"/>
+                <w:szCs w:val="28"/>
+              </w:rPr>
+            </w:pPr>
+            <w:r>
+              <w:rPr>
+                <w:rFonts w:eastAsia="Times New Roman"/>
+                <w:sz w:val="28"/>
+                <w:szCs w:val="28"/>
               </w:rPr>
               <w:t>Крупнейшие</w:t>
             </w:r>
@@ -7371,11 +7795,15 @@
               <w:jc w:val="both"/>
               <w:rPr>
                 <w:rFonts w:eastAsia="Times New Roman"/>
-              </w:rPr>
-            </w:pPr>
-            <w:r>
-              <w:rPr>
-                <w:rFonts w:eastAsia="Times New Roman"/>
+                <w:sz w:val="28"/>
+                <w:szCs w:val="28"/>
+              </w:rPr>
+            </w:pPr>
+            <w:r>
+              <w:rPr>
+                <w:rFonts w:eastAsia="Times New Roman"/>
+                <w:sz w:val="28"/>
+                <w:szCs w:val="28"/>
               </w:rPr>
               <w:t>Крупные</w:t>
             </w:r>
@@ -7403,11 +7831,15 @@
               <w:jc w:val="both"/>
               <w:rPr>
                 <w:rFonts w:eastAsia="Times New Roman"/>
-              </w:rPr>
-            </w:pPr>
-            <w:r>
-              <w:rPr>
-                <w:rFonts w:eastAsia="Times New Roman"/>
+                <w:sz w:val="28"/>
+                <w:szCs w:val="28"/>
+              </w:rPr>
+            </w:pPr>
+            <w:r>
+              <w:rPr>
+                <w:rFonts w:eastAsia="Times New Roman"/>
+                <w:sz w:val="28"/>
+                <w:szCs w:val="28"/>
               </w:rPr>
               <w:t>Крупные</w:t>
             </w:r>
@@ -7440,11 +7872,15 @@
               <w:jc w:val="both"/>
               <w:rPr>
                 <w:rFonts w:eastAsia="Times New Roman"/>
-              </w:rPr>
-            </w:pPr>
-            <w:r>
-              <w:rPr>
-                <w:rFonts w:eastAsia="Times New Roman"/>
+                <w:sz w:val="28"/>
+                <w:szCs w:val="28"/>
+              </w:rPr>
+            </w:pPr>
+            <w:r>
+              <w:rPr>
+                <w:rFonts w:eastAsia="Times New Roman"/>
+                <w:sz w:val="28"/>
+                <w:szCs w:val="28"/>
               </w:rPr>
               <w:t>Востребованность специалистов</w:t>
             </w:r>
@@ -7472,11 +7908,15 @@
               <w:jc w:val="both"/>
               <w:rPr>
                 <w:rFonts w:eastAsia="Times New Roman"/>
-              </w:rPr>
-            </w:pPr>
-            <w:r>
-              <w:rPr>
-                <w:rFonts w:eastAsia="Times New Roman"/>
+                <w:sz w:val="28"/>
+                <w:szCs w:val="28"/>
+              </w:rPr>
+            </w:pPr>
+            <w:r>
+              <w:rPr>
+                <w:rFonts w:eastAsia="Times New Roman"/>
+                <w:sz w:val="28"/>
+                <w:szCs w:val="28"/>
               </w:rPr>
               <w:t>Максимальная</w:t>
             </w:r>
@@ -7504,11 +7944,15 @@
               <w:jc w:val="both"/>
               <w:rPr>
                 <w:rFonts w:eastAsia="Times New Roman"/>
-              </w:rPr>
-            </w:pPr>
-            <w:r>
-              <w:rPr>
-                <w:rFonts w:eastAsia="Times New Roman"/>
+                <w:sz w:val="28"/>
+                <w:szCs w:val="28"/>
+              </w:rPr>
+            </w:pPr>
+            <w:r>
+              <w:rPr>
+                <w:rFonts w:eastAsia="Times New Roman"/>
+                <w:sz w:val="28"/>
+                <w:szCs w:val="28"/>
               </w:rPr>
               <w:t>Высокая</w:t>
             </w:r>
@@ -7536,11 +7980,15 @@
               <w:jc w:val="both"/>
               <w:rPr>
                 <w:rFonts w:eastAsia="Times New Roman"/>
-              </w:rPr>
-            </w:pPr>
-            <w:r>
-              <w:rPr>
-                <w:rFonts w:eastAsia="Times New Roman"/>
+                <w:sz w:val="28"/>
+                <w:szCs w:val="28"/>
+              </w:rPr>
+            </w:pPr>
+            <w:r>
+              <w:rPr>
+                <w:rFonts w:eastAsia="Times New Roman"/>
+                <w:sz w:val="28"/>
+                <w:szCs w:val="28"/>
               </w:rPr>
               <w:t>Высокая</w:t>
             </w:r>
@@ -7573,11 +8021,15 @@
               <w:jc w:val="both"/>
               <w:rPr>
                 <w:rFonts w:eastAsia="Times New Roman"/>
-              </w:rPr>
-            </w:pPr>
-            <w:r>
-              <w:rPr>
-                <w:rFonts w:eastAsia="Times New Roman"/>
+                <w:sz w:val="28"/>
+                <w:szCs w:val="28"/>
+              </w:rPr>
+            </w:pPr>
+            <w:r>
+              <w:rPr>
+                <w:rFonts w:eastAsia="Times New Roman"/>
+                <w:sz w:val="28"/>
+                <w:szCs w:val="28"/>
               </w:rPr>
               <w:t>Пригодность для SPA-макета</w:t>
             </w:r>
@@ -7605,11 +8057,15 @@
               <w:jc w:val="both"/>
               <w:rPr>
                 <w:rFonts w:eastAsia="Times New Roman"/>
-              </w:rPr>
-            </w:pPr>
-            <w:r>
-              <w:rPr>
-                <w:rFonts w:eastAsia="Times New Roman"/>
+                <w:sz w:val="28"/>
+                <w:szCs w:val="28"/>
+              </w:rPr>
+            </w:pPr>
+            <w:r>
+              <w:rPr>
+                <w:rFonts w:eastAsia="Times New Roman"/>
+                <w:sz w:val="28"/>
+                <w:szCs w:val="28"/>
               </w:rPr>
               <w:t>Высокая</w:t>
             </w:r>
@@ -7637,11 +8093,15 @@
               <w:jc w:val="both"/>
               <w:rPr>
                 <w:rFonts w:eastAsia="Times New Roman"/>
-              </w:rPr>
-            </w:pPr>
-            <w:r>
-              <w:rPr>
-                <w:rFonts w:eastAsia="Times New Roman"/>
+                <w:sz w:val="28"/>
+                <w:szCs w:val="28"/>
+              </w:rPr>
+            </w:pPr>
+            <w:r>
+              <w:rPr>
+                <w:rFonts w:eastAsia="Times New Roman"/>
+                <w:sz w:val="28"/>
+                <w:szCs w:val="28"/>
               </w:rPr>
               <w:t>Высокая</w:t>
             </w:r>
@@ -7669,11 +8129,15 @@
               <w:jc w:val="both"/>
               <w:rPr>
                 <w:rFonts w:eastAsia="Times New Roman"/>
-              </w:rPr>
-            </w:pPr>
-            <w:r>
-              <w:rPr>
-                <w:rFonts w:eastAsia="Times New Roman"/>
+                <w:sz w:val="28"/>
+                <w:szCs w:val="28"/>
+              </w:rPr>
+            </w:pPr>
+            <w:r>
+              <w:rPr>
+                <w:rFonts w:eastAsia="Times New Roman"/>
+                <w:sz w:val="28"/>
+                <w:szCs w:val="28"/>
               </w:rPr>
               <w:t>Избыточная</w:t>
             </w:r>
@@ -7689,127 +8153,9 @@
         <w:rPr>
           <w:sz w:val="28"/>
           <w:szCs w:val="28"/>
+          <w:lang w:val="en-US"/>
         </w:rPr>
       </w:pPr>
-      <w:r>
-        <w:rPr>
-          <w:sz w:val="28"/>
-          <w:szCs w:val="28"/>
-        </w:rPr>
-        <w:t xml:space="preserve">Выбрана библиотека </w:t>
-      </w:r>
-      <w:proofErr w:type="spellStart"/>
-      <w:r>
-        <w:rPr>
-          <w:sz w:val="28"/>
-          <w:szCs w:val="28"/>
-        </w:rPr>
-        <w:t>React</w:t>
-      </w:r>
-      <w:proofErr w:type="spellEnd"/>
-      <w:r>
-        <w:rPr>
-          <w:sz w:val="28"/>
-          <w:szCs w:val="28"/>
-        </w:rPr>
-        <w:t xml:space="preserve"> со сборщиком </w:t>
-      </w:r>
-      <w:proofErr w:type="spellStart"/>
-      <w:r>
-        <w:rPr>
-          <w:sz w:val="28"/>
-          <w:szCs w:val="28"/>
-        </w:rPr>
-        <w:t>Vite</w:t>
-      </w:r>
-      <w:proofErr w:type="spellEnd"/>
-      <w:r>
-        <w:rPr>
-          <w:sz w:val="28"/>
-          <w:szCs w:val="28"/>
-        </w:rPr>
-        <w:t xml:space="preserve">: компонентный подход естественно отображает структуру интерфейса (таблицы, формы, карточки) на переиспользуемые модули, экосистема </w:t>
-      </w:r>
-      <w:proofErr w:type="spellStart"/>
-      <w:r>
-        <w:rPr>
-          <w:sz w:val="28"/>
-          <w:szCs w:val="28"/>
-        </w:rPr>
-        <w:t>React</w:t>
-      </w:r>
-      <w:proofErr w:type="spellEnd"/>
-      <w:r>
-        <w:rPr>
-          <w:sz w:val="28"/>
-          <w:szCs w:val="28"/>
-        </w:rPr>
-        <w:t xml:space="preserve"> является крупнейшей среди клиентских фреймворков, а сборщик </w:t>
-      </w:r>
-      <w:proofErr w:type="spellStart"/>
-      <w:r>
-        <w:rPr>
-          <w:sz w:val="28"/>
-          <w:szCs w:val="28"/>
-        </w:rPr>
-        <w:t>Vite</w:t>
-      </w:r>
-      <w:proofErr w:type="spellEnd"/>
-      <w:r>
-        <w:rPr>
-          <w:sz w:val="28"/>
-          <w:szCs w:val="28"/>
-        </w:rPr>
-        <w:t xml:space="preserve"> обеспечивает быстрый цикл разработки. </w:t>
-      </w:r>
-      <w:proofErr w:type="spellStart"/>
-      <w:r>
-        <w:rPr>
-          <w:sz w:val="28"/>
-          <w:szCs w:val="28"/>
-        </w:rPr>
-        <w:t>Angular</w:t>
-      </w:r>
-      <w:proofErr w:type="spellEnd"/>
-      <w:r>
-        <w:rPr>
-          <w:sz w:val="28"/>
-          <w:szCs w:val="28"/>
-        </w:rPr>
-        <w:t xml:space="preserve"> избыточен для макета одного рабочего места; </w:t>
-      </w:r>
-      <w:proofErr w:type="spellStart"/>
-      <w:r>
-        <w:rPr>
-          <w:sz w:val="28"/>
-          <w:szCs w:val="28"/>
-        </w:rPr>
-        <w:t>Vue</w:t>
-      </w:r>
-      <w:proofErr w:type="spellEnd"/>
-      <w:r>
-        <w:rPr>
-          <w:sz w:val="28"/>
-          <w:szCs w:val="28"/>
-        </w:rPr>
-        <w:t xml:space="preserve"> является равноценной альтернативой, однако </w:t>
-      </w:r>
-      <w:proofErr w:type="spellStart"/>
-      <w:r>
-        <w:rPr>
-          <w:sz w:val="28"/>
-          <w:szCs w:val="28"/>
-        </w:rPr>
-        <w:t>React</w:t>
-      </w:r>
-      <w:proofErr w:type="spellEnd"/>
-      <w:r>
-        <w:rPr>
-          <w:sz w:val="28"/>
-          <w:szCs w:val="28"/>
-        </w:rPr>
-        <w:t xml:space="preserve"> предпочтен из соображений распространенности и доступности специалистов.</w:t>
-      </w:r>
     </w:p>
     <w:p>
       <w:pPr>
@@ -7826,111 +8172,251 @@
           <w:sz w:val="28"/>
           <w:szCs w:val="28"/>
         </w:rPr>
-        <w:t xml:space="preserve">К специальному программному обеспечению предъявлены следующие требования: надежность </w:t>
-      </w:r>
-      <w:r>
-        <w:rPr>
-          <w:sz w:val="28"/>
-          <w:szCs w:val="28"/>
-        </w:rPr>
-        <w:t>-</w:t>
-      </w:r>
-      <w:r>
-        <w:rPr>
-          <w:sz w:val="28"/>
-          <w:szCs w:val="28"/>
-        </w:rPr>
-        <w:t xml:space="preserve"> контроль целостности данных на уровне СУБД, обработка ошибок на всех уровнях; модифицируемость </w:t>
-      </w:r>
-      <w:r>
-        <w:rPr>
-          <w:sz w:val="28"/>
-          <w:szCs w:val="28"/>
-        </w:rPr>
-        <w:t>-</w:t>
-      </w:r>
-      <w:r>
-        <w:rPr>
-          <w:sz w:val="28"/>
-          <w:szCs w:val="28"/>
-        </w:rPr>
-        <w:t xml:space="preserve"> модульная структура с разделением маршрутов, бизнес-логики и доступа к данным; масштабируемость </w:t>
-      </w:r>
-      <w:r>
-        <w:rPr>
-          <w:sz w:val="28"/>
-          <w:szCs w:val="28"/>
-        </w:rPr>
-        <w:t>-</w:t>
-      </w:r>
-      <w:r>
-        <w:rPr>
-          <w:sz w:val="28"/>
-          <w:szCs w:val="28"/>
-        </w:rPr>
-        <w:t xml:space="preserve"> возможность замены СУБД и расширения состава клиентов API; минимизация затрат на сопровождение </w:t>
-      </w:r>
-      <w:r>
-        <w:rPr>
-          <w:sz w:val="28"/>
-          <w:szCs w:val="28"/>
-        </w:rPr>
-        <w:t>-</w:t>
-      </w:r>
-      <w:r>
-        <w:rPr>
-          <w:sz w:val="28"/>
-          <w:szCs w:val="28"/>
-        </w:rPr>
-        <w:t xml:space="preserve"> использование свободного ПО и распространенных технологий. В качестве метода проектирования принято модульное проектирование «сверху вниз» в сочетании с компонентным подходом на клиентской стороне: система разбита на слои (представление </w:t>
-      </w:r>
-      <w:r>
-        <w:rPr>
-          <w:sz w:val="28"/>
-          <w:szCs w:val="28"/>
-        </w:rPr>
-        <w:t>-</w:t>
-      </w:r>
-      <w:r>
-        <w:rPr>
-          <w:sz w:val="28"/>
-          <w:szCs w:val="28"/>
-        </w:rPr>
-        <w:t xml:space="preserve"> REST API </w:t>
-      </w:r>
-      <w:r>
-        <w:rPr>
-          <w:sz w:val="28"/>
-          <w:szCs w:val="28"/>
-        </w:rPr>
-        <w:t>-</w:t>
-      </w:r>
-      <w:r>
-        <w:rPr>
-          <w:sz w:val="28"/>
-          <w:szCs w:val="28"/>
-        </w:rPr>
-        <w:t xml:space="preserve"> доступ к данным), каждый слой </w:t>
-      </w:r>
-      <w:r>
-        <w:rPr>
-          <w:sz w:val="28"/>
-          <w:szCs w:val="28"/>
-        </w:rPr>
-        <w:t>-</w:t>
-      </w:r>
-      <w:r>
-        <w:rPr>
-          <w:sz w:val="28"/>
-          <w:szCs w:val="28"/>
-        </w:rPr>
-        <w:t xml:space="preserve"> на модули с одной зоной ответственности.</w:t>
+        <w:t xml:space="preserve">Выбрана библиотека </w:t>
+      </w:r>
+      <w:proofErr w:type="spellStart"/>
+      <w:r>
+        <w:rPr>
+          <w:sz w:val="28"/>
+          <w:szCs w:val="28"/>
+        </w:rPr>
+        <w:t>React</w:t>
+      </w:r>
+      <w:proofErr w:type="spellEnd"/>
+      <w:r>
+        <w:rPr>
+          <w:sz w:val="28"/>
+          <w:szCs w:val="28"/>
+        </w:rPr>
+        <w:t xml:space="preserve"> со сборщиком </w:t>
+      </w:r>
+      <w:proofErr w:type="spellStart"/>
+      <w:r>
+        <w:rPr>
+          <w:sz w:val="28"/>
+          <w:szCs w:val="28"/>
+        </w:rPr>
+        <w:t>Vite</w:t>
+      </w:r>
+      <w:proofErr w:type="spellEnd"/>
+      <w:r>
+        <w:rPr>
+          <w:sz w:val="28"/>
+          <w:szCs w:val="28"/>
+        </w:rPr>
+        <w:t xml:space="preserve">: компонентный подход естественно отображает структуру интерфейса (таблицы, формы, карточки) на </w:t>
+      </w:r>
+      <w:r>
+        <w:rPr>
+          <w:sz w:val="28"/>
+          <w:szCs w:val="28"/>
+        </w:rPr>
+        <w:lastRenderedPageBreak/>
+        <w:t xml:space="preserve">переиспользуемые модули, экосистема </w:t>
+      </w:r>
+      <w:proofErr w:type="spellStart"/>
+      <w:r>
+        <w:rPr>
+          <w:sz w:val="28"/>
+          <w:szCs w:val="28"/>
+        </w:rPr>
+        <w:t>React</w:t>
+      </w:r>
+      <w:proofErr w:type="spellEnd"/>
+      <w:r>
+        <w:rPr>
+          <w:sz w:val="28"/>
+          <w:szCs w:val="28"/>
+        </w:rPr>
+        <w:t xml:space="preserve"> является крупнейшей среди клиентских фреймворков, а сборщик </w:t>
+      </w:r>
+      <w:proofErr w:type="spellStart"/>
+      <w:r>
+        <w:rPr>
+          <w:sz w:val="28"/>
+          <w:szCs w:val="28"/>
+        </w:rPr>
+        <w:t>Vite</w:t>
+      </w:r>
+      <w:proofErr w:type="spellEnd"/>
+      <w:r>
+        <w:rPr>
+          <w:sz w:val="28"/>
+          <w:szCs w:val="28"/>
+        </w:rPr>
+        <w:t xml:space="preserve"> обеспечивает быстрый цикл разработки. </w:t>
+      </w:r>
+      <w:proofErr w:type="spellStart"/>
+      <w:r>
+        <w:rPr>
+          <w:sz w:val="28"/>
+          <w:szCs w:val="28"/>
+        </w:rPr>
+        <w:t>Angular</w:t>
+      </w:r>
+      <w:proofErr w:type="spellEnd"/>
+      <w:r>
+        <w:rPr>
+          <w:sz w:val="28"/>
+          <w:szCs w:val="28"/>
+        </w:rPr>
+        <w:t xml:space="preserve"> избыточен для макета одного рабочего места; </w:t>
+      </w:r>
+      <w:proofErr w:type="spellStart"/>
+      <w:r>
+        <w:rPr>
+          <w:sz w:val="28"/>
+          <w:szCs w:val="28"/>
+        </w:rPr>
+        <w:t>Vue</w:t>
+      </w:r>
+      <w:proofErr w:type="spellEnd"/>
+      <w:r>
+        <w:rPr>
+          <w:sz w:val="28"/>
+          <w:szCs w:val="28"/>
+        </w:rPr>
+        <w:t xml:space="preserve"> является равноценной альтернативой, однако </w:t>
+      </w:r>
+      <w:proofErr w:type="spellStart"/>
+      <w:r>
+        <w:rPr>
+          <w:sz w:val="28"/>
+          <w:szCs w:val="28"/>
+        </w:rPr>
+        <w:t>React</w:t>
+      </w:r>
+      <w:proofErr w:type="spellEnd"/>
+      <w:r>
+        <w:rPr>
+          <w:sz w:val="28"/>
+          <w:szCs w:val="28"/>
+        </w:rPr>
+        <w:t xml:space="preserve"> предпочтен из соображений распространенности и доступности специалистов.</w:t>
       </w:r>
     </w:p>
     <w:p>
       <w:pPr>
+        <w:pStyle w:val="a3"/>
+        <w:spacing w:after="0"/>
+        <w:jc w:val="both"/>
+        <w:rPr>
+          <w:sz w:val="28"/>
+          <w:szCs w:val="28"/>
+        </w:rPr>
+      </w:pPr>
+      <w:r>
+        <w:rPr>
+          <w:sz w:val="28"/>
+          <w:szCs w:val="28"/>
+        </w:rPr>
+        <w:t xml:space="preserve">К специальному программному обеспечению предъявлены следующие требования: надежность </w:t>
+      </w:r>
+      <w:r>
+        <w:rPr>
+          <w:sz w:val="28"/>
+          <w:szCs w:val="28"/>
+        </w:rPr>
+        <w:t>-</w:t>
+      </w:r>
+      <w:r>
+        <w:rPr>
+          <w:sz w:val="28"/>
+          <w:szCs w:val="28"/>
+        </w:rPr>
+        <w:t xml:space="preserve"> контроль целостности данных на уровне СУБД, обработка ошибок на всех уровнях; модифицируемость </w:t>
+      </w:r>
+      <w:r>
+        <w:rPr>
+          <w:sz w:val="28"/>
+          <w:szCs w:val="28"/>
+        </w:rPr>
+        <w:t>-</w:t>
+      </w:r>
+      <w:r>
+        <w:rPr>
+          <w:sz w:val="28"/>
+          <w:szCs w:val="28"/>
+        </w:rPr>
+        <w:t xml:space="preserve"> модульная структура с разделением маршрутов, бизнес-логики и доступа к данным; масштабируемость </w:t>
+      </w:r>
+      <w:r>
+        <w:rPr>
+          <w:sz w:val="28"/>
+          <w:szCs w:val="28"/>
+        </w:rPr>
+        <w:t>-</w:t>
+      </w:r>
+      <w:r>
+        <w:rPr>
+          <w:sz w:val="28"/>
+          <w:szCs w:val="28"/>
+        </w:rPr>
+        <w:t xml:space="preserve"> возможность замены СУБД и расширения состава клиентов API; минимизация затрат на сопровождение </w:t>
+      </w:r>
+      <w:r>
+        <w:rPr>
+          <w:sz w:val="28"/>
+          <w:szCs w:val="28"/>
+        </w:rPr>
+        <w:t>-</w:t>
+      </w:r>
+      <w:r>
+        <w:rPr>
+          <w:sz w:val="28"/>
+          <w:szCs w:val="28"/>
+        </w:rPr>
+        <w:t xml:space="preserve"> использование свободного ПО и распространенных технологий. В качестве метода проектирования принято модульное проектирование «сверху вниз» в сочетании с компонентным подходом на клиентской стороне: система разбита на слои (представление </w:t>
+      </w:r>
+      <w:r>
+        <w:rPr>
+          <w:sz w:val="28"/>
+          <w:szCs w:val="28"/>
+        </w:rPr>
+        <w:t>-</w:t>
+      </w:r>
+      <w:r>
+        <w:rPr>
+          <w:sz w:val="28"/>
+          <w:szCs w:val="28"/>
+        </w:rPr>
+        <w:t xml:space="preserve"> REST API </w:t>
+      </w:r>
+      <w:r>
+        <w:rPr>
+          <w:sz w:val="28"/>
+          <w:szCs w:val="28"/>
+        </w:rPr>
+        <w:t>-</w:t>
+      </w:r>
+      <w:r>
+        <w:rPr>
+          <w:sz w:val="28"/>
+          <w:szCs w:val="28"/>
+        </w:rPr>
+        <w:t xml:space="preserve"> доступ к данным), каждый слой </w:t>
+      </w:r>
+      <w:r>
+        <w:rPr>
+          <w:sz w:val="28"/>
+          <w:szCs w:val="28"/>
+        </w:rPr>
+        <w:t>-</w:t>
+      </w:r>
+      <w:r>
+        <w:rPr>
+          <w:sz w:val="28"/>
+          <w:szCs w:val="28"/>
+        </w:rPr>
+        <w:t xml:space="preserve"> на модули с одной зоной ответственности.</w:t>
+      </w:r>
+    </w:p>
+    <w:p>
+      <w:pPr>
         <w:rPr>
           <w:rFonts w:eastAsia="Times New Roman"/>
+          <w:sz w:val="28"/>
+          <w:szCs w:val="28"/>
         </w:rPr>
       </w:pPr>
     </w:p>
@@ -7938,6 +8424,8 @@
       <w:pPr>
         <w:rPr>
           <w:rFonts w:eastAsia="Times New Roman"/>
+          <w:sz w:val="28"/>
+          <w:szCs w:val="28"/>
         </w:rPr>
       </w:pPr>
     </w:p>
@@ -7982,15 +8470,7 @@
           <w:sz w:val="28"/>
           <w:szCs w:val="28"/>
         </w:rPr>
-        <w:t xml:space="preserve">Внедрение системы не предусматривает капитальной реорганизации существующей технической инфраструктуры: имеющийся парк техники предприятия заведомо превосходит потребности приложения. Минимальные требования к рабочему месту: процессор уровня Intel Core i3, оперативная </w:t>
-      </w:r>
-      <w:r>
-        <w:rPr>
-          <w:sz w:val="28"/>
-          <w:szCs w:val="28"/>
-        </w:rPr>
-        <w:lastRenderedPageBreak/>
-        <w:t>память 8 ГБ, твердотельный накопитель, монитор с разрешением 1920×1080, операционная система Windows 10, современный браузер (</w:t>
+        <w:t>Внедрение системы не предусматривает капитальной реорганизации существующей технической инфраструктуры: имеющийся парк техники предприятия заведомо превосходит потребности приложения. Минимальные требования к рабочему месту: процессор уровня Intel Core i3, оперативная память 8 ГБ, твердотельный накопитель, монитор с разрешением 1920×1080, операционная система Windows 10, современный браузер (</w:t>
       </w:r>
       <w:proofErr w:type="spellStart"/>
       <w:r>
@@ -8038,10 +8518,25 @@
           <w:sz w:val="28"/>
           <w:szCs w:val="28"/>
         </w:rPr>
-        <w:t>Резервное копирование файла базы данных включается в действующий регламент резервного копирования сервера, а источники бесперебойного питания защищают оборудование от потери данных при сбоях электропитания.</w:t>
+        <w:t xml:space="preserve">Резервное копирование файла базы данных включается в действующий регламент резервного копирования сервера, а источники бесперебойного </w:t>
+      </w:r>
+      <w:r>
+        <w:rPr>
+          <w:sz w:val="28"/>
+          <w:szCs w:val="28"/>
+        </w:rPr>
+        <w:lastRenderedPageBreak/>
+        <w:t>питания защищают оборудование от потери данных при сбоях электропитания.</w:t>
       </w:r>
     </w:p>
-    <w:p/>
+    <w:p>
+      <w:pPr>
+        <w:rPr>
+          <w:sz w:val="28"/>
+          <w:szCs w:val="28"/>
+        </w:rPr>
+      </w:pPr>
+    </w:p>
     <w:p>
       <w:pPr>
         <w:rPr>
@@ -8049,12 +8544,14 @@
           <w:bCs/>
           <w:kern w:val="36"/>
           <w:sz w:val="28"/>
-          <w:szCs w:val="32"/>
+          <w:szCs w:val="28"/>
         </w:rPr>
       </w:pPr>
       <w:r>
         <w:rPr>
           <w:rFonts w:eastAsia="Times New Roman"/>
+          <w:sz w:val="28"/>
+          <w:szCs w:val="28"/>
         </w:rPr>
         <w:br w:type="page"/>
       </w:r>
@@ -8066,11 +8563,13 @@
         <w:jc w:val="left"/>
         <w:rPr>
           <w:rFonts w:eastAsia="Times New Roman"/>
+          <w:szCs w:val="28"/>
         </w:rPr>
       </w:pPr>
       <w:r>
         <w:rPr>
           <w:rFonts w:eastAsia="Times New Roman"/>
+          <w:szCs w:val="28"/>
         </w:rPr>
         <w:lastRenderedPageBreak/>
         <w:t>2 Проектная часть</w:t>
@@ -8103,6 +8602,8 @@
         <w:jc w:val="both"/>
         <w:rPr>
           <w:rFonts w:eastAsia="Times New Roman"/>
+          <w:sz w:val="28"/>
+          <w:szCs w:val="28"/>
         </w:rPr>
       </w:pPr>
     </w:p>
@@ -8272,6 +8773,7 @@
         <w:rPr>
           <w:sz w:val="28"/>
           <w:szCs w:val="28"/>
+          <w:lang w:val="en-US"/>
         </w:rPr>
       </w:pPr>
       <w:r>
@@ -8297,6 +8799,18 @@
         </w:rPr>
         <w:t xml:space="preserve"> хранит сведения об организациях-клиентах компании. Структура таблицы приведена в таблице 5.</w:t>
       </w:r>
+    </w:p>
+    <w:p>
+      <w:pPr>
+        <w:pStyle w:val="a3"/>
+        <w:spacing w:after="0"/>
+        <w:jc w:val="both"/>
+        <w:rPr>
+          <w:sz w:val="28"/>
+          <w:szCs w:val="28"/>
+          <w:lang w:val="en-US"/>
+        </w:rPr>
+      </w:pPr>
     </w:p>
     <w:p>
       <w:pPr>
@@ -9900,6 +10414,18 @@
         <w:rPr>
           <w:sz w:val="28"/>
           <w:szCs w:val="28"/>
+          <w:lang w:val="en-US"/>
+        </w:rPr>
+      </w:pPr>
+    </w:p>
+    <w:p>
+      <w:pPr>
+        <w:pStyle w:val="a3"/>
+        <w:spacing w:after="0"/>
+        <w:jc w:val="both"/>
+        <w:rPr>
+          <w:sz w:val="28"/>
+          <w:szCs w:val="28"/>
         </w:rPr>
       </w:pPr>
       <w:r>
@@ -9955,6 +10481,7 @@
           <w:sz w:val="28"/>
           <w:szCs w:val="28"/>
         </w:rPr>
+        <w:lastRenderedPageBreak/>
         <w:t xml:space="preserve">Таблица 6 </w:t>
       </w:r>
       <w:r>
@@ -10211,7 +10738,6 @@
                 <w:sz w:val="28"/>
                 <w:szCs w:val="28"/>
               </w:rPr>
-              <w:lastRenderedPageBreak/>
               <w:t>id</w:t>
             </w:r>
             <w:proofErr w:type="spellEnd"/>
@@ -11241,8 +11767,20 @@
         <w:rPr>
           <w:sz w:val="28"/>
           <w:szCs w:val="28"/>
+          <w:lang w:val="en-US"/>
         </w:rPr>
       </w:pPr>
+    </w:p>
+    <w:p>
+      <w:pPr>
+        <w:pStyle w:val="a3"/>
+        <w:spacing w:after="0"/>
+        <w:jc w:val="both"/>
+        <w:rPr>
+          <w:sz w:val="28"/>
+          <w:szCs w:val="28"/>
+        </w:rPr>
+      </w:pPr>
       <w:r>
         <w:rPr>
           <w:sz w:val="28"/>
@@ -11282,6 +11820,18 @@
         </w:rPr>
         <w:t>. Структура таблицы приведена в таблице 7.</w:t>
       </w:r>
+    </w:p>
+    <w:p>
+      <w:pPr>
+        <w:pStyle w:val="table-caption"/>
+        <w:spacing w:before="0" w:after="0"/>
+        <w:jc w:val="both"/>
+        <w:rPr>
+          <w:sz w:val="28"/>
+          <w:szCs w:val="28"/>
+          <w:lang w:val="en-US"/>
+        </w:rPr>
+      </w:pPr>
     </w:p>
     <w:p>
       <w:pPr>
@@ -12311,6 +12861,7 @@
                 <w:sz w:val="28"/>
                 <w:szCs w:val="28"/>
               </w:rPr>
+              <w:lastRenderedPageBreak/>
               <w:t>support_type</w:t>
             </w:r>
             <w:proofErr w:type="spellEnd"/>
@@ -12613,7 +13164,6 @@
                 <w:sz w:val="28"/>
                 <w:szCs w:val="28"/>
               </w:rPr>
-              <w:lastRenderedPageBreak/>
               <w:t>created_at</w:t>
             </w:r>
             <w:proofErr w:type="spellEnd"/>
@@ -12888,8 +13438,20 @@
         <w:rPr>
           <w:sz w:val="28"/>
           <w:szCs w:val="28"/>
+          <w:lang w:val="en-US"/>
         </w:rPr>
       </w:pPr>
+    </w:p>
+    <w:p>
+      <w:pPr>
+        <w:pStyle w:val="a3"/>
+        <w:spacing w:after="0"/>
+        <w:jc w:val="both"/>
+        <w:rPr>
+          <w:sz w:val="28"/>
+          <w:szCs w:val="28"/>
+        </w:rPr>
+      </w:pPr>
       <w:r>
         <w:rPr>
           <w:sz w:val="28"/>
@@ -12929,6 +13491,18 @@
         </w:rPr>
         <w:t xml:space="preserve"> являются фиксированными классификаторами и имеют одинаковую структуру: код, наименование и порядок сортировки для вывода в интерфейсе. Их значения заполняются автоматически при первом запуске системы и не редактируются пользователем. Структуры таблиц приведены в таблицах 8 и 9.</w:t>
       </w:r>
+    </w:p>
+    <w:p>
+      <w:pPr>
+        <w:pStyle w:val="table-caption"/>
+        <w:spacing w:before="0" w:after="0"/>
+        <w:jc w:val="both"/>
+        <w:rPr>
+          <w:sz w:val="28"/>
+          <w:szCs w:val="28"/>
+          <w:lang w:val="en-US"/>
+        </w:rPr>
+      </w:pPr>
     </w:p>
     <w:p>
       <w:pPr>
@@ -13844,6 +14418,18 @@
         <w:rPr>
           <w:sz w:val="28"/>
           <w:szCs w:val="28"/>
+          <w:lang w:val="en-US"/>
+        </w:rPr>
+      </w:pPr>
+    </w:p>
+    <w:p>
+      <w:pPr>
+        <w:pStyle w:val="table-caption"/>
+        <w:spacing w:before="0" w:after="0"/>
+        <w:jc w:val="both"/>
+        <w:rPr>
+          <w:sz w:val="28"/>
+          <w:szCs w:val="28"/>
         </w:rPr>
       </w:pPr>
       <w:r>
@@ -14258,6 +14844,7 @@
                 <w:sz w:val="28"/>
                 <w:szCs w:val="28"/>
               </w:rPr>
+              <w:lastRenderedPageBreak/>
               <w:t>code</w:t>
             </w:r>
             <w:proofErr w:type="spellEnd"/>
@@ -14436,7 +15023,6 @@
                 <w:sz w:val="28"/>
                 <w:szCs w:val="28"/>
               </w:rPr>
-              <w:lastRenderedPageBreak/>
               <w:t>name</w:t>
             </w:r>
             <w:proofErr w:type="spellEnd"/>
@@ -14711,8 +15297,20 @@
         <w:rPr>
           <w:sz w:val="28"/>
           <w:szCs w:val="28"/>
+          <w:lang w:val="en-US"/>
         </w:rPr>
       </w:pPr>
+    </w:p>
+    <w:p>
+      <w:pPr>
+        <w:pStyle w:val="a3"/>
+        <w:spacing w:after="0"/>
+        <w:jc w:val="both"/>
+        <w:rPr>
+          <w:sz w:val="28"/>
+          <w:szCs w:val="28"/>
+        </w:rPr>
+      </w:pPr>
       <w:r>
         <w:rPr>
           <w:sz w:val="28"/>
@@ -14750,6 +15348,18 @@
         </w:rPr>
         <w:t xml:space="preserve"> центральная таблица системы, в которой регистрируются обращения клиентов. Каждая заявка обязательно ссылается на договор, категорию, статус и ответственного сотрудника. Структура таблицы приведена в таблице 10.</w:t>
       </w:r>
+    </w:p>
+    <w:p>
+      <w:pPr>
+        <w:pStyle w:val="table-caption"/>
+        <w:spacing w:before="0" w:after="0"/>
+        <w:jc w:val="both"/>
+        <w:rPr>
+          <w:sz w:val="28"/>
+          <w:szCs w:val="28"/>
+          <w:lang w:val="en-US"/>
+        </w:rPr>
+      </w:pPr>
     </w:p>
     <w:p>
       <w:pPr>
@@ -15936,6 +16546,7 @@
                 <w:sz w:val="28"/>
                 <w:szCs w:val="28"/>
               </w:rPr>
+              <w:lastRenderedPageBreak/>
               <w:t>description</w:t>
             </w:r>
             <w:proofErr w:type="spellEnd"/>
@@ -16240,7 +16851,6 @@
                 <w:sz w:val="28"/>
                 <w:szCs w:val="28"/>
               </w:rPr>
-              <w:lastRenderedPageBreak/>
               <w:t>created_at</w:t>
             </w:r>
             <w:proofErr w:type="spellEnd"/>
@@ -16666,8 +17276,20 @@
         <w:rPr>
           <w:sz w:val="28"/>
           <w:szCs w:val="28"/>
+          <w:lang w:val="en-US"/>
         </w:rPr>
       </w:pPr>
+    </w:p>
+    <w:p>
+      <w:pPr>
+        <w:pStyle w:val="a3"/>
+        <w:spacing w:after="0"/>
+        <w:jc w:val="both"/>
+        <w:rPr>
+          <w:sz w:val="28"/>
+          <w:szCs w:val="28"/>
+        </w:rPr>
+      </w:pPr>
       <w:r>
         <w:rPr>
           <w:sz w:val="28"/>
@@ -16705,6 +17327,18 @@
         </w:rPr>
         <w:t xml:space="preserve"> историю действий исполнителей с учетом затраченного времени. Структура таблицы приведена в таблице 11.</w:t>
       </w:r>
+    </w:p>
+    <w:p>
+      <w:pPr>
+        <w:pStyle w:val="table-caption"/>
+        <w:spacing w:before="0" w:after="0"/>
+        <w:jc w:val="both"/>
+        <w:rPr>
+          <w:sz w:val="28"/>
+          <w:szCs w:val="28"/>
+          <w:lang w:val="en-US"/>
+        </w:rPr>
+      </w:pPr>
     </w:p>
     <w:p>
       <w:pPr>
@@ -17915,6 +18549,7 @@
                 <w:sz w:val="28"/>
                 <w:szCs w:val="28"/>
               </w:rPr>
+              <w:lastRenderedPageBreak/>
               <w:t>created_at</w:t>
             </w:r>
             <w:proofErr w:type="spellEnd"/>
@@ -18038,22 +18673,26 @@
         <w:rPr>
           <w:sz w:val="28"/>
           <w:szCs w:val="28"/>
+          <w:lang w:val="en-US"/>
         </w:rPr>
       </w:pPr>
-      <w:r>
-        <w:rPr>
-          <w:sz w:val="28"/>
-          <w:szCs w:val="28"/>
-        </w:rPr>
-        <w:t xml:space="preserve">Взаимосвязи объектов следующие: один клиент имеет много договоров; один договор содержит много заявок; одна заявка имеет одного ответственного сотрудника, один статус и одну категорию; одна заявка содержит много записей о работах; одна запись о работе относится к одному </w:t>
-      </w:r>
-      <w:r>
-        <w:rPr>
-          <w:sz w:val="28"/>
-          <w:szCs w:val="28"/>
-        </w:rPr>
-        <w:lastRenderedPageBreak/>
-        <w:t xml:space="preserve">сотруднику. Связь «многие-ко-многим» между заявками и сотрудниками (по одной заявке могут работать несколько специалистов, один специалист работает по многим заявкам) реализована через промежуточную таблицу </w:t>
+    </w:p>
+    <w:p>
+      <w:pPr>
+        <w:pStyle w:val="a3"/>
+        <w:spacing w:after="0"/>
+        <w:jc w:val="both"/>
+        <w:rPr>
+          <w:sz w:val="28"/>
+          <w:szCs w:val="28"/>
+        </w:rPr>
+      </w:pPr>
+      <w:r>
+        <w:rPr>
+          <w:sz w:val="28"/>
+          <w:szCs w:val="28"/>
+        </w:rPr>
+        <w:t xml:space="preserve">Взаимосвязи объектов следующие: один клиент имеет много договоров; один договор содержит много заявок; одна заявка имеет одного ответственного сотрудника, один статус и одну категорию; одна заявка содержит много записей о работах; одна запись о работе относится к одному сотруднику. Связь «многие-ко-многим» между заявками и сотрудниками (по одной заявке могут работать несколько специалистов, один специалист работает по многим заявкам) реализована через промежуточную таблицу </w:t>
       </w:r>
       <w:proofErr w:type="spellStart"/>
       <w:r>
@@ -18077,6 +18716,8 @@
         <w:jc w:val="both"/>
         <w:rPr>
           <w:rFonts w:eastAsia="Times New Roman"/>
+          <w:sz w:val="28"/>
+          <w:szCs w:val="28"/>
         </w:rPr>
       </w:pPr>
     </w:p>
@@ -18085,6 +18726,8 @@
         <w:jc w:val="both"/>
         <w:rPr>
           <w:rFonts w:eastAsia="Times New Roman"/>
+          <w:sz w:val="28"/>
+          <w:szCs w:val="28"/>
         </w:rPr>
       </w:pPr>
     </w:p>
@@ -18263,6 +18906,18 @@
         </w:rPr>
         <w:t xml:space="preserve"> = ON. Сводные сведения о ключах приведены в таблице 12.</w:t>
       </w:r>
+    </w:p>
+    <w:p>
+      <w:pPr>
+        <w:pStyle w:val="table-caption"/>
+        <w:spacing w:before="0" w:after="0"/>
+        <w:jc w:val="both"/>
+        <w:rPr>
+          <w:sz w:val="28"/>
+          <w:szCs w:val="28"/>
+          <w:lang w:val="en-US"/>
+        </w:rPr>
+      </w:pPr>
     </w:p>
     <w:p>
       <w:pPr>
@@ -18760,6 +19415,7 @@
                 <w:sz w:val="28"/>
                 <w:szCs w:val="28"/>
               </w:rPr>
+              <w:lastRenderedPageBreak/>
               <w:t>employees</w:t>
             </w:r>
             <w:proofErr w:type="spellEnd"/>
@@ -19381,7 +20037,6 @@
                 <w:sz w:val="28"/>
                 <w:szCs w:val="28"/>
               </w:rPr>
-              <w:lastRenderedPageBreak/>
               <w:t>contracts</w:t>
             </w:r>
             <w:proofErr w:type="spellEnd"/>
@@ -20125,14 +20780,34 @@
         <w:rPr>
           <w:sz w:val="28"/>
           <w:szCs w:val="28"/>
+          <w:lang w:val="en-US"/>
         </w:rPr>
       </w:pPr>
-      <w:r>
-        <w:rPr>
-          <w:sz w:val="28"/>
-          <w:szCs w:val="28"/>
-        </w:rPr>
-        <w:t>Правило ON DELETE RESTRICT реализует требование предметной области: нельзя удалить клиента, у которого есть договоры; договор, по которому зарегистрированы заявки; сотрудника, связанного с заявками или работами; заявку, по которой есть записи о работах. При попытке такого удаления СУБД отклоняет операцию, а приложение преобразует отказ в понятное пользователю сообщение о причине.</w:t>
+    </w:p>
+    <w:p>
+      <w:pPr>
+        <w:pStyle w:val="a3"/>
+        <w:spacing w:after="0"/>
+        <w:jc w:val="both"/>
+        <w:rPr>
+          <w:sz w:val="28"/>
+          <w:szCs w:val="28"/>
+        </w:rPr>
+      </w:pPr>
+      <w:r>
+        <w:rPr>
+          <w:sz w:val="28"/>
+          <w:szCs w:val="28"/>
+        </w:rPr>
+        <w:t xml:space="preserve">Правило ON DELETE RESTRICT реализует требование предметной области: нельзя удалить клиента, у которого есть договоры; договор, по которому зарегистрированы заявки; сотрудника, связанного с заявками или </w:t>
+      </w:r>
+      <w:r>
+        <w:rPr>
+          <w:sz w:val="28"/>
+          <w:szCs w:val="28"/>
+        </w:rPr>
+        <w:lastRenderedPageBreak/>
+        <w:t>работами; заявку, по которой есть записи о работах. При попытке такого удаления СУБД отклоняет операцию, а приложение преобразует отказ в понятное пользователю сообщение о причине.</w:t>
       </w:r>
     </w:p>
     <w:p>
@@ -20140,6 +20815,8 @@
         <w:jc w:val="both"/>
         <w:rPr>
           <w:rFonts w:eastAsia="Times New Roman"/>
+          <w:sz w:val="28"/>
+          <w:szCs w:val="28"/>
         </w:rPr>
       </w:pPr>
     </w:p>
@@ -20148,6 +20825,8 @@
         <w:jc w:val="both"/>
         <w:rPr>
           <w:rFonts w:eastAsia="Times New Roman"/>
+          <w:sz w:val="28"/>
+          <w:szCs w:val="28"/>
         </w:rPr>
       </w:pPr>
     </w:p>
@@ -20198,15 +20877,7 @@
           <w:sz w:val="28"/>
           <w:szCs w:val="28"/>
         </w:rPr>
-        <w:t xml:space="preserve">Исходной точкой нормализации послужил применявшийся на предприятии журнал обращений в Excel, в котором одна строка содержала все сведения сразу: наименование клиента с контактами, номер договора, текст обращения, фамилии исполнителей и перечень выполненных работ с часами в одной ячейке. Такое представление содержит повторяющиеся группы, </w:t>
-      </w:r>
-      <w:r>
-        <w:rPr>
-          <w:sz w:val="28"/>
-          <w:szCs w:val="28"/>
-        </w:rPr>
-        <w:lastRenderedPageBreak/>
-        <w:t>избыточность и аномалии обновления: при изменении телефона клиента его нужно править во всех строках, а удаление единственной заявки клиента уничтожает и сведения о самом клиенте.</w:t>
+        <w:t>Исходной точкой нормализации послужил применявшийся на предприятии журнал обращений в Excel, в котором одна строка содержала все сведения сразу: наименование клиента с контактами, номер договора, текст обращения, фамилии исполнителей и перечень выполненных работ с часами в одной ячейке. Такое представление содержит повторяющиеся группы, избыточность и аномалии обновления: при изменении телефона клиента его нужно править во всех строках, а удаление единственной заявки клиента уничтожает и сведения о самом клиенте.</w:t>
       </w:r>
     </w:p>
     <w:p>
@@ -20402,7 +21073,15 @@
           <w:sz w:val="28"/>
           <w:szCs w:val="28"/>
         </w:rPr>
-        <w:t xml:space="preserve">Третья нормальная форма (3НФ) требует отсутствия транзитивных зависимостей неключевых атрибутов. Для ее достижения выполнена декомпозиция: сведения о клиенте (наименование, БИН/ИИН, контакты) зависят от клиента, а не от договора, поэтому вынесены из договоров в отношение </w:t>
+        <w:t xml:space="preserve">Третья нормальная форма (3НФ) требует отсутствия транзитивных зависимостей неключевых атрибутов. Для ее достижения выполнена </w:t>
+      </w:r>
+      <w:r>
+        <w:rPr>
+          <w:sz w:val="28"/>
+          <w:szCs w:val="28"/>
+        </w:rPr>
+        <w:lastRenderedPageBreak/>
+        <w:t xml:space="preserve">декомпозиция: сведения о клиенте (наименование, БИН/ИИН, контакты) зависят от клиента, а не от договора, поэтому вынесены из договоров в отношение </w:t>
       </w:r>
       <w:proofErr w:type="spellStart"/>
       <w:r>
@@ -20564,15 +21243,7 @@
           <w:sz w:val="28"/>
           <w:szCs w:val="28"/>
         </w:rPr>
-        <w:t xml:space="preserve">, которое помимо </w:t>
-      </w:r>
-      <w:r>
-        <w:rPr>
-          <w:sz w:val="28"/>
-          <w:szCs w:val="28"/>
-        </w:rPr>
-        <w:lastRenderedPageBreak/>
-        <w:t xml:space="preserve">внешних ключей </w:t>
+        <w:t xml:space="preserve">, которое помимо внешних ключей </w:t>
       </w:r>
       <w:proofErr w:type="spellStart"/>
       <w:r>
@@ -20612,6 +21283,8 @@
         <w:jc w:val="both"/>
         <w:rPr>
           <w:rFonts w:eastAsia="Times New Roman"/>
+          <w:sz w:val="28"/>
+          <w:szCs w:val="28"/>
         </w:rPr>
       </w:pPr>
     </w:p>
@@ -20620,6 +21293,8 @@
         <w:jc w:val="both"/>
         <w:rPr>
           <w:rFonts w:eastAsia="Times New Roman"/>
+          <w:sz w:val="28"/>
+          <w:szCs w:val="28"/>
         </w:rPr>
       </w:pPr>
     </w:p>
@@ -21110,272 +21785,35 @@
           <w:sz w:val="28"/>
           <w:szCs w:val="28"/>
         </w:rPr>
-        <w:t xml:space="preserve"> Инфологическая модель базы данных в виде ER-диаграммы со связями между таблицами представлена на рисунке 1.</w:t>
+        <w:t xml:space="preserve"> Инфологическая модель базы данных </w:t>
+      </w:r>
+      <w:r>
+        <w:rPr>
+          <w:sz w:val="28"/>
+          <w:szCs w:val="28"/>
+        </w:rPr>
+        <w:lastRenderedPageBreak/>
+        <w:t xml:space="preserve">в виде ER-диаграммы со связями между таблицами представлена на </w:t>
+      </w:r>
+      <w:r>
+        <w:rPr>
+          <w:sz w:val="28"/>
+          <w:szCs w:val="28"/>
+        </w:rPr>
+        <w:t>рисунке</w:t>
+      </w:r>
+      <w:r>
+        <w:rPr>
+          <w:sz w:val="28"/>
+          <w:szCs w:val="28"/>
+        </w:rPr>
+        <w:t xml:space="preserve"> 1.</w:t>
       </w:r>
     </w:p>
-    <w:tbl>
-      <w:tblPr>
-        <w:tblW w:w="5000" w:type="pct"/>
-        <w:tblCellMar>
-          <w:top w:w="15" w:type="dxa"/>
-          <w:left w:w="15" w:type="dxa"/>
-          <w:bottom w:w="15" w:type="dxa"/>
-          <w:right w:w="15" w:type="dxa"/>
-        </w:tblCellMar>
-        <w:tblLook w:val="04A0" w:firstRow="1" w:lastRow="0" w:firstColumn="1" w:lastColumn="0" w:noHBand="0" w:noVBand="1"/>
-      </w:tblPr>
-      <w:tblGrid>
-        <w:gridCol w:w="9325"/>
-      </w:tblGrid>
-      <w:tr>
-        <w:trPr>
-          <w:cantSplit/>
-          <w:trHeight w:val="3600"/>
-        </w:trPr>
-        <w:tc>
-          <w:tcPr>
-            <w:tcW w:w="0" w:type="auto"/>
-            <w:tcBorders>
-              <w:top w:val="single" w:sz="12" w:space="0" w:color="000000"/>
-              <w:left w:val="single" w:sz="12" w:space="0" w:color="000000"/>
-              <w:bottom w:val="single" w:sz="12" w:space="0" w:color="000000"/>
-              <w:right w:val="single" w:sz="12" w:space="0" w:color="000000"/>
-            </w:tcBorders>
-            <w:tcMar>
-              <w:top w:w="80" w:type="dxa"/>
-              <w:left w:w="120" w:type="dxa"/>
-              <w:bottom w:w="80" w:type="dxa"/>
-              <w:right w:w="120" w:type="dxa"/>
-            </w:tcMar>
-            <w:vAlign w:val="center"/>
-            <w:hideMark/>
-          </w:tcPr>
-          <w:p>
-            <w:pPr>
-              <w:jc w:val="both"/>
-              <w:rPr>
-                <w:rFonts w:eastAsia="Times New Roman"/>
-                <w:b/>
-                <w:bCs/>
-                <w:sz w:val="28"/>
-                <w:szCs w:val="28"/>
-              </w:rPr>
-            </w:pPr>
-            <w:r>
-              <w:rPr>
-                <w:rFonts w:eastAsia="Times New Roman"/>
-                <w:b/>
-                <w:bCs/>
-                <w:sz w:val="28"/>
-                <w:szCs w:val="28"/>
-              </w:rPr>
-              <w:t xml:space="preserve">[МЕСТО ДЛЯ РИСУНКА: ER-диаграмма базы данных </w:t>
-            </w:r>
-            <w:r>
-              <w:rPr>
-                <w:rFonts w:eastAsia="Times New Roman"/>
-                <w:b/>
-                <w:bCs/>
-                <w:sz w:val="28"/>
-                <w:szCs w:val="28"/>
-              </w:rPr>
-              <w:t>-</w:t>
-            </w:r>
-            <w:r>
-              <w:rPr>
-                <w:rFonts w:eastAsia="Times New Roman"/>
-                <w:b/>
-                <w:bCs/>
-                <w:sz w:val="28"/>
-                <w:szCs w:val="28"/>
-              </w:rPr>
-              <w:t xml:space="preserve"> семь таблиц (</w:t>
-            </w:r>
-            <w:proofErr w:type="spellStart"/>
-            <w:r>
-              <w:rPr>
-                <w:rFonts w:eastAsia="Times New Roman"/>
-                <w:b/>
-                <w:bCs/>
-                <w:sz w:val="28"/>
-                <w:szCs w:val="28"/>
-              </w:rPr>
-              <w:t>clients</w:t>
-            </w:r>
-            <w:proofErr w:type="spellEnd"/>
-            <w:r>
-              <w:rPr>
-                <w:rFonts w:eastAsia="Times New Roman"/>
-                <w:b/>
-                <w:bCs/>
-                <w:sz w:val="28"/>
-                <w:szCs w:val="28"/>
-              </w:rPr>
-              <w:t xml:space="preserve">, </w:t>
-            </w:r>
-            <w:proofErr w:type="spellStart"/>
-            <w:r>
-              <w:rPr>
-                <w:rFonts w:eastAsia="Times New Roman"/>
-                <w:b/>
-                <w:bCs/>
-                <w:sz w:val="28"/>
-                <w:szCs w:val="28"/>
-              </w:rPr>
-              <w:t>contracts</w:t>
-            </w:r>
-            <w:proofErr w:type="spellEnd"/>
-            <w:r>
-              <w:rPr>
-                <w:rFonts w:eastAsia="Times New Roman"/>
-                <w:b/>
-                <w:bCs/>
-                <w:sz w:val="28"/>
-                <w:szCs w:val="28"/>
-              </w:rPr>
-              <w:t xml:space="preserve">, </w:t>
-            </w:r>
-            <w:proofErr w:type="spellStart"/>
-            <w:r>
-              <w:rPr>
-                <w:rFonts w:eastAsia="Times New Roman"/>
-                <w:b/>
-                <w:bCs/>
-                <w:sz w:val="28"/>
-                <w:szCs w:val="28"/>
-              </w:rPr>
-              <w:t>employees</w:t>
-            </w:r>
-            <w:proofErr w:type="spellEnd"/>
-            <w:r>
-              <w:rPr>
-                <w:rFonts w:eastAsia="Times New Roman"/>
-                <w:b/>
-                <w:bCs/>
-                <w:sz w:val="28"/>
-                <w:szCs w:val="28"/>
-              </w:rPr>
-              <w:t xml:space="preserve">, </w:t>
-            </w:r>
-            <w:proofErr w:type="spellStart"/>
-            <w:r>
-              <w:rPr>
-                <w:rFonts w:eastAsia="Times New Roman"/>
-                <w:b/>
-                <w:bCs/>
-                <w:sz w:val="28"/>
-                <w:szCs w:val="28"/>
-              </w:rPr>
-              <w:t>tickets</w:t>
-            </w:r>
-            <w:proofErr w:type="spellEnd"/>
-            <w:r>
-              <w:rPr>
-                <w:rFonts w:eastAsia="Times New Roman"/>
-                <w:b/>
-                <w:bCs/>
-                <w:sz w:val="28"/>
-                <w:szCs w:val="28"/>
-              </w:rPr>
-              <w:t xml:space="preserve">, </w:t>
-            </w:r>
-            <w:proofErr w:type="spellStart"/>
-            <w:r>
-              <w:rPr>
-                <w:rFonts w:eastAsia="Times New Roman"/>
-                <w:b/>
-                <w:bCs/>
-                <w:sz w:val="28"/>
-                <w:szCs w:val="28"/>
-              </w:rPr>
-              <w:t>statuses</w:t>
-            </w:r>
-            <w:proofErr w:type="spellEnd"/>
-            <w:r>
-              <w:rPr>
-                <w:rFonts w:eastAsia="Times New Roman"/>
-                <w:b/>
-                <w:bCs/>
-                <w:sz w:val="28"/>
-                <w:szCs w:val="28"/>
-              </w:rPr>
-              <w:t xml:space="preserve">, </w:t>
-            </w:r>
-            <w:proofErr w:type="spellStart"/>
-            <w:r>
-              <w:rPr>
-                <w:rFonts w:eastAsia="Times New Roman"/>
-                <w:b/>
-                <w:bCs/>
-                <w:sz w:val="28"/>
-                <w:szCs w:val="28"/>
-              </w:rPr>
-              <w:t>categories</w:t>
-            </w:r>
-            <w:proofErr w:type="spellEnd"/>
-            <w:r>
-              <w:rPr>
-                <w:rFonts w:eastAsia="Times New Roman"/>
-                <w:b/>
-                <w:bCs/>
-                <w:sz w:val="28"/>
-                <w:szCs w:val="28"/>
-              </w:rPr>
-              <w:t xml:space="preserve">, </w:t>
-            </w:r>
-            <w:proofErr w:type="spellStart"/>
-            <w:r>
-              <w:rPr>
-                <w:rFonts w:eastAsia="Times New Roman"/>
-                <w:b/>
-                <w:bCs/>
-                <w:sz w:val="28"/>
-                <w:szCs w:val="28"/>
-              </w:rPr>
-              <w:t>work_logs</w:t>
-            </w:r>
-            <w:proofErr w:type="spellEnd"/>
-            <w:r>
-              <w:rPr>
-                <w:rFonts w:eastAsia="Times New Roman"/>
-                <w:b/>
-                <w:bCs/>
-                <w:sz w:val="28"/>
-                <w:szCs w:val="28"/>
-              </w:rPr>
-              <w:t xml:space="preserve">) со связями между ячейками: линии от первичных ключей к внешним ключам с кардинальностью </w:t>
-            </w:r>
-            <w:proofErr w:type="gramStart"/>
-            <w:r>
-              <w:rPr>
-                <w:rFonts w:eastAsia="Times New Roman"/>
-                <w:b/>
-                <w:bCs/>
-                <w:sz w:val="28"/>
-                <w:szCs w:val="28"/>
-              </w:rPr>
-              <w:t>1:N</w:t>
-            </w:r>
-            <w:proofErr w:type="gramEnd"/>
-            <w:r>
-              <w:rPr>
-                <w:rFonts w:eastAsia="Times New Roman"/>
-                <w:b/>
-                <w:bCs/>
-                <w:sz w:val="28"/>
-                <w:szCs w:val="28"/>
-              </w:rPr>
-              <w:t>]</w:t>
-            </w:r>
-          </w:p>
-        </w:tc>
-      </w:tr>
-    </w:tbl>
     <w:p>
       <w:pPr>
         <w:pStyle w:val="figure-caption"/>
         <w:spacing w:before="0" w:after="0"/>
-        <w:jc w:val="both"/>
         <w:rPr>
           <w:sz w:val="28"/>
           <w:szCs w:val="28"/>
@@ -21383,11 +21821,74 @@
       </w:pPr>
       <w:r>
         <w:rPr>
-          <w:sz w:val="28"/>
-          <w:szCs w:val="28"/>
-        </w:rPr>
-        <w:lastRenderedPageBreak/>
-        <w:t xml:space="preserve">Рисунок 1 </w:t>
+          <w:noProof/>
+          <w:sz w:val="28"/>
+          <w:szCs w:val="28"/>
+        </w:rPr>
+        <w:drawing>
+          <wp:inline distT="0" distB="0" distL="0" distR="0" wp14:anchorId="7FDC0757" wp14:editId="295EC77E">
+            <wp:extent cx="5915025" cy="8279136"/>
+            <wp:effectExtent l="19050" t="19050" r="9525" b="26670"/>
+            <wp:docPr id="1171700257" name="Рисунок 1"/>
+            <wp:cNvGraphicFramePr>
+              <a:graphicFrameLocks xmlns:a="http://schemas.openxmlformats.org/drawingml/2006/main" noChangeAspect="1"/>
+            </wp:cNvGraphicFramePr>
+            <a:graphic xmlns:a="http://schemas.openxmlformats.org/drawingml/2006/main">
+              <a:graphicData uri="http://schemas.openxmlformats.org/drawingml/2006/picture">
+                <pic:pic xmlns:pic="http://schemas.openxmlformats.org/drawingml/2006/picture">
+                  <pic:nvPicPr>
+                    <pic:cNvPr id="0" name="Picture 1"/>
+                    <pic:cNvPicPr>
+                      <a:picLocks noChangeAspect="1" noChangeArrowheads="1"/>
+                    </pic:cNvPicPr>
+                  </pic:nvPicPr>
+                  <pic:blipFill>
+                    <a:blip r:embed="rId7" cstate="print">
+                      <a:extLst>
+                        <a:ext uri="{28A0092B-C50C-407E-A947-70E740481C1C}">
+                          <a14:useLocalDpi xmlns:a14="http://schemas.microsoft.com/office/drawing/2010/main" val="0"/>
+                        </a:ext>
+                      </a:extLst>
+                    </a:blip>
+                    <a:srcRect/>
+                    <a:stretch>
+                      <a:fillRect/>
+                    </a:stretch>
+                  </pic:blipFill>
+                  <pic:spPr bwMode="auto">
+                    <a:xfrm>
+                      <a:off x="0" y="0"/>
+                      <a:ext cx="5915025" cy="8279136"/>
+                    </a:xfrm>
+                    <a:prstGeom prst="rect">
+                      <a:avLst/>
+                    </a:prstGeom>
+                    <a:noFill/>
+                    <a:ln w="6350">
+                      <a:solidFill>
+                        <a:schemeClr val="tx1"/>
+                      </a:solidFill>
+                    </a:ln>
+                  </pic:spPr>
+                </pic:pic>
+              </a:graphicData>
+            </a:graphic>
+          </wp:inline>
+        </w:drawing>
+      </w:r>
+      <w:r>
+        <w:rPr>
+          <w:sz w:val="28"/>
+          <w:szCs w:val="28"/>
+        </w:rPr>
+        <w:t>рисунок</w:t>
+      </w:r>
+      <w:r>
+        <w:rPr>
+          <w:sz w:val="28"/>
+          <w:szCs w:val="28"/>
+        </w:rPr>
+        <w:t xml:space="preserve"> 1 </w:t>
       </w:r>
       <w:r>
         <w:rPr>
@@ -21430,6 +21931,7 @@
           <w:sz w:val="28"/>
           <w:szCs w:val="28"/>
         </w:rPr>
+        <w:lastRenderedPageBreak/>
         <w:t xml:space="preserve">Атрибутный состав сущностей в инфологической модели следующий. КЛИЕНТ: идентификатор (ключ), наименование, БИН/ИИН, контактное лицо, телефон, </w:t>
       </w:r>
       <w:proofErr w:type="spellStart"/>
@@ -21488,6 +21990,8 @@
         <w:jc w:val="both"/>
         <w:rPr>
           <w:rFonts w:eastAsia="Times New Roman"/>
+          <w:sz w:val="28"/>
+          <w:szCs w:val="28"/>
         </w:rPr>
       </w:pPr>
     </w:p>
@@ -21496,6 +22000,8 @@
         <w:jc w:val="both"/>
         <w:rPr>
           <w:rFonts w:eastAsia="Times New Roman"/>
+          <w:sz w:val="28"/>
+          <w:szCs w:val="28"/>
         </w:rPr>
       </w:pPr>
     </w:p>
@@ -21733,6 +22239,8 @@
         <w:jc w:val="both"/>
         <w:rPr>
           <w:rFonts w:eastAsia="Times New Roman"/>
+          <w:sz w:val="28"/>
+          <w:szCs w:val="28"/>
         </w:rPr>
       </w:pPr>
     </w:p>
@@ -21741,6 +22249,8 @@
         <w:jc w:val="both"/>
         <w:rPr>
           <w:rFonts w:eastAsia="Times New Roman"/>
+          <w:sz w:val="28"/>
+          <w:szCs w:val="28"/>
         </w:rPr>
       </w:pPr>
     </w:p>
@@ -21862,13 +22372,6 @@
           <w:szCs w:val="28"/>
         </w:rPr>
       </w:pPr>
-      <w:r>
-        <w:rPr>
-          <w:sz w:val="28"/>
-          <w:szCs w:val="28"/>
-        </w:rPr>
-        <w:br w:type="page"/>
-      </w:r>
     </w:p>
     <w:p>
       <w:pPr>
@@ -21885,7 +22388,6 @@
           <w:sz w:val="28"/>
           <w:szCs w:val="28"/>
         </w:rPr>
-        <w:lastRenderedPageBreak/>
         <w:t xml:space="preserve">Таблица 13 </w:t>
       </w:r>
       <w:r>
@@ -22329,6 +22831,7 @@
                 <w:sz w:val="28"/>
                 <w:szCs w:val="28"/>
               </w:rPr>
+              <w:lastRenderedPageBreak/>
               <w:t>db</w:t>
             </w:r>
             <w:proofErr w:type="spellEnd"/>
@@ -22785,6 +23288,17 @@
           <w:szCs w:val="28"/>
         </w:rPr>
       </w:pPr>
+    </w:p>
+    <w:p>
+      <w:pPr>
+        <w:pStyle w:val="a3"/>
+        <w:spacing w:after="0"/>
+        <w:jc w:val="both"/>
+        <w:rPr>
+          <w:sz w:val="28"/>
+          <w:szCs w:val="28"/>
+        </w:rPr>
+      </w:pPr>
       <w:r>
         <w:rPr>
           <w:sz w:val="28"/>
@@ -22806,6 +23320,17 @@
         </w:rPr>
         <w:t xml:space="preserve"> за бизнес-логику и SQL-запросы. Состав модулей клиентской части приведен в таблице 14.</w:t>
       </w:r>
+    </w:p>
+    <w:p>
+      <w:pPr>
+        <w:pStyle w:val="table-caption"/>
+        <w:spacing w:before="0" w:after="0"/>
+        <w:jc w:val="both"/>
+        <w:rPr>
+          <w:sz w:val="28"/>
+          <w:szCs w:val="28"/>
+        </w:rPr>
+      </w:pPr>
     </w:p>
     <w:p>
       <w:pPr>
@@ -23165,7 +23690,6 @@
                 <w:sz w:val="28"/>
                 <w:szCs w:val="28"/>
               </w:rPr>
-              <w:lastRenderedPageBreak/>
               <w:t>components</w:t>
             </w:r>
             <w:proofErr w:type="spellEnd"/>
@@ -23590,6 +24114,7 @@
                 <w:szCs w:val="28"/>
                 <w:lang w:val="en-US"/>
               </w:rPr>
+              <w:lastRenderedPageBreak/>
               <w:t>api</w:t>
             </w:r>
             <w:proofErr w:type="spellEnd"/>
@@ -23811,13 +24336,6 @@
           <w:szCs w:val="28"/>
         </w:rPr>
       </w:pPr>
-      <w:r>
-        <w:rPr>
-          <w:sz w:val="28"/>
-          <w:szCs w:val="28"/>
-        </w:rPr>
-        <w:t>Интерфейс взаимодействия слоев определен набором REST-ресурсов. Ресурс заявок поддерживает получение списка с параметрами поиска и фильтра просроченных, получение одной заявки с историей работ, создание, изменение и добавление записи о работе. Ресурсы справочников (клиенты, договоры, сотрудники) поддерживают получение списка, создание, изменение и удаление. Ресурс дашборда возвращает сводные показатели одним запросом; ресурс отчетов принимает границы периода и возвращает данные соответствующего отчета; служебный ресурс проверки работоспособности возвращает состояние API и базы данных. Все ответы сервера имеют единый формат, ошибки сопровождаются кодом HTTP и текстовым описанием причины на русском языке.</w:t>
-      </w:r>
     </w:p>
     <w:p>
       <w:pPr>
@@ -23834,7 +24352,7 @@
           <w:sz w:val="28"/>
           <w:szCs w:val="28"/>
         </w:rPr>
-        <w:t>Основные алгоритмы системы описываются следующим образом.</w:t>
+        <w:t>Интерфейс взаимодействия слоев определен набором REST-ресурсов. Ресурс заявок поддерживает получение списка с параметрами поиска и фильтра просроченных, получение одной заявки с историей работ, создание, изменение и добавление записи о работе. Ресурсы справочников (клиенты, договоры, сотрудники) поддерживают получение списка, создание, изменение и удаление. Ресурс дашборда возвращает сводные показатели одним запросом; ресурс отчетов принимает границы периода и возвращает данные соответствующего отчета; служебный ресурс проверки работоспособности возвращает состояние API и базы данных. Все ответы сервера имеют единый формат, ошибки сопровождаются кодом HTTP и текстовым описанием причины на русском языке.</w:t>
       </w:r>
     </w:p>
     <w:p>
@@ -23852,7 +24370,7 @@
           <w:sz w:val="28"/>
           <w:szCs w:val="28"/>
         </w:rPr>
-        <w:t>Алгоритм определения просроченной заявки: заявка считается просроченной, если у нее задан дедлайн, дедлайн меньше текущего момента и статус заявки отличен от «Закрыта». Признак вычисляется непосредственно в SQL-запросе при выборке списка, поэтому подсветка строк и фильтр «просроченные» всегда отражают актуальное состояние.</w:t>
+        <w:t>Основные алгоритмы системы описываются следующим образом.</w:t>
       </w:r>
     </w:p>
     <w:p>
@@ -23870,7 +24388,7 @@
           <w:sz w:val="28"/>
           <w:szCs w:val="28"/>
         </w:rPr>
-        <w:t>Алгоритм формирования сводки дашборда: сервер одним набором агрегатных запросов подсчитывает общее число заявок, число заявок в каждом статусе (группировка по статусу), число просроченных и распределение по категориям (группировка по категории); отдельной выборкой возвращаются последние заявки по дате создания. Клиент отображает результат счетчиками и диаграммами.</w:t>
+        <w:t>Алгоритм определения просроченной заявки: заявка считается просроченной, если у нее задан дедлайн, дедлайн меньше текущего момента и статус заявки отличен от «Закрыта». Признак вычисляется непосредственно в SQL-запросе при выборке списка, поэтому подсветка строк и фильтр «просроченные» всегда отражают актуальное состояние.</w:t>
       </w:r>
     </w:p>
     <w:p>
@@ -23888,7 +24406,7 @@
           <w:sz w:val="28"/>
           <w:szCs w:val="28"/>
         </w:rPr>
-        <w:t>Алгоритм отчета «Заявки за период»: пользователь задает диапазон дат; сервер выбирает заявки, у которых дата создания попадает в диапазон, с соединением таблиц клиентов, категорий, статусов и исполнителей; результат выводится таблицей и может быть выгружен в CSV.</w:t>
+        <w:t>Алгоритм формирования сводки дашборда: сервер одним набором агрегатных запросов подсчитывает общее число заявок, число заявок в каждом статусе (группировка по статусу), число просроченных и распределение по категориям (группировка по категории); отдельной выборкой возвращаются последние заявки по дате создания. Клиент отображает результат счетчиками и диаграммами.</w:t>
       </w:r>
     </w:p>
     <w:p>
@@ -23906,29 +24424,7 @@
           <w:sz w:val="28"/>
           <w:szCs w:val="28"/>
         </w:rPr>
-        <w:t xml:space="preserve">Алгоритм отчета «Часы по сотрудникам»: сервер суммирует поле часов записей о работах с группировкой по исполнителю, при заданном периоде </w:t>
-      </w:r>
-      <w:r>
-        <w:rPr>
-          <w:sz w:val="28"/>
-          <w:szCs w:val="28"/>
-        </w:rPr>
-        <w:t>-</w:t>
-      </w:r>
-      <w:r>
-        <w:rPr>
-          <w:sz w:val="28"/>
-          <w:szCs w:val="28"/>
-        </w:rPr>
-        <w:t xml:space="preserve"> с </w:t>
-      </w:r>
-      <w:r>
-        <w:rPr>
-          <w:sz w:val="28"/>
-          <w:szCs w:val="28"/>
-        </w:rPr>
-        <w:lastRenderedPageBreak/>
-        <w:t>ограничением по дате работы; результат показывает суммарную трудоемкость каждого специалиста.</w:t>
+        <w:t>Алгоритм отчета «Заявки за период»: пользователь задает диапазон дат; сервер выбирает заявки, у которых дата создания попадает в диапазон, с соединением таблиц клиентов, категорий, статусов и исполнителей; результат выводится таблицей и может быть выгружен в CSV.</w:t>
       </w:r>
     </w:p>
     <w:p>
@@ -23946,7 +24442,21 @@
           <w:sz w:val="28"/>
           <w:szCs w:val="28"/>
         </w:rPr>
-        <w:t>Алгоритм контроля удаления: при запросе на удаление записи справочника сервер пытается выполнить удаление; если СУБД отклоняет операцию из-за правила ON DELETE RESTRICT, сервер возвращает код 409 и текстовое сообщение вида «Нельзя удалить клиента: у него есть договоры», которое отображается пользователю без потери введенных данных.</w:t>
+        <w:t xml:space="preserve">Алгоритм отчета «Часы по сотрудникам»: сервер суммирует поле часов записей о работах с группировкой по исполнителю, при заданном периоде </w:t>
+      </w:r>
+      <w:r>
+        <w:rPr>
+          <w:sz w:val="28"/>
+          <w:szCs w:val="28"/>
+        </w:rPr>
+        <w:t>-</w:t>
+      </w:r>
+      <w:r>
+        <w:rPr>
+          <w:sz w:val="28"/>
+          <w:szCs w:val="28"/>
+        </w:rPr>
+        <w:t xml:space="preserve"> с ограничением по дате работы; результат показывает суммарную трудоемкость каждого специалиста.</w:t>
       </w:r>
     </w:p>
     <w:p>
@@ -23964,7 +24474,33 @@
           <w:sz w:val="28"/>
           <w:szCs w:val="28"/>
         </w:rPr>
-        <w:t>Алгоритм экспорта CSV: клиент берет уже сформированные данные отчета, экранирует значения (кавычки, разделители, переводы строк), собирает строки с разделителем-запятой, добавляет метку BOM для корректного отображения кириллицы в Excel и инициирует скачивание файла средствами браузера.</w:t>
+        <w:t>Алгоритм контроля удаления: при запросе на удаление записи справочника сервер пытается выполнить удаление; если СУБД отклоняет операцию из-за правила ON DELETE RESTRICT, сервер возвращает код 409 и текстовое сообщение вида «Нельзя удалить клиента: у него есть договоры», которое отображается пользователю без потери введенных данных.</w:t>
+      </w:r>
+    </w:p>
+    <w:p>
+      <w:pPr>
+        <w:pStyle w:val="a3"/>
+        <w:spacing w:after="0"/>
+        <w:jc w:val="both"/>
+        <w:rPr>
+          <w:sz w:val="28"/>
+          <w:szCs w:val="28"/>
+        </w:rPr>
+      </w:pPr>
+      <w:r>
+        <w:rPr>
+          <w:sz w:val="28"/>
+          <w:szCs w:val="28"/>
+        </w:rPr>
+        <w:t xml:space="preserve">Алгоритм экспорта CSV: клиент берет уже сформированные данные отчета, экранирует значения (кавычки, разделители, переводы строк), </w:t>
+      </w:r>
+      <w:r>
+        <w:rPr>
+          <w:sz w:val="28"/>
+          <w:szCs w:val="28"/>
+        </w:rPr>
+        <w:lastRenderedPageBreak/>
+        <w:t>собирает строки с разделителем-запятой, добавляет метку BOM для корректного отображения кириллицы в Excel и инициирует скачивание файла средствами браузера.</w:t>
       </w:r>
     </w:p>
     <w:p>
@@ -23972,6 +24508,8 @@
         <w:jc w:val="both"/>
         <w:rPr>
           <w:rFonts w:eastAsia="Times New Roman"/>
+          <w:sz w:val="28"/>
+          <w:szCs w:val="28"/>
         </w:rPr>
       </w:pPr>
     </w:p>
@@ -23980,6 +24518,8 @@
         <w:jc w:val="both"/>
         <w:rPr>
           <w:rFonts w:eastAsia="Times New Roman"/>
+          <w:sz w:val="28"/>
+          <w:szCs w:val="28"/>
         </w:rPr>
       </w:pPr>
     </w:p>
@@ -24009,6 +24549,8 @@
         <w:jc w:val="both"/>
         <w:rPr>
           <w:rFonts w:eastAsia="Times New Roman"/>
+          <w:sz w:val="28"/>
+          <w:szCs w:val="28"/>
         </w:rPr>
       </w:pPr>
     </w:p>
@@ -24076,93 +24618,80 @@
         <w:t xml:space="preserve"> распределение заявок по статусам и по категориям, а также список последних заявок. Дашборд дает менеджеру общую картину состояния обслуживания без перехода в списки.</w:t>
       </w:r>
     </w:p>
-    <w:tbl>
-      <w:tblPr>
-        <w:tblW w:w="5000" w:type="pct"/>
-        <w:tblCellMar>
-          <w:top w:w="15" w:type="dxa"/>
-          <w:left w:w="15" w:type="dxa"/>
-          <w:bottom w:w="15" w:type="dxa"/>
-          <w:right w:w="15" w:type="dxa"/>
-        </w:tblCellMar>
-        <w:tblLook w:val="04A0" w:firstRow="1" w:lastRow="0" w:firstColumn="1" w:lastColumn="0" w:noHBand="0" w:noVBand="1"/>
-      </w:tblPr>
-      <w:tblGrid>
-        <w:gridCol w:w="9325"/>
-      </w:tblGrid>
-      <w:tr>
-        <w:trPr>
-          <w:cantSplit/>
-          <w:trHeight w:val="3600"/>
-        </w:trPr>
-        <w:tc>
-          <w:tcPr>
-            <w:tcW w:w="0" w:type="auto"/>
-            <w:tcBorders>
-              <w:top w:val="single" w:sz="12" w:space="0" w:color="000000"/>
-              <w:left w:val="single" w:sz="12" w:space="0" w:color="000000"/>
-              <w:bottom w:val="single" w:sz="12" w:space="0" w:color="000000"/>
-              <w:right w:val="single" w:sz="12" w:space="0" w:color="000000"/>
-            </w:tcBorders>
-            <w:tcMar>
-              <w:top w:w="80" w:type="dxa"/>
-              <w:left w:w="120" w:type="dxa"/>
-              <w:bottom w:w="80" w:type="dxa"/>
-              <w:right w:w="120" w:type="dxa"/>
-            </w:tcMar>
-            <w:vAlign w:val="center"/>
-            <w:hideMark/>
-          </w:tcPr>
-          <w:p>
-            <w:pPr>
-              <w:jc w:val="both"/>
-              <w:rPr>
-                <w:rFonts w:eastAsia="Times New Roman"/>
-                <w:b/>
-                <w:bCs/>
-                <w:sz w:val="28"/>
-                <w:szCs w:val="28"/>
-              </w:rPr>
-            </w:pPr>
-            <w:r>
-              <w:rPr>
-                <w:rFonts w:eastAsia="Times New Roman"/>
-                <w:b/>
-                <w:bCs/>
-                <w:sz w:val="28"/>
-                <w:szCs w:val="28"/>
-              </w:rPr>
-              <w:t xml:space="preserve">[МЕСТО ДЛЯ СКРИНШОТА: экран «Дашборд» </w:t>
-            </w:r>
-            <w:r>
-              <w:rPr>
-                <w:rFonts w:eastAsia="Times New Roman"/>
-                <w:b/>
-                <w:bCs/>
-                <w:sz w:val="28"/>
-                <w:szCs w:val="28"/>
-              </w:rPr>
-              <w:t>-</w:t>
-            </w:r>
-            <w:r>
-              <w:rPr>
-                <w:rFonts w:eastAsia="Times New Roman"/>
-                <w:b/>
-                <w:bCs/>
-                <w:sz w:val="28"/>
-                <w:szCs w:val="28"/>
-              </w:rPr>
-              <w:t xml:space="preserve"> счетчики заявок, диаграммы распределения по статусам и категориям, список последних заявок]</w:t>
-            </w:r>
-          </w:p>
-        </w:tc>
-      </w:tr>
-    </w:tbl>
+    <w:p>
+      <w:pPr>
+        <w:pStyle w:val="a3"/>
+        <w:spacing w:after="0"/>
+        <w:jc w:val="center"/>
+        <w:rPr>
+          <w:sz w:val="28"/>
+          <w:szCs w:val="28"/>
+        </w:rPr>
+      </w:pPr>
+      <w:r>
+        <w:rPr>
+          <w:sz w:val="28"/>
+          <w:szCs w:val="28"/>
+        </w:rPr>
+        <w:br/>
+      </w:r>
+      <w:r>
+        <w:rPr>
+          <w:sz w:val="28"/>
+          <w:szCs w:val="28"/>
+        </w:rPr>
+        <w:drawing>
+          <wp:inline distT="0" distB="0" distL="0" distR="0" wp14:anchorId="3DEC4599" wp14:editId="31A4722C">
+            <wp:extent cx="4597400" cy="3880485"/>
+            <wp:effectExtent l="19050" t="19050" r="12700" b="24765"/>
+            <wp:docPr id="1109870303" name="Рисунок 1"/>
+            <wp:cNvGraphicFramePr>
+              <a:graphicFrameLocks xmlns:a="http://schemas.openxmlformats.org/drawingml/2006/main" noChangeAspect="1"/>
+            </wp:cNvGraphicFramePr>
+            <a:graphic xmlns:a="http://schemas.openxmlformats.org/drawingml/2006/main">
+              <a:graphicData uri="http://schemas.openxmlformats.org/drawingml/2006/picture">
+                <pic:pic xmlns:pic="http://schemas.openxmlformats.org/drawingml/2006/picture">
+                  <pic:nvPicPr>
+                    <pic:cNvPr id="1109870303" name=""/>
+                    <pic:cNvPicPr/>
+                  </pic:nvPicPr>
+                  <pic:blipFill>
+                    <a:blip r:embed="rId8" cstate="print">
+                      <a:extLst>
+                        <a:ext uri="{28A0092B-C50C-407E-A947-70E740481C1C}">
+                          <a14:useLocalDpi xmlns:a14="http://schemas.microsoft.com/office/drawing/2010/main" val="0"/>
+                        </a:ext>
+                      </a:extLst>
+                    </a:blip>
+                    <a:stretch>
+                      <a:fillRect/>
+                    </a:stretch>
+                  </pic:blipFill>
+                  <pic:spPr>
+                    <a:xfrm>
+                      <a:off x="0" y="0"/>
+                      <a:ext cx="4597400" cy="3880485"/>
+                    </a:xfrm>
+                    <a:prstGeom prst="rect">
+                      <a:avLst/>
+                    </a:prstGeom>
+                    <a:ln w="6350">
+                      <a:solidFill>
+                        <a:schemeClr val="tx1"/>
+                      </a:solidFill>
+                    </a:ln>
+                  </pic:spPr>
+                </pic:pic>
+              </a:graphicData>
+            </a:graphic>
+          </wp:inline>
+        </w:drawing>
+      </w:r>
+    </w:p>
     <w:p>
       <w:pPr>
         <w:pStyle w:val="figure-caption"/>
         <w:spacing w:before="0" w:after="0"/>
-        <w:jc w:val="both"/>
         <w:rPr>
           <w:sz w:val="28"/>
           <w:szCs w:val="28"/>
@@ -24189,6 +24718,16 @@
         </w:rPr>
         <w:t xml:space="preserve"> Дашборд системы</w:t>
       </w:r>
+    </w:p>
+    <w:p>
+      <w:pPr>
+        <w:pStyle w:val="figure-caption"/>
+        <w:spacing w:before="0" w:after="0"/>
+        <w:rPr>
+          <w:sz w:val="28"/>
+          <w:szCs w:val="28"/>
+        </w:rPr>
+      </w:pPr>
     </w:p>
     <w:p>
       <w:pPr>
@@ -24205,7 +24744,7 @@
           <w:sz w:val="28"/>
           <w:szCs w:val="28"/>
         </w:rPr>
-        <w:t xml:space="preserve">Основным рабочим экраном является список заявок (рисунок 3). Заявки выводятся таблицей со столбцами: номер, тема, клиент, исполнитель, статус, дедлайн, затраченные часы. Строки просроченных заявок визуально </w:t>
+        <w:t xml:space="preserve">Основным рабочим экраном является список заявок (рисунок 3). Заявки выводятся таблицей со столбцами: номер, тема, клиент, исполнитель, статус, </w:t>
       </w:r>
       <w:r>
         <w:rPr>
@@ -24213,121 +24752,7 @@
           <w:szCs w:val="28"/>
         </w:rPr>
         <w:lastRenderedPageBreak/>
-        <w:t>выделяются; доступен фильтр «просроченные», показывающий только нарушенные сроки. Над списком расположена строка поиска: система ищет совпадения по теме и описанию заявок. Из списка выполняется переход в карточку любой заявки и к созданию новой.</w:t>
-      </w:r>
-    </w:p>
-    <w:tbl>
-      <w:tblPr>
-        <w:tblW w:w="5000" w:type="pct"/>
-        <w:tblCellMar>
-          <w:top w:w="15" w:type="dxa"/>
-          <w:left w:w="15" w:type="dxa"/>
-          <w:bottom w:w="15" w:type="dxa"/>
-          <w:right w:w="15" w:type="dxa"/>
-        </w:tblCellMar>
-        <w:tblLook w:val="04A0" w:firstRow="1" w:lastRow="0" w:firstColumn="1" w:lastColumn="0" w:noHBand="0" w:noVBand="1"/>
-      </w:tblPr>
-      <w:tblGrid>
-        <w:gridCol w:w="9325"/>
-      </w:tblGrid>
-      <w:tr>
-        <w:trPr>
-          <w:cantSplit/>
-          <w:trHeight w:val="3600"/>
-        </w:trPr>
-        <w:tc>
-          <w:tcPr>
-            <w:tcW w:w="0" w:type="auto"/>
-            <w:tcBorders>
-              <w:top w:val="single" w:sz="12" w:space="0" w:color="000000"/>
-              <w:left w:val="single" w:sz="12" w:space="0" w:color="000000"/>
-              <w:bottom w:val="single" w:sz="12" w:space="0" w:color="000000"/>
-              <w:right w:val="single" w:sz="12" w:space="0" w:color="000000"/>
-            </w:tcBorders>
-            <w:tcMar>
-              <w:top w:w="80" w:type="dxa"/>
-              <w:left w:w="120" w:type="dxa"/>
-              <w:bottom w:w="80" w:type="dxa"/>
-              <w:right w:w="120" w:type="dxa"/>
-            </w:tcMar>
-            <w:vAlign w:val="center"/>
-            <w:hideMark/>
-          </w:tcPr>
-          <w:p>
-            <w:pPr>
-              <w:jc w:val="both"/>
-              <w:rPr>
-                <w:rFonts w:eastAsia="Times New Roman"/>
-                <w:b/>
-                <w:bCs/>
-                <w:sz w:val="28"/>
-                <w:szCs w:val="28"/>
-              </w:rPr>
-            </w:pPr>
-            <w:r>
-              <w:rPr>
-                <w:rFonts w:eastAsia="Times New Roman"/>
-                <w:b/>
-                <w:bCs/>
-                <w:sz w:val="28"/>
-                <w:szCs w:val="28"/>
-              </w:rPr>
-              <w:t xml:space="preserve">[МЕСТО ДЛЯ СКРИНШОТА: экран «Заявки» </w:t>
-            </w:r>
-            <w:r>
-              <w:rPr>
-                <w:rFonts w:eastAsia="Times New Roman"/>
-                <w:b/>
-                <w:bCs/>
-                <w:sz w:val="28"/>
-                <w:szCs w:val="28"/>
-              </w:rPr>
-              <w:t>-</w:t>
-            </w:r>
-            <w:r>
-              <w:rPr>
-                <w:rFonts w:eastAsia="Times New Roman"/>
-                <w:b/>
-                <w:bCs/>
-                <w:sz w:val="28"/>
-                <w:szCs w:val="28"/>
-              </w:rPr>
-              <w:t xml:space="preserve"> таблица заявок со строкой поиска, фильтром просроченных и подсветкой просроченных строк]</w:t>
-            </w:r>
-          </w:p>
-        </w:tc>
-      </w:tr>
-    </w:tbl>
-    <w:p>
-      <w:pPr>
-        <w:pStyle w:val="figure-caption"/>
-        <w:spacing w:before="0" w:after="0"/>
-        <w:jc w:val="both"/>
-        <w:rPr>
-          <w:sz w:val="28"/>
-          <w:szCs w:val="28"/>
-        </w:rPr>
-      </w:pPr>
-      <w:r>
-        <w:rPr>
-          <w:sz w:val="28"/>
-          <w:szCs w:val="28"/>
-        </w:rPr>
-        <w:t xml:space="preserve">Рисунок 3 </w:t>
-      </w:r>
-      <w:r>
-        <w:rPr>
-          <w:sz w:val="28"/>
-          <w:szCs w:val="28"/>
-        </w:rPr>
-        <w:t>-</w:t>
-      </w:r>
-      <w:r>
-        <w:rPr>
-          <w:sz w:val="28"/>
-          <w:szCs w:val="28"/>
-        </w:rPr>
-        <w:t xml:space="preserve"> Список заявок с поиском и фильтром просроченных</w:t>
+        <w:t>дедлайн, затраченные часы. Строки просроченных заявок визуально выделяются; доступен фильтр «просроченные», показывающий только нарушенные сроки. Над списком расположена строка поиска: система ищет совпадения по теме и описанию заявок. Из списка выполняется переход в карточку любой заявки и к созданию новой.</w:t>
       </w:r>
     </w:p>
     <w:p>
@@ -24340,115 +24765,11 @@
           <w:szCs w:val="28"/>
         </w:rPr>
       </w:pPr>
-      <w:r>
-        <w:rPr>
-          <w:sz w:val="28"/>
-          <w:szCs w:val="28"/>
-        </w:rPr>
-        <w:t xml:space="preserve">Создание и редактирование заявки выполняется в форме (рисунок 4). Пользователь выбирает договор (с указанием клиента), категорию, статус, ответственного сотрудника и приоритет из выпадающих списков, вводит тему, описание и дедлайн. Обязательные поля </w:t>
-      </w:r>
-      <w:r>
-        <w:rPr>
-          <w:sz w:val="28"/>
-          <w:szCs w:val="28"/>
-        </w:rPr>
-        <w:t>-</w:t>
-      </w:r>
-      <w:r>
-        <w:rPr>
-          <w:sz w:val="28"/>
-          <w:szCs w:val="28"/>
-        </w:rPr>
-        <w:t xml:space="preserve"> договор, категория, статус, ответственный, тема и приоритет; описание и дедлайн могут оставаться пустыми. При редактировании доступны те же поля, включая смену статуса по мере выполнения работ.</w:t>
-      </w:r>
     </w:p>
-    <w:tbl>
-      <w:tblPr>
-        <w:tblW w:w="5000" w:type="pct"/>
-        <w:tblCellMar>
-          <w:top w:w="15" w:type="dxa"/>
-          <w:left w:w="15" w:type="dxa"/>
-          <w:bottom w:w="15" w:type="dxa"/>
-          <w:right w:w="15" w:type="dxa"/>
-        </w:tblCellMar>
-        <w:tblLook w:val="04A0" w:firstRow="1" w:lastRow="0" w:firstColumn="1" w:lastColumn="0" w:noHBand="0" w:noVBand="1"/>
-      </w:tblPr>
-      <w:tblGrid>
-        <w:gridCol w:w="9325"/>
-      </w:tblGrid>
-      <w:tr>
-        <w:trPr>
-          <w:cantSplit/>
-          <w:trHeight w:val="3600"/>
-        </w:trPr>
-        <w:tc>
-          <w:tcPr>
-            <w:tcW w:w="0" w:type="auto"/>
-            <w:tcBorders>
-              <w:top w:val="single" w:sz="12" w:space="0" w:color="000000"/>
-              <w:left w:val="single" w:sz="12" w:space="0" w:color="000000"/>
-              <w:bottom w:val="single" w:sz="12" w:space="0" w:color="000000"/>
-              <w:right w:val="single" w:sz="12" w:space="0" w:color="000000"/>
-            </w:tcBorders>
-            <w:tcMar>
-              <w:top w:w="80" w:type="dxa"/>
-              <w:left w:w="120" w:type="dxa"/>
-              <w:bottom w:w="80" w:type="dxa"/>
-              <w:right w:w="120" w:type="dxa"/>
-            </w:tcMar>
-            <w:vAlign w:val="center"/>
-            <w:hideMark/>
-          </w:tcPr>
-          <w:p>
-            <w:pPr>
-              <w:jc w:val="both"/>
-              <w:rPr>
-                <w:rFonts w:eastAsia="Times New Roman"/>
-                <w:b/>
-                <w:bCs/>
-                <w:sz w:val="28"/>
-                <w:szCs w:val="28"/>
-              </w:rPr>
-            </w:pPr>
-            <w:r>
-              <w:rPr>
-                <w:rFonts w:eastAsia="Times New Roman"/>
-                <w:b/>
-                <w:bCs/>
-                <w:sz w:val="28"/>
-                <w:szCs w:val="28"/>
-              </w:rPr>
-              <w:t xml:space="preserve">[МЕСТО ДЛЯ СКРИНШОТА: форма создания/редактирования заявки </w:t>
-            </w:r>
-            <w:r>
-              <w:rPr>
-                <w:rFonts w:eastAsia="Times New Roman"/>
-                <w:b/>
-                <w:bCs/>
-                <w:sz w:val="28"/>
-                <w:szCs w:val="28"/>
-              </w:rPr>
-              <w:t>-</w:t>
-            </w:r>
-            <w:r>
-              <w:rPr>
-                <w:rFonts w:eastAsia="Times New Roman"/>
-                <w:b/>
-                <w:bCs/>
-                <w:sz w:val="28"/>
-                <w:szCs w:val="28"/>
-              </w:rPr>
-              <w:t xml:space="preserve"> выпадающие списки договора, категории, статуса, исполнителя, поля темы, описания, приоритета и дедлайна]</w:t>
-            </w:r>
-          </w:p>
-        </w:tc>
-      </w:tr>
-    </w:tbl>
     <w:p>
       <w:pPr>
         <w:pStyle w:val="figure-caption"/>
         <w:spacing w:before="0" w:after="0"/>
-        <w:jc w:val="both"/>
         <w:rPr>
           <w:sz w:val="28"/>
           <w:szCs w:val="28"/>
@@ -24459,7 +24780,53 @@
           <w:sz w:val="28"/>
           <w:szCs w:val="28"/>
         </w:rPr>
-        <w:t xml:space="preserve">Рисунок 4 </w:t>
+        <w:drawing>
+          <wp:inline distT="0" distB="0" distL="0" distR="0" wp14:anchorId="31275C75" wp14:editId="3417FFB0">
+            <wp:extent cx="5940425" cy="4992370"/>
+            <wp:effectExtent l="19050" t="19050" r="22225" b="17780"/>
+            <wp:docPr id="54577723" name="Рисунок 1"/>
+            <wp:cNvGraphicFramePr>
+              <a:graphicFrameLocks xmlns:a="http://schemas.openxmlformats.org/drawingml/2006/main" noChangeAspect="1"/>
+            </wp:cNvGraphicFramePr>
+            <a:graphic xmlns:a="http://schemas.openxmlformats.org/drawingml/2006/main">
+              <a:graphicData uri="http://schemas.openxmlformats.org/drawingml/2006/picture">
+                <pic:pic xmlns:pic="http://schemas.openxmlformats.org/drawingml/2006/picture">
+                  <pic:nvPicPr>
+                    <pic:cNvPr id="54577723" name=""/>
+                    <pic:cNvPicPr/>
+                  </pic:nvPicPr>
+                  <pic:blipFill>
+                    <a:blip r:embed="rId9"/>
+                    <a:stretch>
+                      <a:fillRect/>
+                    </a:stretch>
+                  </pic:blipFill>
+                  <pic:spPr>
+                    <a:xfrm>
+                      <a:off x="0" y="0"/>
+                      <a:ext cx="5940425" cy="4992370"/>
+                    </a:xfrm>
+                    <a:prstGeom prst="rect">
+                      <a:avLst/>
+                    </a:prstGeom>
+                    <a:ln w="6350">
+                      <a:solidFill>
+                        <a:schemeClr val="tx1"/>
+                      </a:solidFill>
+                    </a:ln>
+                  </pic:spPr>
+                </pic:pic>
+              </a:graphicData>
+            </a:graphic>
+          </wp:inline>
+        </w:drawing>
+      </w:r>
+      <w:r>
+        <w:rPr>
+          <w:sz w:val="28"/>
+          <w:szCs w:val="28"/>
+        </w:rPr>
+        <w:t xml:space="preserve">Рисунок 3 </w:t>
       </w:r>
       <w:r>
         <w:rPr>
@@ -24473,8 +24840,18 @@
           <w:sz w:val="28"/>
           <w:szCs w:val="28"/>
         </w:rPr>
-        <w:t xml:space="preserve"> Форма создания и редактирования заявки</w:t>
-      </w:r>
+        <w:t xml:space="preserve"> Список заявок с поиском и фильтром просроченных</w:t>
+      </w:r>
+    </w:p>
+    <w:p>
+      <w:pPr>
+        <w:pStyle w:val="figure-caption"/>
+        <w:spacing w:before="0" w:after="0"/>
+        <w:rPr>
+          <w:sz w:val="28"/>
+          <w:szCs w:val="28"/>
+        </w:rPr>
+      </w:pPr>
     </w:p>
     <w:p>
       <w:pPr>
@@ -24491,7 +24868,7 @@
           <w:sz w:val="28"/>
           <w:szCs w:val="28"/>
         </w:rPr>
-        <w:t xml:space="preserve">Карточка заявки (рисунок 5) показывает все данные обращения: клиента и договор, категорию, статус, ответственного, приоритет, тему, описание, дату создания и дедлайн. Ниже ведется история работ </w:t>
+        <w:t xml:space="preserve">Создание и редактирование заявки выполняется в форме (рисунок 4). Пользователь выбирает договор (с указанием клиента), категорию, статус, ответственного сотрудника и приоритет из выпадающих списков, вводит тему, описание и дедлайн. Обязательные поля </w:t>
       </w:r>
       <w:r>
         <w:rPr>
@@ -24505,97 +24882,13 @@
           <w:sz w:val="28"/>
           <w:szCs w:val="28"/>
         </w:rPr>
-        <w:t xml:space="preserve"> список всех записей о выполненных действиях с исполнителем, датой, описанием и затраченными часами.</w:t>
+        <w:t xml:space="preserve"> договор, категория, статус, ответственный, тема и приоритет; описание и дедлайн могут оставаться пустыми. При редактировании доступны те же поля, включая смену статуса по мере выполнения работ.</w:t>
       </w:r>
     </w:p>
-    <w:tbl>
-      <w:tblPr>
-        <w:tblW w:w="5000" w:type="pct"/>
-        <w:tblCellMar>
-          <w:top w:w="15" w:type="dxa"/>
-          <w:left w:w="15" w:type="dxa"/>
-          <w:bottom w:w="15" w:type="dxa"/>
-          <w:right w:w="15" w:type="dxa"/>
-        </w:tblCellMar>
-        <w:tblLook w:val="04A0" w:firstRow="1" w:lastRow="0" w:firstColumn="1" w:lastColumn="0" w:noHBand="0" w:noVBand="1"/>
-      </w:tblPr>
-      <w:tblGrid>
-        <w:gridCol w:w="9325"/>
-      </w:tblGrid>
-      <w:tr>
-        <w:trPr>
-          <w:cantSplit/>
-          <w:trHeight w:val="3600"/>
-        </w:trPr>
-        <w:tc>
-          <w:tcPr>
-            <w:tcW w:w="0" w:type="auto"/>
-            <w:tcBorders>
-              <w:top w:val="single" w:sz="12" w:space="0" w:color="000000"/>
-              <w:left w:val="single" w:sz="12" w:space="0" w:color="000000"/>
-              <w:bottom w:val="single" w:sz="12" w:space="0" w:color="000000"/>
-              <w:right w:val="single" w:sz="12" w:space="0" w:color="000000"/>
-            </w:tcBorders>
-            <w:tcMar>
-              <w:top w:w="80" w:type="dxa"/>
-              <w:left w:w="120" w:type="dxa"/>
-              <w:bottom w:w="80" w:type="dxa"/>
-              <w:right w:w="120" w:type="dxa"/>
-            </w:tcMar>
-            <w:vAlign w:val="center"/>
-            <w:hideMark/>
-          </w:tcPr>
-          <w:p>
-            <w:pPr>
-              <w:jc w:val="both"/>
-              <w:rPr>
-                <w:rFonts w:eastAsia="Times New Roman"/>
-                <w:b/>
-                <w:bCs/>
-                <w:sz w:val="28"/>
-                <w:szCs w:val="28"/>
-              </w:rPr>
-            </w:pPr>
-            <w:r>
-              <w:rPr>
-                <w:rFonts w:eastAsia="Times New Roman"/>
-                <w:b/>
-                <w:bCs/>
-                <w:sz w:val="28"/>
-                <w:szCs w:val="28"/>
-              </w:rPr>
-              <w:lastRenderedPageBreak/>
-              <w:t xml:space="preserve">[МЕСТО ДЛЯ СКРИНШОТА: карточка заявки </w:t>
-            </w:r>
-            <w:r>
-              <w:rPr>
-                <w:rFonts w:eastAsia="Times New Roman"/>
-                <w:b/>
-                <w:bCs/>
-                <w:sz w:val="28"/>
-                <w:szCs w:val="28"/>
-              </w:rPr>
-              <w:t>-</w:t>
-            </w:r>
-            <w:r>
-              <w:rPr>
-                <w:rFonts w:eastAsia="Times New Roman"/>
-                <w:b/>
-                <w:bCs/>
-                <w:sz w:val="28"/>
-                <w:szCs w:val="28"/>
-              </w:rPr>
-              <w:t xml:space="preserve"> реквизиты заявки и таблица истории выполненных работ]</w:t>
-            </w:r>
-          </w:p>
-        </w:tc>
-      </w:tr>
-    </w:tbl>
     <w:p>
       <w:pPr>
         <w:pStyle w:val="figure-caption"/>
         <w:spacing w:before="0" w:after="0"/>
-        <w:jc w:val="both"/>
         <w:rPr>
           <w:sz w:val="28"/>
           <w:szCs w:val="28"/>
@@ -24606,7 +24899,49 @@
           <w:sz w:val="28"/>
           <w:szCs w:val="28"/>
         </w:rPr>
-        <w:t xml:space="preserve">Рисунок 5 </w:t>
+        <w:lastRenderedPageBreak/>
+        <w:drawing>
+          <wp:inline distT="0" distB="0" distL="0" distR="0" wp14:anchorId="7D66BDB9" wp14:editId="69895B4A">
+            <wp:extent cx="5940425" cy="4693285"/>
+            <wp:effectExtent l="0" t="0" r="3175" b="0"/>
+            <wp:docPr id="1913783257" name="Рисунок 1"/>
+            <wp:cNvGraphicFramePr>
+              <a:graphicFrameLocks xmlns:a="http://schemas.openxmlformats.org/drawingml/2006/main" noChangeAspect="1"/>
+            </wp:cNvGraphicFramePr>
+            <a:graphic xmlns:a="http://schemas.openxmlformats.org/drawingml/2006/main">
+              <a:graphicData uri="http://schemas.openxmlformats.org/drawingml/2006/picture">
+                <pic:pic xmlns:pic="http://schemas.openxmlformats.org/drawingml/2006/picture">
+                  <pic:nvPicPr>
+                    <pic:cNvPr id="1913783257" name=""/>
+                    <pic:cNvPicPr/>
+                  </pic:nvPicPr>
+                  <pic:blipFill>
+                    <a:blip r:embed="rId10"/>
+                    <a:stretch>
+                      <a:fillRect/>
+                    </a:stretch>
+                  </pic:blipFill>
+                  <pic:spPr>
+                    <a:xfrm>
+                      <a:off x="0" y="0"/>
+                      <a:ext cx="5940425" cy="4693285"/>
+                    </a:xfrm>
+                    <a:prstGeom prst="rect">
+                      <a:avLst/>
+                    </a:prstGeom>
+                  </pic:spPr>
+                </pic:pic>
+              </a:graphicData>
+            </a:graphic>
+          </wp:inline>
+        </w:drawing>
+      </w:r>
+      <w:r>
+        <w:rPr>
+          <w:sz w:val="28"/>
+          <w:szCs w:val="28"/>
+        </w:rPr>
+        <w:t xml:space="preserve">Рисунок 4 </w:t>
       </w:r>
       <w:r>
         <w:rPr>
@@ -24620,8 +24955,18 @@
           <w:sz w:val="28"/>
           <w:szCs w:val="28"/>
         </w:rPr>
-        <w:t xml:space="preserve"> Карточка заявки с историей работ</w:t>
-      </w:r>
+        <w:t xml:space="preserve"> Форма создания и редактирования заявки</w:t>
+      </w:r>
+    </w:p>
+    <w:p>
+      <w:pPr>
+        <w:pStyle w:val="figure-caption"/>
+        <w:spacing w:before="0" w:after="0"/>
+        <w:rPr>
+          <w:sz w:val="28"/>
+          <w:szCs w:val="28"/>
+        </w:rPr>
+      </w:pPr>
     </w:p>
     <w:p>
       <w:pPr>
@@ -24638,123 +24983,7 @@
           <w:sz w:val="28"/>
           <w:szCs w:val="28"/>
         </w:rPr>
-        <w:t xml:space="preserve">Новая запись о работе добавляется прямо из карточки через отдельную форму (рисунок 6): выбирается исполнитель, указываются дата, описание выполненной работы и количество затраченных часов; число часов контролируется на </w:t>
-      </w:r>
-      <w:proofErr w:type="spellStart"/>
-      <w:r>
-        <w:rPr>
-          <w:sz w:val="28"/>
-          <w:szCs w:val="28"/>
-        </w:rPr>
-        <w:t>неотрицательность</w:t>
-      </w:r>
-      <w:proofErr w:type="spellEnd"/>
-      <w:r>
-        <w:rPr>
-          <w:sz w:val="28"/>
-          <w:szCs w:val="28"/>
-        </w:rPr>
-        <w:t>.</w:t>
-      </w:r>
-    </w:p>
-    <w:tbl>
-      <w:tblPr>
-        <w:tblW w:w="5000" w:type="pct"/>
-        <w:tblCellMar>
-          <w:top w:w="15" w:type="dxa"/>
-          <w:left w:w="15" w:type="dxa"/>
-          <w:bottom w:w="15" w:type="dxa"/>
-          <w:right w:w="15" w:type="dxa"/>
-        </w:tblCellMar>
-        <w:tblLook w:val="04A0" w:firstRow="1" w:lastRow="0" w:firstColumn="1" w:lastColumn="0" w:noHBand="0" w:noVBand="1"/>
-      </w:tblPr>
-      <w:tblGrid>
-        <w:gridCol w:w="9325"/>
-      </w:tblGrid>
-      <w:tr>
-        <w:trPr>
-          <w:cantSplit/>
-          <w:trHeight w:val="3600"/>
-        </w:trPr>
-        <w:tc>
-          <w:tcPr>
-            <w:tcW w:w="0" w:type="auto"/>
-            <w:tcBorders>
-              <w:top w:val="single" w:sz="12" w:space="0" w:color="000000"/>
-              <w:left w:val="single" w:sz="12" w:space="0" w:color="000000"/>
-              <w:bottom w:val="single" w:sz="12" w:space="0" w:color="000000"/>
-              <w:right w:val="single" w:sz="12" w:space="0" w:color="000000"/>
-            </w:tcBorders>
-            <w:tcMar>
-              <w:top w:w="80" w:type="dxa"/>
-              <w:left w:w="120" w:type="dxa"/>
-              <w:bottom w:w="80" w:type="dxa"/>
-              <w:right w:w="120" w:type="dxa"/>
-            </w:tcMar>
-            <w:vAlign w:val="center"/>
-            <w:hideMark/>
-          </w:tcPr>
-          <w:p>
-            <w:pPr>
-              <w:jc w:val="both"/>
-              <w:rPr>
-                <w:rFonts w:eastAsia="Times New Roman"/>
-                <w:b/>
-                <w:bCs/>
-                <w:sz w:val="28"/>
-                <w:szCs w:val="28"/>
-              </w:rPr>
-            </w:pPr>
-            <w:r>
-              <w:rPr>
-                <w:rFonts w:eastAsia="Times New Roman"/>
-                <w:b/>
-                <w:bCs/>
-                <w:sz w:val="28"/>
-                <w:szCs w:val="28"/>
-              </w:rPr>
-              <w:t xml:space="preserve">[МЕСТО ДЛЯ СКРИНШОТА: форма добавления записи о выполненной работе </w:t>
-            </w:r>
-            <w:r>
-              <w:rPr>
-                <w:rFonts w:eastAsia="Times New Roman"/>
-                <w:b/>
-                <w:bCs/>
-                <w:sz w:val="28"/>
-                <w:szCs w:val="28"/>
-              </w:rPr>
-              <w:t>-</w:t>
-            </w:r>
-            <w:r>
-              <w:rPr>
-                <w:rFonts w:eastAsia="Times New Roman"/>
-                <w:b/>
-                <w:bCs/>
-                <w:sz w:val="28"/>
-                <w:szCs w:val="28"/>
-              </w:rPr>
-              <w:t xml:space="preserve"> исполнитель, дата, описание, часы]</w:t>
-            </w:r>
-          </w:p>
-        </w:tc>
-      </w:tr>
-    </w:tbl>
-    <w:p>
-      <w:pPr>
-        <w:pStyle w:val="figure-caption"/>
-        <w:spacing w:before="0" w:after="0"/>
-        <w:jc w:val="both"/>
-        <w:rPr>
-          <w:sz w:val="28"/>
-          <w:szCs w:val="28"/>
-        </w:rPr>
-      </w:pPr>
-      <w:r>
-        <w:rPr>
-          <w:sz w:val="28"/>
-          <w:szCs w:val="28"/>
-        </w:rPr>
-        <w:t xml:space="preserve">Рисунок 6 </w:t>
+        <w:t xml:space="preserve">Карточка заявки (рисунок 5) показывает все данные обращения: клиента и договор, категорию, статус, ответственного, приоритет, тему, описание, дату создания и дедлайн. Ниже ведется история работ </w:t>
       </w:r>
       <w:r>
         <w:rPr>
@@ -24768,7 +24997,7 @@
           <w:sz w:val="28"/>
           <w:szCs w:val="28"/>
         </w:rPr>
-        <w:t xml:space="preserve"> Форма добавления записи о выполненной работе</w:t>
+        <w:t xml:space="preserve"> список всех записей о выполненных действиях с исполнителем, датой, описанием и затраченными часами.</w:t>
       </w:r>
     </w:p>
     <w:p>
@@ -24781,118 +25010,11 @@
           <w:szCs w:val="28"/>
         </w:rPr>
       </w:pPr>
-      <w:r>
-        <w:rPr>
-          <w:sz w:val="28"/>
-          <w:szCs w:val="28"/>
-        </w:rPr>
-        <w:t xml:space="preserve">Справочник клиентов (рисунок 7) показывает список организаций со столбцами: клиент, БИН/ИИН, контактное лицо, телефон, </w:t>
-      </w:r>
-      <w:proofErr w:type="spellStart"/>
-      <w:r>
-        <w:rPr>
-          <w:sz w:val="28"/>
-          <w:szCs w:val="28"/>
-        </w:rPr>
-        <w:t>email</w:t>
-      </w:r>
-      <w:proofErr w:type="spellEnd"/>
-      <w:r>
-        <w:rPr>
-          <w:sz w:val="28"/>
-          <w:szCs w:val="28"/>
-        </w:rPr>
-        <w:t>, дата создания. Доступны добавление, редактирование и удаление записей; при попытке удалить клиента, у которого есть договоры, система выводит понятное сообщение об отказе.</w:t>
-      </w:r>
     </w:p>
-    <w:tbl>
-      <w:tblPr>
-        <w:tblW w:w="5000" w:type="pct"/>
-        <w:tblCellMar>
-          <w:top w:w="15" w:type="dxa"/>
-          <w:left w:w="15" w:type="dxa"/>
-          <w:bottom w:w="15" w:type="dxa"/>
-          <w:right w:w="15" w:type="dxa"/>
-        </w:tblCellMar>
-        <w:tblLook w:val="04A0" w:firstRow="1" w:lastRow="0" w:firstColumn="1" w:lastColumn="0" w:noHBand="0" w:noVBand="1"/>
-      </w:tblPr>
-      <w:tblGrid>
-        <w:gridCol w:w="9325"/>
-      </w:tblGrid>
-      <w:tr>
-        <w:trPr>
-          <w:cantSplit/>
-          <w:trHeight w:val="3600"/>
-        </w:trPr>
-        <w:tc>
-          <w:tcPr>
-            <w:tcW w:w="0" w:type="auto"/>
-            <w:tcBorders>
-              <w:top w:val="single" w:sz="12" w:space="0" w:color="000000"/>
-              <w:left w:val="single" w:sz="12" w:space="0" w:color="000000"/>
-              <w:bottom w:val="single" w:sz="12" w:space="0" w:color="000000"/>
-              <w:right w:val="single" w:sz="12" w:space="0" w:color="000000"/>
-            </w:tcBorders>
-            <w:tcMar>
-              <w:top w:w="80" w:type="dxa"/>
-              <w:left w:w="120" w:type="dxa"/>
-              <w:bottom w:w="80" w:type="dxa"/>
-              <w:right w:w="120" w:type="dxa"/>
-            </w:tcMar>
-            <w:vAlign w:val="center"/>
-            <w:hideMark/>
-          </w:tcPr>
-          <w:p>
-            <w:pPr>
-              <w:jc w:val="both"/>
-              <w:rPr>
-                <w:rFonts w:eastAsia="Times New Roman"/>
-                <w:b/>
-                <w:bCs/>
-                <w:sz w:val="28"/>
-                <w:szCs w:val="28"/>
-              </w:rPr>
-            </w:pPr>
-            <w:r>
-              <w:rPr>
-                <w:rFonts w:eastAsia="Times New Roman"/>
-                <w:b/>
-                <w:bCs/>
-                <w:sz w:val="28"/>
-                <w:szCs w:val="28"/>
-              </w:rPr>
-              <w:lastRenderedPageBreak/>
-              <w:t xml:space="preserve">[МЕСТО ДЛЯ СКРИНШОТА: экран «Клиенты» </w:t>
-            </w:r>
-            <w:r>
-              <w:rPr>
-                <w:rFonts w:eastAsia="Times New Roman"/>
-                <w:b/>
-                <w:bCs/>
-                <w:sz w:val="28"/>
-                <w:szCs w:val="28"/>
-              </w:rPr>
-              <w:t>-</w:t>
-            </w:r>
-            <w:r>
-              <w:rPr>
-                <w:rFonts w:eastAsia="Times New Roman"/>
-                <w:b/>
-                <w:bCs/>
-                <w:sz w:val="28"/>
-                <w:szCs w:val="28"/>
-              </w:rPr>
-              <w:t xml:space="preserve"> таблица клиентов с кнопками добавления, редактирования и удаления]</w:t>
-            </w:r>
-          </w:p>
-        </w:tc>
-      </w:tr>
-    </w:tbl>
     <w:p>
       <w:pPr>
         <w:pStyle w:val="figure-caption"/>
         <w:spacing w:before="0" w:after="0"/>
-        <w:jc w:val="both"/>
         <w:rPr>
           <w:sz w:val="28"/>
           <w:szCs w:val="28"/>
@@ -24903,7 +25025,63 @@
           <w:sz w:val="28"/>
           <w:szCs w:val="28"/>
         </w:rPr>
-        <w:t xml:space="preserve">Рисунок 7 </w:t>
+        <w:drawing>
+          <wp:inline distT="0" distB="0" distL="0" distR="0" wp14:anchorId="25E3401C" wp14:editId="0EB7A909">
+            <wp:extent cx="4302125" cy="2407442"/>
+            <wp:effectExtent l="19050" t="19050" r="22225" b="12065"/>
+            <wp:docPr id="1631335284" name="Рисунок 1"/>
+            <wp:cNvGraphicFramePr>
+              <a:graphicFrameLocks xmlns:a="http://schemas.openxmlformats.org/drawingml/2006/main" noChangeAspect="1"/>
+            </wp:cNvGraphicFramePr>
+            <a:graphic xmlns:a="http://schemas.openxmlformats.org/drawingml/2006/main">
+              <a:graphicData uri="http://schemas.openxmlformats.org/drawingml/2006/picture">
+                <pic:pic xmlns:pic="http://schemas.openxmlformats.org/drawingml/2006/picture">
+                  <pic:nvPicPr>
+                    <pic:cNvPr id="1631335284" name=""/>
+                    <pic:cNvPicPr/>
+                  </pic:nvPicPr>
+                  <pic:blipFill>
+                    <a:blip r:embed="rId11"/>
+                    <a:stretch>
+                      <a:fillRect/>
+                    </a:stretch>
+                  </pic:blipFill>
+                  <pic:spPr>
+                    <a:xfrm>
+                      <a:off x="0" y="0"/>
+                      <a:ext cx="4307610" cy="2410511"/>
+                    </a:xfrm>
+                    <a:prstGeom prst="rect">
+                      <a:avLst/>
+                    </a:prstGeom>
+                    <a:ln w="6350">
+                      <a:solidFill>
+                        <a:schemeClr val="tx1"/>
+                      </a:solidFill>
+                    </a:ln>
+                  </pic:spPr>
+                </pic:pic>
+              </a:graphicData>
+            </a:graphic>
+          </wp:inline>
+        </w:drawing>
+      </w:r>
+    </w:p>
+    <w:p>
+      <w:pPr>
+        <w:pStyle w:val="figure-caption"/>
+        <w:spacing w:before="0" w:after="0"/>
+        <w:rPr>
+          <w:sz w:val="28"/>
+          <w:szCs w:val="28"/>
+        </w:rPr>
+      </w:pPr>
+      <w:r>
+        <w:rPr>
+          <w:sz w:val="28"/>
+          <w:szCs w:val="28"/>
+        </w:rPr>
+        <w:t xml:space="preserve">Рисунок 5 </w:t>
       </w:r>
       <w:r>
         <w:rPr>
@@ -24917,7 +25095,7 @@
           <w:sz w:val="28"/>
           <w:szCs w:val="28"/>
         </w:rPr>
-        <w:t xml:space="preserve"> Справочник «Клиенты»</w:t>
+        <w:t xml:space="preserve"> Карточка заявки с историей работ</w:t>
       </w:r>
     </w:p>
     <w:p>
@@ -24935,121 +25113,24 @@
           <w:sz w:val="28"/>
           <w:szCs w:val="28"/>
         </w:rPr>
-        <w:t>Справочник договоров (рисунок 8) выводит номер договора, клиента, даты начала и окончания, тип сопровождения и тариф. В форме договора клиент выбирается из выпадающего списка, что исключает ввод несуществующего клиента. Удаление договора с зарегистрированными заявками блокируется.</w:t>
-      </w:r>
-    </w:p>
-    <w:tbl>
-      <w:tblPr>
-        <w:tblW w:w="5000" w:type="pct"/>
-        <w:tblCellMar>
-          <w:top w:w="15" w:type="dxa"/>
-          <w:left w:w="15" w:type="dxa"/>
-          <w:bottom w:w="15" w:type="dxa"/>
-          <w:right w:w="15" w:type="dxa"/>
-        </w:tblCellMar>
-        <w:tblLook w:val="04A0" w:firstRow="1" w:lastRow="0" w:firstColumn="1" w:lastColumn="0" w:noHBand="0" w:noVBand="1"/>
-      </w:tblPr>
-      <w:tblGrid>
-        <w:gridCol w:w="9325"/>
-      </w:tblGrid>
-      <w:tr>
-        <w:trPr>
-          <w:cantSplit/>
-          <w:trHeight w:val="3600"/>
-        </w:trPr>
-        <w:tc>
-          <w:tcPr>
-            <w:tcW w:w="0" w:type="auto"/>
-            <w:tcBorders>
-              <w:top w:val="single" w:sz="12" w:space="0" w:color="000000"/>
-              <w:left w:val="single" w:sz="12" w:space="0" w:color="000000"/>
-              <w:bottom w:val="single" w:sz="12" w:space="0" w:color="000000"/>
-              <w:right w:val="single" w:sz="12" w:space="0" w:color="000000"/>
-            </w:tcBorders>
-            <w:tcMar>
-              <w:top w:w="80" w:type="dxa"/>
-              <w:left w:w="120" w:type="dxa"/>
-              <w:bottom w:w="80" w:type="dxa"/>
-              <w:right w:w="120" w:type="dxa"/>
-            </w:tcMar>
-            <w:vAlign w:val="center"/>
-            <w:hideMark/>
-          </w:tcPr>
-          <w:p>
-            <w:pPr>
-              <w:jc w:val="both"/>
-              <w:rPr>
-                <w:rFonts w:eastAsia="Times New Roman"/>
-                <w:b/>
-                <w:bCs/>
-                <w:sz w:val="28"/>
-                <w:szCs w:val="28"/>
-              </w:rPr>
-            </w:pPr>
-            <w:r>
-              <w:rPr>
-                <w:rFonts w:eastAsia="Times New Roman"/>
-                <w:b/>
-                <w:bCs/>
-                <w:sz w:val="28"/>
-                <w:szCs w:val="28"/>
-              </w:rPr>
-              <w:t xml:space="preserve">[МЕСТО ДЛЯ СКРИНШОТА: экран «Договоры» </w:t>
-            </w:r>
-            <w:r>
-              <w:rPr>
-                <w:rFonts w:eastAsia="Times New Roman"/>
-                <w:b/>
-                <w:bCs/>
-                <w:sz w:val="28"/>
-                <w:szCs w:val="28"/>
-              </w:rPr>
-              <w:t>-</w:t>
-            </w:r>
-            <w:r>
-              <w:rPr>
-                <w:rFonts w:eastAsia="Times New Roman"/>
-                <w:b/>
-                <w:bCs/>
-                <w:sz w:val="28"/>
-                <w:szCs w:val="28"/>
-              </w:rPr>
-              <w:t xml:space="preserve"> таблица договоров и форма с выбором клиента из списка]</w:t>
-            </w:r>
-          </w:p>
-        </w:tc>
-      </w:tr>
-    </w:tbl>
-    <w:p>
-      <w:pPr>
-        <w:pStyle w:val="figure-caption"/>
-        <w:spacing w:before="0" w:after="0"/>
-        <w:jc w:val="both"/>
-        <w:rPr>
-          <w:sz w:val="28"/>
-          <w:szCs w:val="28"/>
-        </w:rPr>
-      </w:pPr>
-      <w:r>
-        <w:rPr>
-          <w:sz w:val="28"/>
-          <w:szCs w:val="28"/>
-        </w:rPr>
-        <w:t xml:space="preserve">Рисунок 8 </w:t>
-      </w:r>
-      <w:r>
-        <w:rPr>
-          <w:sz w:val="28"/>
-          <w:szCs w:val="28"/>
-        </w:rPr>
-        <w:t>-</w:t>
-      </w:r>
-      <w:r>
-        <w:rPr>
-          <w:sz w:val="28"/>
-          <w:szCs w:val="28"/>
-        </w:rPr>
-        <w:t xml:space="preserve"> Справочник «Договоры»</w:t>
+        <w:lastRenderedPageBreak/>
+        <w:t xml:space="preserve">Новая запись о работе добавляется прямо из карточки через отдельную форму (рисунок 6): выбирается исполнитель, указываются дата, описание выполненной работы и количество затраченных часов; число часов контролируется на </w:t>
+      </w:r>
+      <w:proofErr w:type="spellStart"/>
+      <w:r>
+        <w:rPr>
+          <w:sz w:val="28"/>
+          <w:szCs w:val="28"/>
+        </w:rPr>
+        <w:t>неотрицательность</w:t>
+      </w:r>
+      <w:proofErr w:type="spellEnd"/>
+      <w:r>
+        <w:rPr>
+          <w:sz w:val="28"/>
+          <w:szCs w:val="28"/>
+        </w:rPr>
+        <w:t>.</w:t>
       </w:r>
     </w:p>
     <w:p>
@@ -25062,118 +25143,11 @@
           <w:szCs w:val="28"/>
         </w:rPr>
       </w:pPr>
-      <w:r>
-        <w:rPr>
-          <w:sz w:val="28"/>
-          <w:szCs w:val="28"/>
-        </w:rPr>
-        <w:t xml:space="preserve">Справочник сотрудников (рисунок 9) показывает ФИО, должность, телефон, </w:t>
-      </w:r>
-      <w:proofErr w:type="spellStart"/>
-      <w:r>
-        <w:rPr>
-          <w:sz w:val="28"/>
-          <w:szCs w:val="28"/>
-        </w:rPr>
-        <w:t>email</w:t>
-      </w:r>
-      <w:proofErr w:type="spellEnd"/>
-      <w:r>
-        <w:rPr>
-          <w:sz w:val="28"/>
-          <w:szCs w:val="28"/>
-        </w:rPr>
-        <w:t>, а также число активных заявок и записей о работах каждого специалиста. Удаление сотрудника, связанного с заявками или работами, блокируется с сообщением о причине.</w:t>
-      </w:r>
     </w:p>
-    <w:tbl>
-      <w:tblPr>
-        <w:tblW w:w="5000" w:type="pct"/>
-        <w:tblCellMar>
-          <w:top w:w="15" w:type="dxa"/>
-          <w:left w:w="15" w:type="dxa"/>
-          <w:bottom w:w="15" w:type="dxa"/>
-          <w:right w:w="15" w:type="dxa"/>
-        </w:tblCellMar>
-        <w:tblLook w:val="04A0" w:firstRow="1" w:lastRow="0" w:firstColumn="1" w:lastColumn="0" w:noHBand="0" w:noVBand="1"/>
-      </w:tblPr>
-      <w:tblGrid>
-        <w:gridCol w:w="9325"/>
-      </w:tblGrid>
-      <w:tr>
-        <w:trPr>
-          <w:cantSplit/>
-          <w:trHeight w:val="3600"/>
-        </w:trPr>
-        <w:tc>
-          <w:tcPr>
-            <w:tcW w:w="0" w:type="auto"/>
-            <w:tcBorders>
-              <w:top w:val="single" w:sz="12" w:space="0" w:color="000000"/>
-              <w:left w:val="single" w:sz="12" w:space="0" w:color="000000"/>
-              <w:bottom w:val="single" w:sz="12" w:space="0" w:color="000000"/>
-              <w:right w:val="single" w:sz="12" w:space="0" w:color="000000"/>
-            </w:tcBorders>
-            <w:tcMar>
-              <w:top w:w="80" w:type="dxa"/>
-              <w:left w:w="120" w:type="dxa"/>
-              <w:bottom w:w="80" w:type="dxa"/>
-              <w:right w:w="120" w:type="dxa"/>
-            </w:tcMar>
-            <w:vAlign w:val="center"/>
-            <w:hideMark/>
-          </w:tcPr>
-          <w:p>
-            <w:pPr>
-              <w:jc w:val="both"/>
-              <w:rPr>
-                <w:rFonts w:eastAsia="Times New Roman"/>
-                <w:b/>
-                <w:bCs/>
-                <w:sz w:val="28"/>
-                <w:szCs w:val="28"/>
-              </w:rPr>
-            </w:pPr>
-            <w:r>
-              <w:rPr>
-                <w:rFonts w:eastAsia="Times New Roman"/>
-                <w:b/>
-                <w:bCs/>
-                <w:sz w:val="28"/>
-                <w:szCs w:val="28"/>
-              </w:rPr>
-              <w:lastRenderedPageBreak/>
-              <w:t xml:space="preserve">[МЕСТО ДЛЯ СКРИНШОТА: экран «Сотрудники» </w:t>
-            </w:r>
-            <w:r>
-              <w:rPr>
-                <w:rFonts w:eastAsia="Times New Roman"/>
-                <w:b/>
-                <w:bCs/>
-                <w:sz w:val="28"/>
-                <w:szCs w:val="28"/>
-              </w:rPr>
-              <w:t>-</w:t>
-            </w:r>
-            <w:r>
-              <w:rPr>
-                <w:rFonts w:eastAsia="Times New Roman"/>
-                <w:b/>
-                <w:bCs/>
-                <w:sz w:val="28"/>
-                <w:szCs w:val="28"/>
-              </w:rPr>
-              <w:t xml:space="preserve"> таблица сотрудников со счетчиками заявок и работ]</w:t>
-            </w:r>
-          </w:p>
-        </w:tc>
-      </w:tr>
-    </w:tbl>
     <w:p>
       <w:pPr>
         <w:pStyle w:val="figure-caption"/>
         <w:spacing w:before="0" w:after="0"/>
-        <w:jc w:val="both"/>
         <w:rPr>
           <w:sz w:val="28"/>
           <w:szCs w:val="28"/>
@@ -25184,7 +25158,63 @@
           <w:sz w:val="28"/>
           <w:szCs w:val="28"/>
         </w:rPr>
-        <w:t xml:space="preserve">Рисунок 9 </w:t>
+        <w:drawing>
+          <wp:inline distT="0" distB="0" distL="0" distR="0" wp14:anchorId="643C301D" wp14:editId="527E4C4B">
+            <wp:extent cx="4895850" cy="3143250"/>
+            <wp:effectExtent l="19050" t="19050" r="19050" b="19050"/>
+            <wp:docPr id="951976084" name="Рисунок 1"/>
+            <wp:cNvGraphicFramePr>
+              <a:graphicFrameLocks xmlns:a="http://schemas.openxmlformats.org/drawingml/2006/main" noChangeAspect="1"/>
+            </wp:cNvGraphicFramePr>
+            <a:graphic xmlns:a="http://schemas.openxmlformats.org/drawingml/2006/main">
+              <a:graphicData uri="http://schemas.openxmlformats.org/drawingml/2006/picture">
+                <pic:pic xmlns:pic="http://schemas.openxmlformats.org/drawingml/2006/picture">
+                  <pic:nvPicPr>
+                    <pic:cNvPr id="951976084" name=""/>
+                    <pic:cNvPicPr/>
+                  </pic:nvPicPr>
+                  <pic:blipFill>
+                    <a:blip r:embed="rId12"/>
+                    <a:stretch>
+                      <a:fillRect/>
+                    </a:stretch>
+                  </pic:blipFill>
+                  <pic:spPr>
+                    <a:xfrm>
+                      <a:off x="0" y="0"/>
+                      <a:ext cx="4900621" cy="3146313"/>
+                    </a:xfrm>
+                    <a:prstGeom prst="rect">
+                      <a:avLst/>
+                    </a:prstGeom>
+                    <a:ln w="6350">
+                      <a:solidFill>
+                        <a:schemeClr val="tx1"/>
+                      </a:solidFill>
+                    </a:ln>
+                  </pic:spPr>
+                </pic:pic>
+              </a:graphicData>
+            </a:graphic>
+          </wp:inline>
+        </w:drawing>
+      </w:r>
+    </w:p>
+    <w:p>
+      <w:pPr>
+        <w:pStyle w:val="figure-caption"/>
+        <w:spacing w:before="0" w:after="0"/>
+        <w:rPr>
+          <w:sz w:val="28"/>
+          <w:szCs w:val="28"/>
+        </w:rPr>
+      </w:pPr>
+      <w:r>
+        <w:rPr>
+          <w:sz w:val="28"/>
+          <w:szCs w:val="28"/>
+        </w:rPr>
+        <w:t xml:space="preserve">Рисунок 6 </w:t>
       </w:r>
       <w:r>
         <w:rPr>
@@ -25198,8 +25228,18 @@
           <w:sz w:val="28"/>
           <w:szCs w:val="28"/>
         </w:rPr>
-        <w:t xml:space="preserve"> Справочник «Сотрудники»</w:t>
-      </w:r>
+        <w:t xml:space="preserve"> Форма добавления записи о выполненной работе</w:t>
+      </w:r>
+    </w:p>
+    <w:p>
+      <w:pPr>
+        <w:pStyle w:val="figure-caption"/>
+        <w:spacing w:before="0" w:after="0"/>
+        <w:rPr>
+          <w:sz w:val="28"/>
+          <w:szCs w:val="28"/>
+        </w:rPr>
+      </w:pPr>
     </w:p>
     <w:p>
       <w:pPr>
@@ -25216,121 +25256,23 @@
           <w:sz w:val="28"/>
           <w:szCs w:val="28"/>
         </w:rPr>
-        <w:t>Экран «Отчеты» (рисунок 10) объединяет два отчета. В отчете «Заявки за период» пользователь задает диапазон дат и получает таблицу заявок, созданных в периоде. В отчете «Часы по сотрудникам» выводится суммарное количество затраченных часов по каждому исполнителю с возможностью ограничения периодом. Кнопка экспорта выгружает сформированный отчет в файл CSV, который корректно открывается в Microsoft Excel.</w:t>
-      </w:r>
-    </w:p>
-    <w:tbl>
-      <w:tblPr>
-        <w:tblW w:w="5000" w:type="pct"/>
-        <w:tblCellMar>
-          <w:top w:w="15" w:type="dxa"/>
-          <w:left w:w="15" w:type="dxa"/>
-          <w:bottom w:w="15" w:type="dxa"/>
-          <w:right w:w="15" w:type="dxa"/>
-        </w:tblCellMar>
-        <w:tblLook w:val="04A0" w:firstRow="1" w:lastRow="0" w:firstColumn="1" w:lastColumn="0" w:noHBand="0" w:noVBand="1"/>
-      </w:tblPr>
-      <w:tblGrid>
-        <w:gridCol w:w="9325"/>
-      </w:tblGrid>
-      <w:tr>
-        <w:trPr>
-          <w:cantSplit/>
-          <w:trHeight w:val="3600"/>
-        </w:trPr>
-        <w:tc>
-          <w:tcPr>
-            <w:tcW w:w="0" w:type="auto"/>
-            <w:tcBorders>
-              <w:top w:val="single" w:sz="12" w:space="0" w:color="000000"/>
-              <w:left w:val="single" w:sz="12" w:space="0" w:color="000000"/>
-              <w:bottom w:val="single" w:sz="12" w:space="0" w:color="000000"/>
-              <w:right w:val="single" w:sz="12" w:space="0" w:color="000000"/>
-            </w:tcBorders>
-            <w:tcMar>
-              <w:top w:w="80" w:type="dxa"/>
-              <w:left w:w="120" w:type="dxa"/>
-              <w:bottom w:w="80" w:type="dxa"/>
-              <w:right w:w="120" w:type="dxa"/>
-            </w:tcMar>
-            <w:vAlign w:val="center"/>
-            <w:hideMark/>
-          </w:tcPr>
-          <w:p>
-            <w:pPr>
-              <w:jc w:val="both"/>
-              <w:rPr>
-                <w:rFonts w:eastAsia="Times New Roman"/>
-                <w:b/>
-                <w:bCs/>
-                <w:sz w:val="28"/>
-                <w:szCs w:val="28"/>
-              </w:rPr>
-            </w:pPr>
-            <w:r>
-              <w:rPr>
-                <w:rFonts w:eastAsia="Times New Roman"/>
-                <w:b/>
-                <w:bCs/>
-                <w:sz w:val="28"/>
-                <w:szCs w:val="28"/>
-              </w:rPr>
-              <w:t xml:space="preserve">[МЕСТО ДЛЯ СКРИНШОТА: экран «Отчеты» </w:t>
-            </w:r>
-            <w:r>
-              <w:rPr>
-                <w:rFonts w:eastAsia="Times New Roman"/>
-                <w:b/>
-                <w:bCs/>
-                <w:sz w:val="28"/>
-                <w:szCs w:val="28"/>
-              </w:rPr>
-              <w:t>-</w:t>
-            </w:r>
-            <w:r>
-              <w:rPr>
-                <w:rFonts w:eastAsia="Times New Roman"/>
-                <w:b/>
-                <w:bCs/>
-                <w:sz w:val="28"/>
-                <w:szCs w:val="28"/>
-              </w:rPr>
-              <w:t xml:space="preserve"> параметры периода, таблицы отчетов «Заявки за период» и «Часы по сотрудникам», кнопки экспорта CSV]</w:t>
-            </w:r>
-          </w:p>
-        </w:tc>
-      </w:tr>
-    </w:tbl>
-    <w:p>
-      <w:pPr>
-        <w:pStyle w:val="figure-caption"/>
-        <w:spacing w:before="0" w:after="0"/>
-        <w:jc w:val="both"/>
-        <w:rPr>
-          <w:sz w:val="28"/>
-          <w:szCs w:val="28"/>
-        </w:rPr>
-      </w:pPr>
-      <w:r>
-        <w:rPr>
-          <w:sz w:val="28"/>
-          <w:szCs w:val="28"/>
-        </w:rPr>
-        <w:t xml:space="preserve">Рисунок 10 </w:t>
-      </w:r>
-      <w:r>
-        <w:rPr>
-          <w:sz w:val="28"/>
-          <w:szCs w:val="28"/>
-        </w:rPr>
-        <w:t>-</w:t>
-      </w:r>
-      <w:r>
-        <w:rPr>
-          <w:sz w:val="28"/>
-          <w:szCs w:val="28"/>
-        </w:rPr>
-        <w:t xml:space="preserve"> Экран «Отчеты» с экспортом в CSV</w:t>
+        <w:t xml:space="preserve">Справочник клиентов (рисунок 7) показывает список организаций со столбцами: клиент, БИН/ИИН, контактное лицо, телефон, </w:t>
+      </w:r>
+      <w:proofErr w:type="spellStart"/>
+      <w:r>
+        <w:rPr>
+          <w:sz w:val="28"/>
+          <w:szCs w:val="28"/>
+        </w:rPr>
+        <w:t>email</w:t>
+      </w:r>
+      <w:proofErr w:type="spellEnd"/>
+      <w:r>
+        <w:rPr>
+          <w:sz w:val="28"/>
+          <w:szCs w:val="28"/>
+        </w:rPr>
+        <w:t>, дата создания. Доступны добавление, редактирование и удаление записей; при попытке удалить клиента, у которого есть договоры, система выводит понятное сообщение об отказе.</w:t>
       </w:r>
     </w:p>
     <w:p>
@@ -25343,12 +25285,68 @@
           <w:szCs w:val="28"/>
         </w:rPr>
       </w:pPr>
-      <w:r>
-        <w:rPr>
-          <w:sz w:val="28"/>
-          <w:szCs w:val="28"/>
-        </w:rPr>
-        <w:t xml:space="preserve">Во всех формах системы реализована единая схема валидации: обязательные поля помечены и проверяются до отправки данных; ссылочные реквизиты выбираются только из существующих записей; числовые поля (часы) контролируются на допустимость значений; при ошибке сервера форма не закрывается и введенные данные не теряются. Состояния интерфейса унифицированы отдельным компонентом: во время запроса отображается индикатор загрузки, при сбое связи </w:t>
+    </w:p>
+    <w:p>
+      <w:pPr>
+        <w:pStyle w:val="figure-caption"/>
+        <w:spacing w:before="0" w:after="0"/>
+        <w:rPr>
+          <w:sz w:val="28"/>
+          <w:szCs w:val="28"/>
+        </w:rPr>
+      </w:pPr>
+      <w:r>
+        <w:rPr>
+          <w:sz w:val="28"/>
+          <w:szCs w:val="28"/>
+        </w:rPr>
+        <w:drawing>
+          <wp:inline distT="0" distB="0" distL="0" distR="0" wp14:anchorId="2203299B" wp14:editId="6EE87A3A">
+            <wp:extent cx="5940425" cy="2886075"/>
+            <wp:effectExtent l="19050" t="19050" r="22225" b="28575"/>
+            <wp:docPr id="1560614608" name="Рисунок 1"/>
+            <wp:cNvGraphicFramePr>
+              <a:graphicFrameLocks xmlns:a="http://schemas.openxmlformats.org/drawingml/2006/main" noChangeAspect="1"/>
+            </wp:cNvGraphicFramePr>
+            <a:graphic xmlns:a="http://schemas.openxmlformats.org/drawingml/2006/main">
+              <a:graphicData uri="http://schemas.openxmlformats.org/drawingml/2006/picture">
+                <pic:pic xmlns:pic="http://schemas.openxmlformats.org/drawingml/2006/picture">
+                  <pic:nvPicPr>
+                    <pic:cNvPr id="1560614608" name=""/>
+                    <pic:cNvPicPr/>
+                  </pic:nvPicPr>
+                  <pic:blipFill>
+                    <a:blip r:embed="rId13"/>
+                    <a:stretch>
+                      <a:fillRect/>
+                    </a:stretch>
+                  </pic:blipFill>
+                  <pic:spPr>
+                    <a:xfrm>
+                      <a:off x="0" y="0"/>
+                      <a:ext cx="5940425" cy="2886075"/>
+                    </a:xfrm>
+                    <a:prstGeom prst="rect">
+                      <a:avLst/>
+                    </a:prstGeom>
+                    <a:ln w="6350">
+                      <a:solidFill>
+                        <a:schemeClr val="tx1"/>
+                      </a:solidFill>
+                    </a:ln>
+                  </pic:spPr>
+                </pic:pic>
+              </a:graphicData>
+            </a:graphic>
+          </wp:inline>
+        </w:drawing>
+      </w:r>
+      <w:r>
+        <w:rPr>
+          <w:sz w:val="28"/>
+          <w:szCs w:val="28"/>
+        </w:rPr>
+        <w:t xml:space="preserve">Рисунок 7 </w:t>
       </w:r>
       <w:r>
         <w:rPr>
@@ -25362,21 +25360,7 @@
           <w:sz w:val="28"/>
           <w:szCs w:val="28"/>
         </w:rPr>
-        <w:t xml:space="preserve"> сообщение об ошибке с возможностью повторить запрос, при отсутствии данных </w:t>
-      </w:r>
-      <w:r>
-        <w:rPr>
-          <w:sz w:val="28"/>
-          <w:szCs w:val="28"/>
-        </w:rPr>
-        <w:t>-</w:t>
-      </w:r>
-      <w:r>
-        <w:rPr>
-          <w:sz w:val="28"/>
-          <w:szCs w:val="28"/>
-        </w:rPr>
-        <w:t xml:space="preserve"> поясняющий текст с подсказкой, как создать первую запись. Такая унификация снижает порог освоения системы: освоив один экран, пользователь одинаково работает со всеми остальными.</w:t>
+        <w:t xml:space="preserve"> Справочник «Клиенты»</w:t>
       </w:r>
     </w:p>
     <w:p>
@@ -25394,206 +25378,9 @@
           <w:sz w:val="28"/>
           <w:szCs w:val="28"/>
         </w:rPr>
-        <w:t xml:space="preserve">Интерфейс обеспечивает выполнение полного рабочего цикла менеджера: регистрация обращения, назначение исполнителя, контроль </w:t>
-      </w:r>
-      <w:r>
-        <w:rPr>
-          <w:sz w:val="28"/>
-          <w:szCs w:val="28"/>
-        </w:rPr>
         <w:lastRenderedPageBreak/>
-        <w:t xml:space="preserve">статусов и сроков, накопление истории работ и формирование отчетности </w:t>
-      </w:r>
-      <w:r>
-        <w:rPr>
-          <w:sz w:val="28"/>
-          <w:szCs w:val="28"/>
-        </w:rPr>
-        <w:t>-</w:t>
-      </w:r>
-      <w:r>
-        <w:rPr>
-          <w:sz w:val="28"/>
-          <w:szCs w:val="28"/>
-        </w:rPr>
-        <w:t xml:space="preserve"> в одном окне браузера, без переключения между разрозненными инструментами.</w:t>
-      </w:r>
-    </w:p>
-    <w:p>
-      <w:pPr>
-        <w:jc w:val="both"/>
-        <w:rPr>
-          <w:sz w:val="28"/>
-          <w:szCs w:val="28"/>
-        </w:rPr>
-      </w:pPr>
-      <w:r>
-        <w:rPr>
-          <w:sz w:val="28"/>
-          <w:szCs w:val="28"/>
-        </w:rPr>
-        <w:br w:type="page"/>
-      </w:r>
-    </w:p>
-    <w:p>
-      <w:pPr>
-        <w:pStyle w:val="1"/>
-        <w:spacing w:before="0" w:after="0"/>
-      </w:pPr>
-      <w:r>
-        <w:lastRenderedPageBreak/>
-        <w:t>ЗАКЛЮЧЕНИЕ</w:t>
-      </w:r>
-    </w:p>
-    <w:p/>
-    <w:p>
-      <w:pPr>
-        <w:ind w:firstLine="708"/>
-        <w:jc w:val="both"/>
-        <w:rPr>
-          <w:sz w:val="28"/>
-          <w:szCs w:val="28"/>
-        </w:rPr>
-      </w:pPr>
-      <w:r>
-        <w:rPr>
-          <w:sz w:val="28"/>
-          <w:szCs w:val="28"/>
-        </w:rPr>
-        <w:t xml:space="preserve">В ходе производственной практики в ТОО «Фирма ГЕМ СК» решена актуальная для предприятия задача создания единого учета обращений клиентов; поставленная цель достигнута полностью. По результатам обследования установлено, что сведения об обращениях были фрагментированы между несколькими системами (1С-Коннект, Битрикс24, табели учета рабочего времени, «1С:КА») без единого экрана заявки и автоматического контроля сроков, а данные по каждому обращению вводились вручную несколько раз. Выполнен анализ информационных потоков, сформулирована постановка задачи в терминах баз данных и обоснованы проектные решения по всем видам обеспечения, включая выбор программного стека: </w:t>
-      </w:r>
-      <w:proofErr w:type="spellStart"/>
-      <w:r>
-        <w:rPr>
-          <w:sz w:val="28"/>
-          <w:szCs w:val="28"/>
-        </w:rPr>
-        <w:t>React</w:t>
-      </w:r>
-      <w:proofErr w:type="spellEnd"/>
-      <w:r>
-        <w:rPr>
-          <w:sz w:val="28"/>
-          <w:szCs w:val="28"/>
-        </w:rPr>
-        <w:t xml:space="preserve"> и </w:t>
-      </w:r>
-      <w:proofErr w:type="spellStart"/>
-      <w:r>
-        <w:rPr>
-          <w:sz w:val="28"/>
-          <w:szCs w:val="28"/>
-        </w:rPr>
-        <w:t>Vite</w:t>
-      </w:r>
-      <w:proofErr w:type="spellEnd"/>
-      <w:r>
-        <w:rPr>
-          <w:sz w:val="28"/>
-          <w:szCs w:val="28"/>
-        </w:rPr>
-        <w:t xml:space="preserve">, Node.js с фреймворком Express, СУБД </w:t>
-      </w:r>
-      <w:proofErr w:type="spellStart"/>
-      <w:r>
-        <w:rPr>
-          <w:sz w:val="28"/>
-          <w:szCs w:val="28"/>
-        </w:rPr>
-        <w:t>SQLite</w:t>
-      </w:r>
-      <w:proofErr w:type="spellEnd"/>
-      <w:r>
-        <w:rPr>
-          <w:sz w:val="28"/>
-          <w:szCs w:val="28"/>
-        </w:rPr>
-        <w:t>.</w:t>
-      </w:r>
-    </w:p>
-    <w:p>
-      <w:pPr>
-        <w:ind w:firstLine="708"/>
-        <w:jc w:val="both"/>
-        <w:rPr>
-          <w:sz w:val="28"/>
-          <w:szCs w:val="28"/>
-        </w:rPr>
-      </w:pPr>
-      <w:r>
-        <w:rPr>
-          <w:sz w:val="28"/>
-          <w:szCs w:val="28"/>
-        </w:rPr>
-        <w:t>Центральным результатом работы является спроектированная база данных из семи отношений: «Клиенты», «Договоры», «Сотрудники», «Заявки», «Статусы», «Категории заявок», «Работы по заявке». Для каждого отношения определены первичные и внешние ключи с правилами поддержания ссылочной целостности, выполнена нормализация до третьей нормальной формы; связь «многие-ко-многим» между заявками и сотрудниками декомпозирована через отношение работ. На основе базы данных разработан действующий макет веб-приложения с трехслойной архитектурой, объединяющий в одном рабочем месте регистрацию и редактирование заявок, назначение исполнителей, автоматическое выявление просроченных обращений, справочники с защитой от удаления связанных записей, историю работ с учетом трудозатрат (аналог табеля), дашборд и отчеты с выгрузкой в CSV. Работоспособность макета подтверждена на демонстрационных данных.</w:t>
-      </w:r>
-    </w:p>
-    <w:p>
-      <w:pPr>
-        <w:ind w:firstLine="708"/>
-        <w:jc w:val="both"/>
-        <w:rPr>
-          <w:sz w:val="28"/>
-          <w:szCs w:val="28"/>
-        </w:rPr>
-      </w:pPr>
-      <w:r>
-        <w:rPr>
-          <w:sz w:val="28"/>
-          <w:szCs w:val="28"/>
-        </w:rPr>
-        <w:t>Внедрение системы позволит устранить многократный ручной ввод, видеть по каждой заявке статус, срок, историю и трудозатраты на одном экране и формировать сводные отчеты автоматически. Направления развития: авторизация и роли, многопользовательский режим, уведомления о дедлайнах, интеграция с действующими сервисами предприятия. В ходе практики получены навыки обследования предприятия, проектирования и нормализации баз данных, разработки клиент-серверных приложений и пользовательского интерфейса.</w:t>
-      </w:r>
-    </w:p>
-    <w:p>
-      <w:pPr>
-        <w:jc w:val="both"/>
-        <w:rPr>
-          <w:sz w:val="28"/>
-          <w:szCs w:val="28"/>
-        </w:rPr>
-      </w:pPr>
-    </w:p>
-    <w:p>
-      <w:pPr>
-        <w:jc w:val="both"/>
-      </w:pPr>
-      <w:r>
-        <w:br w:type="page"/>
-      </w:r>
-    </w:p>
-    <w:p>
-      <w:pPr>
-        <w:pStyle w:val="1"/>
-        <w:spacing w:before="0" w:after="0"/>
-      </w:pPr>
-      <w:r>
-        <w:lastRenderedPageBreak/>
-        <w:t>СПИСОК ИСПОЛЬЗУЕМОЙ ЛИТЕРАТУРЫ</w:t>
-      </w:r>
-    </w:p>
-    <w:p/>
-    <w:p>
-      <w:pPr>
-        <w:pStyle w:val="1"/>
-        <w:pageBreakBefore/>
-        <w:spacing w:before="0" w:after="0"/>
-        <w:jc w:val="both"/>
-        <w:rPr>
-          <w:rFonts w:eastAsia="Times New Roman"/>
-          <w:szCs w:val="28"/>
-        </w:rPr>
-      </w:pPr>
-      <w:bookmarkStart w:id="8" w:name="_Toc232089394"/>
-      <w:r>
-        <w:rPr>
-          <w:rFonts w:eastAsia="Times New Roman"/>
-          <w:szCs w:val="28"/>
-        </w:rPr>
-        <w:lastRenderedPageBreak/>
-        <w:t>Что осталось добавить для полноты отчета</w:t>
-      </w:r>
-      <w:bookmarkEnd w:id="8"/>
+        <w:t>Справочник договоров (рисунок 8) выводит номер договора, клиента, даты начала и окончания, тип сопровождения и тариф. В форме договора клиент выбирается из выпадающего списка, что исключает ввод несуществующего клиента. Удаление договора с зарегистрированными заявками блокируется.</w:t>
+      </w:r>
     </w:p>
     <w:p>
       <w:pPr>
@@ -25605,378 +25392,1290 @@
           <w:szCs w:val="28"/>
         </w:rPr>
       </w:pPr>
-      <w:r>
-        <w:rPr>
-          <w:sz w:val="28"/>
-          <w:szCs w:val="28"/>
-        </w:rPr>
-        <w:t>Настоящий документ содержит основную часть отчета по производственной практике 2 (аналитическую и проектную главы). Для приведения отчета к полному комплекту, установленному кафедрой, необходимо добавить:</w:t>
+    </w:p>
+    <w:p>
+      <w:pPr>
+        <w:pStyle w:val="figure-caption"/>
+        <w:spacing w:before="0" w:after="0"/>
+        <w:rPr>
+          <w:sz w:val="28"/>
+          <w:szCs w:val="28"/>
+        </w:rPr>
+      </w:pPr>
+      <w:r>
+        <w:rPr>
+          <w:sz w:val="28"/>
+          <w:szCs w:val="28"/>
+        </w:rPr>
+        <w:drawing>
+          <wp:inline distT="0" distB="0" distL="0" distR="0" wp14:anchorId="5A926A57" wp14:editId="2B4FA884">
+            <wp:extent cx="5940425" cy="2752725"/>
+            <wp:effectExtent l="19050" t="19050" r="22225" b="28575"/>
+            <wp:docPr id="837458916" name="Рисунок 1"/>
+            <wp:cNvGraphicFramePr>
+              <a:graphicFrameLocks xmlns:a="http://schemas.openxmlformats.org/drawingml/2006/main" noChangeAspect="1"/>
+            </wp:cNvGraphicFramePr>
+            <a:graphic xmlns:a="http://schemas.openxmlformats.org/drawingml/2006/main">
+              <a:graphicData uri="http://schemas.openxmlformats.org/drawingml/2006/picture">
+                <pic:pic xmlns:pic="http://schemas.openxmlformats.org/drawingml/2006/picture">
+                  <pic:nvPicPr>
+                    <pic:cNvPr id="837458916" name=""/>
+                    <pic:cNvPicPr/>
+                  </pic:nvPicPr>
+                  <pic:blipFill>
+                    <a:blip r:embed="rId14"/>
+                    <a:stretch>
+                      <a:fillRect/>
+                    </a:stretch>
+                  </pic:blipFill>
+                  <pic:spPr>
+                    <a:xfrm>
+                      <a:off x="0" y="0"/>
+                      <a:ext cx="5940425" cy="2752725"/>
+                    </a:xfrm>
+                    <a:prstGeom prst="rect">
+                      <a:avLst/>
+                    </a:prstGeom>
+                    <a:ln w="6350">
+                      <a:solidFill>
+                        <a:schemeClr val="tx1"/>
+                      </a:solidFill>
+                    </a:ln>
+                  </pic:spPr>
+                </pic:pic>
+              </a:graphicData>
+            </a:graphic>
+          </wp:inline>
+        </w:drawing>
+      </w:r>
+      <w:r>
+        <w:rPr>
+          <w:sz w:val="28"/>
+          <w:szCs w:val="28"/>
+        </w:rPr>
+        <w:t xml:space="preserve">Рисунок 8 </w:t>
+      </w:r>
+      <w:r>
+        <w:rPr>
+          <w:sz w:val="28"/>
+          <w:szCs w:val="28"/>
+        </w:rPr>
+        <w:t>-</w:t>
+      </w:r>
+      <w:r>
+        <w:rPr>
+          <w:sz w:val="28"/>
+          <w:szCs w:val="28"/>
+        </w:rPr>
+        <w:t xml:space="preserve"> Справочник «Договоры»</w:t>
+      </w:r>
+    </w:p>
+    <w:p>
+      <w:pPr>
+        <w:pStyle w:val="figure-caption"/>
+        <w:spacing w:before="0" w:after="0"/>
+        <w:rPr>
+          <w:sz w:val="28"/>
+          <w:szCs w:val="28"/>
+        </w:rPr>
+      </w:pPr>
+    </w:p>
+    <w:p>
+      <w:pPr>
+        <w:pStyle w:val="a3"/>
+        <w:spacing w:after="0"/>
+        <w:jc w:val="both"/>
+        <w:rPr>
+          <w:sz w:val="28"/>
+          <w:szCs w:val="28"/>
+        </w:rPr>
+      </w:pPr>
+      <w:r>
+        <w:rPr>
+          <w:sz w:val="28"/>
+          <w:szCs w:val="28"/>
+        </w:rPr>
+        <w:t xml:space="preserve">Справочник сотрудников (рисунок 9) показывает ФИО, должность, телефон, </w:t>
+      </w:r>
+      <w:proofErr w:type="spellStart"/>
+      <w:r>
+        <w:rPr>
+          <w:sz w:val="28"/>
+          <w:szCs w:val="28"/>
+        </w:rPr>
+        <w:t>email</w:t>
+      </w:r>
+      <w:proofErr w:type="spellEnd"/>
+      <w:r>
+        <w:rPr>
+          <w:sz w:val="28"/>
+          <w:szCs w:val="28"/>
+        </w:rPr>
+        <w:t>, а также число активных заявок и записей о работах каждого специалиста. Удаление сотрудника, связанного с заявками или работами, блокируется с сообщением о причине.</w:t>
+      </w:r>
+    </w:p>
+    <w:p>
+      <w:pPr>
+        <w:pStyle w:val="a3"/>
+        <w:spacing w:after="0"/>
+        <w:jc w:val="both"/>
+        <w:rPr>
+          <w:sz w:val="28"/>
+          <w:szCs w:val="28"/>
+        </w:rPr>
+      </w:pPr>
+    </w:p>
+    <w:p>
+      <w:pPr>
+        <w:pStyle w:val="figure-caption"/>
+        <w:spacing w:before="0" w:after="0"/>
+        <w:rPr>
+          <w:sz w:val="28"/>
+          <w:szCs w:val="28"/>
+        </w:rPr>
+      </w:pPr>
+      <w:r>
+        <w:rPr>
+          <w:sz w:val="28"/>
+          <w:szCs w:val="28"/>
+        </w:rPr>
+        <w:drawing>
+          <wp:inline distT="0" distB="0" distL="0" distR="0" wp14:anchorId="6C3DE3BA" wp14:editId="15369F26">
+            <wp:extent cx="5940425" cy="2409190"/>
+            <wp:effectExtent l="19050" t="19050" r="22225" b="10160"/>
+            <wp:docPr id="1569649936" name="Рисунок 1"/>
+            <wp:cNvGraphicFramePr>
+              <a:graphicFrameLocks xmlns:a="http://schemas.openxmlformats.org/drawingml/2006/main" noChangeAspect="1"/>
+            </wp:cNvGraphicFramePr>
+            <a:graphic xmlns:a="http://schemas.openxmlformats.org/drawingml/2006/main">
+              <a:graphicData uri="http://schemas.openxmlformats.org/drawingml/2006/picture">
+                <pic:pic xmlns:pic="http://schemas.openxmlformats.org/drawingml/2006/picture">
+                  <pic:nvPicPr>
+                    <pic:cNvPr id="1569649936" name=""/>
+                    <pic:cNvPicPr/>
+                  </pic:nvPicPr>
+                  <pic:blipFill>
+                    <a:blip r:embed="rId15"/>
+                    <a:stretch>
+                      <a:fillRect/>
+                    </a:stretch>
+                  </pic:blipFill>
+                  <pic:spPr>
+                    <a:xfrm>
+                      <a:off x="0" y="0"/>
+                      <a:ext cx="5940425" cy="2409190"/>
+                    </a:xfrm>
+                    <a:prstGeom prst="rect">
+                      <a:avLst/>
+                    </a:prstGeom>
+                    <a:ln w="6350">
+                      <a:solidFill>
+                        <a:schemeClr val="tx1"/>
+                      </a:solidFill>
+                    </a:ln>
+                  </pic:spPr>
+                </pic:pic>
+              </a:graphicData>
+            </a:graphic>
+          </wp:inline>
+        </w:drawing>
+      </w:r>
+      <w:r>
+        <w:rPr>
+          <w:sz w:val="28"/>
+          <w:szCs w:val="28"/>
+        </w:rPr>
+        <w:t xml:space="preserve">Рисунок 9 </w:t>
+      </w:r>
+      <w:r>
+        <w:rPr>
+          <w:sz w:val="28"/>
+          <w:szCs w:val="28"/>
+        </w:rPr>
+        <w:t>-</w:t>
+      </w:r>
+      <w:r>
+        <w:rPr>
+          <w:sz w:val="28"/>
+          <w:szCs w:val="28"/>
+        </w:rPr>
+        <w:t xml:space="preserve"> Справочник «Сотрудники»</w:t>
+      </w:r>
+    </w:p>
+    <w:p>
+      <w:pPr>
+        <w:pStyle w:val="figure-caption"/>
+        <w:spacing w:before="0" w:after="0"/>
+        <w:rPr>
+          <w:sz w:val="28"/>
+          <w:szCs w:val="28"/>
+        </w:rPr>
+      </w:pPr>
+    </w:p>
+    <w:p>
+      <w:pPr>
+        <w:pStyle w:val="a3"/>
+        <w:spacing w:after="0"/>
+        <w:jc w:val="both"/>
+        <w:rPr>
+          <w:sz w:val="28"/>
+          <w:szCs w:val="28"/>
+        </w:rPr>
+      </w:pPr>
+      <w:r>
+        <w:rPr>
+          <w:sz w:val="28"/>
+          <w:szCs w:val="28"/>
+        </w:rPr>
+        <w:t xml:space="preserve">Экран «Отчеты» (рисунок 10) объединяет два отчета. В отчете «Заявки за период» пользователь задает диапазон дат и получает таблицу заявок, созданных в периоде. В отчете «Часы по сотрудникам» выводится суммарное количество затраченных часов по каждому исполнителю с возможностью </w:t>
+      </w:r>
+      <w:r>
+        <w:rPr>
+          <w:sz w:val="28"/>
+          <w:szCs w:val="28"/>
+        </w:rPr>
+        <w:lastRenderedPageBreak/>
+        <w:t>ограничения периодом. Кнопка экспорта выгружает сформированный отчет в файл CSV, который корректно открывается в Microsoft Excel.</w:t>
+      </w:r>
+    </w:p>
+    <w:p>
+      <w:pPr>
+        <w:pStyle w:val="a3"/>
+        <w:spacing w:after="0"/>
+        <w:jc w:val="both"/>
+        <w:rPr>
+          <w:sz w:val="28"/>
+          <w:szCs w:val="28"/>
+        </w:rPr>
+      </w:pPr>
+    </w:p>
+    <w:p>
+      <w:pPr>
+        <w:pStyle w:val="figure-caption"/>
+        <w:spacing w:before="0" w:after="0"/>
+        <w:rPr>
+          <w:sz w:val="28"/>
+          <w:szCs w:val="28"/>
+        </w:rPr>
+      </w:pPr>
+      <w:r>
+        <w:rPr>
+          <w:sz w:val="28"/>
+          <w:szCs w:val="28"/>
+        </w:rPr>
+        <w:drawing>
+          <wp:inline distT="0" distB="0" distL="0" distR="0" wp14:anchorId="4881A09A" wp14:editId="1EE0ED66">
+            <wp:extent cx="5940425" cy="3342005"/>
+            <wp:effectExtent l="19050" t="19050" r="22225" b="10795"/>
+            <wp:docPr id="1893695997" name="Рисунок 1"/>
+            <wp:cNvGraphicFramePr>
+              <a:graphicFrameLocks xmlns:a="http://schemas.openxmlformats.org/drawingml/2006/main" noChangeAspect="1"/>
+            </wp:cNvGraphicFramePr>
+            <a:graphic xmlns:a="http://schemas.openxmlformats.org/drawingml/2006/main">
+              <a:graphicData uri="http://schemas.openxmlformats.org/drawingml/2006/picture">
+                <pic:pic xmlns:pic="http://schemas.openxmlformats.org/drawingml/2006/picture">
+                  <pic:nvPicPr>
+                    <pic:cNvPr id="1893695997" name=""/>
+                    <pic:cNvPicPr/>
+                  </pic:nvPicPr>
+                  <pic:blipFill>
+                    <a:blip r:embed="rId16"/>
+                    <a:stretch>
+                      <a:fillRect/>
+                    </a:stretch>
+                  </pic:blipFill>
+                  <pic:spPr>
+                    <a:xfrm>
+                      <a:off x="0" y="0"/>
+                      <a:ext cx="5940425" cy="3342005"/>
+                    </a:xfrm>
+                    <a:prstGeom prst="rect">
+                      <a:avLst/>
+                    </a:prstGeom>
+                    <a:ln w="6350">
+                      <a:solidFill>
+                        <a:schemeClr val="tx1"/>
+                      </a:solidFill>
+                    </a:ln>
+                  </pic:spPr>
+                </pic:pic>
+              </a:graphicData>
+            </a:graphic>
+          </wp:inline>
+        </w:drawing>
+      </w:r>
+      <w:r>
+        <w:rPr>
+          <w:sz w:val="28"/>
+          <w:szCs w:val="28"/>
+        </w:rPr>
+        <w:t xml:space="preserve">Рисунок 10 </w:t>
+      </w:r>
+      <w:r>
+        <w:rPr>
+          <w:sz w:val="28"/>
+          <w:szCs w:val="28"/>
+        </w:rPr>
+        <w:t>-</w:t>
+      </w:r>
+      <w:r>
+        <w:rPr>
+          <w:sz w:val="28"/>
+          <w:szCs w:val="28"/>
+        </w:rPr>
+        <w:t xml:space="preserve"> Экран «Отчеты» с экспортом в CSV</w:t>
+      </w:r>
+    </w:p>
+    <w:p>
+      <w:pPr>
+        <w:pStyle w:val="figure-caption"/>
+        <w:spacing w:before="0" w:after="0"/>
+        <w:rPr>
+          <w:sz w:val="28"/>
+          <w:szCs w:val="28"/>
+        </w:rPr>
+      </w:pPr>
+    </w:p>
+    <w:p>
+      <w:pPr>
+        <w:pStyle w:val="a3"/>
+        <w:spacing w:after="0"/>
+        <w:jc w:val="both"/>
+        <w:rPr>
+          <w:sz w:val="28"/>
+          <w:szCs w:val="28"/>
+        </w:rPr>
+      </w:pPr>
+      <w:r>
+        <w:rPr>
+          <w:sz w:val="28"/>
+          <w:szCs w:val="28"/>
+        </w:rPr>
+        <w:t xml:space="preserve">Во всех формах системы реализована единая схема валидации: обязательные поля помечены и проверяются до отправки данных; ссылочные реквизиты выбираются только из существующих записей; числовые поля (часы) контролируются на допустимость значений; при ошибке сервера форма не закрывается и введенные данные не теряются. Состояния интерфейса унифицированы отдельным компонентом: во время запроса отображается индикатор загрузки, при сбое связи </w:t>
+      </w:r>
+      <w:r>
+        <w:rPr>
+          <w:sz w:val="28"/>
+          <w:szCs w:val="28"/>
+        </w:rPr>
+        <w:t>-</w:t>
+      </w:r>
+      <w:r>
+        <w:rPr>
+          <w:sz w:val="28"/>
+          <w:szCs w:val="28"/>
+        </w:rPr>
+        <w:t xml:space="preserve"> сообщение об ошибке с возможностью повторить запрос, при отсутствии данных </w:t>
+      </w:r>
+      <w:r>
+        <w:rPr>
+          <w:sz w:val="28"/>
+          <w:szCs w:val="28"/>
+        </w:rPr>
+        <w:t>-</w:t>
+      </w:r>
+      <w:r>
+        <w:rPr>
+          <w:sz w:val="28"/>
+          <w:szCs w:val="28"/>
+        </w:rPr>
+        <w:t xml:space="preserve"> поясняющий текст с подсказкой, как создать первую запись. Такая унификация снижает порог освоения системы: освоив один экран, пользователь одинаково работает со всеми остальными.</w:t>
+      </w:r>
+    </w:p>
+    <w:p>
+      <w:pPr>
+        <w:pStyle w:val="a3"/>
+        <w:spacing w:after="0"/>
+        <w:jc w:val="both"/>
+        <w:rPr>
+          <w:sz w:val="28"/>
+          <w:szCs w:val="28"/>
+        </w:rPr>
+      </w:pPr>
+      <w:r>
+        <w:rPr>
+          <w:sz w:val="28"/>
+          <w:szCs w:val="28"/>
+        </w:rPr>
+        <w:t xml:space="preserve">Интерфейс обеспечивает выполнение полного рабочего цикла менеджера: регистрация обращения, назначение исполнителя, контроль статусов и сроков, накопление истории работ и формирование отчетности </w:t>
+      </w:r>
+      <w:r>
+        <w:rPr>
+          <w:sz w:val="28"/>
+          <w:szCs w:val="28"/>
+        </w:rPr>
+        <w:t>-</w:t>
+      </w:r>
+      <w:r>
+        <w:rPr>
+          <w:sz w:val="28"/>
+          <w:szCs w:val="28"/>
+        </w:rPr>
+        <w:t xml:space="preserve"> в одном окне браузера, без переключения между разрозненными инструментами.</w:t>
+      </w:r>
+    </w:p>
+    <w:p>
+      <w:pPr>
+        <w:jc w:val="both"/>
+        <w:rPr>
+          <w:sz w:val="28"/>
+          <w:szCs w:val="28"/>
+        </w:rPr>
+      </w:pPr>
+      <w:r>
+        <w:rPr>
+          <w:sz w:val="28"/>
+          <w:szCs w:val="28"/>
+        </w:rPr>
+        <w:br w:type="page"/>
+      </w:r>
+    </w:p>
+    <w:p>
+      <w:pPr>
+        <w:pStyle w:val="1"/>
+        <w:spacing w:before="0" w:after="0"/>
+        <w:rPr>
+          <w:szCs w:val="28"/>
+        </w:rPr>
+      </w:pPr>
+      <w:r>
+        <w:rPr>
+          <w:szCs w:val="28"/>
+        </w:rPr>
+        <w:lastRenderedPageBreak/>
+        <w:t>ЗАКЛЮЧЕНИЕ</w:t>
+      </w:r>
+    </w:p>
+    <w:p>
+      <w:pPr>
+        <w:rPr>
+          <w:sz w:val="28"/>
+          <w:szCs w:val="28"/>
+        </w:rPr>
+      </w:pPr>
+    </w:p>
+    <w:p>
+      <w:pPr>
+        <w:ind w:firstLine="708"/>
+        <w:jc w:val="both"/>
+        <w:rPr>
+          <w:sz w:val="28"/>
+          <w:szCs w:val="28"/>
+        </w:rPr>
+      </w:pPr>
+      <w:r>
+        <w:rPr>
+          <w:sz w:val="28"/>
+          <w:szCs w:val="28"/>
+        </w:rPr>
+        <w:t xml:space="preserve">В ходе производственной практики в ТОО «Фирма ГЕМ СК» решена актуальная для предприятия задача создания единого учета обращений клиентов; поставленная цель достигнута полностью. По результатам обследования установлено, что сведения об обращениях были фрагментированы между несколькими системами (1С-Коннект, Битрикс24, табели учета рабочего времени, «1С:КА») без единого экрана заявки и автоматического контроля сроков, а данные по каждому обращению вводились вручную несколько раз. Выполнен анализ информационных потоков, сформулирована постановка задачи в терминах баз данных и обоснованы проектные решения по всем видам обеспечения, включая выбор программного стека: </w:t>
+      </w:r>
+      <w:proofErr w:type="spellStart"/>
+      <w:r>
+        <w:rPr>
+          <w:sz w:val="28"/>
+          <w:szCs w:val="28"/>
+        </w:rPr>
+        <w:t>React</w:t>
+      </w:r>
+      <w:proofErr w:type="spellEnd"/>
+      <w:r>
+        <w:rPr>
+          <w:sz w:val="28"/>
+          <w:szCs w:val="28"/>
+        </w:rPr>
+        <w:t xml:space="preserve"> и </w:t>
+      </w:r>
+      <w:proofErr w:type="spellStart"/>
+      <w:r>
+        <w:rPr>
+          <w:sz w:val="28"/>
+          <w:szCs w:val="28"/>
+        </w:rPr>
+        <w:t>Vite</w:t>
+      </w:r>
+      <w:proofErr w:type="spellEnd"/>
+      <w:r>
+        <w:rPr>
+          <w:sz w:val="28"/>
+          <w:szCs w:val="28"/>
+        </w:rPr>
+        <w:t xml:space="preserve">, Node.js с фреймворком Express, СУБД </w:t>
+      </w:r>
+      <w:proofErr w:type="spellStart"/>
+      <w:r>
+        <w:rPr>
+          <w:sz w:val="28"/>
+          <w:szCs w:val="28"/>
+        </w:rPr>
+        <w:t>SQLite</w:t>
+      </w:r>
+      <w:proofErr w:type="spellEnd"/>
+      <w:r>
+        <w:rPr>
+          <w:sz w:val="28"/>
+          <w:szCs w:val="28"/>
+        </w:rPr>
+        <w:t>.</w:t>
+      </w:r>
+    </w:p>
+    <w:p>
+      <w:pPr>
+        <w:ind w:firstLine="708"/>
+        <w:jc w:val="both"/>
+        <w:rPr>
+          <w:sz w:val="28"/>
+          <w:szCs w:val="28"/>
+        </w:rPr>
+      </w:pPr>
+      <w:r>
+        <w:rPr>
+          <w:sz w:val="28"/>
+          <w:szCs w:val="28"/>
+        </w:rPr>
+        <w:t>Центральным результатом работы является спроектированная база данных из семи отношений: «Клиенты», «Договоры», «Сотрудники», «Заявки», «Статусы», «Категории заявок», «Работы по заявке». Для каждого отношения определены первичные и внешние ключи с правилами поддержания ссылочной целостности, выполнена нормализация до третьей нормальной формы; связь «многие-ко-многим» между заявками и сотрудниками декомпозирована через отношение работ. На основе базы данных разработан действующий макет веб-приложения с трехслойной архитектурой, объединяющий в одном рабочем месте регистрацию и редактирование заявок, назначение исполнителей, автоматическое выявление просроченных обращений, справочники с защитой от удаления связанных записей, историю работ с учетом трудозатрат (аналог табеля), дашборд и отчеты с выгрузкой в CSV. Работоспособность макета подтверждена на демонстрационных данных.</w:t>
+      </w:r>
+    </w:p>
+    <w:p>
+      <w:pPr>
+        <w:ind w:firstLine="708"/>
+        <w:jc w:val="both"/>
+        <w:rPr>
+          <w:sz w:val="28"/>
+          <w:szCs w:val="28"/>
+        </w:rPr>
+      </w:pPr>
+      <w:r>
+        <w:rPr>
+          <w:sz w:val="28"/>
+          <w:szCs w:val="28"/>
+        </w:rPr>
+        <w:t>Внедрение системы позволит устранить многократный ручной ввод, видеть по каждой заявке статус, срок, историю и трудозатраты на одном экране и формировать сводные отчеты автоматически. Направления развития: авторизация и роли, многопользовательский режим, уведомления о дедлайнах, интеграция с действующими сервисами предприятия. В ходе практики получены навыки обследования предприятия, проектирования и нормализации баз данных, разработки клиент-серверных приложений и пользовательского интерфейса.</w:t>
+      </w:r>
+    </w:p>
+    <w:p>
+      <w:pPr>
+        <w:jc w:val="both"/>
+        <w:rPr>
+          <w:sz w:val="28"/>
+          <w:szCs w:val="28"/>
+        </w:rPr>
+      </w:pPr>
+    </w:p>
+    <w:p>
+      <w:pPr>
+        <w:jc w:val="both"/>
+        <w:rPr>
+          <w:sz w:val="28"/>
+          <w:szCs w:val="28"/>
+        </w:rPr>
+      </w:pPr>
+      <w:r>
+        <w:rPr>
+          <w:sz w:val="28"/>
+          <w:szCs w:val="28"/>
+        </w:rPr>
+        <w:br w:type="page"/>
+      </w:r>
+    </w:p>
+    <w:p>
+      <w:pPr>
+        <w:pStyle w:val="1"/>
+        <w:spacing w:before="0" w:after="0"/>
+        <w:rPr>
+          <w:szCs w:val="28"/>
+        </w:rPr>
+      </w:pPr>
+      <w:r>
+        <w:rPr>
+          <w:szCs w:val="28"/>
+        </w:rPr>
+        <w:lastRenderedPageBreak/>
+        <w:t>СПИСОК ИСПОЛЬЗУЕМОЙ ЛИТЕРАТУРЫ</w:t>
+      </w:r>
+    </w:p>
+    <w:p/>
+    <w:p>
+      <w:pPr>
+        <w:numPr>
+          <w:ilvl w:val="0"/>
+          <w:numId w:val="4"/>
+        </w:numPr>
+        <w:tabs>
+          <w:tab w:val="clear" w:pos="720"/>
+          <w:tab w:val="num" w:pos="851"/>
+        </w:tabs>
+        <w:ind w:left="284" w:hanging="284"/>
+        <w:rPr>
+          <w:sz w:val="28"/>
+          <w:szCs w:val="28"/>
+          <w:lang w:eastAsia="zh-CN"/>
+        </w:rPr>
+      </w:pPr>
+      <w:r>
+        <w:rPr>
+          <w:sz w:val="28"/>
+          <w:szCs w:val="28"/>
+          <w:lang w:eastAsia="zh-CN"/>
+        </w:rPr>
+        <w:t xml:space="preserve">Ушакова, Е. В.; Долматова, Л. В. Методические указания по выполнению дипломных проектов/работ для бакалавров по направлению информационно–коммуникационные технологии [Текст]. – Петропавловск: СКУ им. М. </w:t>
+      </w:r>
+      <w:proofErr w:type="spellStart"/>
+      <w:r>
+        <w:rPr>
+          <w:sz w:val="28"/>
+          <w:szCs w:val="28"/>
+          <w:lang w:eastAsia="zh-CN"/>
+        </w:rPr>
+        <w:t>Козыбаева</w:t>
+      </w:r>
+      <w:proofErr w:type="spellEnd"/>
+      <w:r>
+        <w:rPr>
+          <w:sz w:val="28"/>
+          <w:szCs w:val="28"/>
+          <w:lang w:eastAsia="zh-CN"/>
+        </w:rPr>
+        <w:t>, 2020;</w:t>
       </w:r>
     </w:p>
     <w:p>
       <w:pPr>
         <w:numPr>
           <w:ilvl w:val="0"/>
-          <w:numId w:val="2"/>
+          <w:numId w:val="4"/>
         </w:numPr>
-        <w:jc w:val="both"/>
-        <w:rPr>
-          <w:rFonts w:eastAsia="Times New Roman"/>
-          <w:sz w:val="28"/>
-          <w:szCs w:val="28"/>
+        <w:tabs>
+          <w:tab w:val="clear" w:pos="720"/>
+          <w:tab w:val="num" w:pos="851"/>
+        </w:tabs>
+        <w:ind w:left="284" w:hanging="284"/>
+        <w:rPr>
+          <w:sz w:val="28"/>
+          <w:szCs w:val="28"/>
+          <w:lang w:eastAsia="zh-CN"/>
         </w:rPr>
       </w:pPr>
-      <w:r>
-        <w:rPr>
-          <w:rFonts w:eastAsia="Times New Roman"/>
-          <w:sz w:val="28"/>
-          <w:szCs w:val="28"/>
-        </w:rPr>
-        <w:t>Титульный лист по форме университета (наименование вуза и кафедры, тема, ФИО студента и группа, ФИО руководителей от университета и от базы практики, город и год).</w:t>
+      <w:proofErr w:type="spellStart"/>
+      <w:r>
+        <w:rPr>
+          <w:sz w:val="28"/>
+          <w:szCs w:val="28"/>
+          <w:lang w:eastAsia="zh-CN"/>
+        </w:rPr>
+        <w:t>Повышев</w:t>
+      </w:r>
+      <w:proofErr w:type="spellEnd"/>
+      <w:r>
+        <w:rPr>
+          <w:sz w:val="28"/>
+          <w:szCs w:val="28"/>
+          <w:lang w:eastAsia="zh-CN"/>
+        </w:rPr>
+        <w:t>, В. В. Базы данных. Практикум: Учебно-методическое пособие [Текст]. – Санкт-Петербург: Университет ИТМО, 2020;</w:t>
       </w:r>
     </w:p>
     <w:p>
       <w:pPr>
         <w:numPr>
           <w:ilvl w:val="0"/>
-          <w:numId w:val="2"/>
+          <w:numId w:val="4"/>
         </w:numPr>
-        <w:jc w:val="both"/>
-        <w:rPr>
-          <w:rFonts w:eastAsia="Times New Roman"/>
-          <w:sz w:val="28"/>
-          <w:szCs w:val="28"/>
+        <w:tabs>
+          <w:tab w:val="clear" w:pos="720"/>
+          <w:tab w:val="num" w:pos="851"/>
+        </w:tabs>
+        <w:ind w:left="284" w:hanging="284"/>
+        <w:rPr>
+          <w:sz w:val="28"/>
+          <w:szCs w:val="28"/>
+          <w:lang w:eastAsia="zh-CN"/>
         </w:rPr>
       </w:pPr>
       <w:r>
         <w:rPr>
-          <w:rFonts w:eastAsia="Times New Roman"/>
-          <w:sz w:val="28"/>
-          <w:szCs w:val="28"/>
-        </w:rPr>
-        <w:t xml:space="preserve">Содержание (оглавление) с номерами страниц </w:t>
-      </w:r>
-      <w:r>
-        <w:rPr>
-          <w:rFonts w:eastAsia="Times New Roman"/>
-          <w:sz w:val="28"/>
-          <w:szCs w:val="28"/>
-        </w:rPr>
-        <w:t>-</w:t>
-      </w:r>
-      <w:r>
-        <w:rPr>
-          <w:rFonts w:eastAsia="Times New Roman"/>
-          <w:sz w:val="28"/>
-          <w:szCs w:val="28"/>
-        </w:rPr>
-        <w:t xml:space="preserve"> формируется в Word автоматически по стилям заголовков после окончательной верстки.</w:t>
+          <w:sz w:val="28"/>
+          <w:szCs w:val="28"/>
+          <w:lang w:eastAsia="zh-CN"/>
+        </w:rPr>
+        <w:t>Ломакина, Г. В. Учебно-методическое пособие по изучению дисциплины «Базы данных» [Электронный ресурс] / Институт цифровых технологий. – Калининград, 2022. – Режим доступа: </w:t>
+      </w:r>
+      <w:hyperlink r:id="rId17" w:tgtFrame="_blank" w:history="1">
+        <w:r>
+          <w:rPr>
+            <w:rStyle w:val="a8"/>
+            <w:sz w:val="28"/>
+            <w:szCs w:val="28"/>
+            <w:lang w:eastAsia="zh-CN"/>
+          </w:rPr>
+          <w:t>https://www.klgtu.ru/vikon/sveden/files/UMP_Bazy_dannyx(1).pdf</w:t>
+        </w:r>
+      </w:hyperlink>
+      <w:r>
+        <w:rPr>
+          <w:sz w:val="28"/>
+          <w:szCs w:val="28"/>
+          <w:lang w:eastAsia="zh-CN"/>
+        </w:rPr>
+        <w:t> (дата обращения: 05.06.2026);</w:t>
       </w:r>
     </w:p>
     <w:p>
       <w:pPr>
         <w:numPr>
           <w:ilvl w:val="0"/>
-          <w:numId w:val="2"/>
+          <w:numId w:val="4"/>
         </w:numPr>
-        <w:jc w:val="both"/>
-        <w:rPr>
-          <w:rFonts w:eastAsia="Times New Roman"/>
-          <w:sz w:val="28"/>
-          <w:szCs w:val="28"/>
+        <w:tabs>
+          <w:tab w:val="clear" w:pos="720"/>
+          <w:tab w:val="num" w:pos="851"/>
+        </w:tabs>
+        <w:ind w:left="284" w:hanging="284"/>
+        <w:rPr>
+          <w:sz w:val="28"/>
+          <w:szCs w:val="28"/>
+          <w:lang w:eastAsia="zh-CN"/>
         </w:rPr>
       </w:pPr>
-      <w:r>
-        <w:rPr>
-          <w:rFonts w:eastAsia="Times New Roman"/>
-          <w:sz w:val="28"/>
-          <w:szCs w:val="28"/>
-        </w:rPr>
-        <w:t>Введение: актуальность задачи, цель и задачи практики, объект и предмет, краткая характеристика структуры отчета.</w:t>
+      <w:proofErr w:type="spellStart"/>
+      <w:r>
+        <w:rPr>
+          <w:sz w:val="28"/>
+          <w:szCs w:val="28"/>
+          <w:lang w:eastAsia="zh-CN"/>
+        </w:rPr>
+        <w:t>Риккарди</w:t>
+      </w:r>
+      <w:proofErr w:type="spellEnd"/>
+      <w:r>
+        <w:rPr>
+          <w:sz w:val="28"/>
+          <w:szCs w:val="28"/>
+          <w:lang w:eastAsia="zh-CN"/>
+        </w:rPr>
+        <w:t>, Г. Системы баз данных. Теория и практика использования в Internet и среде Java [Текст]. – Москва: Вильямс, 2015. – 480 с.;</w:t>
       </w:r>
     </w:p>
     <w:p>
       <w:pPr>
         <w:numPr>
           <w:ilvl w:val="0"/>
-          <w:numId w:val="2"/>
+          <w:numId w:val="4"/>
         </w:numPr>
-        <w:jc w:val="both"/>
-        <w:rPr>
-          <w:rFonts w:eastAsia="Times New Roman"/>
-          <w:sz w:val="28"/>
-          <w:szCs w:val="28"/>
+        <w:tabs>
+          <w:tab w:val="clear" w:pos="720"/>
+          <w:tab w:val="num" w:pos="851"/>
+        </w:tabs>
+        <w:ind w:left="284" w:hanging="284"/>
+        <w:rPr>
+          <w:sz w:val="28"/>
+          <w:szCs w:val="28"/>
+          <w:lang w:eastAsia="zh-CN"/>
         </w:rPr>
       </w:pPr>
       <w:r>
         <w:rPr>
-          <w:rFonts w:eastAsia="Times New Roman"/>
-          <w:sz w:val="28"/>
-          <w:szCs w:val="28"/>
-        </w:rPr>
-        <w:t>Заключение: итоги выполнения индивидуального задания, полученные результаты и навыки, возможные направления развития системы (авторизация и роли, многопользовательский режим, уведомления, перенос на серверную СУБД).</w:t>
+          <w:sz w:val="28"/>
+          <w:szCs w:val="28"/>
+          <w:lang w:eastAsia="zh-CN"/>
+        </w:rPr>
+        <w:t xml:space="preserve">Управление организацией: учебник [Текст] / ред.: А. Г. Поршнев, З. П. Румянцева, Н. А. Саломатин. – 2-е изд., </w:t>
+      </w:r>
+      <w:proofErr w:type="spellStart"/>
+      <w:r>
+        <w:rPr>
+          <w:sz w:val="28"/>
+          <w:szCs w:val="28"/>
+          <w:lang w:eastAsia="zh-CN"/>
+        </w:rPr>
+        <w:t>перераб</w:t>
+      </w:r>
+      <w:proofErr w:type="spellEnd"/>
+      <w:proofErr w:type="gramStart"/>
+      <w:r>
+        <w:rPr>
+          <w:sz w:val="28"/>
+          <w:szCs w:val="28"/>
+          <w:lang w:eastAsia="zh-CN"/>
+        </w:rPr>
+        <w:t>.</w:t>
+      </w:r>
+      <w:proofErr w:type="gramEnd"/>
+      <w:r>
+        <w:rPr>
+          <w:sz w:val="28"/>
+          <w:szCs w:val="28"/>
+          <w:lang w:eastAsia="zh-CN"/>
+        </w:rPr>
+        <w:t xml:space="preserve"> и доп. – Москва: ИНФРА-М, 2014. – 669 с.;</w:t>
       </w:r>
     </w:p>
     <w:p>
       <w:pPr>
         <w:numPr>
           <w:ilvl w:val="0"/>
-          <w:numId w:val="2"/>
+          <w:numId w:val="4"/>
         </w:numPr>
-        <w:jc w:val="both"/>
-        <w:rPr>
-          <w:rFonts w:eastAsia="Times New Roman"/>
-          <w:sz w:val="28"/>
-          <w:szCs w:val="28"/>
+        <w:tabs>
+          <w:tab w:val="clear" w:pos="720"/>
+          <w:tab w:val="num" w:pos="851"/>
+        </w:tabs>
+        <w:ind w:left="284" w:hanging="284"/>
+        <w:rPr>
+          <w:sz w:val="28"/>
+          <w:szCs w:val="28"/>
+          <w:lang w:eastAsia="zh-CN"/>
         </w:rPr>
       </w:pPr>
       <w:r>
         <w:rPr>
-          <w:rFonts w:eastAsia="Times New Roman"/>
-          <w:sz w:val="28"/>
-          <w:szCs w:val="28"/>
-        </w:rPr>
-        <w:t xml:space="preserve">Список использованной литературы (за основу взять таблицу 3 методических указаний по практике, дополнить официальной документацией </w:t>
-      </w:r>
-      <w:proofErr w:type="spellStart"/>
-      <w:r>
-        <w:rPr>
-          <w:rFonts w:eastAsia="Times New Roman"/>
-          <w:sz w:val="28"/>
-          <w:szCs w:val="28"/>
-        </w:rPr>
-        <w:t>React</w:t>
-      </w:r>
-      <w:proofErr w:type="spellEnd"/>
-      <w:r>
-        <w:rPr>
-          <w:rFonts w:eastAsia="Times New Roman"/>
-          <w:sz w:val="28"/>
-          <w:szCs w:val="28"/>
-        </w:rPr>
-        <w:t xml:space="preserve">, Node.js, Express и </w:t>
-      </w:r>
-      <w:proofErr w:type="spellStart"/>
-      <w:r>
-        <w:rPr>
-          <w:rFonts w:eastAsia="Times New Roman"/>
-          <w:sz w:val="28"/>
-          <w:szCs w:val="28"/>
-        </w:rPr>
-        <w:t>SQLite</w:t>
-      </w:r>
-      <w:proofErr w:type="spellEnd"/>
-      <w:r>
-        <w:rPr>
-          <w:rFonts w:eastAsia="Times New Roman"/>
-          <w:sz w:val="28"/>
-          <w:szCs w:val="28"/>
-        </w:rPr>
-        <w:t>).</w:t>
+          <w:sz w:val="28"/>
+          <w:szCs w:val="28"/>
+          <w:lang w:eastAsia="zh-CN"/>
+        </w:rPr>
+        <w:t>Годин, В. В. Управление информационными ресурсами: 17-модульная программа для менеджеров «Управление развитием организации». Модуль 17 [Текст] / В. В. Годин, И. К. Корнеев. – Москва: Инфра-М, 2014. – 352 с.;</w:t>
       </w:r>
     </w:p>
     <w:p>
       <w:pPr>
         <w:numPr>
           <w:ilvl w:val="0"/>
-          <w:numId w:val="2"/>
+          <w:numId w:val="4"/>
         </w:numPr>
-        <w:jc w:val="both"/>
-        <w:rPr>
-          <w:rFonts w:eastAsia="Times New Roman"/>
-          <w:sz w:val="28"/>
-          <w:szCs w:val="28"/>
+        <w:tabs>
+          <w:tab w:val="clear" w:pos="720"/>
+          <w:tab w:val="num" w:pos="851"/>
+        </w:tabs>
+        <w:ind w:left="284" w:hanging="284"/>
+        <w:rPr>
+          <w:sz w:val="28"/>
+          <w:szCs w:val="28"/>
+          <w:lang w:eastAsia="zh-CN"/>
         </w:rPr>
       </w:pPr>
-      <w:r>
-        <w:rPr>
-          <w:rFonts w:eastAsia="Times New Roman"/>
-          <w:sz w:val="28"/>
-          <w:szCs w:val="28"/>
-        </w:rPr>
-        <w:t xml:space="preserve">Реальные скриншоты интерфейса на места заглушек (рисунки 2–10): запустить приложение командой </w:t>
-      </w:r>
       <w:proofErr w:type="spellStart"/>
       <w:r>
         <w:rPr>
-          <w:rFonts w:eastAsia="Times New Roman"/>
-          <w:sz w:val="28"/>
-          <w:szCs w:val="28"/>
-        </w:rPr>
-        <w:t>npm</w:t>
+          <w:sz w:val="28"/>
+          <w:szCs w:val="28"/>
+          <w:lang w:eastAsia="zh-CN"/>
+        </w:rPr>
+        <w:t>Дейт</w:t>
       </w:r>
       <w:proofErr w:type="spellEnd"/>
       <w:r>
         <w:rPr>
-          <w:rFonts w:eastAsia="Times New Roman"/>
-          <w:sz w:val="28"/>
-          <w:szCs w:val="28"/>
-        </w:rPr>
-        <w:t xml:space="preserve"> </w:t>
-      </w:r>
-      <w:proofErr w:type="spellStart"/>
-      <w:r>
-        <w:rPr>
-          <w:rFonts w:eastAsia="Times New Roman"/>
-          <w:sz w:val="28"/>
-          <w:szCs w:val="28"/>
-        </w:rPr>
-        <w:t>run</w:t>
-      </w:r>
-      <w:proofErr w:type="spellEnd"/>
-      <w:r>
-        <w:rPr>
-          <w:rFonts w:eastAsia="Times New Roman"/>
-          <w:sz w:val="28"/>
-          <w:szCs w:val="28"/>
-        </w:rPr>
-        <w:t xml:space="preserve"> </w:t>
-      </w:r>
-      <w:proofErr w:type="spellStart"/>
-      <w:r>
-        <w:rPr>
-          <w:rFonts w:eastAsia="Times New Roman"/>
-          <w:sz w:val="28"/>
-          <w:szCs w:val="28"/>
-        </w:rPr>
-        <w:t>dev</w:t>
-      </w:r>
-      <w:proofErr w:type="spellEnd"/>
-      <w:r>
-        <w:rPr>
-          <w:rFonts w:eastAsia="Times New Roman"/>
-          <w:sz w:val="28"/>
-          <w:szCs w:val="28"/>
-        </w:rPr>
-        <w:t>, открыть каждый экран с демонстрационными данными и сделать снимки.</w:t>
+          <w:sz w:val="28"/>
+          <w:szCs w:val="28"/>
+          <w:lang w:eastAsia="zh-CN"/>
+        </w:rPr>
+        <w:t>, К. Дж. Введение в системы баз данных [Текст]. – 8-е изд. – Москва: Вильямс, 2016. – 1328 с.;</w:t>
       </w:r>
     </w:p>
     <w:p>
       <w:pPr>
         <w:numPr>
           <w:ilvl w:val="0"/>
-          <w:numId w:val="2"/>
+          <w:numId w:val="4"/>
         </w:numPr>
-        <w:jc w:val="both"/>
-        <w:rPr>
-          <w:rFonts w:eastAsia="Times New Roman"/>
-          <w:sz w:val="28"/>
-          <w:szCs w:val="28"/>
+        <w:tabs>
+          <w:tab w:val="clear" w:pos="720"/>
+          <w:tab w:val="num" w:pos="851"/>
+        </w:tabs>
+        <w:ind w:left="284" w:hanging="284"/>
+        <w:rPr>
+          <w:sz w:val="28"/>
+          <w:szCs w:val="28"/>
+          <w:lang w:eastAsia="zh-CN"/>
         </w:rPr>
       </w:pPr>
       <w:r>
         <w:rPr>
-          <w:rFonts w:eastAsia="Times New Roman"/>
-          <w:sz w:val="28"/>
-          <w:szCs w:val="28"/>
-        </w:rPr>
-        <w:t>ER-диаграмму базы данных на место заглушки (рисунок 1): построить схему семи таблиц со связями в любом редакторе диаграмм (draw.io, Dbdiagram.io) по таблицам 5–12 настоящего отчета.</w:t>
+          <w:sz w:val="28"/>
+          <w:szCs w:val="28"/>
+          <w:lang w:eastAsia="zh-CN"/>
+        </w:rPr>
+        <w:t xml:space="preserve">Коннолли, Т.; </w:t>
+      </w:r>
+      <w:proofErr w:type="spellStart"/>
+      <w:r>
+        <w:rPr>
+          <w:sz w:val="28"/>
+          <w:szCs w:val="28"/>
+          <w:lang w:eastAsia="zh-CN"/>
+        </w:rPr>
+        <w:t>Бегг</w:t>
+      </w:r>
+      <w:proofErr w:type="spellEnd"/>
+      <w:r>
+        <w:rPr>
+          <w:sz w:val="28"/>
+          <w:szCs w:val="28"/>
+          <w:lang w:eastAsia="zh-CN"/>
+        </w:rPr>
+        <w:t>, К. Базы данных. Проектирование, реализация и сопровождение. Теория и практика [Текст]. – 3-е изд. – Москва: Вильямс, 2017. – 1440 с.;</w:t>
       </w:r>
     </w:p>
     <w:p>
       <w:pPr>
         <w:numPr>
           <w:ilvl w:val="0"/>
-          <w:numId w:val="2"/>
+          <w:numId w:val="4"/>
         </w:numPr>
-        <w:jc w:val="both"/>
-        <w:rPr>
-          <w:rFonts w:eastAsia="Times New Roman"/>
-          <w:sz w:val="28"/>
-          <w:szCs w:val="28"/>
+        <w:tabs>
+          <w:tab w:val="clear" w:pos="720"/>
+          <w:tab w:val="num" w:pos="851"/>
+        </w:tabs>
+        <w:ind w:left="284" w:hanging="284"/>
+        <w:rPr>
+          <w:sz w:val="28"/>
+          <w:szCs w:val="28"/>
+          <w:lang w:eastAsia="zh-CN"/>
         </w:rPr>
       </w:pPr>
       <w:r>
         <w:rPr>
-          <w:rFonts w:eastAsia="Times New Roman"/>
-          <w:sz w:val="28"/>
-          <w:szCs w:val="28"/>
-        </w:rPr>
-        <w:t>Приложения (при необходимости): листинг SQL-схемы базы данных, примеры выгруженных CSV-отчетов.</w:t>
+          <w:sz w:val="28"/>
+          <w:szCs w:val="28"/>
+          <w:lang w:eastAsia="zh-CN"/>
+        </w:rPr>
+        <w:t>Карпова, Т. С. Базы данных: модели, разработка, реализация [Текст]. – 2-е изд. – Москва: ИНТУИТ, 2016. – 403 с.;</w:t>
       </w:r>
     </w:p>
     <w:p>
       <w:pPr>
         <w:numPr>
           <w:ilvl w:val="0"/>
-          <w:numId w:val="2"/>
+          <w:numId w:val="4"/>
         </w:numPr>
-        <w:jc w:val="both"/>
-        <w:rPr>
-          <w:rFonts w:eastAsia="Times New Roman"/>
-          <w:sz w:val="28"/>
-          <w:szCs w:val="28"/>
+        <w:tabs>
+          <w:tab w:val="clear" w:pos="720"/>
+          <w:tab w:val="num" w:pos="851"/>
+        </w:tabs>
+        <w:ind w:left="284" w:hanging="284"/>
+        <w:rPr>
+          <w:sz w:val="28"/>
+          <w:szCs w:val="28"/>
+          <w:lang w:eastAsia="zh-CN"/>
         </w:rPr>
       </w:pPr>
-      <w:r>
-        <w:rPr>
-          <w:rFonts w:eastAsia="Times New Roman"/>
-          <w:sz w:val="28"/>
-          <w:szCs w:val="28"/>
-        </w:rPr>
-        <w:t>Сопроводительные документы практики: направление на практику и характеристика работы обучающегося с оценкой руководителя от базы практики.</w:t>
+      <w:proofErr w:type="spellStart"/>
+      <w:r>
+        <w:rPr>
+          <w:sz w:val="28"/>
+          <w:szCs w:val="28"/>
+          <w:lang w:eastAsia="zh-CN"/>
+        </w:rPr>
+        <w:t>Грофф</w:t>
+      </w:r>
+      <w:proofErr w:type="spellEnd"/>
+      <w:r>
+        <w:rPr>
+          <w:sz w:val="28"/>
+          <w:szCs w:val="28"/>
+          <w:lang w:eastAsia="zh-CN"/>
+        </w:rPr>
+        <w:t xml:space="preserve">, Дж.; Вайнберг, П.; </w:t>
+      </w:r>
+      <w:proofErr w:type="spellStart"/>
+      <w:r>
+        <w:rPr>
+          <w:sz w:val="28"/>
+          <w:szCs w:val="28"/>
+          <w:lang w:eastAsia="zh-CN"/>
+        </w:rPr>
+        <w:t>Оппель</w:t>
+      </w:r>
+      <w:proofErr w:type="spellEnd"/>
+      <w:r>
+        <w:rPr>
+          <w:sz w:val="28"/>
+          <w:szCs w:val="28"/>
+          <w:lang w:eastAsia="zh-CN"/>
+        </w:rPr>
+        <w:t>, Э. SQL: полное руководство [Текст]. – 3-е изд. – Москва: Вильямс, 2015. – 960 с.;</w:t>
       </w:r>
     </w:p>
     <w:p>
       <w:pPr>
         <w:numPr>
           <w:ilvl w:val="0"/>
-          <w:numId w:val="2"/>
+          <w:numId w:val="4"/>
         </w:numPr>
-        <w:jc w:val="both"/>
-        <w:rPr>
-          <w:rFonts w:eastAsia="Times New Roman"/>
-          <w:sz w:val="28"/>
-          <w:szCs w:val="28"/>
+        <w:tabs>
+          <w:tab w:val="clear" w:pos="720"/>
+          <w:tab w:val="num" w:pos="851"/>
+        </w:tabs>
+        <w:ind w:left="284" w:hanging="284"/>
+        <w:rPr>
+          <w:sz w:val="28"/>
+          <w:szCs w:val="28"/>
+          <w:lang w:eastAsia="zh-CN"/>
         </w:rPr>
       </w:pPr>
-      <w:r>
-        <w:rPr>
-          <w:rFonts w:eastAsia="Times New Roman"/>
-          <w:sz w:val="28"/>
-          <w:szCs w:val="28"/>
-        </w:rPr>
-        <w:t xml:space="preserve">Нумерацию страниц, проверку орфографии и окончательное форматирование по требованиям кафедры (шрифт Times New </w:t>
-      </w:r>
       <w:proofErr w:type="spellStart"/>
       <w:r>
         <w:rPr>
-          <w:rFonts w:eastAsia="Times New Roman"/>
-          <w:sz w:val="28"/>
-          <w:szCs w:val="28"/>
-        </w:rPr>
-        <w:t>Roman</w:t>
+          <w:sz w:val="28"/>
+          <w:szCs w:val="28"/>
+          <w:lang w:eastAsia="zh-CN"/>
+        </w:rPr>
+        <w:t>Флэнаган</w:t>
       </w:r>
       <w:proofErr w:type="spellEnd"/>
       <w:r>
         <w:rPr>
-          <w:rFonts w:eastAsia="Times New Roman"/>
-          <w:sz w:val="28"/>
-          <w:szCs w:val="28"/>
-        </w:rPr>
-        <w:t xml:space="preserve"> 14 </w:t>
-      </w:r>
+          <w:sz w:val="28"/>
+          <w:szCs w:val="28"/>
+          <w:lang w:eastAsia="zh-CN"/>
+        </w:rPr>
+        <w:t>, Д. JavaScript: Полное руководство [Текст]. – 7-е изд. – Москва: Диалектика, 2021. – 720 с.;</w:t>
+      </w:r>
+    </w:p>
+    <w:p>
+      <w:pPr>
+        <w:numPr>
+          <w:ilvl w:val="0"/>
+          <w:numId w:val="4"/>
+        </w:numPr>
+        <w:tabs>
+          <w:tab w:val="clear" w:pos="720"/>
+          <w:tab w:val="num" w:pos="851"/>
+        </w:tabs>
+        <w:ind w:left="284" w:hanging="284"/>
+        <w:rPr>
+          <w:sz w:val="28"/>
+          <w:szCs w:val="28"/>
+          <w:lang w:eastAsia="zh-CN"/>
+        </w:rPr>
+      </w:pPr>
       <w:proofErr w:type="spellStart"/>
       <w:r>
         <w:rPr>
-          <w:rFonts w:eastAsia="Times New Roman"/>
-          <w:sz w:val="28"/>
-          <w:szCs w:val="28"/>
-        </w:rPr>
-        <w:t>пт</w:t>
+          <w:sz w:val="28"/>
+          <w:szCs w:val="28"/>
+          <w:lang w:eastAsia="zh-CN"/>
+        </w:rPr>
+        <w:t>Кантелон</w:t>
       </w:r>
       <w:proofErr w:type="spellEnd"/>
       <w:r>
         <w:rPr>
-          <w:rFonts w:eastAsia="Times New Roman"/>
-          <w:sz w:val="28"/>
-          <w:szCs w:val="28"/>
-        </w:rPr>
-        <w:t>, полуторный интервал, поля: левое 3 см, правое 1,5 см, верхнее и нижнее 2 см).</w:t>
+          <w:sz w:val="28"/>
+          <w:szCs w:val="28"/>
+          <w:lang w:eastAsia="zh-CN"/>
+        </w:rPr>
+        <w:t xml:space="preserve">, М.; </w:t>
+      </w:r>
+      <w:proofErr w:type="spellStart"/>
+      <w:r>
+        <w:rPr>
+          <w:sz w:val="28"/>
+          <w:szCs w:val="28"/>
+          <w:lang w:eastAsia="zh-CN"/>
+        </w:rPr>
+        <w:t>Хартер</w:t>
+      </w:r>
+      <w:proofErr w:type="spellEnd"/>
+      <w:r>
+        <w:rPr>
+          <w:sz w:val="28"/>
+          <w:szCs w:val="28"/>
+          <w:lang w:eastAsia="zh-CN"/>
+        </w:rPr>
+        <w:t xml:space="preserve">, М.; </w:t>
+      </w:r>
+      <w:proofErr w:type="spellStart"/>
+      <w:r>
+        <w:rPr>
+          <w:sz w:val="28"/>
+          <w:szCs w:val="28"/>
+          <w:lang w:eastAsia="zh-CN"/>
+        </w:rPr>
+        <w:t>Раджлих</w:t>
+      </w:r>
+      <w:proofErr w:type="spellEnd"/>
+      <w:r>
+        <w:rPr>
+          <w:sz w:val="28"/>
+          <w:szCs w:val="28"/>
+          <w:lang w:eastAsia="zh-CN"/>
+        </w:rPr>
+        <w:t>, Н. Node.js в действии [Текст]. – 2-е изд. – Санкт-Петербург: Питер, 2018. – 432 с.;</w:t>
+      </w:r>
+    </w:p>
+    <w:p>
+      <w:pPr>
+        <w:numPr>
+          <w:ilvl w:val="0"/>
+          <w:numId w:val="4"/>
+        </w:numPr>
+        <w:tabs>
+          <w:tab w:val="clear" w:pos="720"/>
+          <w:tab w:val="num" w:pos="851"/>
+        </w:tabs>
+        <w:ind w:left="284" w:hanging="284"/>
+        <w:rPr>
+          <w:sz w:val="28"/>
+          <w:szCs w:val="28"/>
+          <w:lang w:eastAsia="zh-CN"/>
+        </w:rPr>
+      </w:pPr>
+      <w:r>
+        <w:rPr>
+          <w:sz w:val="28"/>
+          <w:szCs w:val="28"/>
+          <w:lang w:eastAsia="zh-CN"/>
+        </w:rPr>
+        <w:t xml:space="preserve">Бэнкс, А.; </w:t>
+      </w:r>
+      <w:proofErr w:type="spellStart"/>
+      <w:r>
+        <w:rPr>
+          <w:sz w:val="28"/>
+          <w:szCs w:val="28"/>
+          <w:lang w:eastAsia="zh-CN"/>
+        </w:rPr>
+        <w:t>Порчелло</w:t>
+      </w:r>
+      <w:proofErr w:type="spellEnd"/>
+      <w:r>
+        <w:rPr>
+          <w:sz w:val="28"/>
+          <w:szCs w:val="28"/>
+          <w:lang w:eastAsia="zh-CN"/>
+        </w:rPr>
+        <w:t xml:space="preserve">, Е. </w:t>
+      </w:r>
+      <w:proofErr w:type="spellStart"/>
+      <w:r>
+        <w:rPr>
+          <w:sz w:val="28"/>
+          <w:szCs w:val="28"/>
+          <w:lang w:eastAsia="zh-CN"/>
+        </w:rPr>
+        <w:t>React</w:t>
+      </w:r>
+      <w:proofErr w:type="spellEnd"/>
+      <w:r>
+        <w:rPr>
+          <w:sz w:val="28"/>
+          <w:szCs w:val="28"/>
+          <w:lang w:eastAsia="zh-CN"/>
+        </w:rPr>
+        <w:t>: современные шаблоны разработки приложений [Текст]. – 2-е изд. – Санкт-Петербург: Питер, 2020. – 320 с.;</w:t>
+      </w:r>
+    </w:p>
+    <w:p>
+      <w:pPr>
+        <w:numPr>
+          <w:ilvl w:val="0"/>
+          <w:numId w:val="4"/>
+        </w:numPr>
+        <w:tabs>
+          <w:tab w:val="clear" w:pos="720"/>
+          <w:tab w:val="num" w:pos="851"/>
+        </w:tabs>
+        <w:ind w:left="284" w:hanging="284"/>
+        <w:rPr>
+          <w:sz w:val="28"/>
+          <w:szCs w:val="28"/>
+          <w:lang w:eastAsia="zh-CN"/>
+        </w:rPr>
+      </w:pPr>
+      <w:r>
+        <w:rPr>
+          <w:sz w:val="28"/>
+          <w:szCs w:val="28"/>
+          <w:lang w:eastAsia="zh-CN"/>
+        </w:rPr>
+        <w:t>Документация веб-фреймворка Express [Электронный ресурс]. – Режим доступа: </w:t>
+      </w:r>
+      <w:hyperlink r:id="rId18" w:tgtFrame="_blank" w:history="1">
+        <w:r>
+          <w:rPr>
+            <w:rStyle w:val="a8"/>
+            <w:sz w:val="28"/>
+            <w:szCs w:val="28"/>
+            <w:lang w:eastAsia="zh-CN"/>
+          </w:rPr>
+          <w:t>https://expressjs.com</w:t>
+        </w:r>
+      </w:hyperlink>
+      <w:r>
+        <w:rPr>
+          <w:sz w:val="28"/>
+          <w:szCs w:val="28"/>
+          <w:lang w:eastAsia="zh-CN"/>
+        </w:rPr>
+        <w:t> (дата обращения: 08.06.2026);</w:t>
+      </w:r>
+    </w:p>
+    <w:p>
+      <w:pPr>
+        <w:numPr>
+          <w:ilvl w:val="0"/>
+          <w:numId w:val="4"/>
+        </w:numPr>
+        <w:tabs>
+          <w:tab w:val="clear" w:pos="720"/>
+          <w:tab w:val="num" w:pos="851"/>
+        </w:tabs>
+        <w:ind w:left="284" w:hanging="284"/>
+        <w:rPr>
+          <w:sz w:val="28"/>
+          <w:szCs w:val="28"/>
+          <w:lang w:eastAsia="zh-CN"/>
+        </w:rPr>
+      </w:pPr>
+      <w:r>
+        <w:rPr>
+          <w:sz w:val="28"/>
+          <w:szCs w:val="28"/>
+          <w:lang w:eastAsia="zh-CN"/>
+        </w:rPr>
+        <w:t xml:space="preserve">Документация СУБД </w:t>
+      </w:r>
+      <w:proofErr w:type="spellStart"/>
+      <w:r>
+        <w:rPr>
+          <w:sz w:val="28"/>
+          <w:szCs w:val="28"/>
+          <w:lang w:eastAsia="zh-CN"/>
+        </w:rPr>
+        <w:t>SQLite</w:t>
+      </w:r>
+      <w:proofErr w:type="spellEnd"/>
+      <w:r>
+        <w:rPr>
+          <w:sz w:val="28"/>
+          <w:szCs w:val="28"/>
+          <w:lang w:eastAsia="zh-CN"/>
+        </w:rPr>
+        <w:t xml:space="preserve"> [Электронный ресурс]. – Режим доступа: </w:t>
+      </w:r>
+      <w:hyperlink r:id="rId19" w:tgtFrame="_blank" w:history="1">
+        <w:r>
+          <w:rPr>
+            <w:rStyle w:val="a8"/>
+            <w:sz w:val="28"/>
+            <w:szCs w:val="28"/>
+            <w:lang w:eastAsia="zh-CN"/>
+          </w:rPr>
+          <w:t>https://www.sqlite.org/docs.html</w:t>
+        </w:r>
+      </w:hyperlink>
+      <w:r>
+        <w:rPr>
+          <w:sz w:val="28"/>
+          <w:szCs w:val="28"/>
+          <w:lang w:eastAsia="zh-CN"/>
+        </w:rPr>
+        <w:t> (дата обращения: 08.06.2026).</w:t>
       </w:r>
     </w:p>
     <w:sectPr>
-      <w:footerReference w:type="default" r:id="rId7"/>
+      <w:footerReference w:type="default" r:id="rId20"/>
       <w:pgSz w:w="11906" w:h="16838"/>
       <w:pgMar w:top="1134" w:right="850" w:bottom="1134" w:left="1701" w:header="708" w:footer="708" w:gutter="0"/>
       <w:cols w:space="708"/>
@@ -26218,6 +26917,205 @@
     </w:lvl>
   </w:abstractNum>
   <w:abstractNum w:abstractNumId="1" w15:restartNumberingAfterBreak="0">
+    <w:nsid w:val="1CA4091A"/>
+    <w:multiLevelType w:val="multilevel"/>
+    <w:tmpl w:val="C076FAC8"/>
+    <w:lvl w:ilvl="0">
+      <w:start w:val="1"/>
+      <w:numFmt w:val="decimal"/>
+      <w:lvlText w:val="%1."/>
+      <w:lvlJc w:val="left"/>
+      <w:pPr>
+        <w:tabs>
+          <w:tab w:val="num" w:pos="720"/>
+        </w:tabs>
+        <w:ind w:left="720" w:hanging="360"/>
+      </w:pPr>
+    </w:lvl>
+    <w:lvl w:ilvl="1" w:tentative="1">
+      <w:start w:val="1"/>
+      <w:numFmt w:val="decimal"/>
+      <w:lvlText w:val="%2."/>
+      <w:lvlJc w:val="left"/>
+      <w:pPr>
+        <w:tabs>
+          <w:tab w:val="num" w:pos="1440"/>
+        </w:tabs>
+        <w:ind w:left="1440" w:hanging="360"/>
+      </w:pPr>
+    </w:lvl>
+    <w:lvl w:ilvl="2" w:tentative="1">
+      <w:start w:val="1"/>
+      <w:numFmt w:val="decimal"/>
+      <w:lvlText w:val="%3."/>
+      <w:lvlJc w:val="left"/>
+      <w:pPr>
+        <w:tabs>
+          <w:tab w:val="num" w:pos="2160"/>
+        </w:tabs>
+        <w:ind w:left="2160" w:hanging="360"/>
+      </w:pPr>
+    </w:lvl>
+    <w:lvl w:ilvl="3" w:tentative="1">
+      <w:start w:val="1"/>
+      <w:numFmt w:val="decimal"/>
+      <w:lvlText w:val="%4."/>
+      <w:lvlJc w:val="left"/>
+      <w:pPr>
+        <w:tabs>
+          <w:tab w:val="num" w:pos="2880"/>
+        </w:tabs>
+        <w:ind w:left="2880" w:hanging="360"/>
+      </w:pPr>
+    </w:lvl>
+    <w:lvl w:ilvl="4" w:tentative="1">
+      <w:start w:val="1"/>
+      <w:numFmt w:val="decimal"/>
+      <w:lvlText w:val="%5."/>
+      <w:lvlJc w:val="left"/>
+      <w:pPr>
+        <w:tabs>
+          <w:tab w:val="num" w:pos="3600"/>
+        </w:tabs>
+        <w:ind w:left="3600" w:hanging="360"/>
+      </w:pPr>
+    </w:lvl>
+    <w:lvl w:ilvl="5" w:tentative="1">
+      <w:start w:val="1"/>
+      <w:numFmt w:val="decimal"/>
+      <w:lvlText w:val="%6."/>
+      <w:lvlJc w:val="left"/>
+      <w:pPr>
+        <w:tabs>
+          <w:tab w:val="num" w:pos="4320"/>
+        </w:tabs>
+        <w:ind w:left="4320" w:hanging="360"/>
+      </w:pPr>
+    </w:lvl>
+    <w:lvl w:ilvl="6" w:tentative="1">
+      <w:start w:val="1"/>
+      <w:numFmt w:val="decimal"/>
+      <w:lvlText w:val="%7."/>
+      <w:lvlJc w:val="left"/>
+      <w:pPr>
+        <w:tabs>
+          <w:tab w:val="num" w:pos="5040"/>
+        </w:tabs>
+        <w:ind w:left="5040" w:hanging="360"/>
+      </w:pPr>
+    </w:lvl>
+    <w:lvl w:ilvl="7" w:tentative="1">
+      <w:start w:val="1"/>
+      <w:numFmt w:val="decimal"/>
+      <w:lvlText w:val="%8."/>
+      <w:lvlJc w:val="left"/>
+      <w:pPr>
+        <w:tabs>
+          <w:tab w:val="num" w:pos="5760"/>
+        </w:tabs>
+        <w:ind w:left="5760" w:hanging="360"/>
+      </w:pPr>
+    </w:lvl>
+    <w:lvl w:ilvl="8" w:tentative="1">
+      <w:start w:val="1"/>
+      <w:numFmt w:val="decimal"/>
+      <w:lvlText w:val="%9."/>
+      <w:lvlJc w:val="left"/>
+      <w:pPr>
+        <w:tabs>
+          <w:tab w:val="num" w:pos="6480"/>
+        </w:tabs>
+        <w:ind w:left="6480" w:hanging="360"/>
+      </w:pPr>
+    </w:lvl>
+  </w:abstractNum>
+  <w:abstractNum w:abstractNumId="2" w15:restartNumberingAfterBreak="0">
+    <w:nsid w:val="7A334823"/>
+    <w:multiLevelType w:val="multilevel"/>
+    <w:tmpl w:val="44F0365C"/>
+    <w:lvl w:ilvl="0">
+      <w:start w:val="1"/>
+      <w:numFmt w:val="decimal"/>
+      <w:lvlText w:val="%1"/>
+      <w:lvlJc w:val="left"/>
+      <w:pPr>
+        <w:ind w:left="1571" w:hanging="360"/>
+      </w:pPr>
+    </w:lvl>
+    <w:lvl w:ilvl="1">
+      <w:start w:val="1"/>
+      <w:numFmt w:val="lowerLetter"/>
+      <w:lvlText w:val="%2."/>
+      <w:lvlJc w:val="left"/>
+      <w:pPr>
+        <w:ind w:left="2291" w:hanging="360"/>
+      </w:pPr>
+    </w:lvl>
+    <w:lvl w:ilvl="2">
+      <w:start w:val="1"/>
+      <w:numFmt w:val="lowerRoman"/>
+      <w:lvlText w:val="%3."/>
+      <w:lvlJc w:val="right"/>
+      <w:pPr>
+        <w:ind w:left="3011" w:hanging="180"/>
+      </w:pPr>
+    </w:lvl>
+    <w:lvl w:ilvl="3">
+      <w:start w:val="1"/>
+      <w:numFmt w:val="decimal"/>
+      <w:lvlText w:val="%4."/>
+      <w:lvlJc w:val="left"/>
+      <w:pPr>
+        <w:ind w:left="3731" w:hanging="360"/>
+      </w:pPr>
+    </w:lvl>
+    <w:lvl w:ilvl="4">
+      <w:start w:val="1"/>
+      <w:numFmt w:val="lowerLetter"/>
+      <w:lvlText w:val="%5."/>
+      <w:lvlJc w:val="left"/>
+      <w:pPr>
+        <w:ind w:left="4451" w:hanging="360"/>
+      </w:pPr>
+    </w:lvl>
+    <w:lvl w:ilvl="5">
+      <w:start w:val="1"/>
+      <w:numFmt w:val="lowerRoman"/>
+      <w:lvlText w:val="%6."/>
+      <w:lvlJc w:val="right"/>
+      <w:pPr>
+        <w:ind w:left="5171" w:hanging="180"/>
+      </w:pPr>
+    </w:lvl>
+    <w:lvl w:ilvl="6">
+      <w:start w:val="1"/>
+      <w:numFmt w:val="decimal"/>
+      <w:lvlText w:val="%7."/>
+      <w:lvlJc w:val="left"/>
+      <w:pPr>
+        <w:ind w:left="5891" w:hanging="360"/>
+      </w:pPr>
+    </w:lvl>
+    <w:lvl w:ilvl="7">
+      <w:start w:val="1"/>
+      <w:numFmt w:val="lowerLetter"/>
+      <w:lvlText w:val="%8."/>
+      <w:lvlJc w:val="left"/>
+      <w:pPr>
+        <w:ind w:left="6611" w:hanging="360"/>
+      </w:pPr>
+    </w:lvl>
+    <w:lvl w:ilvl="8">
+      <w:start w:val="1"/>
+      <w:numFmt w:val="lowerRoman"/>
+      <w:lvlText w:val="%9."/>
+      <w:lvlJc w:val="right"/>
+      <w:pPr>
+        <w:ind w:left="7331" w:hanging="180"/>
+      </w:pPr>
+    </w:lvl>
+  </w:abstractNum>
+  <w:abstractNum w:abstractNumId="3" w15:restartNumberingAfterBreak="0">
     <w:nsid w:val="7EC50E07"/>
     <w:multiLevelType w:val="multilevel"/>
     <w:tmpl w:val="C622A4D0"/>
@@ -26334,6 +27232,39 @@
     <w:abstractNumId w:val="0"/>
   </w:num>
   <w:num w:numId="2" w16cid:durableId="744837927">
+    <w:abstractNumId w:val="3"/>
+  </w:num>
+  <w:num w:numId="3" w16cid:durableId="1434205563">
+    <w:abstractNumId w:val="2"/>
+    <w:lvlOverride w:ilvl="0">
+      <w:startOverride w:val="1"/>
+    </w:lvlOverride>
+    <w:lvlOverride w:ilvl="1">
+      <w:startOverride w:val="1"/>
+    </w:lvlOverride>
+    <w:lvlOverride w:ilvl="2">
+      <w:startOverride w:val="1"/>
+    </w:lvlOverride>
+    <w:lvlOverride w:ilvl="3">
+      <w:startOverride w:val="1"/>
+    </w:lvlOverride>
+    <w:lvlOverride w:ilvl="4">
+      <w:startOverride w:val="1"/>
+    </w:lvlOverride>
+    <w:lvlOverride w:ilvl="5">
+      <w:startOverride w:val="1"/>
+    </w:lvlOverride>
+    <w:lvlOverride w:ilvl="6">
+      <w:startOverride w:val="1"/>
+    </w:lvlOverride>
+    <w:lvlOverride w:ilvl="7">
+      <w:startOverride w:val="1"/>
+    </w:lvlOverride>
+    <w:lvlOverride w:ilvl="8">
+      <w:startOverride w:val="1"/>
+    </w:lvlOverride>
+  </w:num>
+  <w:num w:numId="4" w16cid:durableId="1274366663">
     <w:abstractNumId w:val="1"/>
   </w:num>
 </w:numbering>
@@ -26868,7 +27799,6 @@
     <w:name w:val="Normal (Web)"/>
     <w:basedOn w:val="a"/>
     <w:uiPriority w:val="99"/>
-    <w:semiHidden/>
     <w:unhideWhenUsed/>
     <w:pPr>
       <w:spacing w:after="120"/>
@@ -27011,6 +27941,18 @@
       <w:sz w:val="22"/>
       <w:szCs w:val="22"/>
       <w:lang w:val="zh-CN"/>
+    </w:rPr>
+  </w:style>
+  <w:style w:type="character" w:styleId="a9">
+    <w:name w:val="Unresolved Mention"/>
+    <w:basedOn w:val="a0"/>
+    <w:uiPriority w:val="99"/>
+    <w:semiHidden/>
+    <w:unhideWhenUsed/>
+    <w:rsid w:val="000868C2"/>
+    <w:rPr>
+      <w:color w:val="605E5C"/>
+      <w:shd w:val="clear" w:color="auto" w:fill="E1DFDD"/>
     </w:rPr>
   </w:style>
 </w:styles>

--- a/docs/Отчет_производственная_практика_2.docx
+++ b/docs/Отчет_производственная_практика_2.docx
@@ -7,16 +7,540 @@
         <w:jc w:val="center"/>
         <w:rPr>
           <w:b/>
+          <w:sz w:val="28"/>
+          <w:szCs w:val="28"/>
+        </w:rPr>
+      </w:pPr>
+      <w:r>
+        <w:rPr>
+          <w:b/>
           <w:bCs/>
           <w:sz w:val="28"/>
           <w:szCs w:val="28"/>
         </w:rPr>
-      </w:pPr>
-      <w:r>
-        <w:rPr>
-          <w:sz w:val="28"/>
-          <w:szCs w:val="28"/>
-        </w:rPr>
+        <w:t>Министерство науки и высшего образования Республики Казахстан</w:t>
+      </w:r>
+    </w:p>
+    <w:p>
+      <w:pPr>
+        <w:rPr>
+          <w:b/>
+          <w:sz w:val="28"/>
+          <w:szCs w:val="28"/>
+        </w:rPr>
+      </w:pPr>
+      <w:r>
+        <w:rPr>
+          <w:b/>
+          <w:sz w:val="28"/>
+          <w:szCs w:val="28"/>
+        </w:rPr>
+        <w:t xml:space="preserve">Северо-Казахстанский университет им. М. </w:t>
+      </w:r>
+      <w:proofErr w:type="spellStart"/>
+      <w:r>
+        <w:rPr>
+          <w:b/>
+          <w:sz w:val="28"/>
+          <w:szCs w:val="28"/>
+        </w:rPr>
+        <w:t>Козыбаева</w:t>
+      </w:r>
+      <w:proofErr w:type="spellEnd"/>
+    </w:p>
+    <w:p>
+      <w:pPr>
+        <w:rPr>
+          <w:b/>
+          <w:sz w:val="28"/>
+          <w:szCs w:val="28"/>
+        </w:rPr>
+      </w:pPr>
+    </w:p>
+    <w:p>
+      <w:pPr>
+        <w:jc w:val="center"/>
+        <w:rPr>
+          <w:b/>
+          <w:sz w:val="28"/>
+          <w:szCs w:val="28"/>
+        </w:rPr>
+      </w:pPr>
+      <w:r>
+        <w:rPr>
+          <w:b/>
+          <w:sz w:val="28"/>
+          <w:szCs w:val="28"/>
+        </w:rPr>
+        <w:t>Кафедра название кафедры</w:t>
+      </w:r>
+    </w:p>
+    <w:p>
+      <w:pPr>
+        <w:rPr>
+          <w:b/>
+          <w:sz w:val="28"/>
+          <w:szCs w:val="28"/>
+        </w:rPr>
+      </w:pPr>
+    </w:p>
+    <w:p>
+      <w:pPr>
+        <w:rPr>
+          <w:b/>
+          <w:sz w:val="28"/>
+          <w:szCs w:val="28"/>
+        </w:rPr>
+      </w:pPr>
+    </w:p>
+    <w:p>
+      <w:pPr>
+        <w:jc w:val="center"/>
+        <w:rPr>
+          <w:b/>
+          <w:sz w:val="28"/>
+          <w:szCs w:val="28"/>
+        </w:rPr>
+      </w:pPr>
+      <w:r>
+        <w:rPr>
+          <w:b/>
+          <w:sz w:val="28"/>
+          <w:szCs w:val="28"/>
+        </w:rPr>
+        <w:t>ОТЧЕТ</w:t>
+      </w:r>
+    </w:p>
+    <w:p>
+      <w:pPr>
+        <w:jc w:val="center"/>
+        <w:rPr>
+          <w:b/>
+          <w:sz w:val="28"/>
+          <w:szCs w:val="28"/>
+        </w:rPr>
+      </w:pPr>
+      <w:r>
+        <w:rPr>
+          <w:b/>
+          <w:sz w:val="28"/>
+          <w:szCs w:val="28"/>
+        </w:rPr>
+        <w:t>по «вид практики» практике</w:t>
+      </w:r>
+    </w:p>
+    <w:p>
+      <w:pPr>
+        <w:rPr>
+          <w:b/>
+          <w:sz w:val="28"/>
+          <w:szCs w:val="28"/>
+        </w:rPr>
+      </w:pPr>
+    </w:p>
+    <w:p>
+      <w:pPr>
+        <w:jc w:val="center"/>
+        <w:rPr>
+          <w:b/>
+          <w:sz w:val="28"/>
+          <w:szCs w:val="28"/>
+        </w:rPr>
+      </w:pPr>
+      <w:r>
+        <w:rPr>
+          <w:b/>
+          <w:sz w:val="28"/>
+          <w:szCs w:val="28"/>
+        </w:rPr>
+        <w:t>для образовательной программы: Код и наименование образовательной программы</w:t>
+      </w:r>
+    </w:p>
+    <w:p>
+      <w:pPr>
+        <w:rPr>
+          <w:sz w:val="28"/>
+          <w:szCs w:val="28"/>
+        </w:rPr>
+      </w:pPr>
+    </w:p>
+    <w:p>
+      <w:pPr>
+        <w:rPr>
+          <w:sz w:val="28"/>
+          <w:szCs w:val="28"/>
+        </w:rPr>
+      </w:pPr>
+    </w:p>
+    <w:p>
+      <w:pPr>
+        <w:rPr>
+          <w:sz w:val="28"/>
+          <w:szCs w:val="28"/>
+        </w:rPr>
+      </w:pPr>
+    </w:p>
+    <w:p>
+      <w:pPr>
+        <w:rPr>
+          <w:sz w:val="28"/>
+          <w:szCs w:val="28"/>
+        </w:rPr>
+      </w:pPr>
+    </w:p>
+    <w:p>
+      <w:pPr>
+        <w:rPr>
+          <w:sz w:val="28"/>
+          <w:szCs w:val="28"/>
+        </w:rPr>
+      </w:pPr>
+    </w:p>
+    <w:p>
+      <w:pPr>
+        <w:rPr>
+          <w:sz w:val="28"/>
+          <w:szCs w:val="28"/>
+        </w:rPr>
+      </w:pPr>
+    </w:p>
+    <w:p>
+      <w:pPr>
+        <w:rPr>
+          <w:sz w:val="28"/>
+          <w:szCs w:val="28"/>
+        </w:rPr>
+      </w:pPr>
+    </w:p>
+    <w:p>
+      <w:pPr>
+        <w:rPr>
+          <w:sz w:val="28"/>
+          <w:szCs w:val="28"/>
+        </w:rPr>
+      </w:pPr>
+    </w:p>
+    <w:p>
+      <w:pPr>
+        <w:rPr>
+          <w:sz w:val="28"/>
+          <w:szCs w:val="28"/>
+        </w:rPr>
+      </w:pPr>
+    </w:p>
+    <w:p>
+      <w:pPr>
+        <w:rPr>
+          <w:sz w:val="28"/>
+          <w:szCs w:val="28"/>
+        </w:rPr>
+      </w:pPr>
+      <w:r>
+        <w:rPr>
+          <w:b/>
+          <w:sz w:val="28"/>
+          <w:szCs w:val="28"/>
+        </w:rPr>
+        <w:t xml:space="preserve">Обучающийся </w:t>
+      </w:r>
+      <w:r>
+        <w:rPr>
+          <w:sz w:val="28"/>
+          <w:szCs w:val="28"/>
+        </w:rPr>
+        <w:t>____</w:t>
+      </w:r>
+      <w:r>
+        <w:rPr>
+          <w:sz w:val="28"/>
+          <w:szCs w:val="28"/>
+        </w:rPr>
+        <w:t>____</w:t>
+      </w:r>
+      <w:r>
+        <w:rPr>
+          <w:sz w:val="28"/>
+          <w:szCs w:val="28"/>
+        </w:rPr>
+        <w:t>__________ Ф.И.О</w:t>
+      </w:r>
+    </w:p>
+    <w:p>
+      <w:pPr>
+        <w:rPr>
+          <w:sz w:val="28"/>
+          <w:szCs w:val="28"/>
+        </w:rPr>
+      </w:pPr>
+    </w:p>
+    <w:p>
+      <w:pPr>
+        <w:rPr>
+          <w:b/>
+          <w:sz w:val="28"/>
+          <w:szCs w:val="28"/>
+        </w:rPr>
+      </w:pPr>
+      <w:r>
+        <w:rPr>
+          <w:b/>
+          <w:sz w:val="28"/>
+          <w:szCs w:val="28"/>
+        </w:rPr>
+        <w:t>Руководитель от «название базы практики»</w:t>
+      </w:r>
+    </w:p>
+    <w:p>
+      <w:pPr>
+        <w:rPr>
+          <w:sz w:val="28"/>
+          <w:szCs w:val="28"/>
+        </w:rPr>
+      </w:pPr>
+      <w:r>
+        <w:rPr>
+          <w:sz w:val="28"/>
+          <w:szCs w:val="28"/>
+        </w:rPr>
+        <w:t>Должность_______________________ Ф.И.О</w:t>
+      </w:r>
+    </w:p>
+    <w:p>
+      <w:pPr>
+        <w:rPr>
+          <w:sz w:val="28"/>
+          <w:szCs w:val="28"/>
+        </w:rPr>
+      </w:pPr>
+    </w:p>
+    <w:p>
+      <w:pPr>
+        <w:rPr>
+          <w:b/>
+          <w:sz w:val="28"/>
+          <w:szCs w:val="28"/>
+        </w:rPr>
+      </w:pPr>
+      <w:r>
+        <w:rPr>
+          <w:b/>
+          <w:sz w:val="28"/>
+          <w:szCs w:val="28"/>
+        </w:rPr>
+        <w:t xml:space="preserve">Руководитель от СКУ им. М. </w:t>
+      </w:r>
+      <w:proofErr w:type="spellStart"/>
+      <w:r>
+        <w:rPr>
+          <w:b/>
+          <w:sz w:val="28"/>
+          <w:szCs w:val="28"/>
+        </w:rPr>
+        <w:t>Козыбаева</w:t>
+      </w:r>
+      <w:proofErr w:type="spellEnd"/>
+    </w:p>
+    <w:p>
+      <w:pPr>
+        <w:rPr>
+          <w:sz w:val="28"/>
+          <w:szCs w:val="28"/>
+        </w:rPr>
+      </w:pPr>
+      <w:r>
+        <w:rPr>
+          <w:sz w:val="28"/>
+          <w:szCs w:val="28"/>
+        </w:rPr>
+        <w:t>Должность_________________________ Ф.И.О</w:t>
+      </w:r>
+    </w:p>
+    <w:p>
+      <w:pPr>
+        <w:rPr>
+          <w:sz w:val="28"/>
+          <w:szCs w:val="28"/>
+        </w:rPr>
+      </w:pPr>
+    </w:p>
+    <w:p>
+      <w:pPr>
+        <w:rPr>
+          <w:sz w:val="28"/>
+          <w:szCs w:val="28"/>
+        </w:rPr>
+      </w:pPr>
+    </w:p>
+    <w:p>
+      <w:pPr>
+        <w:rPr>
+          <w:sz w:val="28"/>
+          <w:szCs w:val="28"/>
+        </w:rPr>
+      </w:pPr>
+    </w:p>
+    <w:p>
+      <w:pPr>
+        <w:rPr>
+          <w:b/>
+          <w:sz w:val="28"/>
+          <w:szCs w:val="28"/>
+        </w:rPr>
+      </w:pPr>
+    </w:p>
+    <w:p>
+      <w:pPr>
+        <w:rPr>
+          <w:b/>
+          <w:sz w:val="28"/>
+          <w:szCs w:val="28"/>
+        </w:rPr>
+      </w:pPr>
+    </w:p>
+    <w:p>
+      <w:pPr>
+        <w:rPr>
+          <w:b/>
+          <w:sz w:val="28"/>
+          <w:szCs w:val="28"/>
+        </w:rPr>
+      </w:pPr>
+    </w:p>
+    <w:p>
+      <w:pPr>
+        <w:rPr>
+          <w:b/>
+          <w:sz w:val="28"/>
+          <w:szCs w:val="28"/>
+        </w:rPr>
+      </w:pPr>
+    </w:p>
+    <w:p>
+      <w:pPr>
+        <w:rPr>
+          <w:b/>
+          <w:sz w:val="28"/>
+          <w:szCs w:val="28"/>
+        </w:rPr>
+      </w:pPr>
+    </w:p>
+    <w:p>
+      <w:pPr>
+        <w:rPr>
+          <w:b/>
+          <w:sz w:val="28"/>
+          <w:szCs w:val="28"/>
+        </w:rPr>
+      </w:pPr>
+    </w:p>
+    <w:p>
+      <w:pPr>
+        <w:rPr>
+          <w:b/>
+          <w:sz w:val="28"/>
+          <w:szCs w:val="28"/>
+        </w:rPr>
+      </w:pPr>
+    </w:p>
+    <w:p>
+      <w:pPr>
+        <w:rPr>
+          <w:b/>
+          <w:sz w:val="28"/>
+          <w:szCs w:val="28"/>
+        </w:rPr>
+      </w:pPr>
+    </w:p>
+    <w:p>
+      <w:pPr>
+        <w:rPr>
+          <w:b/>
+          <w:sz w:val="28"/>
+          <w:szCs w:val="28"/>
+        </w:rPr>
+      </w:pPr>
+    </w:p>
+    <w:p>
+      <w:pPr>
+        <w:rPr>
+          <w:b/>
+          <w:sz w:val="28"/>
+          <w:szCs w:val="28"/>
+        </w:rPr>
+      </w:pPr>
+    </w:p>
+    <w:p>
+      <w:pPr>
+        <w:rPr>
+          <w:b/>
+          <w:sz w:val="28"/>
+          <w:szCs w:val="28"/>
+        </w:rPr>
+      </w:pPr>
+    </w:p>
+    <w:p>
+      <w:pPr>
+        <w:rPr>
+          <w:b/>
+          <w:sz w:val="28"/>
+          <w:szCs w:val="28"/>
+        </w:rPr>
+      </w:pPr>
+    </w:p>
+    <w:p>
+      <w:pPr>
+        <w:rPr>
+          <w:sz w:val="28"/>
+          <w:szCs w:val="28"/>
+        </w:rPr>
+      </w:pPr>
+    </w:p>
+    <w:p>
+      <w:pPr>
+        <w:jc w:val="center"/>
+        <w:rPr>
+          <w:sz w:val="28"/>
+          <w:szCs w:val="28"/>
+        </w:rPr>
+      </w:pPr>
+      <w:r>
+        <w:rPr>
+          <w:sz w:val="28"/>
+          <w:szCs w:val="28"/>
+        </w:rPr>
+        <w:t>Петропавловск 20</w:t>
+      </w:r>
+      <w:r>
+        <w:rPr>
+          <w:sz w:val="28"/>
+          <w:szCs w:val="28"/>
+        </w:rPr>
+        <w:t>26</w:t>
+      </w:r>
+      <w:r>
+        <w:rPr>
+          <w:sz w:val="28"/>
+          <w:szCs w:val="28"/>
+        </w:rPr>
+        <w:t xml:space="preserve"> г.</w:t>
+      </w:r>
+    </w:p>
+    <w:p>
+      <w:pPr>
+        <w:jc w:val="center"/>
+        <w:rPr>
+          <w:b/>
+          <w:bCs/>
+          <w:sz w:val="28"/>
+          <w:szCs w:val="28"/>
+        </w:rPr>
+      </w:pPr>
+      <w:r>
+        <w:rPr>
+          <w:sz w:val="28"/>
+          <w:szCs w:val="28"/>
+        </w:rPr>
+        <w:lastRenderedPageBreak/>
         <w:t>СОДЕРЖАНИЕ</w:t>
       </w:r>
     </w:p>
@@ -55,18 +579,14 @@
             <w:tabs>
               <w:tab w:val="right" w:leader="dot" w:pos="9345"/>
             </w:tabs>
-            <w:spacing w:before="0"/>
-            <w:jc w:val="both"/>
             <w:rPr>
-              <w:rFonts w:ascii="Times New Roman" w:eastAsiaTheme="minorEastAsia"/>
+              <w:rFonts w:eastAsiaTheme="minorEastAsia" w:hAnsiTheme="minorHAnsi" w:cstheme="minorBidi"/>
               <w:b w:val="0"/>
               <w:bCs w:val="0"/>
               <w:i w:val="0"/>
               <w:iCs w:val="0"/>
               <w:noProof/>
               <w:kern w:val="2"/>
-              <w:sz w:val="28"/>
-              <w:szCs w:val="28"/>
               <w:lang w:val="ru-RU"/>
               <w14:ligatures w14:val="standardContextual"/>
             </w:rPr>
@@ -107,115 +627,161 @@
             </w:rPr>
             <w:fldChar w:fldCharType="separate"/>
           </w:r>
-          <w:hyperlink w:anchor="_Toc232089378" w:history="1">
+          <w:hyperlink w:anchor="_Toc232094653" w:history="1">
             <w:r>
               <w:rPr>
                 <w:rStyle w:val="a8"/>
-                <w:rFonts w:ascii="Times New Roman" w:eastAsia="Times New Roman"/>
-                <w:b w:val="0"/>
-                <w:bCs w:val="0"/>
-                <w:i w:val="0"/>
-                <w:iCs w:val="0"/>
+                <w:rFonts w:eastAsia="Times New Roman"/>
                 <w:noProof/>
-                <w:sz w:val="28"/>
-                <w:szCs w:val="28"/>
-              </w:rPr>
-              <w:t>1 Аналитическая часть</w:t>
-            </w:r>
-            <w:r>
-              <w:rPr>
-                <w:rFonts w:ascii="Times New Roman"/>
-                <w:b w:val="0"/>
-                <w:bCs w:val="0"/>
-                <w:i w:val="0"/>
-                <w:iCs w:val="0"/>
+              </w:rPr>
+              <w:t>ВВЕДЕНИЕ</w:t>
+            </w:r>
+            <w:r>
+              <w:rPr>
                 <w:noProof/>
                 <w:webHidden/>
-                <w:sz w:val="28"/>
-                <w:szCs w:val="28"/>
               </w:rPr>
               <w:tab/>
             </w:r>
             <w:r>
               <w:rPr>
-                <w:rFonts w:ascii="Times New Roman"/>
-                <w:b w:val="0"/>
-                <w:bCs w:val="0"/>
-                <w:i w:val="0"/>
-                <w:iCs w:val="0"/>
                 <w:noProof/>
                 <w:webHidden/>
-                <w:sz w:val="28"/>
-                <w:szCs w:val="28"/>
               </w:rPr>
               <w:fldChar w:fldCharType="begin"/>
             </w:r>
             <w:r>
               <w:rPr>
-                <w:rFonts w:ascii="Times New Roman"/>
-                <w:b w:val="0"/>
-                <w:bCs w:val="0"/>
-                <w:i w:val="0"/>
-                <w:iCs w:val="0"/>
                 <w:noProof/>
                 <w:webHidden/>
-                <w:sz w:val="28"/>
-                <w:szCs w:val="28"/>
-              </w:rPr>
-              <w:instrText xml:space="preserve"> PAGEREF _Toc232089378 \h </w:instrText>
-            </w:r>
-            <w:r>
-              <w:rPr>
-                <w:rFonts w:ascii="Times New Roman"/>
-                <w:b w:val="0"/>
-                <w:bCs w:val="0"/>
-                <w:i w:val="0"/>
-                <w:iCs w:val="0"/>
+              </w:rPr>
+              <w:instrText xml:space="preserve"> PAGEREF _Toc232094653 \h </w:instrText>
+            </w:r>
+            <w:r>
+              <w:rPr>
                 <w:noProof/>
                 <w:webHidden/>
-                <w:sz w:val="28"/>
-                <w:szCs w:val="28"/>
-              </w:rPr>
-            </w:r>
-            <w:r>
-              <w:rPr>
-                <w:rFonts w:ascii="Times New Roman"/>
-                <w:b w:val="0"/>
-                <w:bCs w:val="0"/>
-                <w:i w:val="0"/>
-                <w:iCs w:val="0"/>
+              </w:rPr>
+            </w:r>
+            <w:r>
+              <w:rPr>
                 <w:noProof/>
                 <w:webHidden/>
-                <w:sz w:val="28"/>
-                <w:szCs w:val="28"/>
               </w:rPr>
               <w:fldChar w:fldCharType="separate"/>
             </w:r>
             <w:r>
               <w:rPr>
-                <w:rFonts w:ascii="Times New Roman"/>
-                <w:b w:val="0"/>
-                <w:bCs w:val="0"/>
-                <w:i w:val="0"/>
-                <w:iCs w:val="0"/>
                 <w:noProof/>
                 <w:webHidden/>
-                <w:sz w:val="28"/>
-                <w:szCs w:val="28"/>
-              </w:rPr>
-              <w:t>2</w:t>
-            </w:r>
-            <w:r>
-              <w:rPr>
-                <w:rFonts w:ascii="Times New Roman"/>
-                <w:b w:val="0"/>
-                <w:bCs w:val="0"/>
-                <w:i w:val="0"/>
-                <w:iCs w:val="0"/>
+              </w:rPr>
+              <w:t>3</w:t>
+            </w:r>
+            <w:r>
+              <w:rPr>
                 <w:noProof/>
                 <w:webHidden/>
-                <w:sz w:val="28"/>
-                <w:szCs w:val="28"/>
+              </w:rPr>
+              <w:fldChar w:fldCharType="end"/>
+            </w:r>
+          </w:hyperlink>
+        </w:p>
+        <w:p>
+          <w:pPr>
+            <w:pStyle w:val="11"/>
+            <w:tabs>
+              <w:tab w:val="right" w:leader="dot" w:pos="9345"/>
+            </w:tabs>
+            <w:rPr>
+              <w:rFonts w:eastAsiaTheme="minorEastAsia" w:hAnsiTheme="minorHAnsi" w:cstheme="minorBidi"/>
+              <w:b w:val="0"/>
+              <w:bCs w:val="0"/>
+              <w:i w:val="0"/>
+              <w:iCs w:val="0"/>
+              <w:noProof/>
+              <w:kern w:val="2"/>
+              <w:lang w:val="ru-RU"/>
+              <w14:ligatures w14:val="standardContextual"/>
+            </w:rPr>
+          </w:pPr>
+          <w:hyperlink w:anchor="_Toc232094654" w:history="1">
+            <w:r>
+              <w:rPr>
+                <w:rStyle w:val="a8"/>
+                <w:rFonts w:eastAsia="Times New Roman"/>
+                <w:noProof/>
+              </w:rPr>
+              <w:t xml:space="preserve">1 </w:t>
+            </w:r>
+            <w:r>
+              <w:rPr>
+                <w:rStyle w:val="a8"/>
+                <w:rFonts w:eastAsia="Times New Roman"/>
+                <w:noProof/>
+              </w:rPr>
+              <w:t>Аналитическая</w:t>
+            </w:r>
+            <w:r>
+              <w:rPr>
+                <w:rStyle w:val="a8"/>
+                <w:rFonts w:eastAsia="Times New Roman"/>
+                <w:noProof/>
+              </w:rPr>
+              <w:t xml:space="preserve"> </w:t>
+            </w:r>
+            <w:r>
+              <w:rPr>
+                <w:rStyle w:val="a8"/>
+                <w:rFonts w:eastAsia="Times New Roman"/>
+                <w:noProof/>
+              </w:rPr>
+              <w:t>часть</w:t>
+            </w:r>
+            <w:r>
+              <w:rPr>
+                <w:noProof/>
+                <w:webHidden/>
+              </w:rPr>
+              <w:tab/>
+            </w:r>
+            <w:r>
+              <w:rPr>
+                <w:noProof/>
+                <w:webHidden/>
+              </w:rPr>
+              <w:fldChar w:fldCharType="begin"/>
+            </w:r>
+            <w:r>
+              <w:rPr>
+                <w:noProof/>
+                <w:webHidden/>
+              </w:rPr>
+              <w:instrText xml:space="preserve"> PAGEREF _Toc232094654 \h </w:instrText>
+            </w:r>
+            <w:r>
+              <w:rPr>
+                <w:noProof/>
+                <w:webHidden/>
+              </w:rPr>
+            </w:r>
+            <w:r>
+              <w:rPr>
+                <w:noProof/>
+                <w:webHidden/>
+              </w:rPr>
+              <w:fldChar w:fldCharType="separate"/>
+            </w:r>
+            <w:r>
+              <w:rPr>
+                <w:noProof/>
+                <w:webHidden/>
+              </w:rPr>
+              <w:t>4</w:t>
+            </w:r>
+            <w:r>
+              <w:rPr>
+                <w:noProof/>
+                <w:webHidden/>
               </w:rPr>
               <w:fldChar w:fldCharType="end"/>
             </w:r>
@@ -227,113 +793,144 @@
             <w:tabs>
               <w:tab w:val="right" w:leader="dot" w:pos="9345"/>
             </w:tabs>
-            <w:spacing w:before="0"/>
-            <w:jc w:val="both"/>
             <w:rPr>
-              <w:rFonts w:ascii="Times New Roman" w:eastAsiaTheme="minorEastAsia"/>
+              <w:rFonts w:eastAsiaTheme="minorEastAsia" w:hAnsiTheme="minorHAnsi" w:cstheme="minorBidi"/>
               <w:b w:val="0"/>
               <w:bCs w:val="0"/>
               <w:noProof/>
               <w:kern w:val="2"/>
-              <w:sz w:val="28"/>
-              <w:szCs w:val="28"/>
+              <w:sz w:val="24"/>
+              <w:szCs w:val="24"/>
               <w:lang w:val="ru-RU"/>
               <w14:ligatures w14:val="standardContextual"/>
             </w:rPr>
           </w:pPr>
-          <w:hyperlink w:anchor="_Toc232089379" w:history="1">
+          <w:hyperlink w:anchor="_Toc232094655" w:history="1">
             <w:r>
               <w:rPr>
                 <w:rStyle w:val="a8"/>
-                <w:rFonts w:ascii="Times New Roman" w:eastAsia="Times New Roman"/>
-                <w:b w:val="0"/>
-                <w:bCs w:val="0"/>
+                <w:rFonts w:eastAsia="Times New Roman"/>
                 <w:noProof/>
-                <w:sz w:val="28"/>
-                <w:szCs w:val="28"/>
-              </w:rPr>
-              <w:t>1.1 Технико-экономическая характеристика предметной области</w:t>
-            </w:r>
-            <w:r>
-              <w:rPr>
-                <w:rFonts w:ascii="Times New Roman"/>
-                <w:b w:val="0"/>
-                <w:bCs w:val="0"/>
+              </w:rPr>
+              <w:t xml:space="preserve">1.1 </w:t>
+            </w:r>
+            <w:r>
+              <w:rPr>
+                <w:rStyle w:val="a8"/>
+                <w:rFonts w:eastAsia="Times New Roman"/>
+                <w:noProof/>
+              </w:rPr>
+              <w:t>Технико</w:t>
+            </w:r>
+            <w:r>
+              <w:rPr>
+                <w:rStyle w:val="a8"/>
+                <w:rFonts w:eastAsia="Times New Roman"/>
+                <w:noProof/>
+              </w:rPr>
+              <w:t>-</w:t>
+            </w:r>
+            <w:r>
+              <w:rPr>
+                <w:rStyle w:val="a8"/>
+                <w:rFonts w:eastAsia="Times New Roman"/>
+                <w:noProof/>
+              </w:rPr>
+              <w:t>экономическая</w:t>
+            </w:r>
+            <w:r>
+              <w:rPr>
+                <w:rStyle w:val="a8"/>
+                <w:rFonts w:eastAsia="Times New Roman"/>
+                <w:noProof/>
+              </w:rPr>
+              <w:t xml:space="preserve"> </w:t>
+            </w:r>
+            <w:r>
+              <w:rPr>
+                <w:rStyle w:val="a8"/>
+                <w:rFonts w:eastAsia="Times New Roman"/>
+                <w:noProof/>
+              </w:rPr>
+              <w:t>характеристика</w:t>
+            </w:r>
+            <w:r>
+              <w:rPr>
+                <w:rStyle w:val="a8"/>
+                <w:rFonts w:eastAsia="Times New Roman"/>
+                <w:noProof/>
+              </w:rPr>
+              <w:t xml:space="preserve"> </w:t>
+            </w:r>
+            <w:r>
+              <w:rPr>
+                <w:rStyle w:val="a8"/>
+                <w:rFonts w:eastAsia="Times New Roman"/>
+                <w:noProof/>
+              </w:rPr>
+              <w:t>предметной</w:t>
+            </w:r>
+            <w:r>
+              <w:rPr>
+                <w:rStyle w:val="a8"/>
+                <w:rFonts w:eastAsia="Times New Roman"/>
+                <w:noProof/>
+              </w:rPr>
+              <w:t xml:space="preserve"> </w:t>
+            </w:r>
+            <w:r>
+              <w:rPr>
+                <w:rStyle w:val="a8"/>
+                <w:rFonts w:eastAsia="Times New Roman"/>
+                <w:noProof/>
+              </w:rPr>
+              <w:t>области</w:t>
+            </w:r>
+            <w:r>
+              <w:rPr>
                 <w:noProof/>
                 <w:webHidden/>
-                <w:sz w:val="28"/>
-                <w:szCs w:val="28"/>
               </w:rPr>
               <w:tab/>
             </w:r>
             <w:r>
               <w:rPr>
-                <w:rFonts w:ascii="Times New Roman"/>
-                <w:b w:val="0"/>
-                <w:bCs w:val="0"/>
                 <w:noProof/>
                 <w:webHidden/>
-                <w:sz w:val="28"/>
-                <w:szCs w:val="28"/>
               </w:rPr>
               <w:fldChar w:fldCharType="begin"/>
             </w:r>
             <w:r>
               <w:rPr>
-                <w:rFonts w:ascii="Times New Roman"/>
-                <w:b w:val="0"/>
-                <w:bCs w:val="0"/>
                 <w:noProof/>
                 <w:webHidden/>
-                <w:sz w:val="28"/>
-                <w:szCs w:val="28"/>
-              </w:rPr>
-              <w:instrText xml:space="preserve"> PAGEREF _Toc232089379 \h </w:instrText>
-            </w:r>
-            <w:r>
-              <w:rPr>
-                <w:rFonts w:ascii="Times New Roman"/>
-                <w:b w:val="0"/>
-                <w:bCs w:val="0"/>
+              </w:rPr>
+              <w:instrText xml:space="preserve"> PAGEREF _Toc232094655 \h </w:instrText>
+            </w:r>
+            <w:r>
+              <w:rPr>
                 <w:noProof/>
                 <w:webHidden/>
-                <w:sz w:val="28"/>
-                <w:szCs w:val="28"/>
-              </w:rPr>
-            </w:r>
-            <w:r>
-              <w:rPr>
-                <w:rFonts w:ascii="Times New Roman"/>
-                <w:b w:val="0"/>
-                <w:bCs w:val="0"/>
+              </w:rPr>
+            </w:r>
+            <w:r>
+              <w:rPr>
                 <w:noProof/>
                 <w:webHidden/>
-                <w:sz w:val="28"/>
-                <w:szCs w:val="28"/>
               </w:rPr>
               <w:fldChar w:fldCharType="separate"/>
             </w:r>
             <w:r>
               <w:rPr>
-                <w:rFonts w:ascii="Times New Roman"/>
-                <w:b w:val="0"/>
-                <w:bCs w:val="0"/>
                 <w:noProof/>
                 <w:webHidden/>
-                <w:sz w:val="28"/>
-                <w:szCs w:val="28"/>
-              </w:rPr>
-              <w:t>2</w:t>
-            </w:r>
-            <w:r>
-              <w:rPr>
-                <w:rFonts w:ascii="Times New Roman"/>
-                <w:b w:val="0"/>
-                <w:bCs w:val="0"/>
+              </w:rPr>
+              <w:t>4</w:t>
+            </w:r>
+            <w:r>
+              <w:rPr>
                 <w:noProof/>
                 <w:webHidden/>
-                <w:sz w:val="28"/>
-                <w:szCs w:val="28"/>
               </w:rPr>
               <w:fldChar w:fldCharType="end"/>
             </w:r>
@@ -345,113 +942,96 @@
             <w:tabs>
               <w:tab w:val="right" w:leader="dot" w:pos="9345"/>
             </w:tabs>
-            <w:spacing w:before="0"/>
-            <w:jc w:val="both"/>
             <w:rPr>
-              <w:rFonts w:ascii="Times New Roman" w:eastAsiaTheme="minorEastAsia"/>
+              <w:rFonts w:eastAsiaTheme="minorEastAsia" w:hAnsiTheme="minorHAnsi" w:cstheme="minorBidi"/>
               <w:b w:val="0"/>
               <w:bCs w:val="0"/>
               <w:noProof/>
               <w:kern w:val="2"/>
-              <w:sz w:val="28"/>
-              <w:szCs w:val="28"/>
+              <w:sz w:val="24"/>
+              <w:szCs w:val="24"/>
               <w:lang w:val="ru-RU"/>
               <w14:ligatures w14:val="standardContextual"/>
             </w:rPr>
           </w:pPr>
-          <w:hyperlink w:anchor="_Toc232089380" w:history="1">
+          <w:hyperlink w:anchor="_Toc232094656" w:history="1">
             <w:r>
               <w:rPr>
                 <w:rStyle w:val="a8"/>
-                <w:rFonts w:ascii="Times New Roman" w:eastAsia="Times New Roman"/>
-                <w:b w:val="0"/>
-                <w:bCs w:val="0"/>
+                <w:rFonts w:eastAsia="Times New Roman"/>
                 <w:noProof/>
-                <w:sz w:val="28"/>
-                <w:szCs w:val="28"/>
-              </w:rPr>
-              <w:t>1.2 Постановка задачи</w:t>
-            </w:r>
-            <w:r>
-              <w:rPr>
-                <w:rFonts w:ascii="Times New Roman"/>
-                <w:b w:val="0"/>
-                <w:bCs w:val="0"/>
+              </w:rPr>
+              <w:t xml:space="preserve">1.2 </w:t>
+            </w:r>
+            <w:r>
+              <w:rPr>
+                <w:rStyle w:val="a8"/>
+                <w:rFonts w:eastAsia="Times New Roman"/>
+                <w:noProof/>
+              </w:rPr>
+              <w:t>Постановка</w:t>
+            </w:r>
+            <w:r>
+              <w:rPr>
+                <w:rStyle w:val="a8"/>
+                <w:rFonts w:eastAsia="Times New Roman"/>
+                <w:noProof/>
+              </w:rPr>
+              <w:t xml:space="preserve"> </w:t>
+            </w:r>
+            <w:r>
+              <w:rPr>
+                <w:rStyle w:val="a8"/>
+                <w:rFonts w:eastAsia="Times New Roman"/>
+                <w:noProof/>
+              </w:rPr>
+              <w:t>задачи</w:t>
+            </w:r>
+            <w:r>
+              <w:rPr>
                 <w:noProof/>
                 <w:webHidden/>
-                <w:sz w:val="28"/>
-                <w:szCs w:val="28"/>
               </w:rPr>
               <w:tab/>
             </w:r>
             <w:r>
               <w:rPr>
-                <w:rFonts w:ascii="Times New Roman"/>
-                <w:b w:val="0"/>
-                <w:bCs w:val="0"/>
                 <w:noProof/>
                 <w:webHidden/>
-                <w:sz w:val="28"/>
-                <w:szCs w:val="28"/>
               </w:rPr>
               <w:fldChar w:fldCharType="begin"/>
             </w:r>
             <w:r>
               <w:rPr>
-                <w:rFonts w:ascii="Times New Roman"/>
-                <w:b w:val="0"/>
-                <w:bCs w:val="0"/>
                 <w:noProof/>
                 <w:webHidden/>
-                <w:sz w:val="28"/>
-                <w:szCs w:val="28"/>
-              </w:rPr>
-              <w:instrText xml:space="preserve"> PAGEREF _Toc232089380 \h </w:instrText>
-            </w:r>
-            <w:r>
-              <w:rPr>
-                <w:rFonts w:ascii="Times New Roman"/>
-                <w:b w:val="0"/>
-                <w:bCs w:val="0"/>
+              </w:rPr>
+              <w:instrText xml:space="preserve"> PAGEREF _Toc232094656 \h </w:instrText>
+            </w:r>
+            <w:r>
+              <w:rPr>
                 <w:noProof/>
                 <w:webHidden/>
-                <w:sz w:val="28"/>
-                <w:szCs w:val="28"/>
-              </w:rPr>
-            </w:r>
-            <w:r>
-              <w:rPr>
-                <w:rFonts w:ascii="Times New Roman"/>
-                <w:b w:val="0"/>
-                <w:bCs w:val="0"/>
+              </w:rPr>
+            </w:r>
+            <w:r>
+              <w:rPr>
                 <w:noProof/>
                 <w:webHidden/>
-                <w:sz w:val="28"/>
-                <w:szCs w:val="28"/>
               </w:rPr>
               <w:fldChar w:fldCharType="separate"/>
             </w:r>
             <w:r>
               <w:rPr>
-                <w:rFonts w:ascii="Times New Roman"/>
-                <w:b w:val="0"/>
-                <w:bCs w:val="0"/>
                 <w:noProof/>
                 <w:webHidden/>
-                <w:sz w:val="28"/>
-                <w:szCs w:val="28"/>
-              </w:rPr>
-              <w:t>5</w:t>
-            </w:r>
-            <w:r>
-              <w:rPr>
-                <w:rFonts w:ascii="Times New Roman"/>
-                <w:b w:val="0"/>
-                <w:bCs w:val="0"/>
+              </w:rPr>
+              <w:t>7</w:t>
+            </w:r>
+            <w:r>
+              <w:rPr>
                 <w:noProof/>
                 <w:webHidden/>
-                <w:sz w:val="28"/>
-                <w:szCs w:val="28"/>
               </w:rPr>
               <w:fldChar w:fldCharType="end"/>
             </w:r>
@@ -463,113 +1043,160 @@
             <w:tabs>
               <w:tab w:val="right" w:leader="dot" w:pos="9345"/>
             </w:tabs>
-            <w:spacing w:before="0"/>
-            <w:jc w:val="both"/>
             <w:rPr>
-              <w:rFonts w:ascii="Times New Roman" w:eastAsiaTheme="minorEastAsia"/>
+              <w:rFonts w:eastAsiaTheme="minorEastAsia" w:hAnsiTheme="minorHAnsi" w:cstheme="minorBidi"/>
               <w:b w:val="0"/>
               <w:bCs w:val="0"/>
               <w:noProof/>
               <w:kern w:val="2"/>
-              <w:sz w:val="28"/>
-              <w:szCs w:val="28"/>
+              <w:sz w:val="24"/>
+              <w:szCs w:val="24"/>
               <w:lang w:val="ru-RU"/>
               <w14:ligatures w14:val="standardContextual"/>
             </w:rPr>
           </w:pPr>
-          <w:hyperlink w:anchor="_Toc232089381" w:history="1">
+          <w:hyperlink w:anchor="_Toc232094657" w:history="1">
             <w:r>
               <w:rPr>
                 <w:rStyle w:val="a8"/>
-                <w:rFonts w:ascii="Times New Roman" w:eastAsia="Times New Roman"/>
-                <w:b w:val="0"/>
-                <w:bCs w:val="0"/>
+                <w:rFonts w:eastAsia="Times New Roman"/>
                 <w:noProof/>
-                <w:sz w:val="28"/>
-                <w:szCs w:val="28"/>
-              </w:rPr>
-              <w:t>1.3 Обоснование проектных решений по видам обеспечения</w:t>
-            </w:r>
-            <w:r>
-              <w:rPr>
-                <w:rFonts w:ascii="Times New Roman"/>
-                <w:b w:val="0"/>
-                <w:bCs w:val="0"/>
+              </w:rPr>
+              <w:t xml:space="preserve">1.3 </w:t>
+            </w:r>
+            <w:r>
+              <w:rPr>
+                <w:rStyle w:val="a8"/>
+                <w:rFonts w:eastAsia="Times New Roman"/>
+                <w:noProof/>
+              </w:rPr>
+              <w:t>Обоснование</w:t>
+            </w:r>
+            <w:r>
+              <w:rPr>
+                <w:rStyle w:val="a8"/>
+                <w:rFonts w:eastAsia="Times New Roman"/>
+                <w:noProof/>
+              </w:rPr>
+              <w:t xml:space="preserve"> </w:t>
+            </w:r>
+            <w:r>
+              <w:rPr>
+                <w:rStyle w:val="a8"/>
+                <w:rFonts w:eastAsia="Times New Roman"/>
+                <w:noProof/>
+              </w:rPr>
+              <w:t>проектных</w:t>
+            </w:r>
+            <w:r>
+              <w:rPr>
+                <w:rStyle w:val="a8"/>
+                <w:rFonts w:eastAsia="Times New Roman"/>
+                <w:noProof/>
+              </w:rPr>
+              <w:t xml:space="preserve"> </w:t>
+            </w:r>
+            <w:r>
+              <w:rPr>
+                <w:rStyle w:val="a8"/>
+                <w:rFonts w:eastAsia="Times New Roman"/>
+                <w:noProof/>
+              </w:rPr>
+              <w:t>решений</w:t>
+            </w:r>
+            <w:r>
+              <w:rPr>
+                <w:rStyle w:val="a8"/>
+                <w:rFonts w:eastAsia="Times New Roman"/>
+                <w:noProof/>
+              </w:rPr>
+              <w:t xml:space="preserve"> </w:t>
+            </w:r>
+            <w:r>
+              <w:rPr>
+                <w:rStyle w:val="a8"/>
+                <w:rFonts w:eastAsia="Times New Roman"/>
+                <w:noProof/>
+              </w:rPr>
+              <w:t>по</w:t>
+            </w:r>
+            <w:r>
+              <w:rPr>
+                <w:rStyle w:val="a8"/>
+                <w:rFonts w:eastAsia="Times New Roman"/>
+                <w:noProof/>
+              </w:rPr>
+              <w:t xml:space="preserve"> </w:t>
+            </w:r>
+            <w:r>
+              <w:rPr>
+                <w:rStyle w:val="a8"/>
+                <w:rFonts w:eastAsia="Times New Roman"/>
+                <w:noProof/>
+              </w:rPr>
+              <w:t>видам</w:t>
+            </w:r>
+            <w:r>
+              <w:rPr>
+                <w:rStyle w:val="a8"/>
+                <w:rFonts w:eastAsia="Times New Roman"/>
+                <w:noProof/>
+              </w:rPr>
+              <w:t xml:space="preserve"> </w:t>
+            </w:r>
+            <w:r>
+              <w:rPr>
+                <w:rStyle w:val="a8"/>
+                <w:rFonts w:eastAsia="Times New Roman"/>
+                <w:noProof/>
+              </w:rPr>
+              <w:t>обеспечения</w:t>
+            </w:r>
+            <w:r>
+              <w:rPr>
                 <w:noProof/>
                 <w:webHidden/>
-                <w:sz w:val="28"/>
-                <w:szCs w:val="28"/>
               </w:rPr>
               <w:tab/>
             </w:r>
             <w:r>
               <w:rPr>
-                <w:rFonts w:ascii="Times New Roman"/>
-                <w:b w:val="0"/>
-                <w:bCs w:val="0"/>
                 <w:noProof/>
                 <w:webHidden/>
-                <w:sz w:val="28"/>
-                <w:szCs w:val="28"/>
               </w:rPr>
               <w:fldChar w:fldCharType="begin"/>
             </w:r>
             <w:r>
               <w:rPr>
-                <w:rFonts w:ascii="Times New Roman"/>
-                <w:b w:val="0"/>
-                <w:bCs w:val="0"/>
                 <w:noProof/>
                 <w:webHidden/>
-                <w:sz w:val="28"/>
-                <w:szCs w:val="28"/>
-              </w:rPr>
-              <w:instrText xml:space="preserve"> PAGEREF _Toc232089381 \h </w:instrText>
-            </w:r>
-            <w:r>
-              <w:rPr>
-                <w:rFonts w:ascii="Times New Roman"/>
-                <w:b w:val="0"/>
-                <w:bCs w:val="0"/>
+              </w:rPr>
+              <w:instrText xml:space="preserve"> PAGEREF _Toc232094657 \h </w:instrText>
+            </w:r>
+            <w:r>
+              <w:rPr>
                 <w:noProof/>
                 <w:webHidden/>
-                <w:sz w:val="28"/>
-                <w:szCs w:val="28"/>
-              </w:rPr>
-            </w:r>
-            <w:r>
-              <w:rPr>
-                <w:rFonts w:ascii="Times New Roman"/>
-                <w:b w:val="0"/>
-                <w:bCs w:val="0"/>
+              </w:rPr>
+            </w:r>
+            <w:r>
+              <w:rPr>
                 <w:noProof/>
                 <w:webHidden/>
-                <w:sz w:val="28"/>
-                <w:szCs w:val="28"/>
               </w:rPr>
               <w:fldChar w:fldCharType="separate"/>
             </w:r>
             <w:r>
               <w:rPr>
-                <w:rFonts w:ascii="Times New Roman"/>
-                <w:b w:val="0"/>
-                <w:bCs w:val="0"/>
                 <w:noProof/>
                 <w:webHidden/>
-                <w:sz w:val="28"/>
-                <w:szCs w:val="28"/>
-              </w:rPr>
-              <w:t>6</w:t>
-            </w:r>
-            <w:r>
-              <w:rPr>
-                <w:rFonts w:ascii="Times New Roman"/>
-                <w:b w:val="0"/>
-                <w:bCs w:val="0"/>
+              </w:rPr>
+              <w:t>9</w:t>
+            </w:r>
+            <w:r>
+              <w:rPr>
                 <w:noProof/>
                 <w:webHidden/>
-                <w:sz w:val="28"/>
-                <w:szCs w:val="28"/>
               </w:rPr>
               <w:fldChar w:fldCharType="end"/>
             </w:r>
@@ -581,94 +1208,158 @@
             <w:tabs>
               <w:tab w:val="right" w:leader="dot" w:pos="9345"/>
             </w:tabs>
-            <w:jc w:val="both"/>
             <w:rPr>
-              <w:rFonts w:ascii="Times New Roman" w:eastAsiaTheme="minorEastAsia"/>
+              <w:rFonts w:eastAsiaTheme="minorEastAsia" w:hAnsiTheme="minorHAnsi" w:cstheme="minorBidi"/>
               <w:noProof/>
               <w:kern w:val="2"/>
-              <w:sz w:val="28"/>
-              <w:szCs w:val="28"/>
+              <w:sz w:val="24"/>
+              <w:szCs w:val="24"/>
               <w:lang w:val="ru-RU"/>
               <w14:ligatures w14:val="standardContextual"/>
             </w:rPr>
           </w:pPr>
-          <w:hyperlink w:anchor="_Toc232089382" w:history="1">
+          <w:hyperlink w:anchor="_Toc232094658" w:history="1">
             <w:r>
               <w:rPr>
                 <w:rStyle w:val="a8"/>
-                <w:rFonts w:ascii="Times New Roman" w:eastAsia="Times New Roman"/>
+                <w:rFonts w:eastAsia="Times New Roman"/>
                 <w:noProof/>
-                <w:sz w:val="28"/>
-                <w:szCs w:val="28"/>
-              </w:rPr>
-              <w:t>1.3.1 Обоснование проектных решений по информационному обеспечению</w:t>
-            </w:r>
-            <w:r>
-              <w:rPr>
-                <w:rFonts w:ascii="Times New Roman"/>
+              </w:rPr>
+              <w:t xml:space="preserve">1.3.1 </w:t>
+            </w:r>
+            <w:r>
+              <w:rPr>
+                <w:rStyle w:val="a8"/>
+                <w:rFonts w:eastAsia="Times New Roman"/>
+                <w:noProof/>
+              </w:rPr>
+              <w:t>Обоснование</w:t>
+            </w:r>
+            <w:r>
+              <w:rPr>
+                <w:rStyle w:val="a8"/>
+                <w:rFonts w:eastAsia="Times New Roman"/>
+                <w:noProof/>
+              </w:rPr>
+              <w:t xml:space="preserve"> </w:t>
+            </w:r>
+            <w:r>
+              <w:rPr>
+                <w:rStyle w:val="a8"/>
+                <w:rFonts w:eastAsia="Times New Roman"/>
+                <w:noProof/>
+              </w:rPr>
+              <w:t>проектных</w:t>
+            </w:r>
+            <w:r>
+              <w:rPr>
+                <w:rStyle w:val="a8"/>
+                <w:rFonts w:eastAsia="Times New Roman"/>
+                <w:noProof/>
+              </w:rPr>
+              <w:t xml:space="preserve"> </w:t>
+            </w:r>
+            <w:r>
+              <w:rPr>
+                <w:rStyle w:val="a8"/>
+                <w:rFonts w:eastAsia="Times New Roman"/>
+                <w:noProof/>
+              </w:rPr>
+              <w:t>решений</w:t>
+            </w:r>
+            <w:r>
+              <w:rPr>
+                <w:rStyle w:val="a8"/>
+                <w:rFonts w:eastAsia="Times New Roman"/>
+                <w:noProof/>
+              </w:rPr>
+              <w:t xml:space="preserve"> </w:t>
+            </w:r>
+            <w:r>
+              <w:rPr>
+                <w:rStyle w:val="a8"/>
+                <w:rFonts w:eastAsia="Times New Roman"/>
+                <w:noProof/>
+              </w:rPr>
+              <w:t>по</w:t>
+            </w:r>
+            <w:r>
+              <w:rPr>
+                <w:rStyle w:val="a8"/>
+                <w:rFonts w:eastAsia="Times New Roman"/>
+                <w:noProof/>
+              </w:rPr>
+              <w:t xml:space="preserve"> </w:t>
+            </w:r>
+            <w:r>
+              <w:rPr>
+                <w:rStyle w:val="a8"/>
+                <w:rFonts w:eastAsia="Times New Roman"/>
+                <w:noProof/>
+              </w:rPr>
+              <w:t>информационному</w:t>
+            </w:r>
+            <w:r>
+              <w:rPr>
+                <w:rStyle w:val="a8"/>
+                <w:rFonts w:eastAsia="Times New Roman"/>
+                <w:noProof/>
+              </w:rPr>
+              <w:t xml:space="preserve"> </w:t>
+            </w:r>
+            <w:r>
+              <w:rPr>
+                <w:rStyle w:val="a8"/>
+                <w:rFonts w:eastAsia="Times New Roman"/>
+                <w:noProof/>
+              </w:rPr>
+              <w:t>обеспечению</w:t>
+            </w:r>
+            <w:r>
+              <w:rPr>
                 <w:noProof/>
                 <w:webHidden/>
-                <w:sz w:val="28"/>
-                <w:szCs w:val="28"/>
               </w:rPr>
               <w:tab/>
             </w:r>
             <w:r>
               <w:rPr>
-                <w:rFonts w:ascii="Times New Roman"/>
                 <w:noProof/>
                 <w:webHidden/>
-                <w:sz w:val="28"/>
-                <w:szCs w:val="28"/>
               </w:rPr>
               <w:fldChar w:fldCharType="begin"/>
             </w:r>
             <w:r>
               <w:rPr>
-                <w:rFonts w:ascii="Times New Roman"/>
                 <w:noProof/>
                 <w:webHidden/>
-                <w:sz w:val="28"/>
-                <w:szCs w:val="28"/>
-              </w:rPr>
-              <w:instrText xml:space="preserve"> PAGEREF _Toc232089382 \h </w:instrText>
-            </w:r>
-            <w:r>
-              <w:rPr>
-                <w:rFonts w:ascii="Times New Roman"/>
+              </w:rPr>
+              <w:instrText xml:space="preserve"> PAGEREF _Toc232094658 \h </w:instrText>
+            </w:r>
+            <w:r>
+              <w:rPr>
                 <w:noProof/>
                 <w:webHidden/>
-                <w:sz w:val="28"/>
-                <w:szCs w:val="28"/>
-              </w:rPr>
-            </w:r>
-            <w:r>
-              <w:rPr>
-                <w:rFonts w:ascii="Times New Roman"/>
+              </w:rPr>
+            </w:r>
+            <w:r>
+              <w:rPr>
                 <w:noProof/>
                 <w:webHidden/>
-                <w:sz w:val="28"/>
-                <w:szCs w:val="28"/>
               </w:rPr>
               <w:fldChar w:fldCharType="separate"/>
             </w:r>
             <w:r>
               <w:rPr>
-                <w:rFonts w:ascii="Times New Roman"/>
                 <w:noProof/>
                 <w:webHidden/>
-                <w:sz w:val="28"/>
-                <w:szCs w:val="28"/>
-              </w:rPr>
-              <w:t>6</w:t>
-            </w:r>
-            <w:r>
-              <w:rPr>
-                <w:rFonts w:ascii="Times New Roman"/>
+              </w:rPr>
+              <w:t>9</w:t>
+            </w:r>
+            <w:r>
+              <w:rPr>
                 <w:noProof/>
                 <w:webHidden/>
-                <w:sz w:val="28"/>
-                <w:szCs w:val="28"/>
               </w:rPr>
               <w:fldChar w:fldCharType="end"/>
             </w:r>
@@ -680,94 +1371,158 @@
             <w:tabs>
               <w:tab w:val="right" w:leader="dot" w:pos="9345"/>
             </w:tabs>
-            <w:jc w:val="both"/>
             <w:rPr>
-              <w:rFonts w:ascii="Times New Roman" w:eastAsiaTheme="minorEastAsia"/>
+              <w:rFonts w:eastAsiaTheme="minorEastAsia" w:hAnsiTheme="minorHAnsi" w:cstheme="minorBidi"/>
               <w:noProof/>
               <w:kern w:val="2"/>
-              <w:sz w:val="28"/>
-              <w:szCs w:val="28"/>
+              <w:sz w:val="24"/>
+              <w:szCs w:val="24"/>
               <w:lang w:val="ru-RU"/>
               <w14:ligatures w14:val="standardContextual"/>
             </w:rPr>
           </w:pPr>
-          <w:hyperlink w:anchor="_Toc232089383" w:history="1">
+          <w:hyperlink w:anchor="_Toc232094659" w:history="1">
             <w:r>
               <w:rPr>
                 <w:rStyle w:val="a8"/>
-                <w:rFonts w:ascii="Times New Roman" w:eastAsia="Times New Roman"/>
+                <w:rFonts w:eastAsia="Times New Roman"/>
                 <w:noProof/>
-                <w:sz w:val="28"/>
-                <w:szCs w:val="28"/>
-              </w:rPr>
-              <w:t>1.3.2 Обоснование проектных решений по технологическому обеспечению</w:t>
-            </w:r>
-            <w:r>
-              <w:rPr>
-                <w:rFonts w:ascii="Times New Roman"/>
+              </w:rPr>
+              <w:t xml:space="preserve">1.3.2 </w:t>
+            </w:r>
+            <w:r>
+              <w:rPr>
+                <w:rStyle w:val="a8"/>
+                <w:rFonts w:eastAsia="Times New Roman"/>
+                <w:noProof/>
+              </w:rPr>
+              <w:t>Обоснование</w:t>
+            </w:r>
+            <w:r>
+              <w:rPr>
+                <w:rStyle w:val="a8"/>
+                <w:rFonts w:eastAsia="Times New Roman"/>
+                <w:noProof/>
+              </w:rPr>
+              <w:t xml:space="preserve"> </w:t>
+            </w:r>
+            <w:r>
+              <w:rPr>
+                <w:rStyle w:val="a8"/>
+                <w:rFonts w:eastAsia="Times New Roman"/>
+                <w:noProof/>
+              </w:rPr>
+              <w:t>проектных</w:t>
+            </w:r>
+            <w:r>
+              <w:rPr>
+                <w:rStyle w:val="a8"/>
+                <w:rFonts w:eastAsia="Times New Roman"/>
+                <w:noProof/>
+              </w:rPr>
+              <w:t xml:space="preserve"> </w:t>
+            </w:r>
+            <w:r>
+              <w:rPr>
+                <w:rStyle w:val="a8"/>
+                <w:rFonts w:eastAsia="Times New Roman"/>
+                <w:noProof/>
+              </w:rPr>
+              <w:t>решений</w:t>
+            </w:r>
+            <w:r>
+              <w:rPr>
+                <w:rStyle w:val="a8"/>
+                <w:rFonts w:eastAsia="Times New Roman"/>
+                <w:noProof/>
+              </w:rPr>
+              <w:t xml:space="preserve"> </w:t>
+            </w:r>
+            <w:r>
+              <w:rPr>
+                <w:rStyle w:val="a8"/>
+                <w:rFonts w:eastAsia="Times New Roman"/>
+                <w:noProof/>
+              </w:rPr>
+              <w:t>по</w:t>
+            </w:r>
+            <w:r>
+              <w:rPr>
+                <w:rStyle w:val="a8"/>
+                <w:rFonts w:eastAsia="Times New Roman"/>
+                <w:noProof/>
+              </w:rPr>
+              <w:t xml:space="preserve"> </w:t>
+            </w:r>
+            <w:r>
+              <w:rPr>
+                <w:rStyle w:val="a8"/>
+                <w:rFonts w:eastAsia="Times New Roman"/>
+                <w:noProof/>
+              </w:rPr>
+              <w:t>технологическому</w:t>
+            </w:r>
+            <w:r>
+              <w:rPr>
+                <w:rStyle w:val="a8"/>
+                <w:rFonts w:eastAsia="Times New Roman"/>
+                <w:noProof/>
+              </w:rPr>
+              <w:t xml:space="preserve"> </w:t>
+            </w:r>
+            <w:r>
+              <w:rPr>
+                <w:rStyle w:val="a8"/>
+                <w:rFonts w:eastAsia="Times New Roman"/>
+                <w:noProof/>
+              </w:rPr>
+              <w:t>обеспечению</w:t>
+            </w:r>
+            <w:r>
+              <w:rPr>
                 <w:noProof/>
                 <w:webHidden/>
-                <w:sz w:val="28"/>
-                <w:szCs w:val="28"/>
               </w:rPr>
               <w:tab/>
             </w:r>
             <w:r>
               <w:rPr>
-                <w:rFonts w:ascii="Times New Roman"/>
                 <w:noProof/>
                 <w:webHidden/>
-                <w:sz w:val="28"/>
-                <w:szCs w:val="28"/>
               </w:rPr>
               <w:fldChar w:fldCharType="begin"/>
             </w:r>
             <w:r>
               <w:rPr>
-                <w:rFonts w:ascii="Times New Roman"/>
                 <w:noProof/>
                 <w:webHidden/>
-                <w:sz w:val="28"/>
-                <w:szCs w:val="28"/>
-              </w:rPr>
-              <w:instrText xml:space="preserve"> PAGEREF _Toc232089383 \h </w:instrText>
-            </w:r>
-            <w:r>
-              <w:rPr>
-                <w:rFonts w:ascii="Times New Roman"/>
+              </w:rPr>
+              <w:instrText xml:space="preserve"> PAGEREF _Toc232094659 \h </w:instrText>
+            </w:r>
+            <w:r>
+              <w:rPr>
                 <w:noProof/>
                 <w:webHidden/>
-                <w:sz w:val="28"/>
-                <w:szCs w:val="28"/>
-              </w:rPr>
-            </w:r>
-            <w:r>
-              <w:rPr>
-                <w:rFonts w:ascii="Times New Roman"/>
+              </w:rPr>
+            </w:r>
+            <w:r>
+              <w:rPr>
                 <w:noProof/>
                 <w:webHidden/>
-                <w:sz w:val="28"/>
-                <w:szCs w:val="28"/>
               </w:rPr>
               <w:fldChar w:fldCharType="separate"/>
             </w:r>
             <w:r>
               <w:rPr>
-                <w:rFonts w:ascii="Times New Roman"/>
                 <w:noProof/>
                 <w:webHidden/>
-                <w:sz w:val="28"/>
-                <w:szCs w:val="28"/>
-              </w:rPr>
-              <w:t>7</w:t>
-            </w:r>
-            <w:r>
-              <w:rPr>
-                <w:rFonts w:ascii="Times New Roman"/>
+              </w:rPr>
+              <w:t>10</w:t>
+            </w:r>
+            <w:r>
+              <w:rPr>
                 <w:noProof/>
                 <w:webHidden/>
-                <w:sz w:val="28"/>
-                <w:szCs w:val="28"/>
               </w:rPr>
               <w:fldChar w:fldCharType="end"/>
             </w:r>
@@ -779,94 +1534,158 @@
             <w:tabs>
               <w:tab w:val="right" w:leader="dot" w:pos="9345"/>
             </w:tabs>
-            <w:jc w:val="both"/>
             <w:rPr>
-              <w:rFonts w:ascii="Times New Roman" w:eastAsiaTheme="minorEastAsia"/>
+              <w:rFonts w:eastAsiaTheme="minorEastAsia" w:hAnsiTheme="minorHAnsi" w:cstheme="minorBidi"/>
               <w:noProof/>
               <w:kern w:val="2"/>
-              <w:sz w:val="28"/>
-              <w:szCs w:val="28"/>
+              <w:sz w:val="24"/>
+              <w:szCs w:val="24"/>
               <w:lang w:val="ru-RU"/>
               <w14:ligatures w14:val="standardContextual"/>
             </w:rPr>
           </w:pPr>
-          <w:hyperlink w:anchor="_Toc232089384" w:history="1">
+          <w:hyperlink w:anchor="_Toc232094660" w:history="1">
             <w:r>
               <w:rPr>
                 <w:rStyle w:val="a8"/>
-                <w:rFonts w:ascii="Times New Roman" w:eastAsia="Times New Roman"/>
+                <w:rFonts w:eastAsia="Times New Roman"/>
                 <w:noProof/>
-                <w:sz w:val="28"/>
-                <w:szCs w:val="28"/>
-              </w:rPr>
-              <w:t>1.3.3 Обоснование проектных решений по программному обеспечению</w:t>
-            </w:r>
-            <w:r>
-              <w:rPr>
-                <w:rFonts w:ascii="Times New Roman"/>
+              </w:rPr>
+              <w:t xml:space="preserve">1.3.3 </w:t>
+            </w:r>
+            <w:r>
+              <w:rPr>
+                <w:rStyle w:val="a8"/>
+                <w:rFonts w:eastAsia="Times New Roman"/>
+                <w:noProof/>
+              </w:rPr>
+              <w:t>Обоснование</w:t>
+            </w:r>
+            <w:r>
+              <w:rPr>
+                <w:rStyle w:val="a8"/>
+                <w:rFonts w:eastAsia="Times New Roman"/>
+                <w:noProof/>
+              </w:rPr>
+              <w:t xml:space="preserve"> </w:t>
+            </w:r>
+            <w:r>
+              <w:rPr>
+                <w:rStyle w:val="a8"/>
+                <w:rFonts w:eastAsia="Times New Roman"/>
+                <w:noProof/>
+              </w:rPr>
+              <w:t>проектных</w:t>
+            </w:r>
+            <w:r>
+              <w:rPr>
+                <w:rStyle w:val="a8"/>
+                <w:rFonts w:eastAsia="Times New Roman"/>
+                <w:noProof/>
+              </w:rPr>
+              <w:t xml:space="preserve"> </w:t>
+            </w:r>
+            <w:r>
+              <w:rPr>
+                <w:rStyle w:val="a8"/>
+                <w:rFonts w:eastAsia="Times New Roman"/>
+                <w:noProof/>
+              </w:rPr>
+              <w:t>решений</w:t>
+            </w:r>
+            <w:r>
+              <w:rPr>
+                <w:rStyle w:val="a8"/>
+                <w:rFonts w:eastAsia="Times New Roman"/>
+                <w:noProof/>
+              </w:rPr>
+              <w:t xml:space="preserve"> </w:t>
+            </w:r>
+            <w:r>
+              <w:rPr>
+                <w:rStyle w:val="a8"/>
+                <w:rFonts w:eastAsia="Times New Roman"/>
+                <w:noProof/>
+              </w:rPr>
+              <w:t>по</w:t>
+            </w:r>
+            <w:r>
+              <w:rPr>
+                <w:rStyle w:val="a8"/>
+                <w:rFonts w:eastAsia="Times New Roman"/>
+                <w:noProof/>
+              </w:rPr>
+              <w:t xml:space="preserve"> </w:t>
+            </w:r>
+            <w:r>
+              <w:rPr>
+                <w:rStyle w:val="a8"/>
+                <w:rFonts w:eastAsia="Times New Roman"/>
+                <w:noProof/>
+              </w:rPr>
+              <w:t>программному</w:t>
+            </w:r>
+            <w:r>
+              <w:rPr>
+                <w:rStyle w:val="a8"/>
+                <w:rFonts w:eastAsia="Times New Roman"/>
+                <w:noProof/>
+              </w:rPr>
+              <w:t xml:space="preserve"> </w:t>
+            </w:r>
+            <w:r>
+              <w:rPr>
+                <w:rStyle w:val="a8"/>
+                <w:rFonts w:eastAsia="Times New Roman"/>
+                <w:noProof/>
+              </w:rPr>
+              <w:t>обеспечению</w:t>
+            </w:r>
+            <w:r>
+              <w:rPr>
                 <w:noProof/>
                 <w:webHidden/>
-                <w:sz w:val="28"/>
-                <w:szCs w:val="28"/>
               </w:rPr>
               <w:tab/>
             </w:r>
             <w:r>
               <w:rPr>
-                <w:rFonts w:ascii="Times New Roman"/>
                 <w:noProof/>
                 <w:webHidden/>
-                <w:sz w:val="28"/>
-                <w:szCs w:val="28"/>
               </w:rPr>
               <w:fldChar w:fldCharType="begin"/>
             </w:r>
             <w:r>
               <w:rPr>
-                <w:rFonts w:ascii="Times New Roman"/>
                 <w:noProof/>
                 <w:webHidden/>
-                <w:sz w:val="28"/>
-                <w:szCs w:val="28"/>
-              </w:rPr>
-              <w:instrText xml:space="preserve"> PAGEREF _Toc232089384 \h </w:instrText>
-            </w:r>
-            <w:r>
-              <w:rPr>
-                <w:rFonts w:ascii="Times New Roman"/>
+              </w:rPr>
+              <w:instrText xml:space="preserve"> PAGEREF _Toc232094660 \h </w:instrText>
+            </w:r>
+            <w:r>
+              <w:rPr>
                 <w:noProof/>
                 <w:webHidden/>
-                <w:sz w:val="28"/>
-                <w:szCs w:val="28"/>
-              </w:rPr>
-            </w:r>
-            <w:r>
-              <w:rPr>
-                <w:rFonts w:ascii="Times New Roman"/>
+              </w:rPr>
+            </w:r>
+            <w:r>
+              <w:rPr>
                 <w:noProof/>
                 <w:webHidden/>
-                <w:sz w:val="28"/>
-                <w:szCs w:val="28"/>
               </w:rPr>
               <w:fldChar w:fldCharType="separate"/>
             </w:r>
             <w:r>
               <w:rPr>
-                <w:rFonts w:ascii="Times New Roman"/>
                 <w:noProof/>
                 <w:webHidden/>
-                <w:sz w:val="28"/>
-                <w:szCs w:val="28"/>
-              </w:rPr>
-              <w:t>9</w:t>
-            </w:r>
-            <w:r>
-              <w:rPr>
-                <w:rFonts w:ascii="Times New Roman"/>
+              </w:rPr>
+              <w:t>11</w:t>
+            </w:r>
+            <w:r>
+              <w:rPr>
                 <w:noProof/>
                 <w:webHidden/>
-                <w:sz w:val="28"/>
-                <w:szCs w:val="28"/>
               </w:rPr>
               <w:fldChar w:fldCharType="end"/>
             </w:r>
@@ -878,94 +1697,158 @@
             <w:tabs>
               <w:tab w:val="right" w:leader="dot" w:pos="9345"/>
             </w:tabs>
-            <w:jc w:val="both"/>
             <w:rPr>
-              <w:rFonts w:ascii="Times New Roman" w:eastAsiaTheme="minorEastAsia"/>
+              <w:rFonts w:eastAsiaTheme="minorEastAsia" w:hAnsiTheme="minorHAnsi" w:cstheme="minorBidi"/>
               <w:noProof/>
               <w:kern w:val="2"/>
-              <w:sz w:val="28"/>
-              <w:szCs w:val="28"/>
+              <w:sz w:val="24"/>
+              <w:szCs w:val="24"/>
               <w:lang w:val="ru-RU"/>
               <w14:ligatures w14:val="standardContextual"/>
             </w:rPr>
           </w:pPr>
-          <w:hyperlink w:anchor="_Toc232089385" w:history="1">
+          <w:hyperlink w:anchor="_Toc232094661" w:history="1">
             <w:r>
               <w:rPr>
                 <w:rStyle w:val="a8"/>
-                <w:rFonts w:ascii="Times New Roman" w:eastAsia="Times New Roman"/>
+                <w:rFonts w:eastAsia="Times New Roman"/>
                 <w:noProof/>
-                <w:sz w:val="28"/>
-                <w:szCs w:val="28"/>
-              </w:rPr>
-              <w:t>1.3.4 Обоснование проектных решений по техническому обеспечению</w:t>
-            </w:r>
-            <w:r>
-              <w:rPr>
-                <w:rFonts w:ascii="Times New Roman"/>
+              </w:rPr>
+              <w:t xml:space="preserve">1.3.4 </w:t>
+            </w:r>
+            <w:r>
+              <w:rPr>
+                <w:rStyle w:val="a8"/>
+                <w:rFonts w:eastAsia="Times New Roman"/>
+                <w:noProof/>
+              </w:rPr>
+              <w:t>Обоснование</w:t>
+            </w:r>
+            <w:r>
+              <w:rPr>
+                <w:rStyle w:val="a8"/>
+                <w:rFonts w:eastAsia="Times New Roman"/>
+                <w:noProof/>
+              </w:rPr>
+              <w:t xml:space="preserve"> </w:t>
+            </w:r>
+            <w:r>
+              <w:rPr>
+                <w:rStyle w:val="a8"/>
+                <w:rFonts w:eastAsia="Times New Roman"/>
+                <w:noProof/>
+              </w:rPr>
+              <w:t>проектных</w:t>
+            </w:r>
+            <w:r>
+              <w:rPr>
+                <w:rStyle w:val="a8"/>
+                <w:rFonts w:eastAsia="Times New Roman"/>
+                <w:noProof/>
+              </w:rPr>
+              <w:t xml:space="preserve"> </w:t>
+            </w:r>
+            <w:r>
+              <w:rPr>
+                <w:rStyle w:val="a8"/>
+                <w:rFonts w:eastAsia="Times New Roman"/>
+                <w:noProof/>
+              </w:rPr>
+              <w:t>решений</w:t>
+            </w:r>
+            <w:r>
+              <w:rPr>
+                <w:rStyle w:val="a8"/>
+                <w:rFonts w:eastAsia="Times New Roman"/>
+                <w:noProof/>
+              </w:rPr>
+              <w:t xml:space="preserve"> </w:t>
+            </w:r>
+            <w:r>
+              <w:rPr>
+                <w:rStyle w:val="a8"/>
+                <w:rFonts w:eastAsia="Times New Roman"/>
+                <w:noProof/>
+              </w:rPr>
+              <w:t>по</w:t>
+            </w:r>
+            <w:r>
+              <w:rPr>
+                <w:rStyle w:val="a8"/>
+                <w:rFonts w:eastAsia="Times New Roman"/>
+                <w:noProof/>
+              </w:rPr>
+              <w:t xml:space="preserve"> </w:t>
+            </w:r>
+            <w:r>
+              <w:rPr>
+                <w:rStyle w:val="a8"/>
+                <w:rFonts w:eastAsia="Times New Roman"/>
+                <w:noProof/>
+              </w:rPr>
+              <w:t>техническому</w:t>
+            </w:r>
+            <w:r>
+              <w:rPr>
+                <w:rStyle w:val="a8"/>
+                <w:rFonts w:eastAsia="Times New Roman"/>
+                <w:noProof/>
+              </w:rPr>
+              <w:t xml:space="preserve"> </w:t>
+            </w:r>
+            <w:r>
+              <w:rPr>
+                <w:rStyle w:val="a8"/>
+                <w:rFonts w:eastAsia="Times New Roman"/>
+                <w:noProof/>
+              </w:rPr>
+              <w:t>обеспечению</w:t>
+            </w:r>
+            <w:r>
+              <w:rPr>
                 <w:noProof/>
                 <w:webHidden/>
-                <w:sz w:val="28"/>
-                <w:szCs w:val="28"/>
               </w:rPr>
               <w:tab/>
             </w:r>
             <w:r>
               <w:rPr>
-                <w:rFonts w:ascii="Times New Roman"/>
                 <w:noProof/>
                 <w:webHidden/>
-                <w:sz w:val="28"/>
-                <w:szCs w:val="28"/>
               </w:rPr>
               <w:fldChar w:fldCharType="begin"/>
             </w:r>
             <w:r>
               <w:rPr>
-                <w:rFonts w:ascii="Times New Roman"/>
                 <w:noProof/>
                 <w:webHidden/>
-                <w:sz w:val="28"/>
-                <w:szCs w:val="28"/>
-              </w:rPr>
-              <w:instrText xml:space="preserve"> PAGEREF _Toc232089385 \h </w:instrText>
-            </w:r>
-            <w:r>
-              <w:rPr>
-                <w:rFonts w:ascii="Times New Roman"/>
+              </w:rPr>
+              <w:instrText xml:space="preserve"> PAGEREF _Toc232094661 \h </w:instrText>
+            </w:r>
+            <w:r>
+              <w:rPr>
                 <w:noProof/>
                 <w:webHidden/>
-                <w:sz w:val="28"/>
-                <w:szCs w:val="28"/>
-              </w:rPr>
-            </w:r>
-            <w:r>
-              <w:rPr>
-                <w:rFonts w:ascii="Times New Roman"/>
+              </w:rPr>
+            </w:r>
+            <w:r>
+              <w:rPr>
                 <w:noProof/>
                 <w:webHidden/>
-                <w:sz w:val="28"/>
-                <w:szCs w:val="28"/>
               </w:rPr>
               <w:fldChar w:fldCharType="separate"/>
             </w:r>
             <w:r>
               <w:rPr>
-                <w:rFonts w:ascii="Times New Roman"/>
                 <w:noProof/>
                 <w:webHidden/>
-                <w:sz w:val="28"/>
-                <w:szCs w:val="28"/>
-              </w:rPr>
-              <w:t>11</w:t>
-            </w:r>
-            <w:r>
-              <w:rPr>
-                <w:rFonts w:ascii="Times New Roman"/>
+              </w:rPr>
+              <w:t>14</w:t>
+            </w:r>
+            <w:r>
+              <w:rPr>
                 <w:noProof/>
                 <w:webHidden/>
-                <w:sz w:val="28"/>
-                <w:szCs w:val="28"/>
               </w:rPr>
               <w:fldChar w:fldCharType="end"/>
             </w:r>
@@ -977,131 +1860,96 @@
             <w:tabs>
               <w:tab w:val="right" w:leader="dot" w:pos="9345"/>
             </w:tabs>
-            <w:spacing w:before="0"/>
-            <w:jc w:val="both"/>
             <w:rPr>
-              <w:rFonts w:ascii="Times New Roman" w:eastAsiaTheme="minorEastAsia"/>
+              <w:rFonts w:eastAsiaTheme="minorEastAsia" w:hAnsiTheme="minorHAnsi" w:cstheme="minorBidi"/>
               <w:b w:val="0"/>
               <w:bCs w:val="0"/>
               <w:i w:val="0"/>
               <w:iCs w:val="0"/>
               <w:noProof/>
               <w:kern w:val="2"/>
-              <w:sz w:val="28"/>
-              <w:szCs w:val="28"/>
               <w:lang w:val="ru-RU"/>
               <w14:ligatures w14:val="standardContextual"/>
             </w:rPr>
           </w:pPr>
-          <w:hyperlink w:anchor="_Toc232089386" w:history="1">
+          <w:hyperlink w:anchor="_Toc232094662" w:history="1">
             <w:r>
               <w:rPr>
                 <w:rStyle w:val="a8"/>
-                <w:rFonts w:ascii="Times New Roman" w:eastAsia="Times New Roman"/>
-                <w:b w:val="0"/>
-                <w:bCs w:val="0"/>
-                <w:i w:val="0"/>
-                <w:iCs w:val="0"/>
+                <w:rFonts w:eastAsia="Times New Roman"/>
                 <w:noProof/>
-                <w:sz w:val="28"/>
-                <w:szCs w:val="28"/>
-              </w:rPr>
-              <w:t>2 Проектная часть</w:t>
-            </w:r>
-            <w:r>
-              <w:rPr>
-                <w:rFonts w:ascii="Times New Roman"/>
-                <w:b w:val="0"/>
-                <w:bCs w:val="0"/>
-                <w:i w:val="0"/>
-                <w:iCs w:val="0"/>
+              </w:rPr>
+              <w:t xml:space="preserve">2 </w:t>
+            </w:r>
+            <w:r>
+              <w:rPr>
+                <w:rStyle w:val="a8"/>
+                <w:rFonts w:eastAsia="Times New Roman"/>
+                <w:noProof/>
+              </w:rPr>
+              <w:t>Проектная</w:t>
+            </w:r>
+            <w:r>
+              <w:rPr>
+                <w:rStyle w:val="a8"/>
+                <w:rFonts w:eastAsia="Times New Roman"/>
+                <w:noProof/>
+              </w:rPr>
+              <w:t xml:space="preserve"> </w:t>
+            </w:r>
+            <w:r>
+              <w:rPr>
+                <w:rStyle w:val="a8"/>
+                <w:rFonts w:eastAsia="Times New Roman"/>
+                <w:noProof/>
+              </w:rPr>
+              <w:t>часть</w:t>
+            </w:r>
+            <w:r>
+              <w:rPr>
                 <w:noProof/>
                 <w:webHidden/>
-                <w:sz w:val="28"/>
-                <w:szCs w:val="28"/>
               </w:rPr>
               <w:tab/>
             </w:r>
             <w:r>
               <w:rPr>
-                <w:rFonts w:ascii="Times New Roman"/>
-                <w:b w:val="0"/>
-                <w:bCs w:val="0"/>
-                <w:i w:val="0"/>
-                <w:iCs w:val="0"/>
                 <w:noProof/>
                 <w:webHidden/>
-                <w:sz w:val="28"/>
-                <w:szCs w:val="28"/>
               </w:rPr>
               <w:fldChar w:fldCharType="begin"/>
             </w:r>
             <w:r>
               <w:rPr>
-                <w:rFonts w:ascii="Times New Roman"/>
-                <w:b w:val="0"/>
-                <w:bCs w:val="0"/>
-                <w:i w:val="0"/>
-                <w:iCs w:val="0"/>
                 <w:noProof/>
                 <w:webHidden/>
-                <w:sz w:val="28"/>
-                <w:szCs w:val="28"/>
-              </w:rPr>
-              <w:instrText xml:space="preserve"> PAGEREF _Toc232089386 \h </w:instrText>
-            </w:r>
-            <w:r>
-              <w:rPr>
-                <w:rFonts w:ascii="Times New Roman"/>
-                <w:b w:val="0"/>
-                <w:bCs w:val="0"/>
-                <w:i w:val="0"/>
-                <w:iCs w:val="0"/>
+              </w:rPr>
+              <w:instrText xml:space="preserve"> PAGEREF _Toc232094662 \h </w:instrText>
+            </w:r>
+            <w:r>
+              <w:rPr>
                 <w:noProof/>
                 <w:webHidden/>
-                <w:sz w:val="28"/>
-                <w:szCs w:val="28"/>
-              </w:rPr>
-            </w:r>
-            <w:r>
-              <w:rPr>
-                <w:rFonts w:ascii="Times New Roman"/>
-                <w:b w:val="0"/>
-                <w:bCs w:val="0"/>
-                <w:i w:val="0"/>
-                <w:iCs w:val="0"/>
+              </w:rPr>
+            </w:r>
+            <w:r>
+              <w:rPr>
                 <w:noProof/>
                 <w:webHidden/>
-                <w:sz w:val="28"/>
-                <w:szCs w:val="28"/>
               </w:rPr>
               <w:fldChar w:fldCharType="separate"/>
             </w:r>
             <w:r>
               <w:rPr>
-                <w:rFonts w:ascii="Times New Roman"/>
-                <w:b w:val="0"/>
-                <w:bCs w:val="0"/>
-                <w:i w:val="0"/>
-                <w:iCs w:val="0"/>
                 <w:noProof/>
                 <w:webHidden/>
-                <w:sz w:val="28"/>
-                <w:szCs w:val="28"/>
-              </w:rPr>
-              <w:t>12</w:t>
-            </w:r>
-            <w:r>
-              <w:rPr>
-                <w:rFonts w:ascii="Times New Roman"/>
-                <w:b w:val="0"/>
-                <w:bCs w:val="0"/>
-                <w:i w:val="0"/>
-                <w:iCs w:val="0"/>
+              </w:rPr>
+              <w:t>16</w:t>
+            </w:r>
+            <w:r>
+              <w:rPr>
                 <w:noProof/>
                 <w:webHidden/>
-                <w:sz w:val="28"/>
-                <w:szCs w:val="28"/>
               </w:rPr>
               <w:fldChar w:fldCharType="end"/>
             </w:r>
@@ -1113,113 +1961,176 @@
             <w:tabs>
               <w:tab w:val="right" w:leader="dot" w:pos="9345"/>
             </w:tabs>
-            <w:spacing w:before="0"/>
-            <w:jc w:val="both"/>
             <w:rPr>
-              <w:rFonts w:ascii="Times New Roman" w:eastAsiaTheme="minorEastAsia"/>
+              <w:rFonts w:eastAsiaTheme="minorEastAsia" w:hAnsiTheme="minorHAnsi" w:cstheme="minorBidi"/>
               <w:b w:val="0"/>
               <w:bCs w:val="0"/>
               <w:noProof/>
               <w:kern w:val="2"/>
-              <w:sz w:val="28"/>
-              <w:szCs w:val="28"/>
+              <w:sz w:val="24"/>
+              <w:szCs w:val="24"/>
               <w:lang w:val="ru-RU"/>
               <w14:ligatures w14:val="standardContextual"/>
             </w:rPr>
           </w:pPr>
-          <w:hyperlink w:anchor="_Toc232089387" w:history="1">
+          <w:hyperlink w:anchor="_Toc232094663" w:history="1">
             <w:r>
               <w:rPr>
                 <w:rStyle w:val="a8"/>
-                <w:rFonts w:ascii="Times New Roman" w:eastAsia="Times New Roman"/>
-                <w:b w:val="0"/>
-                <w:bCs w:val="0"/>
+                <w:rFonts w:eastAsia="Times New Roman"/>
                 <w:noProof/>
-                <w:sz w:val="28"/>
-                <w:szCs w:val="28"/>
-              </w:rPr>
-              <w:t>2.1 Характеристика объектов базы данных и их взаимосвязей</w:t>
-            </w:r>
-            <w:r>
-              <w:rPr>
-                <w:rFonts w:ascii="Times New Roman"/>
-                <w:b w:val="0"/>
-                <w:bCs w:val="0"/>
+              </w:rPr>
+              <w:t xml:space="preserve">2.1 </w:t>
+            </w:r>
+            <w:r>
+              <w:rPr>
+                <w:rStyle w:val="a8"/>
+                <w:rFonts w:eastAsia="Times New Roman"/>
+                <w:noProof/>
+              </w:rPr>
+              <w:t>Характеристика</w:t>
+            </w:r>
+            <w:r>
+              <w:rPr>
+                <w:rStyle w:val="a8"/>
+                <w:rFonts w:eastAsia="Times New Roman"/>
+                <w:noProof/>
+              </w:rPr>
+              <w:t xml:space="preserve"> </w:t>
+            </w:r>
+            <w:r>
+              <w:rPr>
+                <w:rStyle w:val="a8"/>
+                <w:rFonts w:eastAsia="Times New Roman"/>
+                <w:noProof/>
+              </w:rPr>
+              <w:t>объектов</w:t>
+            </w:r>
+            <w:r>
+              <w:rPr>
+                <w:rStyle w:val="a8"/>
+                <w:rFonts w:eastAsia="Times New Roman"/>
+                <w:noProof/>
+              </w:rPr>
+              <w:t xml:space="preserve"> </w:t>
+            </w:r>
+            <w:r>
+              <w:rPr>
+                <w:rStyle w:val="a8"/>
+                <w:rFonts w:eastAsia="Times New Roman"/>
+                <w:noProof/>
+              </w:rPr>
+              <w:t>базы</w:t>
+            </w:r>
+            <w:r>
+              <w:rPr>
+                <w:rStyle w:val="a8"/>
+                <w:rFonts w:eastAsia="Times New Roman"/>
+                <w:noProof/>
+              </w:rPr>
+              <w:t xml:space="preserve"> </w:t>
+            </w:r>
+            <w:r>
+              <w:rPr>
+                <w:rStyle w:val="a8"/>
+                <w:rFonts w:eastAsia="Times New Roman"/>
+                <w:noProof/>
+              </w:rPr>
+              <w:t>данных</w:t>
+            </w:r>
+            <w:r>
+              <w:rPr>
+                <w:rStyle w:val="a8"/>
+                <w:rFonts w:eastAsia="Times New Roman"/>
+                <w:noProof/>
+              </w:rPr>
+              <w:t xml:space="preserve"> </w:t>
+            </w:r>
+            <w:r>
+              <w:rPr>
+                <w:rStyle w:val="a8"/>
+                <w:rFonts w:eastAsia="Times New Roman"/>
+                <w:noProof/>
+              </w:rPr>
+              <w:t>и</w:t>
+            </w:r>
+            <w:r>
+              <w:rPr>
+                <w:rStyle w:val="a8"/>
+                <w:rFonts w:eastAsia="Times New Roman"/>
+                <w:noProof/>
+              </w:rPr>
+              <w:t xml:space="preserve"> </w:t>
+            </w:r>
+            <w:r>
+              <w:rPr>
+                <w:rStyle w:val="a8"/>
+                <w:rFonts w:eastAsia="Times New Roman"/>
+                <w:noProof/>
+              </w:rPr>
+              <w:t>их</w:t>
+            </w:r>
+            <w:r>
+              <w:rPr>
+                <w:rStyle w:val="a8"/>
+                <w:rFonts w:eastAsia="Times New Roman"/>
+                <w:noProof/>
+              </w:rPr>
+              <w:t xml:space="preserve"> </w:t>
+            </w:r>
+            <w:r>
+              <w:rPr>
+                <w:rStyle w:val="a8"/>
+                <w:rFonts w:eastAsia="Times New Roman"/>
+                <w:noProof/>
+              </w:rPr>
+              <w:t>взаимосвязей</w:t>
+            </w:r>
+            <w:r>
+              <w:rPr>
                 <w:noProof/>
                 <w:webHidden/>
-                <w:sz w:val="28"/>
-                <w:szCs w:val="28"/>
               </w:rPr>
               <w:tab/>
             </w:r>
             <w:r>
               <w:rPr>
-                <w:rFonts w:ascii="Times New Roman"/>
-                <w:b w:val="0"/>
-                <w:bCs w:val="0"/>
                 <w:noProof/>
                 <w:webHidden/>
-                <w:sz w:val="28"/>
-                <w:szCs w:val="28"/>
               </w:rPr>
               <w:fldChar w:fldCharType="begin"/>
             </w:r>
             <w:r>
               <w:rPr>
-                <w:rFonts w:ascii="Times New Roman"/>
-                <w:b w:val="0"/>
-                <w:bCs w:val="0"/>
                 <w:noProof/>
                 <w:webHidden/>
-                <w:sz w:val="28"/>
-                <w:szCs w:val="28"/>
-              </w:rPr>
-              <w:instrText xml:space="preserve"> PAGEREF _Toc232089387 \h </w:instrText>
-            </w:r>
-            <w:r>
-              <w:rPr>
-                <w:rFonts w:ascii="Times New Roman"/>
-                <w:b w:val="0"/>
-                <w:bCs w:val="0"/>
+              </w:rPr>
+              <w:instrText xml:space="preserve"> PAGEREF _Toc232094663 \h </w:instrText>
+            </w:r>
+            <w:r>
+              <w:rPr>
                 <w:noProof/>
                 <w:webHidden/>
-                <w:sz w:val="28"/>
-                <w:szCs w:val="28"/>
-              </w:rPr>
-            </w:r>
-            <w:r>
-              <w:rPr>
-                <w:rFonts w:ascii="Times New Roman"/>
-                <w:b w:val="0"/>
-                <w:bCs w:val="0"/>
+              </w:rPr>
+            </w:r>
+            <w:r>
+              <w:rPr>
                 <w:noProof/>
                 <w:webHidden/>
-                <w:sz w:val="28"/>
-                <w:szCs w:val="28"/>
               </w:rPr>
               <w:fldChar w:fldCharType="separate"/>
             </w:r>
             <w:r>
               <w:rPr>
-                <w:rFonts w:ascii="Times New Roman"/>
-                <w:b w:val="0"/>
-                <w:bCs w:val="0"/>
                 <w:noProof/>
                 <w:webHidden/>
-                <w:sz w:val="28"/>
-                <w:szCs w:val="28"/>
-              </w:rPr>
-              <w:t>12</w:t>
-            </w:r>
-            <w:r>
-              <w:rPr>
-                <w:rFonts w:ascii="Times New Roman"/>
-                <w:b w:val="0"/>
-                <w:bCs w:val="0"/>
+              </w:rPr>
+              <w:t>16</w:t>
+            </w:r>
+            <w:r>
+              <w:rPr>
                 <w:noProof/>
                 <w:webHidden/>
-                <w:sz w:val="28"/>
-                <w:szCs w:val="28"/>
               </w:rPr>
               <w:fldChar w:fldCharType="end"/>
             </w:r>
@@ -1231,113 +2142,144 @@
             <w:tabs>
               <w:tab w:val="right" w:leader="dot" w:pos="9345"/>
             </w:tabs>
-            <w:spacing w:before="0"/>
-            <w:jc w:val="both"/>
             <w:rPr>
-              <w:rFonts w:ascii="Times New Roman" w:eastAsiaTheme="minorEastAsia"/>
+              <w:rFonts w:eastAsiaTheme="minorEastAsia" w:hAnsiTheme="minorHAnsi" w:cstheme="minorBidi"/>
               <w:b w:val="0"/>
               <w:bCs w:val="0"/>
               <w:noProof/>
               <w:kern w:val="2"/>
-              <w:sz w:val="28"/>
-              <w:szCs w:val="28"/>
+              <w:sz w:val="24"/>
+              <w:szCs w:val="24"/>
               <w:lang w:val="ru-RU"/>
               <w14:ligatures w14:val="standardContextual"/>
             </w:rPr>
           </w:pPr>
-          <w:hyperlink w:anchor="_Toc232089388" w:history="1">
+          <w:hyperlink w:anchor="_Toc232094664" w:history="1">
             <w:r>
               <w:rPr>
                 <w:rStyle w:val="a8"/>
-                <w:rFonts w:ascii="Times New Roman" w:eastAsia="Times New Roman"/>
-                <w:b w:val="0"/>
-                <w:bCs w:val="0"/>
+                <w:rFonts w:eastAsia="Times New Roman"/>
                 <w:noProof/>
-                <w:sz w:val="28"/>
-                <w:szCs w:val="28"/>
-              </w:rPr>
-              <w:t>2.2 Первичные и внешние ключи отношений</w:t>
-            </w:r>
-            <w:r>
-              <w:rPr>
-                <w:rFonts w:ascii="Times New Roman"/>
-                <w:b w:val="0"/>
-                <w:bCs w:val="0"/>
+              </w:rPr>
+              <w:t xml:space="preserve">2.2 </w:t>
+            </w:r>
+            <w:r>
+              <w:rPr>
+                <w:rStyle w:val="a8"/>
+                <w:rFonts w:eastAsia="Times New Roman"/>
+                <w:noProof/>
+              </w:rPr>
+              <w:t>Первичные</w:t>
+            </w:r>
+            <w:r>
+              <w:rPr>
+                <w:rStyle w:val="a8"/>
+                <w:rFonts w:eastAsia="Times New Roman"/>
+                <w:noProof/>
+              </w:rPr>
+              <w:t xml:space="preserve"> </w:t>
+            </w:r>
+            <w:r>
+              <w:rPr>
+                <w:rStyle w:val="a8"/>
+                <w:rFonts w:eastAsia="Times New Roman"/>
+                <w:noProof/>
+              </w:rPr>
+              <w:t>и</w:t>
+            </w:r>
+            <w:r>
+              <w:rPr>
+                <w:rStyle w:val="a8"/>
+                <w:rFonts w:eastAsia="Times New Roman"/>
+                <w:noProof/>
+              </w:rPr>
+              <w:t xml:space="preserve"> </w:t>
+            </w:r>
+            <w:r>
+              <w:rPr>
+                <w:rStyle w:val="a8"/>
+                <w:rFonts w:eastAsia="Times New Roman"/>
+                <w:noProof/>
+              </w:rPr>
+              <w:t>внешние</w:t>
+            </w:r>
+            <w:r>
+              <w:rPr>
+                <w:rStyle w:val="a8"/>
+                <w:rFonts w:eastAsia="Times New Roman"/>
+                <w:noProof/>
+              </w:rPr>
+              <w:t xml:space="preserve"> </w:t>
+            </w:r>
+            <w:r>
+              <w:rPr>
+                <w:rStyle w:val="a8"/>
+                <w:rFonts w:eastAsia="Times New Roman"/>
+                <w:noProof/>
+              </w:rPr>
+              <w:t>ключи</w:t>
+            </w:r>
+            <w:r>
+              <w:rPr>
+                <w:rStyle w:val="a8"/>
+                <w:rFonts w:eastAsia="Times New Roman"/>
+                <w:noProof/>
+              </w:rPr>
+              <w:t xml:space="preserve"> </w:t>
+            </w:r>
+            <w:r>
+              <w:rPr>
+                <w:rStyle w:val="a8"/>
+                <w:rFonts w:eastAsia="Times New Roman"/>
+                <w:noProof/>
+              </w:rPr>
+              <w:t>отношений</w:t>
+            </w:r>
+            <w:r>
+              <w:rPr>
                 <w:noProof/>
                 <w:webHidden/>
-                <w:sz w:val="28"/>
-                <w:szCs w:val="28"/>
               </w:rPr>
               <w:tab/>
             </w:r>
             <w:r>
               <w:rPr>
-                <w:rFonts w:ascii="Times New Roman"/>
-                <w:b w:val="0"/>
-                <w:bCs w:val="0"/>
                 <w:noProof/>
                 <w:webHidden/>
-                <w:sz w:val="28"/>
-                <w:szCs w:val="28"/>
               </w:rPr>
               <w:fldChar w:fldCharType="begin"/>
             </w:r>
             <w:r>
               <w:rPr>
-                <w:rFonts w:ascii="Times New Roman"/>
-                <w:b w:val="0"/>
-                <w:bCs w:val="0"/>
                 <w:noProof/>
                 <w:webHidden/>
-                <w:sz w:val="28"/>
-                <w:szCs w:val="28"/>
-              </w:rPr>
-              <w:instrText xml:space="preserve"> PAGEREF _Toc232089388 \h </w:instrText>
-            </w:r>
-            <w:r>
-              <w:rPr>
-                <w:rFonts w:ascii="Times New Roman"/>
-                <w:b w:val="0"/>
-                <w:bCs w:val="0"/>
+              </w:rPr>
+              <w:instrText xml:space="preserve"> PAGEREF _Toc232094664 \h </w:instrText>
+            </w:r>
+            <w:r>
+              <w:rPr>
                 <w:noProof/>
                 <w:webHidden/>
-                <w:sz w:val="28"/>
-                <w:szCs w:val="28"/>
-              </w:rPr>
-            </w:r>
-            <w:r>
-              <w:rPr>
-                <w:rFonts w:ascii="Times New Roman"/>
-                <w:b w:val="0"/>
-                <w:bCs w:val="0"/>
+              </w:rPr>
+            </w:r>
+            <w:r>
+              <w:rPr>
                 <w:noProof/>
                 <w:webHidden/>
-                <w:sz w:val="28"/>
-                <w:szCs w:val="28"/>
               </w:rPr>
               <w:fldChar w:fldCharType="separate"/>
             </w:r>
             <w:r>
               <w:rPr>
-                <w:rFonts w:ascii="Times New Roman"/>
-                <w:b w:val="0"/>
-                <w:bCs w:val="0"/>
                 <w:noProof/>
                 <w:webHidden/>
-                <w:sz w:val="28"/>
-                <w:szCs w:val="28"/>
-              </w:rPr>
-              <w:t>17</w:t>
-            </w:r>
-            <w:r>
-              <w:rPr>
-                <w:rFonts w:ascii="Times New Roman"/>
-                <w:b w:val="0"/>
-                <w:bCs w:val="0"/>
+              </w:rPr>
+              <w:t>21</w:t>
+            </w:r>
+            <w:r>
+              <w:rPr>
                 <w:noProof/>
                 <w:webHidden/>
-                <w:sz w:val="28"/>
-                <w:szCs w:val="28"/>
               </w:rPr>
               <w:fldChar w:fldCharType="end"/>
             </w:r>
@@ -1349,113 +2291,96 @@
             <w:tabs>
               <w:tab w:val="right" w:leader="dot" w:pos="9345"/>
             </w:tabs>
-            <w:spacing w:before="0"/>
-            <w:jc w:val="both"/>
             <w:rPr>
-              <w:rFonts w:ascii="Times New Roman" w:eastAsiaTheme="minorEastAsia"/>
+              <w:rFonts w:eastAsiaTheme="minorEastAsia" w:hAnsiTheme="minorHAnsi" w:cstheme="minorBidi"/>
               <w:b w:val="0"/>
               <w:bCs w:val="0"/>
               <w:noProof/>
               <w:kern w:val="2"/>
-              <w:sz w:val="28"/>
-              <w:szCs w:val="28"/>
+              <w:sz w:val="24"/>
+              <w:szCs w:val="24"/>
               <w:lang w:val="ru-RU"/>
               <w14:ligatures w14:val="standardContextual"/>
             </w:rPr>
           </w:pPr>
-          <w:hyperlink w:anchor="_Toc232089389" w:history="1">
+          <w:hyperlink w:anchor="_Toc232094665" w:history="1">
             <w:r>
               <w:rPr>
                 <w:rStyle w:val="a8"/>
-                <w:rFonts w:ascii="Times New Roman" w:eastAsia="Times New Roman"/>
-                <w:b w:val="0"/>
-                <w:bCs w:val="0"/>
+                <w:rFonts w:eastAsia="Times New Roman"/>
                 <w:noProof/>
-                <w:sz w:val="28"/>
-                <w:szCs w:val="28"/>
-              </w:rPr>
-              <w:t>2.3 Нормализация отношений</w:t>
-            </w:r>
-            <w:r>
-              <w:rPr>
-                <w:rFonts w:ascii="Times New Roman"/>
-                <w:b w:val="0"/>
-                <w:bCs w:val="0"/>
+              </w:rPr>
+              <w:t xml:space="preserve">2.3 </w:t>
+            </w:r>
+            <w:r>
+              <w:rPr>
+                <w:rStyle w:val="a8"/>
+                <w:rFonts w:eastAsia="Times New Roman"/>
+                <w:noProof/>
+              </w:rPr>
+              <w:t>Нормализация</w:t>
+            </w:r>
+            <w:r>
+              <w:rPr>
+                <w:rStyle w:val="a8"/>
+                <w:rFonts w:eastAsia="Times New Roman"/>
+                <w:noProof/>
+              </w:rPr>
+              <w:t xml:space="preserve"> </w:t>
+            </w:r>
+            <w:r>
+              <w:rPr>
+                <w:rStyle w:val="a8"/>
+                <w:rFonts w:eastAsia="Times New Roman"/>
+                <w:noProof/>
+              </w:rPr>
+              <w:t>отношений</w:t>
+            </w:r>
+            <w:r>
+              <w:rPr>
                 <w:noProof/>
                 <w:webHidden/>
-                <w:sz w:val="28"/>
-                <w:szCs w:val="28"/>
               </w:rPr>
               <w:tab/>
             </w:r>
             <w:r>
               <w:rPr>
-                <w:rFonts w:ascii="Times New Roman"/>
-                <w:b w:val="0"/>
-                <w:bCs w:val="0"/>
                 <w:noProof/>
                 <w:webHidden/>
-                <w:sz w:val="28"/>
-                <w:szCs w:val="28"/>
               </w:rPr>
               <w:fldChar w:fldCharType="begin"/>
             </w:r>
             <w:r>
               <w:rPr>
-                <w:rFonts w:ascii="Times New Roman"/>
-                <w:b w:val="0"/>
-                <w:bCs w:val="0"/>
                 <w:noProof/>
                 <w:webHidden/>
-                <w:sz w:val="28"/>
-                <w:szCs w:val="28"/>
-              </w:rPr>
-              <w:instrText xml:space="preserve"> PAGEREF _Toc232089389 \h </w:instrText>
-            </w:r>
-            <w:r>
-              <w:rPr>
-                <w:rFonts w:ascii="Times New Roman"/>
-                <w:b w:val="0"/>
-                <w:bCs w:val="0"/>
+              </w:rPr>
+              <w:instrText xml:space="preserve"> PAGEREF _Toc232094665 \h </w:instrText>
+            </w:r>
+            <w:r>
+              <w:rPr>
                 <w:noProof/>
                 <w:webHidden/>
-                <w:sz w:val="28"/>
-                <w:szCs w:val="28"/>
-              </w:rPr>
-            </w:r>
-            <w:r>
-              <w:rPr>
-                <w:rFonts w:ascii="Times New Roman"/>
-                <w:b w:val="0"/>
-                <w:bCs w:val="0"/>
+              </w:rPr>
+            </w:r>
+            <w:r>
+              <w:rPr>
                 <w:noProof/>
                 <w:webHidden/>
-                <w:sz w:val="28"/>
-                <w:szCs w:val="28"/>
               </w:rPr>
               <w:fldChar w:fldCharType="separate"/>
             </w:r>
             <w:r>
               <w:rPr>
-                <w:rFonts w:ascii="Times New Roman"/>
-                <w:b w:val="0"/>
-                <w:bCs w:val="0"/>
                 <w:noProof/>
                 <w:webHidden/>
-                <w:sz w:val="28"/>
-                <w:szCs w:val="28"/>
-              </w:rPr>
-              <w:t>18</w:t>
-            </w:r>
-            <w:r>
-              <w:rPr>
-                <w:rFonts w:ascii="Times New Roman"/>
-                <w:b w:val="0"/>
-                <w:bCs w:val="0"/>
+              </w:rPr>
+              <w:t>23</w:t>
+            </w:r>
+            <w:r>
+              <w:rPr>
                 <w:noProof/>
                 <w:webHidden/>
-                <w:sz w:val="28"/>
-                <w:szCs w:val="28"/>
               </w:rPr>
               <w:fldChar w:fldCharType="end"/>
             </w:r>
@@ -1467,113 +2392,128 @@
             <w:tabs>
               <w:tab w:val="right" w:leader="dot" w:pos="9345"/>
             </w:tabs>
-            <w:spacing w:before="0"/>
-            <w:jc w:val="both"/>
             <w:rPr>
-              <w:rFonts w:ascii="Times New Roman" w:eastAsiaTheme="minorEastAsia"/>
+              <w:rFonts w:eastAsiaTheme="minorEastAsia" w:hAnsiTheme="minorHAnsi" w:cstheme="minorBidi"/>
               <w:b w:val="0"/>
               <w:bCs w:val="0"/>
               <w:noProof/>
               <w:kern w:val="2"/>
-              <w:sz w:val="28"/>
-              <w:szCs w:val="28"/>
+              <w:sz w:val="24"/>
+              <w:szCs w:val="24"/>
               <w:lang w:val="ru-RU"/>
               <w14:ligatures w14:val="standardContextual"/>
             </w:rPr>
           </w:pPr>
-          <w:hyperlink w:anchor="_Toc232089390" w:history="1">
+          <w:hyperlink w:anchor="_Toc232094666" w:history="1">
             <w:r>
               <w:rPr>
                 <w:rStyle w:val="a8"/>
-                <w:rFonts w:ascii="Times New Roman" w:eastAsia="Times New Roman"/>
-                <w:b w:val="0"/>
-                <w:bCs w:val="0"/>
+                <w:rFonts w:eastAsia="Times New Roman"/>
                 <w:noProof/>
-                <w:sz w:val="28"/>
-                <w:szCs w:val="28"/>
-              </w:rPr>
-              <w:t>2.4 Инфологическая модель базы данных</w:t>
-            </w:r>
-            <w:r>
-              <w:rPr>
-                <w:rFonts w:ascii="Times New Roman"/>
-                <w:b w:val="0"/>
-                <w:bCs w:val="0"/>
+              </w:rPr>
+              <w:t xml:space="preserve">2.4 </w:t>
+            </w:r>
+            <w:r>
+              <w:rPr>
+                <w:rStyle w:val="a8"/>
+                <w:rFonts w:eastAsia="Times New Roman"/>
+                <w:noProof/>
+              </w:rPr>
+              <w:t>Инфологическая</w:t>
+            </w:r>
+            <w:r>
+              <w:rPr>
+                <w:rStyle w:val="a8"/>
+                <w:rFonts w:eastAsia="Times New Roman"/>
+                <w:noProof/>
+              </w:rPr>
+              <w:t xml:space="preserve"> </w:t>
+            </w:r>
+            <w:r>
+              <w:rPr>
+                <w:rStyle w:val="a8"/>
+                <w:rFonts w:eastAsia="Times New Roman"/>
+                <w:noProof/>
+              </w:rPr>
+              <w:t>модель</w:t>
+            </w:r>
+            <w:r>
+              <w:rPr>
+                <w:rStyle w:val="a8"/>
+                <w:rFonts w:eastAsia="Times New Roman"/>
+                <w:noProof/>
+              </w:rPr>
+              <w:t xml:space="preserve"> </w:t>
+            </w:r>
+            <w:r>
+              <w:rPr>
+                <w:rStyle w:val="a8"/>
+                <w:rFonts w:eastAsia="Times New Roman"/>
+                <w:noProof/>
+              </w:rPr>
+              <w:t>базы</w:t>
+            </w:r>
+            <w:r>
+              <w:rPr>
+                <w:rStyle w:val="a8"/>
+                <w:rFonts w:eastAsia="Times New Roman"/>
+                <w:noProof/>
+              </w:rPr>
+              <w:t xml:space="preserve"> </w:t>
+            </w:r>
+            <w:r>
+              <w:rPr>
+                <w:rStyle w:val="a8"/>
+                <w:rFonts w:eastAsia="Times New Roman"/>
+                <w:noProof/>
+              </w:rPr>
+              <w:t>данных</w:t>
+            </w:r>
+            <w:r>
+              <w:rPr>
                 <w:noProof/>
                 <w:webHidden/>
-                <w:sz w:val="28"/>
-                <w:szCs w:val="28"/>
               </w:rPr>
               <w:tab/>
             </w:r>
             <w:r>
               <w:rPr>
-                <w:rFonts w:ascii="Times New Roman"/>
-                <w:b w:val="0"/>
-                <w:bCs w:val="0"/>
                 <w:noProof/>
                 <w:webHidden/>
-                <w:sz w:val="28"/>
-                <w:szCs w:val="28"/>
               </w:rPr>
               <w:fldChar w:fldCharType="begin"/>
             </w:r>
             <w:r>
               <w:rPr>
-                <w:rFonts w:ascii="Times New Roman"/>
-                <w:b w:val="0"/>
-                <w:bCs w:val="0"/>
                 <w:noProof/>
                 <w:webHidden/>
-                <w:sz w:val="28"/>
-                <w:szCs w:val="28"/>
-              </w:rPr>
-              <w:instrText xml:space="preserve"> PAGEREF _Toc232089390 \h </w:instrText>
-            </w:r>
-            <w:r>
-              <w:rPr>
-                <w:rFonts w:ascii="Times New Roman"/>
-                <w:b w:val="0"/>
-                <w:bCs w:val="0"/>
+              </w:rPr>
+              <w:instrText xml:space="preserve"> PAGEREF _Toc232094666 \h </w:instrText>
+            </w:r>
+            <w:r>
+              <w:rPr>
                 <w:noProof/>
                 <w:webHidden/>
-                <w:sz w:val="28"/>
-                <w:szCs w:val="28"/>
-              </w:rPr>
-            </w:r>
-            <w:r>
-              <w:rPr>
-                <w:rFonts w:ascii="Times New Roman"/>
-                <w:b w:val="0"/>
-                <w:bCs w:val="0"/>
+              </w:rPr>
+            </w:r>
+            <w:r>
+              <w:rPr>
                 <w:noProof/>
                 <w:webHidden/>
-                <w:sz w:val="28"/>
-                <w:szCs w:val="28"/>
               </w:rPr>
               <w:fldChar w:fldCharType="separate"/>
             </w:r>
             <w:r>
               <w:rPr>
-                <w:rFonts w:ascii="Times New Roman"/>
-                <w:b w:val="0"/>
-                <w:bCs w:val="0"/>
                 <w:noProof/>
                 <w:webHidden/>
-                <w:sz w:val="28"/>
-                <w:szCs w:val="28"/>
-              </w:rPr>
-              <w:t>20</w:t>
-            </w:r>
-            <w:r>
-              <w:rPr>
-                <w:rFonts w:ascii="Times New Roman"/>
-                <w:b w:val="0"/>
-                <w:bCs w:val="0"/>
+              </w:rPr>
+              <w:t>24</w:t>
+            </w:r>
+            <w:r>
+              <w:rPr>
                 <w:noProof/>
                 <w:webHidden/>
-                <w:sz w:val="28"/>
-                <w:szCs w:val="28"/>
               </w:rPr>
               <w:fldChar w:fldCharType="end"/>
             </w:r>
@@ -1585,113 +2525,160 @@
             <w:tabs>
               <w:tab w:val="right" w:leader="dot" w:pos="9345"/>
             </w:tabs>
-            <w:spacing w:before="0"/>
-            <w:jc w:val="both"/>
             <w:rPr>
-              <w:rFonts w:ascii="Times New Roman" w:eastAsiaTheme="minorEastAsia"/>
+              <w:rFonts w:eastAsiaTheme="minorEastAsia" w:hAnsiTheme="minorHAnsi" w:cstheme="minorBidi"/>
               <w:b w:val="0"/>
               <w:bCs w:val="0"/>
               <w:noProof/>
               <w:kern w:val="2"/>
-              <w:sz w:val="28"/>
-              <w:szCs w:val="28"/>
+              <w:sz w:val="24"/>
+              <w:szCs w:val="24"/>
               <w:lang w:val="ru-RU"/>
               <w14:ligatures w14:val="standardContextual"/>
             </w:rPr>
           </w:pPr>
-          <w:hyperlink w:anchor="_Toc232089391" w:history="1">
+          <w:hyperlink w:anchor="_Toc232094667" w:history="1">
             <w:r>
               <w:rPr>
                 <w:rStyle w:val="a8"/>
-                <w:rFonts w:ascii="Times New Roman" w:eastAsia="Times New Roman"/>
-                <w:b w:val="0"/>
-                <w:bCs w:val="0"/>
+                <w:rFonts w:eastAsia="Times New Roman"/>
                 <w:noProof/>
-                <w:sz w:val="28"/>
-                <w:szCs w:val="28"/>
-              </w:rPr>
-              <w:t>2.5 Технология сбора, хранения и вывода информации</w:t>
-            </w:r>
-            <w:r>
-              <w:rPr>
-                <w:rFonts w:ascii="Times New Roman"/>
-                <w:b w:val="0"/>
-                <w:bCs w:val="0"/>
+              </w:rPr>
+              <w:t xml:space="preserve">2.5 </w:t>
+            </w:r>
+            <w:r>
+              <w:rPr>
+                <w:rStyle w:val="a8"/>
+                <w:rFonts w:eastAsia="Times New Roman"/>
+                <w:noProof/>
+              </w:rPr>
+              <w:t>Технология</w:t>
+            </w:r>
+            <w:r>
+              <w:rPr>
+                <w:rStyle w:val="a8"/>
+                <w:rFonts w:eastAsia="Times New Roman"/>
+                <w:noProof/>
+              </w:rPr>
+              <w:t xml:space="preserve"> </w:t>
+            </w:r>
+            <w:r>
+              <w:rPr>
+                <w:rStyle w:val="a8"/>
+                <w:rFonts w:eastAsia="Times New Roman"/>
+                <w:noProof/>
+              </w:rPr>
+              <w:t>сбора</w:t>
+            </w:r>
+            <w:r>
+              <w:rPr>
+                <w:rStyle w:val="a8"/>
+                <w:rFonts w:eastAsia="Times New Roman"/>
+                <w:noProof/>
+              </w:rPr>
+              <w:t xml:space="preserve">, </w:t>
+            </w:r>
+            <w:r>
+              <w:rPr>
+                <w:rStyle w:val="a8"/>
+                <w:rFonts w:eastAsia="Times New Roman"/>
+                <w:noProof/>
+              </w:rPr>
+              <w:t>хранения</w:t>
+            </w:r>
+            <w:r>
+              <w:rPr>
+                <w:rStyle w:val="a8"/>
+                <w:rFonts w:eastAsia="Times New Roman"/>
+                <w:noProof/>
+              </w:rPr>
+              <w:t xml:space="preserve"> </w:t>
+            </w:r>
+            <w:r>
+              <w:rPr>
+                <w:rStyle w:val="a8"/>
+                <w:rFonts w:eastAsia="Times New Roman"/>
+                <w:noProof/>
+              </w:rPr>
+              <w:t>и</w:t>
+            </w:r>
+            <w:r>
+              <w:rPr>
+                <w:rStyle w:val="a8"/>
+                <w:rFonts w:eastAsia="Times New Roman"/>
+                <w:noProof/>
+              </w:rPr>
+              <w:t xml:space="preserve"> </w:t>
+            </w:r>
+            <w:r>
+              <w:rPr>
+                <w:rStyle w:val="a8"/>
+                <w:rFonts w:eastAsia="Times New Roman"/>
+                <w:noProof/>
+              </w:rPr>
+              <w:t>вывода</w:t>
+            </w:r>
+            <w:r>
+              <w:rPr>
+                <w:rStyle w:val="a8"/>
+                <w:rFonts w:eastAsia="Times New Roman"/>
+                <w:noProof/>
+              </w:rPr>
+              <w:t xml:space="preserve"> </w:t>
+            </w:r>
+            <w:r>
+              <w:rPr>
+                <w:rStyle w:val="a8"/>
+                <w:rFonts w:eastAsia="Times New Roman"/>
+                <w:noProof/>
+              </w:rPr>
+              <w:t>информации</w:t>
+            </w:r>
+            <w:r>
+              <w:rPr>
                 <w:noProof/>
                 <w:webHidden/>
-                <w:sz w:val="28"/>
-                <w:szCs w:val="28"/>
               </w:rPr>
               <w:tab/>
             </w:r>
             <w:r>
               <w:rPr>
-                <w:rFonts w:ascii="Times New Roman"/>
-                <w:b w:val="0"/>
-                <w:bCs w:val="0"/>
                 <w:noProof/>
                 <w:webHidden/>
-                <w:sz w:val="28"/>
-                <w:szCs w:val="28"/>
               </w:rPr>
               <w:fldChar w:fldCharType="begin"/>
             </w:r>
             <w:r>
               <w:rPr>
-                <w:rFonts w:ascii="Times New Roman"/>
-                <w:b w:val="0"/>
-                <w:bCs w:val="0"/>
                 <w:noProof/>
                 <w:webHidden/>
-                <w:sz w:val="28"/>
-                <w:szCs w:val="28"/>
-              </w:rPr>
-              <w:instrText xml:space="preserve"> PAGEREF _Toc232089391 \h </w:instrText>
-            </w:r>
-            <w:r>
-              <w:rPr>
-                <w:rFonts w:ascii="Times New Roman"/>
-                <w:b w:val="0"/>
-                <w:bCs w:val="0"/>
+              </w:rPr>
+              <w:instrText xml:space="preserve"> PAGEREF _Toc232094667 \h </w:instrText>
+            </w:r>
+            <w:r>
+              <w:rPr>
                 <w:noProof/>
                 <w:webHidden/>
-                <w:sz w:val="28"/>
-                <w:szCs w:val="28"/>
-              </w:rPr>
-            </w:r>
-            <w:r>
-              <w:rPr>
-                <w:rFonts w:ascii="Times New Roman"/>
-                <w:b w:val="0"/>
-                <w:bCs w:val="0"/>
+              </w:rPr>
+            </w:r>
+            <w:r>
+              <w:rPr>
                 <w:noProof/>
                 <w:webHidden/>
-                <w:sz w:val="28"/>
-                <w:szCs w:val="28"/>
               </w:rPr>
               <w:fldChar w:fldCharType="separate"/>
             </w:r>
             <w:r>
               <w:rPr>
-                <w:rFonts w:ascii="Times New Roman"/>
-                <w:b w:val="0"/>
-                <w:bCs w:val="0"/>
                 <w:noProof/>
                 <w:webHidden/>
-                <w:sz w:val="28"/>
-                <w:szCs w:val="28"/>
-              </w:rPr>
-              <w:t>21</w:t>
-            </w:r>
-            <w:r>
-              <w:rPr>
-                <w:rFonts w:ascii="Times New Roman"/>
-                <w:b w:val="0"/>
-                <w:bCs w:val="0"/>
+              </w:rPr>
+              <w:t>26</w:t>
+            </w:r>
+            <w:r>
+              <w:rPr>
                 <w:noProof/>
                 <w:webHidden/>
-                <w:sz w:val="28"/>
-                <w:szCs w:val="28"/>
               </w:rPr>
               <w:fldChar w:fldCharType="end"/>
             </w:r>
@@ -1703,113 +2690,176 @@
             <w:tabs>
               <w:tab w:val="right" w:leader="dot" w:pos="9345"/>
             </w:tabs>
-            <w:spacing w:before="0"/>
-            <w:jc w:val="both"/>
             <w:rPr>
-              <w:rFonts w:ascii="Times New Roman" w:eastAsiaTheme="minorEastAsia"/>
+              <w:rFonts w:eastAsiaTheme="minorEastAsia" w:hAnsiTheme="minorHAnsi" w:cstheme="minorBidi"/>
               <w:b w:val="0"/>
               <w:bCs w:val="0"/>
               <w:noProof/>
               <w:kern w:val="2"/>
-              <w:sz w:val="28"/>
-              <w:szCs w:val="28"/>
+              <w:sz w:val="24"/>
+              <w:szCs w:val="24"/>
               <w:lang w:val="ru-RU"/>
               <w14:ligatures w14:val="standardContextual"/>
             </w:rPr>
           </w:pPr>
-          <w:hyperlink w:anchor="_Toc232089392" w:history="1">
+          <w:hyperlink w:anchor="_Toc232094668" w:history="1">
             <w:r>
               <w:rPr>
                 <w:rStyle w:val="a8"/>
-                <w:rFonts w:ascii="Times New Roman" w:eastAsia="Times New Roman"/>
-                <w:b w:val="0"/>
-                <w:bCs w:val="0"/>
+                <w:rFonts w:eastAsia="Times New Roman"/>
                 <w:noProof/>
-                <w:sz w:val="28"/>
-                <w:szCs w:val="28"/>
-              </w:rPr>
-              <w:t>2.6 Программные модули, алгоритмы и связи между ними</w:t>
-            </w:r>
-            <w:r>
-              <w:rPr>
-                <w:rFonts w:ascii="Times New Roman"/>
-                <w:b w:val="0"/>
-                <w:bCs w:val="0"/>
+              </w:rPr>
+              <w:t xml:space="preserve">2.6 </w:t>
+            </w:r>
+            <w:r>
+              <w:rPr>
+                <w:rStyle w:val="a8"/>
+                <w:rFonts w:eastAsia="Times New Roman"/>
+                <w:noProof/>
+              </w:rPr>
+              <w:t>Программные</w:t>
+            </w:r>
+            <w:r>
+              <w:rPr>
+                <w:rStyle w:val="a8"/>
+                <w:rFonts w:eastAsia="Times New Roman"/>
+                <w:noProof/>
+              </w:rPr>
+              <w:t xml:space="preserve"> </w:t>
+            </w:r>
+            <w:r>
+              <w:rPr>
+                <w:rStyle w:val="a8"/>
+                <w:rFonts w:eastAsia="Times New Roman"/>
+                <w:noProof/>
+              </w:rPr>
+              <w:t>модули</w:t>
+            </w:r>
+            <w:r>
+              <w:rPr>
+                <w:rStyle w:val="a8"/>
+                <w:rFonts w:eastAsia="Times New Roman"/>
+                <w:noProof/>
+              </w:rPr>
+              <w:t xml:space="preserve">, </w:t>
+            </w:r>
+            <w:r>
+              <w:rPr>
+                <w:rStyle w:val="a8"/>
+                <w:rFonts w:eastAsia="Times New Roman"/>
+                <w:noProof/>
+              </w:rPr>
+              <w:t>алгоритмы</w:t>
+            </w:r>
+            <w:r>
+              <w:rPr>
+                <w:rStyle w:val="a8"/>
+                <w:rFonts w:eastAsia="Times New Roman"/>
+                <w:noProof/>
+              </w:rPr>
+              <w:t xml:space="preserve"> </w:t>
+            </w:r>
+            <w:r>
+              <w:rPr>
+                <w:rStyle w:val="a8"/>
+                <w:rFonts w:eastAsia="Times New Roman"/>
+                <w:noProof/>
+              </w:rPr>
+              <w:t>и</w:t>
+            </w:r>
+            <w:r>
+              <w:rPr>
+                <w:rStyle w:val="a8"/>
+                <w:rFonts w:eastAsia="Times New Roman"/>
+                <w:noProof/>
+              </w:rPr>
+              <w:t xml:space="preserve"> </w:t>
+            </w:r>
+            <w:r>
+              <w:rPr>
+                <w:rStyle w:val="a8"/>
+                <w:rFonts w:eastAsia="Times New Roman"/>
+                <w:noProof/>
+              </w:rPr>
+              <w:t>связи</w:t>
+            </w:r>
+            <w:r>
+              <w:rPr>
+                <w:rStyle w:val="a8"/>
+                <w:rFonts w:eastAsia="Times New Roman"/>
+                <w:noProof/>
+              </w:rPr>
+              <w:t xml:space="preserve"> </w:t>
+            </w:r>
+            <w:r>
+              <w:rPr>
+                <w:rStyle w:val="a8"/>
+                <w:rFonts w:eastAsia="Times New Roman"/>
+                <w:noProof/>
+              </w:rPr>
+              <w:t>между</w:t>
+            </w:r>
+            <w:r>
+              <w:rPr>
+                <w:rStyle w:val="a8"/>
+                <w:rFonts w:eastAsia="Times New Roman"/>
+                <w:noProof/>
+              </w:rPr>
+              <w:t xml:space="preserve"> </w:t>
+            </w:r>
+            <w:r>
+              <w:rPr>
+                <w:rStyle w:val="a8"/>
+                <w:rFonts w:eastAsia="Times New Roman"/>
+                <w:noProof/>
+              </w:rPr>
+              <w:t>ними</w:t>
+            </w:r>
+            <w:r>
+              <w:rPr>
                 <w:noProof/>
                 <w:webHidden/>
-                <w:sz w:val="28"/>
-                <w:szCs w:val="28"/>
               </w:rPr>
               <w:tab/>
             </w:r>
             <w:r>
               <w:rPr>
-                <w:rFonts w:ascii="Times New Roman"/>
-                <w:b w:val="0"/>
-                <w:bCs w:val="0"/>
                 <w:noProof/>
                 <w:webHidden/>
-                <w:sz w:val="28"/>
-                <w:szCs w:val="28"/>
               </w:rPr>
               <w:fldChar w:fldCharType="begin"/>
             </w:r>
             <w:r>
               <w:rPr>
-                <w:rFonts w:ascii="Times New Roman"/>
-                <w:b w:val="0"/>
-                <w:bCs w:val="0"/>
                 <w:noProof/>
                 <w:webHidden/>
-                <w:sz w:val="28"/>
-                <w:szCs w:val="28"/>
-              </w:rPr>
-              <w:instrText xml:space="preserve"> PAGEREF _Toc232089392 \h </w:instrText>
-            </w:r>
-            <w:r>
-              <w:rPr>
-                <w:rFonts w:ascii="Times New Roman"/>
-                <w:b w:val="0"/>
-                <w:bCs w:val="0"/>
+              </w:rPr>
+              <w:instrText xml:space="preserve"> PAGEREF _Toc232094668 \h </w:instrText>
+            </w:r>
+            <w:r>
+              <w:rPr>
                 <w:noProof/>
                 <w:webHidden/>
-                <w:sz w:val="28"/>
-                <w:szCs w:val="28"/>
-              </w:rPr>
-            </w:r>
-            <w:r>
-              <w:rPr>
-                <w:rFonts w:ascii="Times New Roman"/>
-                <w:b w:val="0"/>
-                <w:bCs w:val="0"/>
+              </w:rPr>
+            </w:r>
+            <w:r>
+              <w:rPr>
                 <w:noProof/>
                 <w:webHidden/>
-                <w:sz w:val="28"/>
-                <w:szCs w:val="28"/>
               </w:rPr>
               <w:fldChar w:fldCharType="separate"/>
             </w:r>
             <w:r>
               <w:rPr>
-                <w:rFonts w:ascii="Times New Roman"/>
-                <w:b w:val="0"/>
-                <w:bCs w:val="0"/>
                 <w:noProof/>
                 <w:webHidden/>
-                <w:sz w:val="28"/>
-                <w:szCs w:val="28"/>
-              </w:rPr>
-              <w:t>22</w:t>
-            </w:r>
-            <w:r>
-              <w:rPr>
-                <w:rFonts w:ascii="Times New Roman"/>
-                <w:b w:val="0"/>
-                <w:bCs w:val="0"/>
+              </w:rPr>
+              <w:t>27</w:t>
+            </w:r>
+            <w:r>
+              <w:rPr>
                 <w:noProof/>
                 <w:webHidden/>
-                <w:sz w:val="28"/>
-                <w:szCs w:val="28"/>
               </w:rPr>
               <w:fldChar w:fldCharType="end"/>
             </w:r>
@@ -1821,113 +2871,96 @@
             <w:tabs>
               <w:tab w:val="right" w:leader="dot" w:pos="9345"/>
             </w:tabs>
-            <w:spacing w:before="0"/>
-            <w:jc w:val="both"/>
             <w:rPr>
-              <w:rFonts w:ascii="Times New Roman" w:eastAsiaTheme="minorEastAsia"/>
+              <w:rFonts w:eastAsiaTheme="minorEastAsia" w:hAnsiTheme="minorHAnsi" w:cstheme="minorBidi"/>
               <w:b w:val="0"/>
               <w:bCs w:val="0"/>
               <w:noProof/>
               <w:kern w:val="2"/>
-              <w:sz w:val="28"/>
-              <w:szCs w:val="28"/>
+              <w:sz w:val="24"/>
+              <w:szCs w:val="24"/>
               <w:lang w:val="ru-RU"/>
               <w14:ligatures w14:val="standardContextual"/>
             </w:rPr>
           </w:pPr>
-          <w:hyperlink w:anchor="_Toc232089393" w:history="1">
+          <w:hyperlink w:anchor="_Toc232094669" w:history="1">
             <w:r>
               <w:rPr>
                 <w:rStyle w:val="a8"/>
-                <w:rFonts w:ascii="Times New Roman" w:eastAsia="Times New Roman"/>
-                <w:b w:val="0"/>
-                <w:bCs w:val="0"/>
+                <w:rFonts w:eastAsia="Times New Roman"/>
                 <w:noProof/>
-                <w:sz w:val="28"/>
-                <w:szCs w:val="28"/>
-              </w:rPr>
-              <w:t>2.7 Пользовательский интерфейс</w:t>
-            </w:r>
-            <w:r>
-              <w:rPr>
-                <w:rFonts w:ascii="Times New Roman"/>
-                <w:b w:val="0"/>
-                <w:bCs w:val="0"/>
+              </w:rPr>
+              <w:t xml:space="preserve">2.7 </w:t>
+            </w:r>
+            <w:r>
+              <w:rPr>
+                <w:rStyle w:val="a8"/>
+                <w:rFonts w:eastAsia="Times New Roman"/>
+                <w:noProof/>
+              </w:rPr>
+              <w:t>Пользовательский</w:t>
+            </w:r>
+            <w:r>
+              <w:rPr>
+                <w:rStyle w:val="a8"/>
+                <w:rFonts w:eastAsia="Times New Roman"/>
+                <w:noProof/>
+              </w:rPr>
+              <w:t xml:space="preserve"> </w:t>
+            </w:r>
+            <w:r>
+              <w:rPr>
+                <w:rStyle w:val="a8"/>
+                <w:rFonts w:eastAsia="Times New Roman"/>
+                <w:noProof/>
+              </w:rPr>
+              <w:t>интерфейс</w:t>
+            </w:r>
+            <w:r>
+              <w:rPr>
                 <w:noProof/>
                 <w:webHidden/>
-                <w:sz w:val="28"/>
-                <w:szCs w:val="28"/>
               </w:rPr>
               <w:tab/>
             </w:r>
             <w:r>
               <w:rPr>
-                <w:rFonts w:ascii="Times New Roman"/>
-                <w:b w:val="0"/>
-                <w:bCs w:val="0"/>
                 <w:noProof/>
                 <w:webHidden/>
-                <w:sz w:val="28"/>
-                <w:szCs w:val="28"/>
               </w:rPr>
               <w:fldChar w:fldCharType="begin"/>
             </w:r>
             <w:r>
               <w:rPr>
-                <w:rFonts w:ascii="Times New Roman"/>
-                <w:b w:val="0"/>
-                <w:bCs w:val="0"/>
                 <w:noProof/>
                 <w:webHidden/>
-                <w:sz w:val="28"/>
-                <w:szCs w:val="28"/>
-              </w:rPr>
-              <w:instrText xml:space="preserve"> PAGEREF _Toc232089393 \h </w:instrText>
-            </w:r>
-            <w:r>
-              <w:rPr>
-                <w:rFonts w:ascii="Times New Roman"/>
-                <w:b w:val="0"/>
-                <w:bCs w:val="0"/>
+              </w:rPr>
+              <w:instrText xml:space="preserve"> PAGEREF _Toc232094669 \h </w:instrText>
+            </w:r>
+            <w:r>
+              <w:rPr>
                 <w:noProof/>
                 <w:webHidden/>
-                <w:sz w:val="28"/>
-                <w:szCs w:val="28"/>
-              </w:rPr>
-            </w:r>
-            <w:r>
-              <w:rPr>
-                <w:rFonts w:ascii="Times New Roman"/>
-                <w:b w:val="0"/>
-                <w:bCs w:val="0"/>
+              </w:rPr>
+            </w:r>
+            <w:r>
+              <w:rPr>
                 <w:noProof/>
                 <w:webHidden/>
-                <w:sz w:val="28"/>
-                <w:szCs w:val="28"/>
               </w:rPr>
               <w:fldChar w:fldCharType="separate"/>
             </w:r>
             <w:r>
               <w:rPr>
-                <w:rFonts w:ascii="Times New Roman"/>
-                <w:b w:val="0"/>
-                <w:bCs w:val="0"/>
                 <w:noProof/>
                 <w:webHidden/>
-                <w:sz w:val="28"/>
-                <w:szCs w:val="28"/>
-              </w:rPr>
-              <w:t>25</w:t>
-            </w:r>
-            <w:r>
-              <w:rPr>
-                <w:rFonts w:ascii="Times New Roman"/>
-                <w:b w:val="0"/>
-                <w:bCs w:val="0"/>
+              </w:rPr>
+              <w:t>30</w:t>
+            </w:r>
+            <w:r>
+              <w:rPr>
                 <w:noProof/>
                 <w:webHidden/>
-                <w:sz w:val="28"/>
-                <w:szCs w:val="28"/>
               </w:rPr>
               <w:fldChar w:fldCharType="end"/>
             </w:r>
@@ -1939,131 +2972,175 @@
             <w:tabs>
               <w:tab w:val="right" w:leader="dot" w:pos="9345"/>
             </w:tabs>
-            <w:spacing w:before="0"/>
-            <w:jc w:val="both"/>
             <w:rPr>
-              <w:rFonts w:ascii="Times New Roman" w:eastAsiaTheme="minorEastAsia"/>
+              <w:rFonts w:eastAsiaTheme="minorEastAsia" w:hAnsiTheme="minorHAnsi" w:cstheme="minorBidi"/>
               <w:b w:val="0"/>
               <w:bCs w:val="0"/>
               <w:i w:val="0"/>
               <w:iCs w:val="0"/>
               <w:noProof/>
               <w:kern w:val="2"/>
-              <w:sz w:val="28"/>
-              <w:szCs w:val="28"/>
               <w:lang w:val="ru-RU"/>
               <w14:ligatures w14:val="standardContextual"/>
             </w:rPr>
           </w:pPr>
-          <w:hyperlink w:anchor="_Toc232089394" w:history="1">
+          <w:hyperlink w:anchor="_Toc232094670" w:history="1">
             <w:r>
               <w:rPr>
                 <w:rStyle w:val="a8"/>
-                <w:rFonts w:ascii="Times New Roman" w:eastAsia="Times New Roman"/>
-                <w:b w:val="0"/>
-                <w:bCs w:val="0"/>
-                <w:i w:val="0"/>
-                <w:iCs w:val="0"/>
                 <w:noProof/>
-                <w:sz w:val="28"/>
-                <w:szCs w:val="28"/>
-              </w:rPr>
-              <w:t>Что осталось добавить для полноты отчета</w:t>
-            </w:r>
-            <w:r>
-              <w:rPr>
-                <w:rFonts w:ascii="Times New Roman"/>
-                <w:b w:val="0"/>
-                <w:bCs w:val="0"/>
-                <w:i w:val="0"/>
-                <w:iCs w:val="0"/>
+              </w:rPr>
+              <w:t>ЗАКЛЮЧЕНИЕ</w:t>
+            </w:r>
+            <w:r>
+              <w:rPr>
                 <w:noProof/>
                 <w:webHidden/>
-                <w:sz w:val="28"/>
-                <w:szCs w:val="28"/>
               </w:rPr>
               <w:tab/>
             </w:r>
             <w:r>
               <w:rPr>
-                <w:rFonts w:ascii="Times New Roman"/>
-                <w:b w:val="0"/>
-                <w:bCs w:val="0"/>
-                <w:i w:val="0"/>
-                <w:iCs w:val="0"/>
                 <w:noProof/>
                 <w:webHidden/>
-                <w:sz w:val="28"/>
-                <w:szCs w:val="28"/>
               </w:rPr>
               <w:fldChar w:fldCharType="begin"/>
             </w:r>
             <w:r>
               <w:rPr>
-                <w:rFonts w:ascii="Times New Roman"/>
-                <w:b w:val="0"/>
-                <w:bCs w:val="0"/>
-                <w:i w:val="0"/>
-                <w:iCs w:val="0"/>
                 <w:noProof/>
                 <w:webHidden/>
-                <w:sz w:val="28"/>
-                <w:szCs w:val="28"/>
-              </w:rPr>
-              <w:instrText xml:space="preserve"> PAGEREF _Toc232089394 \h </w:instrText>
-            </w:r>
-            <w:r>
-              <w:rPr>
-                <w:rFonts w:ascii="Times New Roman"/>
-                <w:b w:val="0"/>
-                <w:bCs w:val="0"/>
-                <w:i w:val="0"/>
-                <w:iCs w:val="0"/>
+              </w:rPr>
+              <w:instrText xml:space="preserve"> PAGEREF _Toc232094670 \h </w:instrText>
+            </w:r>
+            <w:r>
+              <w:rPr>
                 <w:noProof/>
                 <w:webHidden/>
-                <w:sz w:val="28"/>
-                <w:szCs w:val="28"/>
-              </w:rPr>
-            </w:r>
-            <w:r>
-              <w:rPr>
-                <w:rFonts w:ascii="Times New Roman"/>
-                <w:b w:val="0"/>
-                <w:bCs w:val="0"/>
-                <w:i w:val="0"/>
-                <w:iCs w:val="0"/>
+              </w:rPr>
+            </w:r>
+            <w:r>
+              <w:rPr>
                 <w:noProof/>
                 <w:webHidden/>
-                <w:sz w:val="28"/>
-                <w:szCs w:val="28"/>
               </w:rPr>
               <w:fldChar w:fldCharType="separate"/>
             </w:r>
             <w:r>
               <w:rPr>
-                <w:rFonts w:ascii="Times New Roman"/>
-                <w:b w:val="0"/>
-                <w:bCs w:val="0"/>
-                <w:i w:val="0"/>
-                <w:iCs w:val="0"/>
                 <w:noProof/>
                 <w:webHidden/>
-                <w:sz w:val="28"/>
-                <w:szCs w:val="28"/>
-              </w:rPr>
-              <w:t>31</w:t>
-            </w:r>
-            <w:r>
-              <w:rPr>
-                <w:rFonts w:ascii="Times New Roman"/>
-                <w:b w:val="0"/>
-                <w:bCs w:val="0"/>
-                <w:i w:val="0"/>
-                <w:iCs w:val="0"/>
+              </w:rPr>
+              <w:t>36</w:t>
+            </w:r>
+            <w:r>
+              <w:rPr>
                 <w:noProof/>
                 <w:webHidden/>
-                <w:sz w:val="28"/>
-                <w:szCs w:val="28"/>
+              </w:rPr>
+              <w:fldChar w:fldCharType="end"/>
+            </w:r>
+          </w:hyperlink>
+        </w:p>
+        <w:p>
+          <w:pPr>
+            <w:pStyle w:val="11"/>
+            <w:tabs>
+              <w:tab w:val="right" w:leader="dot" w:pos="9345"/>
+            </w:tabs>
+            <w:rPr>
+              <w:rFonts w:eastAsiaTheme="minorEastAsia" w:hAnsiTheme="minorHAnsi" w:cstheme="minorBidi"/>
+              <w:b w:val="0"/>
+              <w:bCs w:val="0"/>
+              <w:i w:val="0"/>
+              <w:iCs w:val="0"/>
+              <w:noProof/>
+              <w:kern w:val="2"/>
+              <w:lang w:val="ru-RU"/>
+              <w14:ligatures w14:val="standardContextual"/>
+            </w:rPr>
+          </w:pPr>
+          <w:hyperlink w:anchor="_Toc232094671" w:history="1">
+            <w:r>
+              <w:rPr>
+                <w:rStyle w:val="a8"/>
+                <w:noProof/>
+              </w:rPr>
+              <w:t>СПИСОК</w:t>
+            </w:r>
+            <w:r>
+              <w:rPr>
+                <w:rStyle w:val="a8"/>
+                <w:noProof/>
+              </w:rPr>
+              <w:t xml:space="preserve"> </w:t>
+            </w:r>
+            <w:r>
+              <w:rPr>
+                <w:rStyle w:val="a8"/>
+                <w:noProof/>
+              </w:rPr>
+              <w:t>ИСПОЛЬЗУЕМОЙ</w:t>
+            </w:r>
+            <w:r>
+              <w:rPr>
+                <w:rStyle w:val="a8"/>
+                <w:noProof/>
+              </w:rPr>
+              <w:t xml:space="preserve"> </w:t>
+            </w:r>
+            <w:r>
+              <w:rPr>
+                <w:rStyle w:val="a8"/>
+                <w:noProof/>
+              </w:rPr>
+              <w:t>ЛИТЕРАТУРЫ</w:t>
+            </w:r>
+            <w:r>
+              <w:rPr>
+                <w:noProof/>
+                <w:webHidden/>
+              </w:rPr>
+              <w:tab/>
+            </w:r>
+            <w:r>
+              <w:rPr>
+                <w:noProof/>
+                <w:webHidden/>
+              </w:rPr>
+              <w:fldChar w:fldCharType="begin"/>
+            </w:r>
+            <w:r>
+              <w:rPr>
+                <w:noProof/>
+                <w:webHidden/>
+              </w:rPr>
+              <w:instrText xml:space="preserve"> PAGEREF _Toc232094671 \h </w:instrText>
+            </w:r>
+            <w:r>
+              <w:rPr>
+                <w:noProof/>
+                <w:webHidden/>
+              </w:rPr>
+            </w:r>
+            <w:r>
+              <w:rPr>
+                <w:noProof/>
+                <w:webHidden/>
+              </w:rPr>
+              <w:fldChar w:fldCharType="separate"/>
+            </w:r>
+            <w:r>
+              <w:rPr>
+                <w:noProof/>
+                <w:webHidden/>
+              </w:rPr>
+              <w:t>37</w:t>
+            </w:r>
+            <w:r>
+              <w:rPr>
+                <w:noProof/>
+                <w:webHidden/>
               </w:rPr>
               <w:fldChar w:fldCharType="end"/>
             </w:r>
@@ -2105,6 +3182,7 @@
         </w:rPr>
         <w:br w:type="page"/>
       </w:r>
+      <w:bookmarkStart w:id="0" w:name="_Toc232094653"/>
       <w:r>
         <w:rPr>
           <w:rFonts w:eastAsia="Times New Roman"/>
@@ -2113,6 +3191,7 @@
         <w:lastRenderedPageBreak/>
         <w:t>ВВЕДЕНИЕ</w:t>
       </w:r>
+      <w:bookmarkEnd w:id="0"/>
     </w:p>
     <w:p>
       <w:pPr>
@@ -2293,7 +3372,7 @@
           <w:szCs w:val="28"/>
         </w:rPr>
       </w:pPr>
-      <w:bookmarkStart w:id="0" w:name="_Toc232089386"/>
+      <w:bookmarkStart w:id="1" w:name="_Toc232094654"/>
       <w:r>
         <w:rPr>
           <w:rFonts w:eastAsia="Times New Roman"/>
@@ -2301,6 +3380,7 @@
         </w:rPr>
         <w:t>1 Аналитическая часть</w:t>
       </w:r>
+      <w:bookmarkEnd w:id="1"/>
     </w:p>
     <w:p>
       <w:pPr>
@@ -2322,6 +3402,7 @@
           <w:szCs w:val="28"/>
         </w:rPr>
       </w:pPr>
+      <w:bookmarkStart w:id="2" w:name="_Toc232094655"/>
       <w:r>
         <w:rPr>
           <w:rFonts w:eastAsia="Times New Roman"/>
@@ -2329,6 +3410,7 @@
         </w:rPr>
         <w:t>1.1 Технико-экономическая характеристика предметной области</w:t>
       </w:r>
+      <w:bookmarkEnd w:id="2"/>
     </w:p>
     <w:p>
       <w:pPr>
@@ -2838,6 +3920,7 @@
           <w:szCs w:val="28"/>
         </w:rPr>
       </w:pPr>
+      <w:bookmarkStart w:id="3" w:name="_Toc232094656"/>
       <w:r>
         <w:rPr>
           <w:rFonts w:eastAsia="Times New Roman"/>
@@ -2845,6 +3928,7 @@
         </w:rPr>
         <w:t>1.2 Постановка задачи</w:t>
       </w:r>
+      <w:bookmarkEnd w:id="3"/>
     </w:p>
     <w:p>
       <w:pPr>
@@ -3009,7 +4093,6 @@
         <w:rPr>
           <w:sz w:val="28"/>
           <w:szCs w:val="28"/>
-          <w:lang w:val="en-US"/>
         </w:rPr>
       </w:pPr>
       <w:r>
@@ -3121,6 +4204,7 @@
           <w:szCs w:val="28"/>
         </w:rPr>
       </w:pPr>
+      <w:bookmarkStart w:id="4" w:name="_Toc232094657"/>
       <w:r>
         <w:rPr>
           <w:rFonts w:eastAsia="Times New Roman"/>
@@ -3129,6 +4213,7 @@
         <w:lastRenderedPageBreak/>
         <w:t>1.3 Обоснование проектных решений по видам обеспечения</w:t>
       </w:r>
+      <w:bookmarkEnd w:id="4"/>
     </w:p>
     <w:p>
       <w:pPr>
@@ -3149,12 +4234,14 @@
           <w:rFonts w:eastAsia="Times New Roman"/>
         </w:rPr>
       </w:pPr>
+      <w:bookmarkStart w:id="5" w:name="_Toc232094658"/>
       <w:r>
         <w:rPr>
           <w:rFonts w:eastAsia="Times New Roman"/>
         </w:rPr>
         <w:t>1.3.1 Обоснование проектных решений по информационному обеспечению</w:t>
       </w:r>
+      <w:bookmarkEnd w:id="5"/>
     </w:p>
     <w:p>
       <w:pPr>
@@ -3175,7 +4262,6 @@
         <w:rPr>
           <w:sz w:val="28"/>
           <w:szCs w:val="28"/>
-          <w:lang w:val="en-US"/>
         </w:rPr>
       </w:pPr>
       <w:proofErr w:type="gramStart"/>
@@ -3224,7 +4310,6 @@
         <w:rPr>
           <w:sz w:val="28"/>
           <w:szCs w:val="28"/>
-          <w:lang w:val="en-US"/>
         </w:rPr>
       </w:pPr>
     </w:p>
@@ -4276,12 +5361,14 @@
           <w:rFonts w:eastAsia="Times New Roman"/>
         </w:rPr>
       </w:pPr>
+      <w:bookmarkStart w:id="6" w:name="_Toc232094659"/>
       <w:r>
         <w:rPr>
           <w:rFonts w:eastAsia="Times New Roman"/>
         </w:rPr>
         <w:t>1.3.2 Обоснование проектных решений по технологическому обеспечению</w:t>
       </w:r>
+      <w:bookmarkEnd w:id="6"/>
     </w:p>
     <w:p>
       <w:pPr>
@@ -4524,12 +5611,14 @@
           <w:rFonts w:eastAsia="Times New Roman"/>
         </w:rPr>
       </w:pPr>
+      <w:bookmarkStart w:id="7" w:name="_Toc232094660"/>
       <w:r>
         <w:rPr>
           <w:rFonts w:eastAsia="Times New Roman"/>
         </w:rPr>
         <w:t>1.3.3 Обоснование проектных решений по программному обеспечению</w:t>
       </w:r>
+      <w:bookmarkEnd w:id="7"/>
     </w:p>
     <w:p>
       <w:pPr>
@@ -4605,7 +5694,6 @@
         <w:rPr>
           <w:sz w:val="28"/>
           <w:szCs w:val="28"/>
-          <w:lang w:val="en-US"/>
         </w:rPr>
       </w:pPr>
     </w:p>
@@ -7155,7 +8243,6 @@
         <w:rPr>
           <w:sz w:val="28"/>
           <w:szCs w:val="28"/>
-          <w:lang w:val="en-US"/>
         </w:rPr>
       </w:pPr>
     </w:p>
@@ -8439,12 +9526,14 @@
           <w:rFonts w:eastAsia="Times New Roman"/>
         </w:rPr>
       </w:pPr>
+      <w:bookmarkStart w:id="8" w:name="_Toc232094661"/>
       <w:r>
         <w:rPr>
           <w:rFonts w:eastAsia="Times New Roman"/>
         </w:rPr>
         <w:t>1.3.4 Обоснование проектных решений по техническому обеспечению</w:t>
       </w:r>
+      <w:bookmarkEnd w:id="8"/>
     </w:p>
     <w:p>
       <w:pPr>
@@ -8566,6 +9655,7 @@
           <w:szCs w:val="28"/>
         </w:rPr>
       </w:pPr>
+      <w:bookmarkStart w:id="9" w:name="_Toc232094662"/>
       <w:r>
         <w:rPr>
           <w:rFonts w:eastAsia="Times New Roman"/>
@@ -8574,7 +9664,7 @@
         <w:lastRenderedPageBreak/>
         <w:t>2 Проектная часть</w:t>
       </w:r>
-      <w:bookmarkEnd w:id="0"/>
+      <w:bookmarkEnd w:id="9"/>
     </w:p>
     <w:p>
       <w:pPr>
@@ -8587,7 +9677,7 @@
           <w:szCs w:val="28"/>
         </w:rPr>
       </w:pPr>
-      <w:bookmarkStart w:id="1" w:name="_Toc232089387"/>
+      <w:bookmarkStart w:id="10" w:name="_Toc232094663"/>
       <w:r>
         <w:rPr>
           <w:rFonts w:eastAsia="Times New Roman"/>
@@ -8595,7 +9685,7 @@
         </w:rPr>
         <w:t>2.1 Характеристика объектов базы данных и их взаимосвязей</w:t>
       </w:r>
-      <w:bookmarkEnd w:id="1"/>
+      <w:bookmarkEnd w:id="10"/>
     </w:p>
     <w:p>
       <w:pPr>
@@ -8773,7 +9863,6 @@
         <w:rPr>
           <w:sz w:val="28"/>
           <w:szCs w:val="28"/>
-          <w:lang w:val="en-US"/>
         </w:rPr>
       </w:pPr>
       <w:r>
@@ -8808,7 +9897,6 @@
         <w:rPr>
           <w:sz w:val="28"/>
           <w:szCs w:val="28"/>
-          <w:lang w:val="en-US"/>
         </w:rPr>
       </w:pPr>
     </w:p>
@@ -11829,7 +12917,6 @@
         <w:rPr>
           <w:sz w:val="28"/>
           <w:szCs w:val="28"/>
-          <w:lang w:val="en-US"/>
         </w:rPr>
       </w:pPr>
     </w:p>
@@ -13500,7 +14587,6 @@
         <w:rPr>
           <w:sz w:val="28"/>
           <w:szCs w:val="28"/>
-          <w:lang w:val="en-US"/>
         </w:rPr>
       </w:pPr>
     </w:p>
@@ -15357,7 +16443,6 @@
         <w:rPr>
           <w:sz w:val="28"/>
           <w:szCs w:val="28"/>
-          <w:lang w:val="en-US"/>
         </w:rPr>
       </w:pPr>
     </w:p>
@@ -17336,7 +18421,6 @@
         <w:rPr>
           <w:sz w:val="28"/>
           <w:szCs w:val="28"/>
-          <w:lang w:val="en-US"/>
         </w:rPr>
       </w:pPr>
     </w:p>
@@ -18742,7 +19826,7 @@
           <w:szCs w:val="28"/>
         </w:rPr>
       </w:pPr>
-      <w:bookmarkStart w:id="2" w:name="_Toc232089388"/>
+      <w:bookmarkStart w:id="11" w:name="_Toc232094664"/>
       <w:r>
         <w:rPr>
           <w:rFonts w:eastAsia="Times New Roman"/>
@@ -18750,7 +19834,7 @@
         </w:rPr>
         <w:t>2.2 Первичные и внешние ключи отношений</w:t>
       </w:r>
-      <w:bookmarkEnd w:id="2"/>
+      <w:bookmarkEnd w:id="11"/>
     </w:p>
     <w:p>
       <w:pPr>
@@ -18915,7 +19999,6 @@
         <w:rPr>
           <w:sz w:val="28"/>
           <w:szCs w:val="28"/>
-          <w:lang w:val="en-US"/>
         </w:rPr>
       </w:pPr>
     </w:p>
@@ -20841,7 +21924,7 @@
           <w:szCs w:val="28"/>
         </w:rPr>
       </w:pPr>
-      <w:bookmarkStart w:id="3" w:name="_Toc232089389"/>
+      <w:bookmarkStart w:id="12" w:name="_Toc232094665"/>
       <w:r>
         <w:rPr>
           <w:rFonts w:eastAsia="Times New Roman"/>
@@ -20849,7 +21932,7 @@
         </w:rPr>
         <w:t>2.3 Нормализация отношений</w:t>
       </w:r>
-      <w:bookmarkEnd w:id="3"/>
+      <w:bookmarkEnd w:id="12"/>
     </w:p>
     <w:p>
       <w:pPr>
@@ -21309,7 +22392,7 @@
           <w:szCs w:val="28"/>
         </w:rPr>
       </w:pPr>
-      <w:bookmarkStart w:id="4" w:name="_Toc232089390"/>
+      <w:bookmarkStart w:id="13" w:name="_Toc232094666"/>
       <w:r>
         <w:rPr>
           <w:rFonts w:eastAsia="Times New Roman"/>
@@ -21317,7 +22400,7 @@
         </w:rPr>
         <w:t>2.4 Инфологическая модель базы данных</w:t>
       </w:r>
-      <w:bookmarkEnd w:id="4"/>
+      <w:bookmarkEnd w:id="13"/>
     </w:p>
     <w:p>
       <w:pPr>
@@ -22016,7 +23099,7 @@
           <w:szCs w:val="28"/>
         </w:rPr>
       </w:pPr>
-      <w:bookmarkStart w:id="5" w:name="_Toc232089391"/>
+      <w:bookmarkStart w:id="14" w:name="_Toc232094667"/>
       <w:r>
         <w:rPr>
           <w:rFonts w:eastAsia="Times New Roman"/>
@@ -22024,7 +23107,7 @@
         </w:rPr>
         <w:t>2.5 Технология сбора, хранения и вывода информации</w:t>
       </w:r>
-      <w:bookmarkEnd w:id="5"/>
+      <w:bookmarkEnd w:id="14"/>
     </w:p>
     <w:p>
       <w:pPr>
@@ -22265,7 +23348,7 @@
           <w:szCs w:val="28"/>
         </w:rPr>
       </w:pPr>
-      <w:bookmarkStart w:id="6" w:name="_Toc232089392"/>
+      <w:bookmarkStart w:id="15" w:name="_Toc232094668"/>
       <w:r>
         <w:rPr>
           <w:rFonts w:eastAsia="Times New Roman"/>
@@ -22273,7 +23356,7 @@
         </w:rPr>
         <w:t>2.6 Программные модули, алгоритмы и связи между ними</w:t>
       </w:r>
-      <w:bookmarkEnd w:id="6"/>
+      <w:bookmarkEnd w:id="15"/>
     </w:p>
     <w:p>
       <w:pPr>
@@ -24534,7 +25617,7 @@
           <w:szCs w:val="28"/>
         </w:rPr>
       </w:pPr>
-      <w:bookmarkStart w:id="7" w:name="_Toc232089393"/>
+      <w:bookmarkStart w:id="16" w:name="_Toc232094669"/>
       <w:r>
         <w:rPr>
           <w:rFonts w:eastAsia="Times New Roman"/>
@@ -24542,7 +25625,7 @@
         </w:rPr>
         <w:t>2.7 Пользовательский интерфейс</w:t>
       </w:r>
-      <w:bookmarkEnd w:id="7"/>
+      <w:bookmarkEnd w:id="16"/>
     </w:p>
     <w:p>
       <w:pPr>
@@ -24637,6 +25720,7 @@
       </w:r>
       <w:r>
         <w:rPr>
+          <w:noProof/>
           <w:sz w:val="28"/>
           <w:szCs w:val="28"/>
         </w:rPr>
@@ -24777,6 +25861,7 @@
       </w:pPr>
       <w:r>
         <w:rPr>
+          <w:noProof/>
           <w:sz w:val="28"/>
           <w:szCs w:val="28"/>
         </w:rPr>
@@ -24896,6 +25981,7 @@
       </w:pPr>
       <w:r>
         <w:rPr>
+          <w:noProof/>
           <w:sz w:val="28"/>
           <w:szCs w:val="28"/>
         </w:rPr>
@@ -25022,6 +26108,7 @@
       </w:pPr>
       <w:r>
         <w:rPr>
+          <w:noProof/>
           <w:sz w:val="28"/>
           <w:szCs w:val="28"/>
         </w:rPr>
@@ -25155,6 +26242,7 @@
       </w:pPr>
       <w:r>
         <w:rPr>
+          <w:noProof/>
           <w:sz w:val="28"/>
           <w:szCs w:val="28"/>
         </w:rPr>
@@ -25297,6 +26385,7 @@
       </w:pPr>
       <w:r>
         <w:rPr>
+          <w:noProof/>
           <w:sz w:val="28"/>
           <w:szCs w:val="28"/>
         </w:rPr>
@@ -25404,6 +26493,7 @@
       </w:pPr>
       <w:r>
         <w:rPr>
+          <w:noProof/>
           <w:sz w:val="28"/>
           <w:szCs w:val="28"/>
         </w:rPr>
@@ -25536,6 +26626,7 @@
       </w:pPr>
       <w:r>
         <w:rPr>
+          <w:noProof/>
           <w:sz w:val="28"/>
           <w:szCs w:val="28"/>
         </w:rPr>
@@ -25660,6 +26751,7 @@
       </w:pPr>
       <w:r>
         <w:rPr>
+          <w:noProof/>
           <w:sz w:val="28"/>
           <w:szCs w:val="28"/>
         </w:rPr>
@@ -25838,6 +26930,7 @@
           <w:szCs w:val="28"/>
         </w:rPr>
       </w:pPr>
+      <w:bookmarkStart w:id="17" w:name="_Toc232094670"/>
       <w:r>
         <w:rPr>
           <w:szCs w:val="28"/>
@@ -25845,6 +26938,7 @@
         <w:lastRenderedPageBreak/>
         <w:t>ЗАКЛЮЧЕНИЕ</w:t>
       </w:r>
+      <w:bookmarkEnd w:id="17"/>
     </w:p>
     <w:p>
       <w:pPr>
@@ -25986,6 +27080,7 @@
           <w:szCs w:val="28"/>
         </w:rPr>
       </w:pPr>
+      <w:bookmarkStart w:id="18" w:name="_Toc232094671"/>
       <w:r>
         <w:rPr>
           <w:szCs w:val="28"/>
@@ -25993,6 +27088,7 @@
         <w:lastRenderedPageBreak/>
         <w:t>СПИСОК ИСПОЛЬЗУЕМОЙ ЛИТЕРАТУРЫ</w:t>
       </w:r>
+      <w:bookmarkEnd w:id="18"/>
     </w:p>
     <w:p/>
     <w:p>

--- a/docs/Отчет_производственная_практика_2.docx
+++ b/docs/Отчет_производственная_практика_2.docx
@@ -3218,25 +3218,7 @@
           <w:sz w:val="28"/>
           <w:szCs w:val="28"/>
         </w:rPr>
-        <w:t>Для компаний, работающих в сфере информационно-технологических услуг, качество учета клиентских обращений напрямую определяет качество обслуживания и конкурентоспособность бизнеса. Базой производственной практики является ТОО «Фирма ГЕМ СК» (г. Петропавловск) - официальный партнер-франчайзи фирмы «1С», специализирующийся на автоматизации и комплексном сопровождении программных продуктов «1</w:t>
-      </w:r>
-      <w:proofErr w:type="gramStart"/>
-      <w:r>
-        <w:rPr>
-          <w:rFonts w:eastAsia="Times New Roman"/>
-          <w:sz w:val="28"/>
-          <w:szCs w:val="28"/>
-        </w:rPr>
-        <w:t>С:Предприятие</w:t>
-      </w:r>
-      <w:proofErr w:type="gramEnd"/>
-      <w:r>
-        <w:rPr>
-          <w:rFonts w:eastAsia="Times New Roman"/>
-          <w:sz w:val="28"/>
-          <w:szCs w:val="28"/>
-        </w:rPr>
-        <w:t>». Обследование деятельности предприятия показало, что процесс учета обращений клиентов фрагментирован между несколькими системами (1С-Коннект, Битрикс24, табели учета рабочего времени, «1С:КА»): данные по каждому обращению вводятся вручную несколько раз, единый экран заявки отсутствует, а контроль сроков и трудозатрат выполняется ручной сводкой в конце месяца. Это приводит к избыточным затратам рабочего времени и риску упущенных обращений, что определяет актуальность темы работы.</w:t>
+        <w:t>Для компаний, работающих в сфере информационно-технологических услуг, качество учета клиентских обращений напрямую определяет качество обслуживания и конкурентоспособность бизнеса. Базой производственной практики является ТОО «Фирма ГЕМ СК» (г. Петропавловск) - официальный партнер-франчайзи фирмы «1С», специализирующийся на автоматизации и комплексном сопровождении программных продуктов «1С:Предприятие». Обследование деятельности предприятия показало, что процесс учета обращений клиентов фрагментирован между несколькими системами (1С-Коннект, Битрикс24, табели учета рабочего времени, «1С:КА»): данные по каждому обращению вводятся вручную несколько раз, единый экран заявки отсутствует, а контроль сроков и трудозатрат выполняется ручной сводкой в конце месяца. Это приводит к избыточным затратам рабочего времени и риску упущенных обращений, что определяет актуальность темы работы.</w:t>
       </w:r>
     </w:p>
     <w:p>
@@ -3472,23 +3454,7 @@
           <w:sz w:val="28"/>
           <w:szCs w:val="28"/>
         </w:rPr>
-        <w:t>Основным направлением деятельности компании является автоматизация и комплексное сопровождение программных продуктов на платформе «1</w:t>
-      </w:r>
-      <w:proofErr w:type="gramStart"/>
-      <w:r>
-        <w:rPr>
-          <w:sz w:val="28"/>
-          <w:szCs w:val="28"/>
-        </w:rPr>
-        <w:t>С:Предприятие</w:t>
-      </w:r>
-      <w:proofErr w:type="gramEnd"/>
-      <w:r>
-        <w:rPr>
-          <w:sz w:val="28"/>
-          <w:szCs w:val="28"/>
-        </w:rPr>
-        <w:t>» для предприятий малого и среднего бизнеса. Клиентами являются организации различных отраслей: сельское хозяйство, элеваторы, строительство, производство (машиностроение, молочная и мясная продукция, строительные материалы), оптовая торговля. Помимо продажи и внедрения программного обеспечения «1С» компания оказывает услуги по настройке, доработке, сопровождению и обновлению программ, охватывая бухгалтерский, налоговый и управленческий учет, а также организует обучение пользователей в собственном Центре сертифицированного обучения (ЦСО) и Авторизованном центре сертификации (АЦС). Для укрепления долгосрочного сотрудничества действуют программы лояльности: льготные часы экспресс-анализов, скидки на обучение, бонусные часы за участие в клиентских семинарах.</w:t>
+        <w:t>Основным направлением деятельности компании является автоматизация и комплексное сопровождение программных продуктов на платформе «1С:Предприятие» для предприятий малого и среднего бизнеса. Клиентами являются организации различных отраслей: сельское хозяйство, элеваторы, строительство, производство (машиностроение, молочная и мясная продукция, строительные материалы), оптовая торговля. Помимо продажи и внедрения программного обеспечения «1С» компания оказывает услуги по настройке, доработке, сопровождению и обновлению программ, охватывая бухгалтерский, налоговый и управленческий учет, а также организует обучение пользователей в собственном Центре сертифицированного обучения (ЦСО) и Авторизованном центре сертификации (АЦС). Для укрепления долгосрочного сотрудничества действуют программы лояльности: льготные часы экспресс-анализов, скидки на обучение, бонусные часы за участие в клиентских семинарах.</w:t>
       </w:r>
     </w:p>
     <w:p>
@@ -3592,39 +3558,7 @@
           <w:sz w:val="28"/>
           <w:szCs w:val="28"/>
         </w:rPr>
-        <w:t xml:space="preserve"> автоматизирован в конфигурации «1</w:t>
-      </w:r>
-      <w:proofErr w:type="gramStart"/>
-      <w:r>
-        <w:rPr>
-          <w:sz w:val="28"/>
-          <w:szCs w:val="28"/>
-        </w:rPr>
-        <w:t>С:Комплексная</w:t>
-      </w:r>
-      <w:proofErr w:type="gramEnd"/>
-      <w:r>
-        <w:rPr>
-          <w:sz w:val="28"/>
-          <w:szCs w:val="28"/>
-        </w:rPr>
-        <w:t xml:space="preserve"> автоматизация» (1</w:t>
-      </w:r>
-      <w:proofErr w:type="gramStart"/>
-      <w:r>
-        <w:rPr>
-          <w:sz w:val="28"/>
-          <w:szCs w:val="28"/>
-        </w:rPr>
-        <w:t>С:КА</w:t>
-      </w:r>
-      <w:proofErr w:type="gramEnd"/>
-      <w:r>
-        <w:rPr>
-          <w:sz w:val="28"/>
-          <w:szCs w:val="28"/>
-        </w:rPr>
-        <w:t>). Сведения о клиентах, используемых ими программных продуктах и истории взаимодействий хранятся в CRM-системе. После завершения работы по обращению специалист заполняет табель учета рабочего времени с указанием затраченного времени и содержания выполненных действий; в конце месяца на основании табелей формируется свод учета рабочего времени, по которому клиентам выставляются акты выполненных работ.</w:t>
+        <w:t xml:space="preserve"> автоматизирован в конфигурации «1С:Комплексная автоматизация» (1С:КА). Сведения о клиентах, используемых ими программных продуктах и истории взаимодействий хранятся в CRM-системе. После завершения работы по обращению специалист заполняет табель учета рабочего времени с указанием затраченного времени и содержания выполненных действий; в конце месяца на основании табелей формируется свод учета рабочего времени, по которому клиентам выставляются акты выполненных работ.</w:t>
       </w:r>
     </w:p>
     <w:p>
@@ -3642,23 +3576,7 @@
           <w:sz w:val="28"/>
           <w:szCs w:val="28"/>
         </w:rPr>
-        <w:t>По структуре информация, обрабатываемая на предприятии, делится на две группы. Нормативно-справочная информация включает сведения о клиентах (наименование, контактные данные, используемое программное обеспечение, состав сотрудников), договорах обслуживания, тарифах и сотрудниках компании; она ведется в CRM-системе и «1</w:t>
-      </w:r>
-      <w:proofErr w:type="gramStart"/>
-      <w:r>
-        <w:rPr>
-          <w:sz w:val="28"/>
-          <w:szCs w:val="28"/>
-        </w:rPr>
-        <w:t>С:КА</w:t>
-      </w:r>
-      <w:proofErr w:type="gramEnd"/>
-      <w:r>
-        <w:rPr>
-          <w:sz w:val="28"/>
-          <w:szCs w:val="28"/>
-        </w:rPr>
-        <w:t>». Оперативная информация включает обращения клиентов и переписку по ним (1С-Коннект), задачи со сроками и исполнителями (Битрикс24), табели учета рабочего времени и расчетные документы (1С:КА).</w:t>
+        <w:t>По структуре информация, обрабатываемая на предприятии, делится на две группы. Нормативно-справочная информация включает сведения о клиентах (наименование, контактные данные, используемое программное обеспечение, состав сотрудников), договорах обслуживания, тарифах и сотрудниках компании; она ведется в CRM-системе и «1С:КА». Оперативная информация включает обращения клиентов и переписку по ним (1С-Коннект), задачи со сроками и исполнителями (Битрикс24), табели учета рабочего времени и расчетные документы (1С:КА).</w:t>
       </w:r>
     </w:p>
     <w:p>
@@ -4082,7 +4000,49 @@
           <w:sz w:val="28"/>
           <w:szCs w:val="28"/>
         </w:rPr>
-        <w:t>В качестве метода обработки данных выбрана реляционная модель и язык SQL. Реляционная модель обеспечивает строгую структуру данных, декларативную поддержку целостности через первичные и внешние ключи и развитые средства выборки: соединения таблиц, группировку и агрегатные функции, необходимые для построения отчетов и сводных показателей. Обработка данных выполняется на серверной стороне; клиентская часть обменивается с сервером данными в формате JSON по протоколу HTTP (архитектурный стиль REST).</w:t>
+        <w:t>В качестве метода обработки данных выбрана реляционная модель и язык SQL</w:t>
+      </w:r>
+      <w:r>
+        <w:rPr>
+          <w:sz w:val="28"/>
+          <w:szCs w:val="28"/>
+        </w:rPr>
+        <w:t xml:space="preserve"> </w:t>
+      </w:r>
+      <w:r>
+        <w:rPr>
+          <w:sz w:val="28"/>
+          <w:szCs w:val="28"/>
+        </w:rPr>
+        <w:t>[7], [8], [10]</w:t>
+      </w:r>
+      <w:r>
+        <w:rPr>
+          <w:sz w:val="28"/>
+          <w:szCs w:val="28"/>
+        </w:rPr>
+        <w:t>. Реляционная модель обеспечивает строгую структуру данных, декларативную поддержку целостности через первичные и внешние ключи и развитые средства выборки: соединения таблиц, группировку и агрегатные функции, необходимые для построения отчетов и сводных показателей. Обработка данных выполняется на серверной стороне; клиентская часть обменивается с сервером данными в формате JSON по протоколу HTTP (архитектурный стиль REST)</w:t>
+      </w:r>
+      <w:r>
+        <w:rPr>
+          <w:sz w:val="28"/>
+          <w:szCs w:val="28"/>
+        </w:rPr>
+        <w:t xml:space="preserve"> </w:t>
+      </w:r>
+      <w:r>
+        <w:rPr>
+          <w:sz w:val="28"/>
+          <w:szCs w:val="28"/>
+        </w:rPr>
+        <w:t>[7], [8], [10]</w:t>
+      </w:r>
+      <w:r>
+        <w:rPr>
+          <w:sz w:val="28"/>
+          <w:szCs w:val="28"/>
+        </w:rPr>
+        <w:t>.</w:t>
       </w:r>
     </w:p>
     <w:p>
@@ -4185,6 +4145,20 @@
         <w:t>SQLite</w:t>
       </w:r>
       <w:proofErr w:type="spellEnd"/>
+      <w:r>
+        <w:rPr>
+          <w:sz w:val="28"/>
+          <w:szCs w:val="28"/>
+        </w:rPr>
+        <w:t xml:space="preserve"> </w:t>
+      </w:r>
+      <w:r>
+        <w:rPr>
+          <w:sz w:val="28"/>
+          <w:szCs w:val="28"/>
+        </w:rPr>
+        <w:t>[11], [12], [13], [14], [15]</w:t>
+      </w:r>
       <w:r>
         <w:rPr>
           <w:sz w:val="28"/>
@@ -4264,7 +4238,6 @@
           <w:szCs w:val="28"/>
         </w:rPr>
       </w:pPr>
-      <w:proofErr w:type="gramStart"/>
       <w:r>
         <w:rPr>
           <w:sz w:val="28"/>
@@ -4277,15 +4250,7 @@
           <w:sz w:val="28"/>
           <w:szCs w:val="28"/>
         </w:rPr>
-        <w:t xml:space="preserve"> информационное обеспечение</w:t>
-      </w:r>
-      <w:proofErr w:type="gramEnd"/>
-      <w:r>
-        <w:rPr>
-          <w:sz w:val="28"/>
-          <w:szCs w:val="28"/>
-        </w:rPr>
-        <w:t xml:space="preserve"> задачи составляют сведения, поступающие от клиентов и циркулирующие в действующих системах предприятия: тексты обращений из 1С-Коннект и телефонных разговоров, договоры обслуживания, контактные данные организаций, табели учета рабочего времени. Унифицированные формы документов для единого учета заявок на предприятии отсутствуют, поэтому состав реквизитов входных экранных форм спроектирован самостоятельно </w:t>
+        <w:t xml:space="preserve"> информационное обеспечение задачи составляют сведения, поступающие от клиентов и циркулирующие в действующих системах предприятия: тексты обращений из 1С-Коннект и телефонных разговоров, договоры обслуживания, контактные данные организаций, табели учета рабочего времени. Унифицированные формы документов для единого учета заявок на предприятии отсутствуют, поэтому состав реквизитов входных экранных форм спроектирован самостоятельно </w:t>
       </w:r>
       <w:r>
         <w:rPr>
@@ -5330,6 +5295,20 @@
           <w:sz w:val="28"/>
           <w:szCs w:val="28"/>
         </w:rPr>
+        <w:t xml:space="preserve"> </w:t>
+      </w:r>
+      <w:r>
+        <w:rPr>
+          <w:sz w:val="28"/>
+          <w:szCs w:val="28"/>
+        </w:rPr>
+        <w:t>[15]</w:t>
+      </w:r>
+      <w:r>
+        <w:rPr>
+          <w:sz w:val="28"/>
+          <w:szCs w:val="28"/>
+        </w:rPr>
         <w:t>. Такой способ организации выбран вместо совокупности локальных файлов, поскольку обеспечивает централизованный контроль целостности связей между сущностями, исключает дублирование данных и упрощает резервное копирование (копируется один файл базы), что соответствует принятой на предприятии практике резервного копирования.</w:t>
       </w:r>
     </w:p>
@@ -5432,7 +5411,28 @@
           <w:sz w:val="28"/>
           <w:szCs w:val="28"/>
         </w:rPr>
-        <w:t xml:space="preserve">Передача информации между клиентской и серверной частями выполняется по протоколу HTTP в формате JSON через REST API. Такой </w:t>
+        <w:t>Передача информации между клиентской и серверной частями выполняется по протоколу HTTP в формате JSON через REST API</w:t>
+      </w:r>
+      <w:r>
+        <w:rPr>
+          <w:sz w:val="28"/>
+          <w:szCs w:val="28"/>
+        </w:rPr>
+        <w:t xml:space="preserve"> </w:t>
+      </w:r>
+      <w:r>
+        <w:rPr>
+          <w:sz w:val="28"/>
+          <w:szCs w:val="28"/>
+        </w:rPr>
+        <w:t>[12], [14]</w:t>
+      </w:r>
+      <w:r>
+        <w:rPr>
+          <w:sz w:val="28"/>
+          <w:szCs w:val="28"/>
+        </w:rPr>
+        <w:t xml:space="preserve">. </w:t>
       </w:r>
       <w:r>
         <w:rPr>
@@ -5440,7 +5440,7 @@
           <w:szCs w:val="28"/>
         </w:rPr>
         <w:lastRenderedPageBreak/>
-        <w:t>метод передачи является стандартом для веб-приложений, не требует установки клиентского программного обеспечения (достаточно браузера) и позволяет в перспективе подключить к тому же API дополнительные клиенты.</w:t>
+        <w:t>Такой метод передачи является стандартом для веб-приложений, не требует установки клиентского программного обеспечения (достаточно браузера) и позволяет в перспективе подключить к тому же API дополнительные клиенты.</w:t>
       </w:r>
     </w:p>
     <w:p>
@@ -5488,7 +5488,28 @@
           <w:sz w:val="28"/>
           <w:szCs w:val="28"/>
         </w:rPr>
-        <w:t xml:space="preserve"> = ON), ограничениями уникальности и ограничениями-проверками (CHECK). Удаление записей, на которые ссылаются связанные данные, запрещено на уровне базы (правило ON DELETE RESTRICT) и сопровождается понятным сообщением пользователю о причине отказа. Макет рассчитан на одно рабочее место менеджера, поэтому разграничение прав доступа и парольная защита в нем не реализуются; защита данных обеспечивается средствами операционной системы, принятым на предприятии разграничением доступа к серверу и резервным копированием файла базы.</w:t>
+        <w:t xml:space="preserve"> = ON), ограничениями уникальности и ограничениями-проверками (CHECK)</w:t>
+      </w:r>
+      <w:r>
+        <w:rPr>
+          <w:sz w:val="28"/>
+          <w:szCs w:val="28"/>
+        </w:rPr>
+        <w:t xml:space="preserve"> </w:t>
+      </w:r>
+      <w:r>
+        <w:rPr>
+          <w:sz w:val="28"/>
+          <w:szCs w:val="28"/>
+        </w:rPr>
+        <w:t>[7], [8], [15]</w:t>
+      </w:r>
+      <w:r>
+        <w:rPr>
+          <w:sz w:val="28"/>
+          <w:szCs w:val="28"/>
+        </w:rPr>
+        <w:t>. Удаление записей, на которые ссылаются связанные данные, запрещено на уровне базы (правило ON DELETE RESTRICT) и сопровождается понятным сообщением пользователю о причине отказа. Макет рассчитан на одно рабочее место менеджера, поэтому разграничение прав доступа и парольная защита в нем не реализуются; защита данных обеспечивается средствами операционной системы, принятым на предприятии разграничением доступа к серверу и резервным копированием файла базы.</w:t>
       </w:r>
     </w:p>
     <w:p>
@@ -5660,7 +5681,7 @@
           <w:sz w:val="28"/>
           <w:szCs w:val="28"/>
         </w:rPr>
-        <w:t xml:space="preserve"> она уже используется на рабочих станциях предприятия, привычна персоналу и поддерживает весь выбранный инструментарий. Серверная часть приложения выполняется в среде Node.js версии 24 и может быть запущена как на рабочей станции менеджера, так и на имеющемся </w:t>
+        <w:t xml:space="preserve"> она уже используется на рабочих станциях предприятия, привычна персоналу и поддерживает весь выбранный инструментарий. Серверная часть приложения выполняется в среде Node.js версии 24 и может </w:t>
       </w:r>
       <w:r>
         <w:rPr>
@@ -5668,7 +5689,7 @@
           <w:szCs w:val="28"/>
         </w:rPr>
         <w:lastRenderedPageBreak/>
-        <w:t>сервере под управлением Windows Server 2019 Standard без приобретения дополнительных лицензий.</w:t>
+        <w:t>быть запущена как на рабочей станции менеджера, так и на имеющемся сервере под управлением Windows Server 2019 Standard без приобретения дополнительных лицензий.</w:t>
       </w:r>
     </w:p>
     <w:p>
@@ -7086,7 +7107,6 @@
     <w:p>
       <w:pPr>
         <w:pStyle w:val="a3"/>
-        <w:spacing w:after="0"/>
         <w:jc w:val="both"/>
         <w:rPr>
           <w:sz w:val="28"/>
@@ -7109,6 +7129,20 @@
         <w:t>SQLite</w:t>
       </w:r>
       <w:proofErr w:type="spellEnd"/>
+      <w:r>
+        <w:rPr>
+          <w:sz w:val="28"/>
+          <w:szCs w:val="28"/>
+        </w:rPr>
+        <w:t xml:space="preserve"> </w:t>
+      </w:r>
+      <w:r>
+        <w:rPr>
+          <w:sz w:val="28"/>
+          <w:szCs w:val="28"/>
+        </w:rPr>
+        <w:t>[15]</w:t>
+      </w:r>
       <w:r>
         <w:rPr>
           <w:sz w:val="28"/>
@@ -8232,7 +8266,28 @@
           <w:sz w:val="28"/>
           <w:szCs w:val="28"/>
         </w:rPr>
-        <w:t>Выбрана связка Node.js + Express: единый язык JavaScript для клиентской и серверной частей сокращает трудоемкость разработки и сопровождения, формат JSON является для платформы родным, а минималистичный фреймворк Express позволяет реализовать REST API без избыточной инфраструктуры. Сравнение клиентских фреймворков приведено в таблице 4.</w:t>
+        <w:t>Выбрана связка Node.js + Express: единый язык JavaScript для клиентской и серверной частей сокращает трудоемкость разработки и сопровождения, формат JSON является для платформы родным, а минималистичный фреймворк Express позволяет реализовать REST API без избыточной инфраструктуры</w:t>
+      </w:r>
+      <w:r>
+        <w:rPr>
+          <w:sz w:val="28"/>
+          <w:szCs w:val="28"/>
+        </w:rPr>
+        <w:t xml:space="preserve"> </w:t>
+      </w:r>
+      <w:r>
+        <w:rPr>
+          <w:sz w:val="28"/>
+          <w:szCs w:val="28"/>
+        </w:rPr>
+        <w:t xml:space="preserve"> [11], [12], [14]</w:t>
+      </w:r>
+      <w:r>
+        <w:rPr>
+          <w:sz w:val="28"/>
+          <w:szCs w:val="28"/>
+        </w:rPr>
+        <w:t>. Сравнение клиентских фреймворков приведено в таблице 4.</w:t>
       </w:r>
     </w:p>
     <w:p>
@@ -9331,7 +9386,21 @@
           <w:sz w:val="28"/>
           <w:szCs w:val="28"/>
         </w:rPr>
-        <w:t xml:space="preserve"> обеспечивает быстрый цикл разработки. </w:t>
+        <w:t xml:space="preserve"> обеспечивает быстрый цикл разработки</w:t>
+      </w:r>
+      <w:r>
+        <w:rPr>
+          <w:sz w:val="28"/>
+          <w:szCs w:val="28"/>
+        </w:rPr>
+        <w:t xml:space="preserve"> </w:t>
+      </w:r>
+      <w:r>
+        <w:rPr>
+          <w:sz w:val="28"/>
+          <w:szCs w:val="28"/>
+        </w:rPr>
+        <w:t xml:space="preserve">. </w:t>
       </w:r>
       <w:proofErr w:type="spellStart"/>
       <w:r>
@@ -9379,7 +9448,28 @@
           <w:sz w:val="28"/>
           <w:szCs w:val="28"/>
         </w:rPr>
-        <w:t xml:space="preserve"> предпочтен из соображений распространенности и доступности специалистов.</w:t>
+        <w:t xml:space="preserve"> предпочтен из соображений распространенности и доступности специалистов</w:t>
+      </w:r>
+      <w:r>
+        <w:rPr>
+          <w:sz w:val="28"/>
+          <w:szCs w:val="28"/>
+        </w:rPr>
+        <w:t xml:space="preserve"> </w:t>
+      </w:r>
+      <w:r>
+        <w:rPr>
+          <w:sz w:val="28"/>
+          <w:szCs w:val="28"/>
+        </w:rPr>
+        <w:t>[13]</w:t>
+      </w:r>
+      <w:r>
+        <w:rPr>
+          <w:sz w:val="28"/>
+          <w:szCs w:val="28"/>
+        </w:rPr>
+        <w:t>.</w:t>
       </w:r>
     </w:p>
     <w:p>
@@ -19530,7 +19620,6 @@
               <w:t xml:space="preserve">NOT NULL, CHECK: </w:t>
             </w:r>
             <w:proofErr w:type="spellStart"/>
-            <w:proofErr w:type="gramStart"/>
             <w:r>
               <w:rPr>
                 <w:rFonts w:eastAsia="Times New Roman"/>
@@ -19546,16 +19635,7 @@
                 <w:sz w:val="28"/>
                 <w:szCs w:val="28"/>
               </w:rPr>
-              <w:t xml:space="preserve"> &gt;</w:t>
-            </w:r>
-            <w:proofErr w:type="gramEnd"/>
-            <w:r>
-              <w:rPr>
-                <w:rFonts w:eastAsia="Times New Roman"/>
-                <w:sz w:val="28"/>
-                <w:szCs w:val="28"/>
-              </w:rPr>
-              <w:t>= 0</w:t>
+              <w:t xml:space="preserve"> &gt;= 0</w:t>
             </w:r>
           </w:p>
         </w:tc>
@@ -19862,7 +19942,7 @@
           <w:sz w:val="28"/>
           <w:szCs w:val="28"/>
         </w:rPr>
-        <w:t xml:space="preserve">Во всех отношениях базы данных в качестве первичного ключа используется суррогатный ключ </w:t>
+        <w:t xml:space="preserve">Во всех отношениях базы данных в качестве первичного ключа используется ключ </w:t>
       </w:r>
       <w:r>
         <w:rPr>
@@ -19903,6 +19983,20 @@
         <w:t>автоинкрементом</w:t>
       </w:r>
       <w:proofErr w:type="spellEnd"/>
+      <w:r>
+        <w:rPr>
+          <w:sz w:val="28"/>
+          <w:szCs w:val="28"/>
+        </w:rPr>
+        <w:t xml:space="preserve"> </w:t>
+      </w:r>
+      <w:r>
+        <w:rPr>
+          <w:sz w:val="28"/>
+          <w:szCs w:val="28"/>
+        </w:rPr>
+        <w:t>[7], [8]</w:t>
+      </w:r>
       <w:r>
         <w:rPr>
           <w:sz w:val="28"/>
@@ -19956,7 +20050,28 @@
           <w:sz w:val="28"/>
           <w:szCs w:val="28"/>
         </w:rPr>
-        <w:t xml:space="preserve">Ссылочная целостность обеспечивается внешними ключами с правилами ON UPDATE CASCADE (изменение значения первичного ключа автоматически распространяется на ссылающиеся записи) и ON DELETE RESTRICT (удаление записи, на которую существуют ссылки, запрещается). Контроль внешних ключей в </w:t>
+        <w:t>Ссылочная целостность обеспечивается внешними ключами с правилами ON UPDATE CASCADE (изменение значения первичного ключа автоматически распространяется на ссылающиеся записи) и ON DELETE RESTRICT (удаление записи, на которую существуют ссылки, запрещается)</w:t>
+      </w:r>
+      <w:r>
+        <w:rPr>
+          <w:sz w:val="28"/>
+          <w:szCs w:val="28"/>
+        </w:rPr>
+        <w:t xml:space="preserve"> </w:t>
+      </w:r>
+      <w:r>
+        <w:rPr>
+          <w:sz w:val="28"/>
+          <w:szCs w:val="28"/>
+        </w:rPr>
+        <w:t>[7], [8], [15]</w:t>
+      </w:r>
+      <w:r>
+        <w:rPr>
+          <w:sz w:val="28"/>
+          <w:szCs w:val="28"/>
+        </w:rPr>
+        <w:t xml:space="preserve">. Контроль внешних ключей в </w:t>
       </w:r>
       <w:proofErr w:type="spellStart"/>
       <w:r>
@@ -22072,7 +22187,28 @@
           <w:sz w:val="28"/>
           <w:szCs w:val="28"/>
         </w:rPr>
-        <w:t>, адрес), у каждого отношения определен первичный ключ.</w:t>
+        <w:t>, адрес), у каждого отношения определен первичный ключ</w:t>
+      </w:r>
+      <w:r>
+        <w:rPr>
+          <w:sz w:val="28"/>
+          <w:szCs w:val="28"/>
+        </w:rPr>
+        <w:t xml:space="preserve"> </w:t>
+      </w:r>
+      <w:r>
+        <w:rPr>
+          <w:sz w:val="28"/>
+          <w:szCs w:val="28"/>
+        </w:rPr>
+        <w:t>[7], [8]</w:t>
+      </w:r>
+      <w:r>
+        <w:rPr>
+          <w:sz w:val="28"/>
+          <w:szCs w:val="28"/>
+        </w:rPr>
+        <w:t>.</w:t>
       </w:r>
     </w:p>
     <w:p>
@@ -22156,7 +22292,28 @@
           <w:sz w:val="28"/>
           <w:szCs w:val="28"/>
         </w:rPr>
-        <w:t xml:space="preserve">Третья нормальная форма (3НФ) требует отсутствия транзитивных зависимостей неключевых атрибутов. Для ее достижения выполнена </w:t>
+        <w:t>Третья нормальная форма (3НФ) требует отсутствия транзитивных зависимостей неключевых атрибутов</w:t>
+      </w:r>
+      <w:r>
+        <w:rPr>
+          <w:sz w:val="28"/>
+          <w:szCs w:val="28"/>
+        </w:rPr>
+        <w:t xml:space="preserve"> </w:t>
+      </w:r>
+      <w:r>
+        <w:rPr>
+          <w:sz w:val="28"/>
+          <w:szCs w:val="28"/>
+        </w:rPr>
+        <w:t>[7], [8]</w:t>
+      </w:r>
+      <w:r>
+        <w:rPr>
+          <w:sz w:val="28"/>
+          <w:szCs w:val="28"/>
+        </w:rPr>
+        <w:t xml:space="preserve">. Для ее достижения выполнена </w:t>
       </w:r>
       <w:r>
         <w:rPr>
@@ -22358,7 +22515,28 @@
           <w:sz w:val="28"/>
           <w:szCs w:val="28"/>
         </w:rPr>
-        <w:t xml:space="preserve"> несет собственные атрибуты связи: дату, описание работы и затраченные часы. Таким образом, все семь отношений базы данных находятся в третьей нормальной форме, что минимизирует избыточность данных и исключает аномалии вставки, обновления и удаления.</w:t>
+        <w:t xml:space="preserve"> несет собственные атрибуты связи: дату, описание работы и затраченные часы</w:t>
+      </w:r>
+      <w:r>
+        <w:rPr>
+          <w:sz w:val="28"/>
+          <w:szCs w:val="28"/>
+        </w:rPr>
+        <w:t xml:space="preserve"> </w:t>
+      </w:r>
+      <w:r>
+        <w:rPr>
+          <w:sz w:val="28"/>
+          <w:szCs w:val="28"/>
+        </w:rPr>
+        <w:t>[7], [8], [9]</w:t>
+      </w:r>
+      <w:r>
+        <w:rPr>
+          <w:sz w:val="28"/>
+          <w:szCs w:val="28"/>
+        </w:rPr>
+        <w:t>. Таким образом, все семь отношений базы данных находятся в третьей нормальной форме, что минимизирует избыточность данных и исключает аномалии вставки, обновления и удаления.</w:t>
       </w:r>
     </w:p>
     <w:p>
@@ -22466,25 +22644,7 @@
           <w:sz w:val="28"/>
           <w:szCs w:val="28"/>
         </w:rPr>
-        <w:t xml:space="preserve"> ДОГОВОР (</w:t>
-      </w:r>
-      <w:proofErr w:type="gramStart"/>
-      <w:r>
-        <w:rPr>
-          <w:rFonts w:eastAsia="Times New Roman"/>
-          <w:sz w:val="28"/>
-          <w:szCs w:val="28"/>
-        </w:rPr>
-        <w:t>1:N</w:t>
-      </w:r>
-      <w:proofErr w:type="gramEnd"/>
-      <w:r>
-        <w:rPr>
-          <w:rFonts w:eastAsia="Times New Roman"/>
-          <w:sz w:val="28"/>
-          <w:szCs w:val="28"/>
-        </w:rPr>
-        <w:t>): один клиент заключает много договоров, каждый договор принадлежит ровно одному клиенту;</w:t>
+        <w:t xml:space="preserve"> ДОГОВОР (1:N): один клиент заключает много договоров, каждый договор принадлежит ровно одному клиенту;</w:t>
       </w:r>
     </w:p>
     <w:p>
@@ -22522,25 +22682,7 @@
           <w:sz w:val="28"/>
           <w:szCs w:val="28"/>
         </w:rPr>
-        <w:t xml:space="preserve"> ЗАЯВКА (</w:t>
-      </w:r>
-      <w:proofErr w:type="gramStart"/>
-      <w:r>
-        <w:rPr>
-          <w:rFonts w:eastAsia="Times New Roman"/>
-          <w:sz w:val="28"/>
-          <w:szCs w:val="28"/>
-        </w:rPr>
-        <w:t>1:N</w:t>
-      </w:r>
-      <w:proofErr w:type="gramEnd"/>
-      <w:r>
-        <w:rPr>
-          <w:rFonts w:eastAsia="Times New Roman"/>
-          <w:sz w:val="28"/>
-          <w:szCs w:val="28"/>
-        </w:rPr>
-        <w:t>): по одному договору регистрируется много заявок, каждая заявка относится ровно к одному договору;</w:t>
+        <w:t xml:space="preserve"> ЗАЯВКА (1:N): по одному договору регистрируется много заявок, каждая заявка относится ровно к одному договору;</w:t>
       </w:r>
     </w:p>
     <w:p>
@@ -22578,25 +22720,7 @@
           <w:sz w:val="28"/>
           <w:szCs w:val="28"/>
         </w:rPr>
-        <w:t xml:space="preserve"> ЗАЯВКА (</w:t>
-      </w:r>
-      <w:proofErr w:type="gramStart"/>
-      <w:r>
-        <w:rPr>
-          <w:rFonts w:eastAsia="Times New Roman"/>
-          <w:sz w:val="28"/>
-          <w:szCs w:val="28"/>
-        </w:rPr>
-        <w:t>1:N</w:t>
-      </w:r>
-      <w:proofErr w:type="gramEnd"/>
-      <w:r>
-        <w:rPr>
-          <w:rFonts w:eastAsia="Times New Roman"/>
-          <w:sz w:val="28"/>
-          <w:szCs w:val="28"/>
-        </w:rPr>
-        <w:t>): один сотрудник является ответственным по многим заявкам, у каждой заявки ровно один ответственный;</w:t>
+        <w:t xml:space="preserve"> ЗАЯВКА (1:N): один сотрудник является ответственным по многим заявкам, у каждой заявки ровно один ответственный;</w:t>
       </w:r>
     </w:p>
     <w:p>
@@ -22634,25 +22758,7 @@
           <w:sz w:val="28"/>
           <w:szCs w:val="28"/>
         </w:rPr>
-        <w:t xml:space="preserve"> ЗАЯВКА (</w:t>
-      </w:r>
-      <w:proofErr w:type="gramStart"/>
-      <w:r>
-        <w:rPr>
-          <w:rFonts w:eastAsia="Times New Roman"/>
-          <w:sz w:val="28"/>
-          <w:szCs w:val="28"/>
-        </w:rPr>
-        <w:t>1:N</w:t>
-      </w:r>
-      <w:proofErr w:type="gramEnd"/>
-      <w:r>
-        <w:rPr>
-          <w:rFonts w:eastAsia="Times New Roman"/>
-          <w:sz w:val="28"/>
-          <w:szCs w:val="28"/>
-        </w:rPr>
-        <w:t>): один статус присвоен многим заявкам, каждая заявка находится ровно в одном статусе;</w:t>
+        <w:t xml:space="preserve"> ЗАЯВКА (1:N): один статус присвоен многим заявкам, каждая заявка находится ровно в одном статусе;</w:t>
       </w:r>
     </w:p>
     <w:p>
@@ -22690,25 +22796,7 @@
           <w:sz w:val="28"/>
           <w:szCs w:val="28"/>
         </w:rPr>
-        <w:t xml:space="preserve"> ЗАЯВКА (</w:t>
-      </w:r>
-      <w:proofErr w:type="gramStart"/>
-      <w:r>
-        <w:rPr>
-          <w:rFonts w:eastAsia="Times New Roman"/>
-          <w:sz w:val="28"/>
-          <w:szCs w:val="28"/>
-        </w:rPr>
-        <w:t>1:N</w:t>
-      </w:r>
-      <w:proofErr w:type="gramEnd"/>
-      <w:r>
-        <w:rPr>
-          <w:rFonts w:eastAsia="Times New Roman"/>
-          <w:sz w:val="28"/>
-          <w:szCs w:val="28"/>
-        </w:rPr>
-        <w:t>): к одной категории относится много заявок, каждая заявка имеет ровно одну категорию;</w:t>
+        <w:t xml:space="preserve"> ЗАЯВКА (1:N): к одной категории относится много заявок, каждая заявка имеет ровно одну категорию;</w:t>
       </w:r>
     </w:p>
     <w:p>
@@ -22746,25 +22834,7 @@
           <w:sz w:val="28"/>
           <w:szCs w:val="28"/>
         </w:rPr>
-        <w:t xml:space="preserve"> РАБОТА (</w:t>
-      </w:r>
-      <w:proofErr w:type="gramStart"/>
-      <w:r>
-        <w:rPr>
-          <w:rFonts w:eastAsia="Times New Roman"/>
-          <w:sz w:val="28"/>
-          <w:szCs w:val="28"/>
-        </w:rPr>
-        <w:t>1:N</w:t>
-      </w:r>
-      <w:proofErr w:type="gramEnd"/>
-      <w:r>
-        <w:rPr>
-          <w:rFonts w:eastAsia="Times New Roman"/>
-          <w:sz w:val="28"/>
-          <w:szCs w:val="28"/>
-        </w:rPr>
-        <w:t>): по одной заявке выполняется много работ, каждая работа относится ровно к одной заявке;</w:t>
+        <w:t xml:space="preserve"> РАБОТА (1:N): по одной заявке выполняется много работ, каждая работа относится ровно к одной заявке;</w:t>
       </w:r>
     </w:p>
     <w:p>
@@ -22802,25 +22872,7 @@
           <w:sz w:val="28"/>
           <w:szCs w:val="28"/>
         </w:rPr>
-        <w:t xml:space="preserve"> РАБОТА (</w:t>
-      </w:r>
-      <w:proofErr w:type="gramStart"/>
-      <w:r>
-        <w:rPr>
-          <w:rFonts w:eastAsia="Times New Roman"/>
-          <w:sz w:val="28"/>
-          <w:szCs w:val="28"/>
-        </w:rPr>
-        <w:t>1:N</w:t>
-      </w:r>
-      <w:proofErr w:type="gramEnd"/>
-      <w:r>
-        <w:rPr>
-          <w:rFonts w:eastAsia="Times New Roman"/>
-          <w:sz w:val="28"/>
-          <w:szCs w:val="28"/>
-        </w:rPr>
-        <w:t>): один сотрудник выполняет много работ, каждую работу выполняет ровно один сотрудник.</w:t>
+        <w:t xml:space="preserve"> РАБОТА (1:N): один сотрудник выполняет много работ, каждую работу выполняет ровно один сотрудник.</w:t>
       </w:r>
     </w:p>
     <w:p>
@@ -22852,23 +22904,7 @@
           <w:sz w:val="28"/>
           <w:szCs w:val="28"/>
         </w:rPr>
-        <w:t xml:space="preserve"> ЗАЯВКА (несколько специалистов могут работать над одной заявкой) не реализуется в реляционной модели напрямую и декомпозирована через ассоциативную сущность РАБОТА с парой связей </w:t>
-      </w:r>
-      <w:proofErr w:type="gramStart"/>
-      <w:r>
-        <w:rPr>
-          <w:sz w:val="28"/>
-          <w:szCs w:val="28"/>
-        </w:rPr>
-        <w:t>1:N.</w:t>
-      </w:r>
-      <w:proofErr w:type="gramEnd"/>
-      <w:r>
-        <w:rPr>
-          <w:sz w:val="28"/>
-          <w:szCs w:val="28"/>
-        </w:rPr>
-        <w:t xml:space="preserve"> Инфологическая модель базы данных </w:t>
+        <w:t xml:space="preserve"> ЗАЯВКА (несколько специалистов могут работать над одной заявкой) не реализуется в реляционной модели напрямую и декомпозирована через ассоциативную сущность РАБОТА с парой связей 1:N. Инфологическая модель базы данных </w:t>
       </w:r>
       <w:r>
         <w:rPr>
@@ -23314,7 +23350,28 @@
           <w:sz w:val="28"/>
           <w:szCs w:val="28"/>
         </w:rPr>
-        <w:t xml:space="preserve"> и агрегатами для дашборда и отчетов; результат возвращается в формате JSON и отображается в интерфейсе в виде таблиц, счетчиков и диаграмм. Любой сформированный отчет может быть выгружен в файл CSV: файл формируется на клиентской стороне с экранированием специальных символов и меткой порядка байтов (BOM), обеспечивающей корректное открытие кириллицы в Microsoft Excel.</w:t>
+        <w:t xml:space="preserve"> и агрегатами для дашборда и отчетов; результат возвращается в формате JSON и отображается в интерфейсе в виде таблиц, счетчиков и диаграмм</w:t>
+      </w:r>
+      <w:r>
+        <w:rPr>
+          <w:sz w:val="28"/>
+          <w:szCs w:val="28"/>
+        </w:rPr>
+        <w:t xml:space="preserve"> </w:t>
+      </w:r>
+      <w:r>
+        <w:rPr>
+          <w:sz w:val="28"/>
+          <w:szCs w:val="28"/>
+        </w:rPr>
+        <w:t>[10].</w:t>
+      </w:r>
+      <w:r>
+        <w:rPr>
+          <w:sz w:val="28"/>
+          <w:szCs w:val="28"/>
+        </w:rPr>
+        <w:t>. Любой сформированный отчет может быть выгружен в файл CSV: файл формируется на клиентской стороне с экранированием специальных символов и меткой порядка байтов (BOM), обеспечивающей корректное открытие кириллицы в Microsoft Excel.</w:t>
       </w:r>
     </w:p>
     <w:p>
@@ -23444,7 +23501,28 @@
           <w:sz w:val="28"/>
           <w:szCs w:val="28"/>
         </w:rPr>
-        <w:t>). Слои взаимодействуют только через определенные интерфейсы: клиент обращается к серверу HTTP-запросами с JSON, сервер обращается к базе SQL-запросами. Состав модулей серверной части приведен в таблице 13.</w:t>
+        <w:t>). Слои взаимодействуют только через определенные интерфейсы: клиент обращается к серверу HTTP-запросами с JSON, сервер обращается к базе SQL-запросами</w:t>
+      </w:r>
+      <w:r>
+        <w:rPr>
+          <w:sz w:val="28"/>
+          <w:szCs w:val="28"/>
+        </w:rPr>
+        <w:t xml:space="preserve"> </w:t>
+      </w:r>
+      <w:r>
+        <w:rPr>
+          <w:sz w:val="28"/>
+          <w:szCs w:val="28"/>
+        </w:rPr>
+        <w:t>[11], [12], [13], [14], [15]</w:t>
+      </w:r>
+      <w:r>
+        <w:rPr>
+          <w:sz w:val="28"/>
+          <w:szCs w:val="28"/>
+        </w:rPr>
+        <w:t>. Состав модулей серверной части приведен в таблице 13.</w:t>
       </w:r>
     </w:p>
     <w:p>
@@ -27287,23 +27365,13 @@
         <w:t>перераб</w:t>
       </w:r>
       <w:proofErr w:type="spellEnd"/>
-      <w:proofErr w:type="gramStart"/>
       <w:r>
         <w:rPr>
           <w:sz w:val="28"/>
           <w:szCs w:val="28"/>
           <w:lang w:eastAsia="zh-CN"/>
         </w:rPr>
-        <w:t>.</w:t>
-      </w:r>
-      <w:proofErr w:type="gramEnd"/>
-      <w:r>
-        <w:rPr>
-          <w:sz w:val="28"/>
-          <w:szCs w:val="28"/>
-          <w:lang w:eastAsia="zh-CN"/>
-        </w:rPr>
-        <w:t xml:space="preserve"> и доп. – Москва: ИНФРА-М, 2014. – 669 с.;</w:t>
+        <w:t>. и доп. – Москва: ИНФРА-М, 2014. – 669 с.;</w:t>
       </w:r>
     </w:p>
     <w:p>
@@ -27767,7 +27835,7 @@
           <w:szCs w:val="28"/>
           <w:lang w:eastAsia="zh-CN"/>
         </w:rPr>
-        <w:t> (дата обращения: 08.06.2026).</w:t>
+        <w:t>.</w:t>
       </w:r>
     </w:p>
     <w:sectPr>

--- a/docs/Отчет_производственная_практика_2.docx
+++ b/docs/Отчет_производственная_практика_2.docx
@@ -4,6 +4,7 @@
   <w:body>
     <w:p>
       <w:pPr>
+        <w:ind w:right="-1"/>
         <w:jc w:val="center"/>
         <w:rPr>
           <w:b/>
@@ -3218,7 +3219,25 @@
           <w:sz w:val="28"/>
           <w:szCs w:val="28"/>
         </w:rPr>
-        <w:t>Для компаний, работающих в сфере информационно-технологических услуг, качество учета клиентских обращений напрямую определяет качество обслуживания и конкурентоспособность бизнеса. Базой производственной практики является ТОО «Фирма ГЕМ СК» (г. Петропавловск) - официальный партнер-франчайзи фирмы «1С», специализирующийся на автоматизации и комплексном сопровождении программных продуктов «1С:Предприятие». Обследование деятельности предприятия показало, что процесс учета обращений клиентов фрагментирован между несколькими системами (1С-Коннект, Битрикс24, табели учета рабочего времени, «1С:КА»): данные по каждому обращению вводятся вручную несколько раз, единый экран заявки отсутствует, а контроль сроков и трудозатрат выполняется ручной сводкой в конце месяца. Это приводит к избыточным затратам рабочего времени и риску упущенных обращений, что определяет актуальность темы работы.</w:t>
+        <w:t>Для компаний, работающих в сфере информационно-технологических услуг, качество учета клиентских обращений напрямую определяет качество обслуживания и конкурентоспособность бизнеса. Базой производственной практики является ТОО «Фирма ГЕМ СК» (г. Петропавловск) - официальный партнер-франчайзи фирмы «1С», специализирующийся на автоматизации и комплексном сопровождении программных продуктов «1</w:t>
+      </w:r>
+      <w:proofErr w:type="gramStart"/>
+      <w:r>
+        <w:rPr>
+          <w:rFonts w:eastAsia="Times New Roman"/>
+          <w:sz w:val="28"/>
+          <w:szCs w:val="28"/>
+        </w:rPr>
+        <w:t>С:Предприятие</w:t>
+      </w:r>
+      <w:proofErr w:type="gramEnd"/>
+      <w:r>
+        <w:rPr>
+          <w:rFonts w:eastAsia="Times New Roman"/>
+          <w:sz w:val="28"/>
+          <w:szCs w:val="28"/>
+        </w:rPr>
+        <w:t>». Обследование деятельности предприятия показало, что процесс учета обращений клиентов фрагментирован между несколькими системами (1С-Коннект, Битрикс24, табели учета рабочего времени, «1С:КА»): данные по каждому обращению вводятся вручную несколько раз, единый экран заявки отсутствует, а контроль сроков и трудозатрат выполняется ручной сводкой в конце месяца. Это приводит к избыточным затратам рабочего времени и риску упущенных обращений, что определяет актуальность темы работы.</w:t>
       </w:r>
     </w:p>
     <w:p>
@@ -3454,7 +3473,23 @@
           <w:sz w:val="28"/>
           <w:szCs w:val="28"/>
         </w:rPr>
-        <w:t>Основным направлением деятельности компании является автоматизация и комплексное сопровождение программных продуктов на платформе «1С:Предприятие» для предприятий малого и среднего бизнеса. Клиентами являются организации различных отраслей: сельское хозяйство, элеваторы, строительство, производство (машиностроение, молочная и мясная продукция, строительные материалы), оптовая торговля. Помимо продажи и внедрения программного обеспечения «1С» компания оказывает услуги по настройке, доработке, сопровождению и обновлению программ, охватывая бухгалтерский, налоговый и управленческий учет, а также организует обучение пользователей в собственном Центре сертифицированного обучения (ЦСО) и Авторизованном центре сертификации (АЦС). Для укрепления долгосрочного сотрудничества действуют программы лояльности: льготные часы экспресс-анализов, скидки на обучение, бонусные часы за участие в клиентских семинарах.</w:t>
+        <w:t>Основным направлением деятельности компании является автоматизация и комплексное сопровождение программных продуктов на платформе «1</w:t>
+      </w:r>
+      <w:proofErr w:type="gramStart"/>
+      <w:r>
+        <w:rPr>
+          <w:sz w:val="28"/>
+          <w:szCs w:val="28"/>
+        </w:rPr>
+        <w:t>С:Предприятие</w:t>
+      </w:r>
+      <w:proofErr w:type="gramEnd"/>
+      <w:r>
+        <w:rPr>
+          <w:sz w:val="28"/>
+          <w:szCs w:val="28"/>
+        </w:rPr>
+        <w:t>» для предприятий малого и среднего бизнеса. Клиентами являются организации различных отраслей: сельское хозяйство, элеваторы, строительство, производство (машиностроение, молочная и мясная продукция, строительные материалы), оптовая торговля. Помимо продажи и внедрения программного обеспечения «1С» компания оказывает услуги по настройке, доработке, сопровождению и обновлению программ, охватывая бухгалтерский, налоговый и управленческий учет, а также организует обучение пользователей в собственном Центре сертифицированного обучения (ЦСО) и Авторизованном центре сертификации (АЦС). Для укрепления долгосрочного сотрудничества действуют программы лояльности: льготные часы экспресс-анализов, скидки на обучение, бонусные часы за участие в клиентских семинарах.</w:t>
       </w:r>
     </w:p>
     <w:p>
@@ -3558,7 +3593,39 @@
           <w:sz w:val="28"/>
           <w:szCs w:val="28"/>
         </w:rPr>
-        <w:t xml:space="preserve"> автоматизирован в конфигурации «1С:Комплексная автоматизация» (1С:КА). Сведения о клиентах, используемых ими программных продуктах и истории взаимодействий хранятся в CRM-системе. После завершения работы по обращению специалист заполняет табель учета рабочего времени с указанием затраченного времени и содержания выполненных действий; в конце месяца на основании табелей формируется свод учета рабочего времени, по которому клиентам выставляются акты выполненных работ.</w:t>
+        <w:t xml:space="preserve"> автоматизирован в конфигурации «1</w:t>
+      </w:r>
+      <w:proofErr w:type="gramStart"/>
+      <w:r>
+        <w:rPr>
+          <w:sz w:val="28"/>
+          <w:szCs w:val="28"/>
+        </w:rPr>
+        <w:t>С:Комплексная</w:t>
+      </w:r>
+      <w:proofErr w:type="gramEnd"/>
+      <w:r>
+        <w:rPr>
+          <w:sz w:val="28"/>
+          <w:szCs w:val="28"/>
+        </w:rPr>
+        <w:t xml:space="preserve"> автоматизация» (1</w:t>
+      </w:r>
+      <w:proofErr w:type="gramStart"/>
+      <w:r>
+        <w:rPr>
+          <w:sz w:val="28"/>
+          <w:szCs w:val="28"/>
+        </w:rPr>
+        <w:t>С:КА</w:t>
+      </w:r>
+      <w:proofErr w:type="gramEnd"/>
+      <w:r>
+        <w:rPr>
+          <w:sz w:val="28"/>
+          <w:szCs w:val="28"/>
+        </w:rPr>
+        <w:t>). Сведения о клиентах, используемых ими программных продуктах и истории взаимодействий хранятся в CRM-системе. После завершения работы по обращению специалист заполняет табель учета рабочего времени с указанием затраченного времени и содержания выполненных действий; в конце месяца на основании табелей формируется свод учета рабочего времени, по которому клиентам выставляются акты выполненных работ.</w:t>
       </w:r>
     </w:p>
     <w:p>
@@ -3576,7 +3643,23 @@
           <w:sz w:val="28"/>
           <w:szCs w:val="28"/>
         </w:rPr>
-        <w:t>По структуре информация, обрабатываемая на предприятии, делится на две группы. Нормативно-справочная информация включает сведения о клиентах (наименование, контактные данные, используемое программное обеспечение, состав сотрудников), договорах обслуживания, тарифах и сотрудниках компании; она ведется в CRM-системе и «1С:КА». Оперативная информация включает обращения клиентов и переписку по ним (1С-Коннект), задачи со сроками и исполнителями (Битрикс24), табели учета рабочего времени и расчетные документы (1С:КА).</w:t>
+        <w:t>По структуре информация, обрабатываемая на предприятии, делится на две группы. Нормативно-справочная информация включает сведения о клиентах (наименование, контактные данные, используемое программное обеспечение, состав сотрудников), договорах обслуживания, тарифах и сотрудниках компании; она ведется в CRM-системе и «1</w:t>
+      </w:r>
+      <w:proofErr w:type="gramStart"/>
+      <w:r>
+        <w:rPr>
+          <w:sz w:val="28"/>
+          <w:szCs w:val="28"/>
+        </w:rPr>
+        <w:t>С:КА</w:t>
+      </w:r>
+      <w:proofErr w:type="gramEnd"/>
+      <w:r>
+        <w:rPr>
+          <w:sz w:val="28"/>
+          <w:szCs w:val="28"/>
+        </w:rPr>
+        <w:t>». Оперативная информация включает обращения клиентов и переписку по ним (1С-Коннект), задачи со сроками и исполнителями (Битрикс24), табели учета рабочего времени и расчетные документы (1С:КА).</w:t>
       </w:r>
     </w:p>
     <w:p>
@@ -4007,14 +4090,7 @@
           <w:sz w:val="28"/>
           <w:szCs w:val="28"/>
         </w:rPr>
-        <w:t xml:space="preserve"> </w:t>
-      </w:r>
-      <w:r>
-        <w:rPr>
-          <w:sz w:val="28"/>
-          <w:szCs w:val="28"/>
-        </w:rPr>
-        <w:t>[7], [8], [10]</w:t>
+        <w:t xml:space="preserve"> [7], [8], [10]</w:t>
       </w:r>
       <w:r>
         <w:rPr>
@@ -4028,14 +4104,7 @@
           <w:sz w:val="28"/>
           <w:szCs w:val="28"/>
         </w:rPr>
-        <w:t xml:space="preserve"> </w:t>
-      </w:r>
-      <w:r>
-        <w:rPr>
-          <w:sz w:val="28"/>
-          <w:szCs w:val="28"/>
-        </w:rPr>
-        <w:t>[7], [8], [10]</w:t>
+        <w:t xml:space="preserve"> [7], [8], [10]</w:t>
       </w:r>
       <w:r>
         <w:rPr>
@@ -4150,14 +4219,7 @@
           <w:sz w:val="28"/>
           <w:szCs w:val="28"/>
         </w:rPr>
-        <w:t xml:space="preserve"> </w:t>
-      </w:r>
-      <w:r>
-        <w:rPr>
-          <w:sz w:val="28"/>
-          <w:szCs w:val="28"/>
-        </w:rPr>
-        <w:t>[11], [12], [13], [14], [15]</w:t>
+        <w:t xml:space="preserve"> [11], [12], [13], [14], [15]</w:t>
       </w:r>
       <w:r>
         <w:rPr>
@@ -4238,6 +4300,7 @@
           <w:szCs w:val="28"/>
         </w:rPr>
       </w:pPr>
+      <w:proofErr w:type="gramStart"/>
       <w:r>
         <w:rPr>
           <w:sz w:val="28"/>
@@ -4250,7 +4313,15 @@
           <w:sz w:val="28"/>
           <w:szCs w:val="28"/>
         </w:rPr>
-        <w:t xml:space="preserve"> информационное обеспечение задачи составляют сведения, поступающие от клиентов и циркулирующие в действующих системах предприятия: тексты обращений из 1С-Коннект и телефонных разговоров, договоры обслуживания, контактные данные организаций, табели учета рабочего времени. Унифицированные формы документов для единого учета заявок на предприятии отсутствуют, поэтому состав реквизитов входных экранных форм спроектирован самостоятельно </w:t>
+        <w:t xml:space="preserve"> информационное обеспечение</w:t>
+      </w:r>
+      <w:proofErr w:type="gramEnd"/>
+      <w:r>
+        <w:rPr>
+          <w:sz w:val="28"/>
+          <w:szCs w:val="28"/>
+        </w:rPr>
+        <w:t xml:space="preserve"> задачи составляют сведения, поступающие от клиентов и циркулирующие в действующих системах предприятия: тексты обращений из 1С-Коннект и телефонных разговоров, договоры обслуживания, контактные данные организаций, табели учета рабочего времени. Унифицированные формы документов для единого учета заявок на предприятии отсутствуют, поэтому состав реквизитов входных экранных форм спроектирован самостоятельно </w:t>
       </w:r>
       <w:r>
         <w:rPr>
@@ -5295,14 +5366,7 @@
           <w:sz w:val="28"/>
           <w:szCs w:val="28"/>
         </w:rPr>
-        <w:t xml:space="preserve"> </w:t>
-      </w:r>
-      <w:r>
-        <w:rPr>
-          <w:sz w:val="28"/>
-          <w:szCs w:val="28"/>
-        </w:rPr>
-        <w:t>[15]</w:t>
+        <w:t xml:space="preserve"> [15]</w:t>
       </w:r>
       <w:r>
         <w:rPr>
@@ -5418,14 +5482,7 @@
           <w:sz w:val="28"/>
           <w:szCs w:val="28"/>
         </w:rPr>
-        <w:t xml:space="preserve"> </w:t>
-      </w:r>
-      <w:r>
-        <w:rPr>
-          <w:sz w:val="28"/>
-          <w:szCs w:val="28"/>
-        </w:rPr>
-        <w:t>[12], [14]</w:t>
+        <w:t xml:space="preserve"> [12], [14]</w:t>
       </w:r>
       <w:r>
         <w:rPr>
@@ -5495,14 +5552,7 @@
           <w:sz w:val="28"/>
           <w:szCs w:val="28"/>
         </w:rPr>
-        <w:t xml:space="preserve"> </w:t>
-      </w:r>
-      <w:r>
-        <w:rPr>
-          <w:sz w:val="28"/>
-          <w:szCs w:val="28"/>
-        </w:rPr>
-        <w:t>[7], [8], [15]</w:t>
+        <w:t xml:space="preserve"> [7], [8], [15]</w:t>
       </w:r>
       <w:r>
         <w:rPr>
@@ -7134,14 +7184,7 @@
           <w:sz w:val="28"/>
           <w:szCs w:val="28"/>
         </w:rPr>
-        <w:t xml:space="preserve"> </w:t>
-      </w:r>
-      <w:r>
-        <w:rPr>
-          <w:sz w:val="28"/>
-          <w:szCs w:val="28"/>
-        </w:rPr>
-        <w:t>[15]</w:t>
+        <w:t xml:space="preserve"> [15]</w:t>
       </w:r>
       <w:r>
         <w:rPr>
@@ -8266,21 +8309,30 @@
           <w:sz w:val="28"/>
           <w:szCs w:val="28"/>
         </w:rPr>
-        <w:t>Выбрана связка Node.js + Express: единый язык JavaScript для клиентской и серверной частей сокращает трудоемкость разработки и сопровождения, формат JSON является для платформы родным, а минималистичный фреймворк Express позволяет реализовать REST API без избыточной инфраструктуры</w:t>
-      </w:r>
-      <w:r>
-        <w:rPr>
-          <w:sz w:val="28"/>
-          <w:szCs w:val="28"/>
-        </w:rPr>
-        <w:t xml:space="preserve"> </w:t>
-      </w:r>
-      <w:r>
-        <w:rPr>
-          <w:sz w:val="28"/>
-          <w:szCs w:val="28"/>
-        </w:rPr>
-        <w:t xml:space="preserve"> [11], [12], [14]</w:t>
+        <w:t xml:space="preserve">Выбрана связка Node.js + Express: единый язык JavaScript для клиентской и серверной частей сокращает трудоемкость разработки и сопровождения, формат JSON является для платформы родным, а минималистичный фреймворк Express позволяет реализовать REST API без избыточной </w:t>
+      </w:r>
+      <w:proofErr w:type="gramStart"/>
+      <w:r>
+        <w:rPr>
+          <w:sz w:val="28"/>
+          <w:szCs w:val="28"/>
+        </w:rPr>
+        <w:t>инфраструктуры</w:t>
+      </w:r>
+      <w:r>
+        <w:rPr>
+          <w:sz w:val="28"/>
+          <w:szCs w:val="28"/>
+        </w:rPr>
+        <w:t xml:space="preserve">  [</w:t>
+      </w:r>
+      <w:proofErr w:type="gramEnd"/>
+      <w:r>
+        <w:rPr>
+          <w:sz w:val="28"/>
+          <w:szCs w:val="28"/>
+        </w:rPr>
+        <w:t>11], [12], [14]</w:t>
       </w:r>
       <w:r>
         <w:rPr>
@@ -9386,7 +9438,15 @@
           <w:sz w:val="28"/>
           <w:szCs w:val="28"/>
         </w:rPr>
-        <w:t xml:space="preserve"> обеспечивает быстрый цикл разработки</w:t>
+        <w:t xml:space="preserve"> обеспечивает быстрый цикл </w:t>
+      </w:r>
+      <w:proofErr w:type="gramStart"/>
+      <w:r>
+        <w:rPr>
+          <w:sz w:val="28"/>
+          <w:szCs w:val="28"/>
+        </w:rPr>
+        <w:t>разработки</w:t>
       </w:r>
       <w:r>
         <w:rPr>
@@ -9400,7 +9460,15 @@
           <w:sz w:val="28"/>
           <w:szCs w:val="28"/>
         </w:rPr>
-        <w:t xml:space="preserve">. </w:t>
+        <w:t>.</w:t>
+      </w:r>
+      <w:proofErr w:type="gramEnd"/>
+      <w:r>
+        <w:rPr>
+          <w:sz w:val="28"/>
+          <w:szCs w:val="28"/>
+        </w:rPr>
+        <w:t xml:space="preserve"> </w:t>
       </w:r>
       <w:proofErr w:type="spellStart"/>
       <w:r>
@@ -9455,14 +9523,7 @@
           <w:sz w:val="28"/>
           <w:szCs w:val="28"/>
         </w:rPr>
-        <w:t xml:space="preserve"> </w:t>
-      </w:r>
-      <w:r>
-        <w:rPr>
-          <w:sz w:val="28"/>
-          <w:szCs w:val="28"/>
-        </w:rPr>
-        <w:t>[13]</w:t>
+        <w:t xml:space="preserve"> [13]</w:t>
       </w:r>
       <w:r>
         <w:rPr>
@@ -19620,6 +19681,7 @@
               <w:t xml:space="preserve">NOT NULL, CHECK: </w:t>
             </w:r>
             <w:proofErr w:type="spellStart"/>
+            <w:proofErr w:type="gramStart"/>
             <w:r>
               <w:rPr>
                 <w:rFonts w:eastAsia="Times New Roman"/>
@@ -19635,7 +19697,16 @@
                 <w:sz w:val="28"/>
                 <w:szCs w:val="28"/>
               </w:rPr>
-              <w:t xml:space="preserve"> &gt;= 0</w:t>
+              <w:t xml:space="preserve"> &gt;</w:t>
+            </w:r>
+            <w:proofErr w:type="gramEnd"/>
+            <w:r>
+              <w:rPr>
+                <w:rFonts w:eastAsia="Times New Roman"/>
+                <w:sz w:val="28"/>
+                <w:szCs w:val="28"/>
+              </w:rPr>
+              <w:t>= 0</w:t>
             </w:r>
           </w:p>
         </w:tc>
@@ -19988,14 +20059,7 @@
           <w:sz w:val="28"/>
           <w:szCs w:val="28"/>
         </w:rPr>
-        <w:t xml:space="preserve"> </w:t>
-      </w:r>
-      <w:r>
-        <w:rPr>
-          <w:sz w:val="28"/>
-          <w:szCs w:val="28"/>
-        </w:rPr>
-        <w:t>[7], [8]</w:t>
+        <w:t xml:space="preserve"> [7], [8]</w:t>
       </w:r>
       <w:r>
         <w:rPr>
@@ -20057,14 +20121,7 @@
           <w:sz w:val="28"/>
           <w:szCs w:val="28"/>
         </w:rPr>
-        <w:t xml:space="preserve"> </w:t>
-      </w:r>
-      <w:r>
-        <w:rPr>
-          <w:sz w:val="28"/>
-          <w:szCs w:val="28"/>
-        </w:rPr>
-        <w:t>[7], [8], [15]</w:t>
+        <w:t xml:space="preserve"> [7], [8], [15]</w:t>
       </w:r>
       <w:r>
         <w:rPr>
@@ -22194,14 +22251,7 @@
           <w:sz w:val="28"/>
           <w:szCs w:val="28"/>
         </w:rPr>
-        <w:t xml:space="preserve"> </w:t>
-      </w:r>
-      <w:r>
-        <w:rPr>
-          <w:sz w:val="28"/>
-          <w:szCs w:val="28"/>
-        </w:rPr>
-        <w:t>[7], [8]</w:t>
+        <w:t xml:space="preserve"> [7], [8]</w:t>
       </w:r>
       <w:r>
         <w:rPr>
@@ -22299,14 +22349,7 @@
           <w:sz w:val="28"/>
           <w:szCs w:val="28"/>
         </w:rPr>
-        <w:t xml:space="preserve"> </w:t>
-      </w:r>
-      <w:r>
-        <w:rPr>
-          <w:sz w:val="28"/>
-          <w:szCs w:val="28"/>
-        </w:rPr>
-        <w:t>[7], [8]</w:t>
+        <w:t xml:space="preserve"> [7], [8]</w:t>
       </w:r>
       <w:r>
         <w:rPr>
@@ -22522,14 +22565,7 @@
           <w:sz w:val="28"/>
           <w:szCs w:val="28"/>
         </w:rPr>
-        <w:t xml:space="preserve"> </w:t>
-      </w:r>
-      <w:r>
-        <w:rPr>
-          <w:sz w:val="28"/>
-          <w:szCs w:val="28"/>
-        </w:rPr>
-        <w:t>[7], [8], [9]</w:t>
+        <w:t xml:space="preserve"> [7], [8], [9]</w:t>
       </w:r>
       <w:r>
         <w:rPr>
@@ -22644,7 +22680,25 @@
           <w:sz w:val="28"/>
           <w:szCs w:val="28"/>
         </w:rPr>
-        <w:t xml:space="preserve"> ДОГОВОР (1:N): один клиент заключает много договоров, каждый договор принадлежит ровно одному клиенту;</w:t>
+        <w:t xml:space="preserve"> ДОГОВОР (</w:t>
+      </w:r>
+      <w:proofErr w:type="gramStart"/>
+      <w:r>
+        <w:rPr>
+          <w:rFonts w:eastAsia="Times New Roman"/>
+          <w:sz w:val="28"/>
+          <w:szCs w:val="28"/>
+        </w:rPr>
+        <w:t>1:N</w:t>
+      </w:r>
+      <w:proofErr w:type="gramEnd"/>
+      <w:r>
+        <w:rPr>
+          <w:rFonts w:eastAsia="Times New Roman"/>
+          <w:sz w:val="28"/>
+          <w:szCs w:val="28"/>
+        </w:rPr>
+        <w:t>): один клиент заключает много договоров, каждый договор принадлежит ровно одному клиенту;</w:t>
       </w:r>
     </w:p>
     <w:p>
@@ -22682,7 +22736,25 @@
           <w:sz w:val="28"/>
           <w:szCs w:val="28"/>
         </w:rPr>
-        <w:t xml:space="preserve"> ЗАЯВКА (1:N): по одному договору регистрируется много заявок, каждая заявка относится ровно к одному договору;</w:t>
+        <w:t xml:space="preserve"> ЗАЯВКА (</w:t>
+      </w:r>
+      <w:proofErr w:type="gramStart"/>
+      <w:r>
+        <w:rPr>
+          <w:rFonts w:eastAsia="Times New Roman"/>
+          <w:sz w:val="28"/>
+          <w:szCs w:val="28"/>
+        </w:rPr>
+        <w:t>1:N</w:t>
+      </w:r>
+      <w:proofErr w:type="gramEnd"/>
+      <w:r>
+        <w:rPr>
+          <w:rFonts w:eastAsia="Times New Roman"/>
+          <w:sz w:val="28"/>
+          <w:szCs w:val="28"/>
+        </w:rPr>
+        <w:t>): по одному договору регистрируется много заявок, каждая заявка относится ровно к одному договору;</w:t>
       </w:r>
     </w:p>
     <w:p>
@@ -22720,7 +22792,25 @@
           <w:sz w:val="28"/>
           <w:szCs w:val="28"/>
         </w:rPr>
-        <w:t xml:space="preserve"> ЗАЯВКА (1:N): один сотрудник является ответственным по многим заявкам, у каждой заявки ровно один ответственный;</w:t>
+        <w:t xml:space="preserve"> ЗАЯВКА (</w:t>
+      </w:r>
+      <w:proofErr w:type="gramStart"/>
+      <w:r>
+        <w:rPr>
+          <w:rFonts w:eastAsia="Times New Roman"/>
+          <w:sz w:val="28"/>
+          <w:szCs w:val="28"/>
+        </w:rPr>
+        <w:t>1:N</w:t>
+      </w:r>
+      <w:proofErr w:type="gramEnd"/>
+      <w:r>
+        <w:rPr>
+          <w:rFonts w:eastAsia="Times New Roman"/>
+          <w:sz w:val="28"/>
+          <w:szCs w:val="28"/>
+        </w:rPr>
+        <w:t>): один сотрудник является ответственным по многим заявкам, у каждой заявки ровно один ответственный;</w:t>
       </w:r>
     </w:p>
     <w:p>
@@ -22758,7 +22848,25 @@
           <w:sz w:val="28"/>
           <w:szCs w:val="28"/>
         </w:rPr>
-        <w:t xml:space="preserve"> ЗАЯВКА (1:N): один статус присвоен многим заявкам, каждая заявка находится ровно в одном статусе;</w:t>
+        <w:t xml:space="preserve"> ЗАЯВКА (</w:t>
+      </w:r>
+      <w:proofErr w:type="gramStart"/>
+      <w:r>
+        <w:rPr>
+          <w:rFonts w:eastAsia="Times New Roman"/>
+          <w:sz w:val="28"/>
+          <w:szCs w:val="28"/>
+        </w:rPr>
+        <w:t>1:N</w:t>
+      </w:r>
+      <w:proofErr w:type="gramEnd"/>
+      <w:r>
+        <w:rPr>
+          <w:rFonts w:eastAsia="Times New Roman"/>
+          <w:sz w:val="28"/>
+          <w:szCs w:val="28"/>
+        </w:rPr>
+        <w:t>): один статус присвоен многим заявкам, каждая заявка находится ровно в одном статусе;</w:t>
       </w:r>
     </w:p>
     <w:p>
@@ -22796,7 +22904,25 @@
           <w:sz w:val="28"/>
           <w:szCs w:val="28"/>
         </w:rPr>
-        <w:t xml:space="preserve"> ЗАЯВКА (1:N): к одной категории относится много заявок, каждая заявка имеет ровно одну категорию;</w:t>
+        <w:t xml:space="preserve"> ЗАЯВКА (</w:t>
+      </w:r>
+      <w:proofErr w:type="gramStart"/>
+      <w:r>
+        <w:rPr>
+          <w:rFonts w:eastAsia="Times New Roman"/>
+          <w:sz w:val="28"/>
+          <w:szCs w:val="28"/>
+        </w:rPr>
+        <w:t>1:N</w:t>
+      </w:r>
+      <w:proofErr w:type="gramEnd"/>
+      <w:r>
+        <w:rPr>
+          <w:rFonts w:eastAsia="Times New Roman"/>
+          <w:sz w:val="28"/>
+          <w:szCs w:val="28"/>
+        </w:rPr>
+        <w:t>): к одной категории относится много заявок, каждая заявка имеет ровно одну категорию;</w:t>
       </w:r>
     </w:p>
     <w:p>
@@ -22834,7 +22960,25 @@
           <w:sz w:val="28"/>
           <w:szCs w:val="28"/>
         </w:rPr>
-        <w:t xml:space="preserve"> РАБОТА (1:N): по одной заявке выполняется много работ, каждая работа относится ровно к одной заявке;</w:t>
+        <w:t xml:space="preserve"> РАБОТА (</w:t>
+      </w:r>
+      <w:proofErr w:type="gramStart"/>
+      <w:r>
+        <w:rPr>
+          <w:rFonts w:eastAsia="Times New Roman"/>
+          <w:sz w:val="28"/>
+          <w:szCs w:val="28"/>
+        </w:rPr>
+        <w:t>1:N</w:t>
+      </w:r>
+      <w:proofErr w:type="gramEnd"/>
+      <w:r>
+        <w:rPr>
+          <w:rFonts w:eastAsia="Times New Roman"/>
+          <w:sz w:val="28"/>
+          <w:szCs w:val="28"/>
+        </w:rPr>
+        <w:t>): по одной заявке выполняется много работ, каждая работа относится ровно к одной заявке;</w:t>
       </w:r>
     </w:p>
     <w:p>
@@ -22872,7 +23016,25 @@
           <w:sz w:val="28"/>
           <w:szCs w:val="28"/>
         </w:rPr>
-        <w:t xml:space="preserve"> РАБОТА (1:N): один сотрудник выполняет много работ, каждую работу выполняет ровно один сотрудник.</w:t>
+        <w:t xml:space="preserve"> РАБОТА (</w:t>
+      </w:r>
+      <w:proofErr w:type="gramStart"/>
+      <w:r>
+        <w:rPr>
+          <w:rFonts w:eastAsia="Times New Roman"/>
+          <w:sz w:val="28"/>
+          <w:szCs w:val="28"/>
+        </w:rPr>
+        <w:t>1:N</w:t>
+      </w:r>
+      <w:proofErr w:type="gramEnd"/>
+      <w:r>
+        <w:rPr>
+          <w:rFonts w:eastAsia="Times New Roman"/>
+          <w:sz w:val="28"/>
+          <w:szCs w:val="28"/>
+        </w:rPr>
+        <w:t>): один сотрудник выполняет много работ, каждую работу выполняет ровно один сотрудник.</w:t>
       </w:r>
     </w:p>
     <w:p>
@@ -22904,7 +23066,23 @@
           <w:sz w:val="28"/>
           <w:szCs w:val="28"/>
         </w:rPr>
-        <w:t xml:space="preserve"> ЗАЯВКА (несколько специалистов могут работать над одной заявкой) не реализуется в реляционной модели напрямую и декомпозирована через ассоциативную сущность РАБОТА с парой связей 1:N. Инфологическая модель базы данных </w:t>
+        <w:t xml:space="preserve"> ЗАЯВКА (несколько специалистов могут работать над одной заявкой) не реализуется в реляционной модели напрямую и декомпозирована через ассоциативную сущность РАБОТА с парой связей </w:t>
+      </w:r>
+      <w:proofErr w:type="gramStart"/>
+      <w:r>
+        <w:rPr>
+          <w:sz w:val="28"/>
+          <w:szCs w:val="28"/>
+        </w:rPr>
+        <w:t>1:N.</w:t>
+      </w:r>
+      <w:proofErr w:type="gramEnd"/>
+      <w:r>
+        <w:rPr>
+          <w:sz w:val="28"/>
+          <w:szCs w:val="28"/>
+        </w:rPr>
+        <w:t xml:space="preserve"> Инфологическая модель базы данных </w:t>
       </w:r>
       <w:r>
         <w:rPr>
@@ -23357,21 +23535,30 @@
           <w:sz w:val="28"/>
           <w:szCs w:val="28"/>
         </w:rPr>
-        <w:t xml:space="preserve"> </w:t>
-      </w:r>
-      <w:r>
-        <w:rPr>
-          <w:sz w:val="28"/>
-          <w:szCs w:val="28"/>
-        </w:rPr>
-        <w:t>[10].</w:t>
-      </w:r>
-      <w:r>
-        <w:rPr>
-          <w:sz w:val="28"/>
-          <w:szCs w:val="28"/>
-        </w:rPr>
-        <w:t>. Любой сформированный отчет может быть выгружен в файл CSV: файл формируется на клиентской стороне с экранированием специальных символов и меткой порядка байтов (BOM), обеспечивающей корректное открытие кириллицы в Microsoft Excel.</w:t>
+        <w:t xml:space="preserve"> [10</w:t>
+      </w:r>
+      <w:proofErr w:type="gramStart"/>
+      <w:r>
+        <w:rPr>
+          <w:sz w:val="28"/>
+          <w:szCs w:val="28"/>
+        </w:rPr>
+        <w:t>].</w:t>
+      </w:r>
+      <w:r>
+        <w:rPr>
+          <w:sz w:val="28"/>
+          <w:szCs w:val="28"/>
+        </w:rPr>
+        <w:t>.</w:t>
+      </w:r>
+      <w:proofErr w:type="gramEnd"/>
+      <w:r>
+        <w:rPr>
+          <w:sz w:val="28"/>
+          <w:szCs w:val="28"/>
+        </w:rPr>
+        <w:t xml:space="preserve"> Любой сформированный отчет может быть выгружен в файл CSV: файл формируется на клиентской стороне с экранированием специальных символов и меткой порядка байтов (BOM), обеспечивающей корректное открытие кириллицы в Microsoft Excel.</w:t>
       </w:r>
     </w:p>
     <w:p>
@@ -23508,14 +23695,7 @@
           <w:sz w:val="28"/>
           <w:szCs w:val="28"/>
         </w:rPr>
-        <w:t xml:space="preserve"> </w:t>
-      </w:r>
-      <w:r>
-        <w:rPr>
-          <w:sz w:val="28"/>
-          <w:szCs w:val="28"/>
-        </w:rPr>
-        <w:t>[11], [12], [13], [14], [15]</w:t>
+        <w:t xml:space="preserve"> [11], [12], [13], [14], [15]</w:t>
       </w:r>
       <w:r>
         <w:rPr>
@@ -27365,13 +27545,23 @@
         <w:t>перераб</w:t>
       </w:r>
       <w:proofErr w:type="spellEnd"/>
+      <w:proofErr w:type="gramStart"/>
       <w:r>
         <w:rPr>
           <w:sz w:val="28"/>
           <w:szCs w:val="28"/>
           <w:lang w:eastAsia="zh-CN"/>
         </w:rPr>
-        <w:t>. и доп. – Москва: ИНФРА-М, 2014. – 669 с.;</w:t>
+        <w:t>.</w:t>
+      </w:r>
+      <w:proofErr w:type="gramEnd"/>
+      <w:r>
+        <w:rPr>
+          <w:sz w:val="28"/>
+          <w:szCs w:val="28"/>
+          <w:lang w:eastAsia="zh-CN"/>
+        </w:rPr>
+        <w:t xml:space="preserve"> и доп. – Москва: ИНФРА-М, 2014. – 669 с.;</w:t>
       </w:r>
     </w:p>
     <w:p>
@@ -28888,6 +29078,7 @@
   <w:style w:type="character" w:default="1" w:styleId="a0">
     <w:name w:val="Default Paragraph Font"/>
     <w:uiPriority w:val="1"/>
+    <w:semiHidden/>
     <w:unhideWhenUsed/>
   </w:style>
   <w:style w:type="table" w:default="1" w:styleId="a1">
